--- a/downloads/student/ai-2-week-34.docx
+++ b/downloads/student/ai-2-week-34.docx
@@ -1927,6 +1927,16 @@
     <w:p>
       <w:r>
         <w:t>Twelve designed cases describe this test suite, not an unbiased estimate of future usage accuracy.</w:t>
+      </w:r>
+    </w:p>
+    <w:p>
+      <w:r>
+        <w:t>Read the labelled picture: Can these records establish performance for different user groups?</w:t>
+      </w:r>
+    </w:p>
+    <w:p>
+      <w:r>
+        <w:t>Change one thing: Someone reports only the ordinary slice. Predict the result before checking the explanation. What remains the same?</w:t>
       </w:r>
     </w:p>
     <w:p>
@@ -3917,6 +3927,187 @@
     <w:p>
       <w:r>
         <w:t>Attempt the independent case before hints. Record whether you worked alone, used a hint or followed a model. After feedback, fix the first unsupported step and explain why it changed. A later check uses a changed case, not a copied answer.</w:t>
+      </w:r>
+    </w:p>
+    <w:p>
+      <w:pPr>
+        <w:pStyle w:val="Heading1"/>
+      </w:pPr>
+      <w:r>
+        <w:t>15. Your lesson route</w:t>
+      </w:r>
+    </w:p>
+    <w:p>
+      <w:r>
+        <w:t>Start with this question: A fictional recommender is tested on distinct ordinary, equality, invalid-input and tie cases.</w:t>
+      </w:r>
+    </w:p>
+    <w:tbl>
+      <w:tblPr>
+        <w:tblStyle w:val="LightShading-Accent1"/>
+        <w:tblW w:type="auto" w:w="0"/>
+        <w:tblLook w:firstColumn="1" w:firstRow="1" w:lastColumn="0" w:lastRow="0" w:noHBand="0" w:noVBand="1" w:val="04A0"/>
+      </w:tblPr>
+      <w:tblGrid>
+        <w:gridCol w:w="5112"/>
+        <w:gridCol w:w="5112"/>
+      </w:tblGrid>
+      <w:tr>
+        <w:trPr>
+          <w:tblHeader/>
+        </w:trPr>
+        <w:tc>
+          <w:tcPr>
+            <w:tcW w:type="dxa" w:w="5112"/>
+          </w:tcPr>
+          <w:p>
+            <w:r>
+              <w:t>By the end, I can</w:t>
+            </w:r>
+          </w:p>
+        </w:tc>
+        <w:tc>
+          <w:tcPr>
+            <w:tcW w:type="dxa" w:w="5112"/>
+          </w:tcPr>
+          <w:p>
+            <w:r>
+              <w:t>How I will show it</w:t>
+            </w:r>
+          </w:p>
+        </w:tc>
+      </w:tr>
+      <w:tr>
+        <w:tc>
+          <w:tcPr>
+            <w:tcW w:type="dxa" w:w="5112"/>
+          </w:tcPr>
+          <w:p>
+            <w:r>
+              <w:t>Evaluate across varied cases</w:t>
+            </w:r>
+          </w:p>
+        </w:tc>
+        <w:tc>
+          <w:tcPr>
+            <w:tcW w:type="dxa" w:w="5112"/>
+          </w:tcPr>
+          <w:p>
+            <w:r>
+              <w:t>Explain the deciding step, show a trace or test, and state one limit.</w:t>
+            </w:r>
+          </w:p>
+        </w:tc>
+      </w:tr>
+      <w:tr>
+        <w:tc>
+          <w:tcPr>
+            <w:tcW w:type="dxa" w:w="5112"/>
+          </w:tcPr>
+          <w:p>
+            <w:r>
+              <w:t>Report failures with their denominators</w:t>
+            </w:r>
+          </w:p>
+        </w:tc>
+        <w:tc>
+          <w:tcPr>
+            <w:tcW w:type="dxa" w:w="5112"/>
+          </w:tcPr>
+          <w:p>
+            <w:r>
+              <w:t>Explain the deciding step, show a trace or test, and state one limit.</w:t>
+            </w:r>
+          </w:p>
+        </w:tc>
+      </w:tr>
+      <w:tr>
+        <w:tc>
+          <w:tcPr>
+            <w:tcW w:type="dxa" w:w="5112"/>
+          </w:tcPr>
+          <w:p>
+            <w:r>
+              <w:t>Separate development evidence from final checks</w:t>
+            </w:r>
+          </w:p>
+        </w:tc>
+        <w:tc>
+          <w:tcPr>
+            <w:tcW w:type="dxa" w:w="5112"/>
+          </w:tcPr>
+          <w:p>
+            <w:r>
+              <w:t>Explain the deciding step, show a trace or test, and state one limit.</w:t>
+            </w:r>
+          </w:p>
+        </w:tc>
+      </w:tr>
+    </w:tbl>
+    <w:p>
+      <w:r>
+        <w:t>Remember → watch and explain → try with help → investigate → try independently → keep project evidence. Your teacher may spread this lesson across several classes.</w:t>
+      </w:r>
+    </w:p>
+    <w:p>
+      <w:r>
+        <w:t>Keep your first prediction. Compare it with what the evidence shows and explain any change.</w:t>
+      </w:r>
+    </w:p>
+    <w:p>
+      <w:pPr>
+        <w:pStyle w:val="Heading1"/>
+      </w:pPr>
+      <w:r>
+        <w:t>16. Finish and return</w:t>
+      </w:r>
+    </w:p>
+    <w:p>
+      <w:r>
+        <w:t>Close your notes. Explain this goal in your own words: Evaluate across varied cases</w:t>
+      </w:r>
+    </w:p>
+    <w:p>
+      <w:pPr>
+        <w:pStyle w:val="Heading3"/>
+      </w:pPr>
+      <w:r>
+        <w:t>My deciding step, evidence and one remaining question</w:t>
+      </w:r>
+    </w:p>
+    <w:p>
+      <w:r>
+        <w:t>________________________________________________________________</w:t>
+      </w:r>
+    </w:p>
+    <w:p>
+      <w:r>
+        <w:t>________________________________________________________________</w:t>
+      </w:r>
+    </w:p>
+    <w:p>
+      <w:r>
+        <w:t>________________________________________________________________</w:t>
+      </w:r>
+    </w:p>
+    <w:p>
+      <w:r>
+        <w:t>________________________________________________________________</w:t>
+      </w:r>
+    </w:p>
+    <w:p>
+      <w:r>
+        <w:t>________________________________________________________________</w:t>
+      </w:r>
+    </w:p>
+    <w:p>
+      <w:r>
+        <w:t>If you are unsure, return to the worked picture and explain one arrow. If you are ready, change an input or assumption and justify your prediction.</w:t>
+      </w:r>
+    </w:p>
+    <w:p>
+      <w:r>
+        <w:t>Save your workbook evidence. At the next review, try a different case before opening your old answer.</w:t>
       </w:r>
     </w:p>
     <w:sectPr>

--- a/downloads/student/ai-2-week-34.docx
+++ b/downloads/student/ai-2-week-34.docx
@@ -4108,6 +4108,220 @@
     <w:p>
       <w:r>
         <w:t>Save your workbook evidence. At the next review, try a different case before opening your old answer.</w:t>
+      </w:r>
+    </w:p>
+    <w:p>
+      <w:pPr>
+        <w:pStyle w:val="Heading1"/>
+      </w:pPr>
+      <w:r>
+        <w:t>17. Supported practice, repair and portfolio</w:t>
+      </w:r>
+    </w:p>
+    <w:p>
+      <w:r>
+        <w:t>Use this supported practice once, in the browser or on paper. Keep the reserved independent assessment for a separate first attempt before teacher feedback.</w:t>
+      </w:r>
+    </w:p>
+    <w:p>
+      <w:r>
+        <w:t>A fictional recommender is tested on distinct ordinary, equality, invalid-input and tie cases.</w:t>
+      </w:r>
+    </w:p>
+    <w:p>
+      <w:pPr>
+        <w:pStyle w:val="Heading3"/>
+      </w:pPr>
+      <w:r>
+        <w:t>Practice 1: explain the deciding evidence</w:t>
+      </w:r>
+    </w:p>
+    <w:p>
+      <w:r>
+        <w:t>Which labelled step matches this detail? Inspect failed equality traces and any invalid-input safety consequence, not only the total.</w:t>
+      </w:r>
+    </w:p>
+    <w:p>
+      <w:r>
+        <w:t>1. Prioritise repair</w:t>
+      </w:r>
+    </w:p>
+    <w:p>
+      <w:r>
+        <w:t>2. Total count</w:t>
+      </w:r>
+    </w:p>
+    <w:p>
+      <w:r>
+        <w:t>3. Find weak slices</w:t>
+      </w:r>
+    </w:p>
+    <w:p>
+      <w:r>
+        <w:t>4. Overall rate</w:t>
+      </w:r>
+    </w:p>
+    <w:p>
+      <w:pPr>
+        <w:pStyle w:val="Heading3"/>
+      </w:pPr>
+      <w:r>
+        <w:t>My selected conclusion, deciding fact and explanation</w:t>
+      </w:r>
+    </w:p>
+    <w:p>
+      <w:r>
+        <w:t>________________________________________________________________</w:t>
+      </w:r>
+    </w:p>
+    <w:p>
+      <w:r>
+        <w:t>________________________________________________________________</w:t>
+      </w:r>
+    </w:p>
+    <w:p>
+      <w:r>
+        <w:t>________________________________________________________________</w:t>
+      </w:r>
+    </w:p>
+    <w:p>
+      <w:r>
+        <w:t>________________________________________________________________</w:t>
+      </w:r>
+    </w:p>
+    <w:p>
+      <w:r>
+        <w:t>________________________________________________________________</w:t>
+      </w:r>
+    </w:p>
+    <w:p>
+      <w:r>
+        <w:t>Hint if needed: Read the steps in the pictorial case. Match the supplied detail to the stage that performs or records it.</w:t>
+      </w:r>
+    </w:p>
+    <w:p>
+      <w:r>
+        <w:t>After your attempt, compare with the supported explanation: Prioritise repair Inspect failed equality traces and any invalid-input safety consequence, not only the total. Varied tests expose behavior an ordinary demonstration misses. The overall result combines disjoint cases once each; overlapping labels would require unique-case accounting. Prioritisation also depends on consequences: a malformed input that triggers an unauthorised action can be more serious than a harmless tie-order failure. Retain each failed case and its expected output.</w:t>
+      </w:r>
+    </w:p>
+    <w:p>
+      <w:pPr>
+        <w:pStyle w:val="Heading3"/>
+      </w:pPr>
+      <w:r>
+        <w:t>Practice 2: explain the deciding evidence</w:t>
+      </w:r>
+    </w:p>
+    <w:p>
+      <w:r>
+        <w:t>Changed-case practice: Someone reports only the ordinary slice. Which conclusion is supported by the supplied facts?</w:t>
+      </w:r>
+    </w:p>
+    <w:p>
+      <w:r>
+        <w:t>1. This one example guarantees correct results for every future input.</w:t>
+      </w:r>
+    </w:p>
+    <w:p>
+      <w:r>
+        <w:t>2. The claim becomes 4/4 on ordinary cases, not 100% across all tests.</w:t>
+      </w:r>
+    </w:p>
+    <w:p>
+      <w:r>
+        <w:t>3. We can decide the result without examining the changed input or the procedure.</w:t>
+      </w:r>
+    </w:p>
+    <w:p>
+      <w:pPr>
+        <w:pStyle w:val="Heading3"/>
+      </w:pPr>
+      <w:r>
+        <w:t>My selected conclusion, deciding fact and explanation</w:t>
+      </w:r>
+    </w:p>
+    <w:p>
+      <w:r>
+        <w:t>________________________________________________________________</w:t>
+      </w:r>
+    </w:p>
+    <w:p>
+      <w:r>
+        <w:t>________________________________________________________________</w:t>
+      </w:r>
+    </w:p>
+    <w:p>
+      <w:r>
+        <w:t>________________________________________________________________</w:t>
+      </w:r>
+    </w:p>
+    <w:p>
+      <w:r>
+        <w:t>________________________________________________________________</w:t>
+      </w:r>
+    </w:p>
+    <w:p>
+      <w:r>
+        <w:t>________________________________________________________________</w:t>
+      </w:r>
+    </w:p>
+    <w:p>
+      <w:r>
+        <w:t>Hint if needed: Use the changed condition and the deciding step in the pictorial trace. The answer must say what follows from those facts.</w:t>
+      </w:r>
+    </w:p>
+    <w:p>
+      <w:r>
+        <w:t>After your attempt, compare with the supported explanation: The claim becomes 4/4 on ordinary cases, not 100% across all tests. Eight nonordinary cases and their failures have been omitted.</w:t>
+      </w:r>
+    </w:p>
+    <w:p>
+      <w:pPr>
+        <w:pStyle w:val="Heading3"/>
+      </w:pPr>
+      <w:r>
+        <w:t>Repair a missing building block</w:t>
+      </w:r>
+    </w:p>
+    <w:p>
+      <w:r>
+        <w:t>Review Build the Recommender (ai-2/33). Goal: Implement a deterministic recommender. Short practice: Explain why B does not win after D is excluded even though it has fewer pages.. Return to this week and explain what you changed.</w:t>
+      </w:r>
+    </w:p>
+    <w:p>
+      <w:r>
+        <w:t>Review Permissions and Human Review (ai-2/31). Goal: Explain the mechanism and terminology of least privilege and tool scopes. Short practice: Which proposal is allowed, and why is an authorised object alone insufficient?. Return to this week and explain what you changed.</w:t>
+      </w:r>
+    </w:p>
+    <w:p>
+      <w:r>
+        <w:t>Review Prompt Experiments (ai-2/28). Goal: Explain the mechanism and terminology of controlled prompt experiments. Short practice: Name the case P passes and Q fails, and explain why it matters.. Return to this week and explain what you changed.</w:t>
+      </w:r>
+    </w:p>
+    <w:p>
+      <w:pPr>
+        <w:pStyle w:val="Heading3"/>
+      </w:pPr>
+      <w:r>
+        <w:t>Predict, run and debug</w:t>
+      </w:r>
+    </w:p>
+    <w:p>
+      <w:r>
+        <w:t>The browser lab lets you edit the supported Python examples already included in this lesson. Predict first, run, inspect the actual output or error, change one input, then run again. Keep code, predictions, actual results and a reasoned revision together. On paper, label your result as a trace rather than an execution.</w:t>
+      </w:r>
+    </w:p>
+    <w:p>
+      <w:pPr>
+        <w:pStyle w:val="Heading3"/>
+      </w:pPr>
+      <w:r>
+        <w:t>Keep your completed work</w:t>
+      </w:r>
+    </w:p>
+    <w:p>
+      <w:r>
+        <w:t>Use Download completed work in the hosted lesson to export your answers, reflections, practice feedback and code-run evidence. Open the HTML copy to read or print it. Drafts stay in this browser when storage is available; clear drafts on a shared device.</w:t>
       </w:r>
     </w:p>
     <w:sectPr>

--- a/downloads/student/ai-2-week-34.docx
+++ b/downloads/student/ai-2-week-34.docx
@@ -42,6 +42,11 @@
       </w:r>
     </w:p>
     <w:p>
+      <w:r>
+        <w:t>Start with the target: Evaluate across varied cases. Try the recall before opening notes.</w:t>
+      </w:r>
+    </w:p>
+    <w:p>
       <w:pPr>
         <w:pStyle w:val="Heading3"/>
       </w:pPr>
@@ -50,18 +55,48 @@
       </w:r>
     </w:p>
     <w:p>
-      <w:r>
+      <w:pPr>
+        <w:spacing w:line="336" w:lineRule="auto" w:after="180"/>
+      </w:pPr>
+      <w:r>
+        <w:rPr>
+          <w:b w:val="0"/>
+        </w:rPr>
         <w:t>I can evaluate across varied cases.</w:t>
       </w:r>
     </w:p>
     <w:p>
-      <w:r>
+      <w:pPr>
+        <w:spacing w:line="336" w:lineRule="auto" w:after="180"/>
+      </w:pPr>
+      <w:r>
+        <w:rPr>
+          <w:b w:val="0"/>
+        </w:rPr>
         <w:t>I can report failures with their denominators.</w:t>
       </w:r>
     </w:p>
     <w:p>
-      <w:r>
-        <w:t>I can separate development evidence from final checks.</w:t>
+      <w:pPr>
+        <w:spacing w:line="336" w:lineRule="auto" w:after="180"/>
+      </w:pPr>
+      <w:r>
+        <w:rPr>
+          <w:b w:val="0"/>
+        </w:rPr>
+        <w:t xml:space="preserve">I can separate development </w:t>
+      </w:r>
+      <w:r>
+        <w:rPr>
+          <w:b/>
+        </w:rPr>
+        <w:t>evidence</w:t>
+      </w:r>
+      <w:r>
+        <w:rPr>
+          <w:b w:val="0"/>
+        </w:rPr>
+        <w:t xml:space="preserve"> from final checks.</w:t>
       </w:r>
     </w:p>
     <w:p>
@@ -73,38 +108,104 @@
       </w:r>
     </w:p>
     <w:p>
-      <w:r>
+      <w:pPr>
+        <w:spacing w:line="336" w:lineRule="auto" w:after="180"/>
+      </w:pPr>
+      <w:r>
+        <w:rPr>
+          <w:b w:val="0"/>
+        </w:rPr>
         <w:t>Close your notes first. A rough first answer helps us choose the right starting point; it is not a score for your ability.</w:t>
       </w:r>
     </w:p>
     <w:p>
-      <w:r>
+      <w:pPr>
+        <w:spacing w:line="336" w:lineRule="auto" w:after="180"/>
+      </w:pPr>
+      <w:r>
+        <w:rPr>
+          <w:b w:val="0"/>
+        </w:rPr>
         <w:t>Without opening the old lesson, explain one key idea from Build the Recommender. Give an example and a mistake that the idea helps you avoid.</w:t>
       </w:r>
     </w:p>
     <w:p>
-      <w:r>
+      <w:pPr>
+        <w:spacing w:line="336" w:lineRule="auto" w:after="180"/>
+      </w:pPr>
+      <w:r>
+        <w:rPr>
+          <w:b w:val="0"/>
+        </w:rPr>
         <w:t>Without opening the old lesson, explain one key idea from Permissions and Human Review. Give an example and a mistake that the idea helps you avoid.</w:t>
       </w:r>
     </w:p>
     <w:p>
-      <w:r>
+      <w:pPr>
+        <w:spacing w:line="336" w:lineRule="auto" w:after="180"/>
+      </w:pPr>
+      <w:r>
+        <w:rPr>
+          <w:b w:val="0"/>
+        </w:rPr>
         <w:t>Without opening the old lesson, explain one key idea from Prompt Experiments. Give an example and a mistake that the idea helps you avoid.</w:t>
       </w:r>
     </w:p>
     <w:p>
-      <w:r>
-        <w:t>After trying, check the relevant lesson or ask your teacher. Change the part of your explanation that the evidence shows was wrong.</w:t>
-      </w:r>
-    </w:p>
-    <w:p>
-      <w:r>
+      <w:pPr>
+        <w:spacing w:line="336" w:lineRule="auto" w:after="180"/>
+      </w:pPr>
+      <w:r>
+        <w:rPr>
+          <w:b w:val="0"/>
+        </w:rPr>
+        <w:t xml:space="preserve">After trying, check the relevant lesson or ask your teacher. Change the part of your explanation that the </w:t>
+      </w:r>
+      <w:r>
+        <w:rPr>
+          <w:b/>
+        </w:rPr>
+        <w:t>evidence</w:t>
+      </w:r>
+      <w:r>
+        <w:rPr>
+          <w:b w:val="0"/>
+        </w:rPr>
+        <w:t xml:space="preserve"> shows was wrong.</w:t>
+      </w:r>
+    </w:p>
+    <w:p>
+      <w:pPr>
+        <w:spacing w:line="336" w:lineRule="auto" w:after="180"/>
+      </w:pPr>
+      <w:r>
+        <w:rPr>
+          <w:b w:val="0"/>
+        </w:rPr>
         <w:t>Week 34: Test Diverse Users</w:t>
       </w:r>
     </w:p>
     <w:p>
-      <w:r>
-        <w:t>Evaluation must include ordinary, edge, and underserved cases.</w:t>
+      <w:pPr>
+        <w:spacing w:line="336" w:lineRule="auto" w:after="180"/>
+      </w:pPr>
+      <w:r>
+        <w:rPr>
+          <w:b w:val="0"/>
+        </w:rPr>
+        <w:t xml:space="preserve">Evaluation must include ordinary, edge, and </w:t>
+      </w:r>
+      <w:r>
+        <w:rPr>
+          <w:b/>
+        </w:rPr>
+        <w:t>underserved</w:t>
+      </w:r>
+      <w:r>
+        <w:rPr>
+          <w:b w:val="0"/>
+        </w:rPr>
+        <w:t xml:space="preserve"> cases.</w:t>
       </w:r>
     </w:p>
     <w:p>
@@ -144,17 +245,47 @@
       </w:r>
     </w:p>
     <w:p>
-      <w:r>
+      <w:pPr>
+        <w:spacing w:line="336" w:lineRule="auto" w:after="180"/>
+      </w:pPr>
+      <w:r>
+        <w:rPr>
+          <w:b/>
+        </w:rPr>
         <w:t>THINKER MISSION</w:t>
       </w:r>
     </w:p>
     <w:p>
-      <w:r>
-        <w:t>Run four user profiles; log errors and fairness concerns.</w:t>
-      </w:r>
-    </w:p>
-    <w:p>
-      <w:r>
+      <w:pPr>
+        <w:spacing w:line="336" w:lineRule="auto" w:after="180"/>
+      </w:pPr>
+      <w:r>
+        <w:rPr>
+          <w:b w:val="0"/>
+        </w:rPr>
+        <w:t xml:space="preserve">Run four user profiles; log errors and </w:t>
+      </w:r>
+      <w:r>
+        <w:rPr>
+          <w:b/>
+        </w:rPr>
+        <w:t>fairness concern</w:t>
+      </w:r>
+      <w:r>
+        <w:rPr>
+          <w:b w:val="0"/>
+        </w:rPr>
+        <w:t>s.</w:t>
+      </w:r>
+    </w:p>
+    <w:p>
+      <w:pPr>
+        <w:spacing w:line="336" w:lineRule="auto" w:after="180"/>
+      </w:pPr>
+      <w:r>
+        <w:rPr>
+          <w:b w:val="0"/>
+        </w:rPr>
         <w:t>Thinker name and date:</w:t>
       </w:r>
     </w:p>
@@ -200,7 +331,14 @@
       </w:r>
     </w:p>
     <w:p>
-      <w:r>
+      <w:pPr>
+        <w:spacing w:line="336" w:lineRule="auto" w:after="180"/>
+        <w:shd w:fill="F5F1FB"/>
+      </w:pPr>
+      <w:r>
+        <w:rPr>
+          <w:b w:val="0"/>
+        </w:rPr>
         <w:t>If final cases guide a code change, are they still untouched evaluation cases?</w:t>
       </w:r>
     </w:p>
@@ -213,7 +351,13 @@
       </w:r>
     </w:p>
     <w:p>
-      <w:r>
+      <w:pPr>
+        <w:spacing w:line="336" w:lineRule="auto" w:after="180"/>
+      </w:pPr>
+      <w:r>
+        <w:rPr>
+          <w:b w:val="0"/>
+        </w:rPr>
         <w:t>By the end, I can evaluate varied case types and prioritise an important failure slice.</w:t>
       </w:r>
     </w:p>
@@ -227,17 +371,52 @@
     </w:p>
     <w:p>
       <w:r>
+        <w:t>Investigate the supplied Test Diverse Users case. Separate observations, given facts and assumptions before choosing an explanation.</w:t>
+      </w:r>
+    </w:p>
+    <w:p>
+      <w:pPr>
+        <w:spacing w:line="336" w:lineRule="auto" w:after="180"/>
+      </w:pPr>
+      <w:r>
+        <w:rPr>
+          <w:b/>
+        </w:rPr>
         <w:t>PICTURE STORY</w:t>
       </w:r>
     </w:p>
     <w:p>
-      <w:r>
+      <w:pPr>
+        <w:spacing w:line="336" w:lineRule="auto" w:after="180"/>
+      </w:pPr>
+      <w:r>
+        <w:rPr>
+          <w:b w:val="0"/>
+        </w:rPr>
         <w:t>Notice → Predict → Explain</w:t>
       </w:r>
     </w:p>
     <w:p>
-      <w:r>
-        <w:t>Begin with visible evidence. Do not explain more than the picture and information support.</w:t>
+      <w:pPr>
+        <w:spacing w:line="336" w:lineRule="auto" w:after="180"/>
+      </w:pPr>
+      <w:r>
+        <w:rPr>
+          <w:b w:val="0"/>
+        </w:rPr>
+        <w:t xml:space="preserve">Begin with visible </w:t>
+      </w:r>
+      <w:r>
+        <w:rPr>
+          <w:b/>
+        </w:rPr>
+        <w:t>evidence</w:t>
+      </w:r>
+      <w:r>
+        <w:rPr>
+          <w:b w:val="0"/>
+        </w:rPr>
+        <w:t>. Do not explain more than the picture and information support.</w:t>
       </w:r>
     </w:p>
     <w:p>
@@ -277,18 +456,70 @@
       </w:r>
     </w:p>
     <w:p>
-      <w:r>
+      <w:pPr>
+        <w:pStyle w:val="Heading3"/>
+      </w:pPr>
+      <w:r>
+        <w:t>Start with this puzzle</w:t>
+      </w:r>
+    </w:p>
+    <w:p>
+      <w:pPr>
+        <w:spacing w:line="336" w:lineRule="auto" w:after="180"/>
+        <w:shd w:fill="F1F6FC"/>
+      </w:pPr>
+      <w:r>
+        <w:rPr>
+          <w:b w:val="0"/>
+        </w:rPr>
         <w:t>MYSTERY</w:t>
       </w:r>
     </w:p>
     <w:p>
-      <w:r>
-        <w:t>The learners must use test diverse users to solve a problem. What information do they have? What decision or calculation do they make? What would count as evidence that it worked?</w:t>
-      </w:r>
-    </w:p>
-    <w:p>
-      <w:r>
-        <w:t>Three observations (what you can point to):</w:t>
+      <w:pPr>
+        <w:spacing w:line="336" w:lineRule="auto" w:after="180"/>
+        <w:shd w:fill="F5F1FB"/>
+      </w:pPr>
+      <w:r>
+        <w:rPr>
+          <w:b w:val="0"/>
+        </w:rPr>
+        <w:t xml:space="preserve">The learners must use test diverse users to solve a problem. What information do they have? What decision or calculation do they make? What would count as </w:t>
+      </w:r>
+      <w:r>
+        <w:rPr>
+          <w:b/>
+        </w:rPr>
+        <w:t>evidence</w:t>
+      </w:r>
+      <w:r>
+        <w:rPr>
+          <w:b w:val="0"/>
+        </w:rPr>
+        <w:t xml:space="preserve"> that it worked?</w:t>
+      </w:r>
+    </w:p>
+    <w:p>
+      <w:pPr>
+        <w:spacing w:line="336" w:lineRule="auto" w:after="180"/>
+      </w:pPr>
+      <w:r>
+        <w:rPr>
+          <w:b w:val="0"/>
+        </w:rPr>
+        <w:t xml:space="preserve">Three </w:t>
+      </w:r>
+      <w:r>
+        <w:rPr>
+          <w:b/>
+        </w:rPr>
+        <w:t>observation</w:t>
+      </w:r>
+      <w:r>
+        <w:rPr>
+          <w:b w:val="0"/>
+        </w:rPr>
+        <w:t>s (what you can point to):</w:t>
       </w:r>
     </w:p>
     <w:p>
@@ -325,8 +556,26 @@
       </w:r>
     </w:p>
     <w:p>
-      <w:r>
-        <w:t>My prediction and the clue supporting it:</w:t>
+      <w:pPr>
+        <w:spacing w:line="336" w:lineRule="auto" w:after="180"/>
+      </w:pPr>
+      <w:r>
+        <w:rPr>
+          <w:b w:val="0"/>
+        </w:rPr>
+        <w:t xml:space="preserve">My </w:t>
+      </w:r>
+      <w:r>
+        <w:rPr>
+          <w:b/>
+        </w:rPr>
+        <w:t>prediction</w:t>
+      </w:r>
+      <w:r>
+        <w:rPr>
+          <w:b w:val="0"/>
+        </w:rPr>
+        <w:t xml:space="preserve"> and the clue supporting it:</w:t>
       </w:r>
     </w:p>
     <w:p>
@@ -371,8 +620,37 @@
       </w:r>
     </w:p>
     <w:p>
-      <w:r>
-        <w:t>A fictional chooser passes 5 of 6 development checks but fails its only tie case. An overall pass rate can hide that concentrated weakness. Evaluate ordinary, boundary, invalid, empty and tie cases separately, using requirements rather than duplicated versions of one easy example.</w:t>
+      <w:pPr>
+        <w:spacing w:line="336" w:lineRule="auto" w:after="180"/>
+      </w:pPr>
+      <w:r>
+        <w:rPr>
+          <w:b w:val="0"/>
+        </w:rPr>
+        <w:t xml:space="preserve">A fictional chooser passes 5 of 6 development checks but fails its only tie case. An overall </w:t>
+      </w:r>
+      <w:r>
+        <w:rPr>
+          <w:b/>
+        </w:rPr>
+        <w:t>pass rate</w:t>
+      </w:r>
+      <w:r>
+        <w:rPr>
+          <w:b w:val="0"/>
+        </w:rPr>
+        <w:t xml:space="preserve"> can hide that concentrated weakness.</w:t>
+      </w:r>
+    </w:p>
+    <w:p>
+      <w:pPr>
+        <w:spacing w:line="336" w:lineRule="auto" w:after="180"/>
+      </w:pPr>
+      <w:r>
+        <w:rPr>
+          <w:b w:val="0"/>
+        </w:rPr>
+        <w:t>Evaluate ordinary, boundary, invalid, empty and tie cases separately, using requirements rather than duplicated versions of one easy example.</w:t>
       </w:r>
     </w:p>
     <w:p>
@@ -385,16 +663,69 @@
     </w:p>
     <w:p>
       <w:r>
-        <w:t>VISUAL MECHANISM</w:t>
-      </w:r>
-    </w:p>
-    <w:p>
-      <w:r>
-        <w:t>Input → Process → Output</w:t>
-      </w:r>
-    </w:p>
-    <w:p>
-      <w:r>
+        <w:t>Follow the mechanism for Test Diverse Users. Connect each labelled input, deciding step and result.</w:t>
+      </w:r>
+    </w:p>
+    <w:p>
+      <w:pPr>
+        <w:spacing w:line="336" w:lineRule="auto" w:after="180"/>
+      </w:pPr>
+      <w:r>
+        <w:rPr>
+          <w:b/>
+        </w:rPr>
+        <w:t xml:space="preserve">VISUAL </w:t>
+      </w:r>
+      <w:r>
+        <w:rPr>
+          <w:b/>
+        </w:rPr>
+        <w:t>MECHANISM</w:t>
+      </w:r>
+    </w:p>
+    <w:p>
+      <w:pPr>
+        <w:spacing w:line="336" w:lineRule="auto" w:after="180"/>
+      </w:pPr>
+      <w:r>
+        <w:rPr>
+          <w:b/>
+        </w:rPr>
+        <w:t>Input</w:t>
+      </w:r>
+      <w:r>
+        <w:rPr>
+          <w:b w:val="0"/>
+        </w:rPr>
+        <w:t xml:space="preserve"> → </w:t>
+      </w:r>
+      <w:r>
+        <w:rPr>
+          <w:b/>
+        </w:rPr>
+        <w:t>Process</w:t>
+      </w:r>
+      <w:r>
+        <w:rPr>
+          <w:b w:val="0"/>
+        </w:rPr>
+        <w:t xml:space="preserve"> → </w:t>
+      </w:r>
+      <w:r>
+        <w:rPr>
+          <w:b/>
+        </w:rPr>
+        <w:t>Output</w:t>
+      </w:r>
+    </w:p>
+    <w:p>
+      <w:pPr>
+        <w:spacing w:line="336" w:lineRule="auto" w:after="180"/>
+      </w:pPr>
+      <w:r>
+        <w:rPr>
+          <w:b w:val="0"/>
+        </w:rPr>
         <w:t>Trace the information. At each stage, ask what changed and how you could test it.</w:t>
       </w:r>
     </w:p>
@@ -435,7 +766,13 @@
       </w:r>
     </w:p>
     <w:p>
-      <w:r>
+      <w:pPr>
+        <w:spacing w:line="336" w:lineRule="auto" w:after="180"/>
+      </w:pPr>
+      <w:r>
+        <w:rPr>
+          <w:b w:val="0"/>
+        </w:rPr>
         <w:t>↓</w:t>
       </w:r>
     </w:p>
@@ -476,7 +813,13 @@
       </w:r>
     </w:p>
     <w:p>
-      <w:r>
+      <w:pPr>
+        <w:spacing w:line="336" w:lineRule="auto" w:after="180"/>
+      </w:pPr>
+      <w:r>
+        <w:rPr>
+          <w:b w:val="0"/>
+        </w:rPr>
         <w:t>↓</w:t>
       </w:r>
     </w:p>
@@ -517,7 +860,13 @@
       </w:r>
     </w:p>
     <w:p>
-      <w:r>
+      <w:pPr>
+        <w:spacing w:line="336" w:lineRule="auto" w:after="180"/>
+      </w:pPr>
+      <w:r>
+        <w:rPr>
+          <w:b w:val="0"/>
+        </w:rPr>
         <w:t>Which stage could fail even when the other two are correct? Explain:</w:t>
       </w:r>
     </w:p>
@@ -748,8 +1097,25 @@
       </w:r>
     </w:p>
     <w:p>
-      <w:r>
-        <w:t>The script reports 5 and 6. About 83.3 percent of these checks pass, but that is not an accuracy estimate for all future use. The cases were deliberately chosen, their frequencies are artificial, and each category has few cases.</w:t>
+      <w:pPr>
+        <w:spacing w:line="336" w:lineRule="auto" w:after="180"/>
+      </w:pPr>
+      <w:r>
+        <w:rPr>
+          <w:b w:val="0"/>
+        </w:rPr>
+        <w:t>The script reports 5 and 6. About 83.3 percent of these checks pass, but that is not an accuracy estimate for all future use.</w:t>
+      </w:r>
+    </w:p>
+    <w:p>
+      <w:pPr>
+        <w:spacing w:line="336" w:lineRule="auto" w:after="180"/>
+      </w:pPr>
+      <w:r>
+        <w:rPr>
+          <w:b w:val="0"/>
+        </w:rPr>
+        <w:t>The cases were deliberately chosen, their frequencies are artificial, and each category has few cases.</w:t>
       </w:r>
     </w:p>
     <w:p>
@@ -761,8 +1127,25 @@
       </w:r>
     </w:p>
     <w:p>
-      <w:r>
-        <w:t>The six development checks include ordinary, boundary, invalid, empty and tie cases. Five pass, but the only tie case fails. Saying five out of six pass is true; saying the tie rule works is false. Keep both statements visible. A category table helps you choose the next repair. Adding many copies of passing ordinary cases can raise the overall fraction without checking a new condition or fixing the failed requirement.</w:t>
+      <w:pPr>
+        <w:spacing w:line="336" w:lineRule="auto" w:after="180"/>
+      </w:pPr>
+      <w:r>
+        <w:rPr>
+          <w:b w:val="0"/>
+        </w:rPr>
+        <w:t>The six development checks include ordinary, boundary, invalid, empty and tie cases. Five pass, but the only tie case fails. Saying five out of six pass is true; saying the tie rule works is false.</w:t>
+      </w:r>
+    </w:p>
+    <w:p>
+      <w:pPr>
+        <w:spacing w:line="336" w:lineRule="auto" w:after="180"/>
+      </w:pPr>
+      <w:r>
+        <w:rPr>
+          <w:b w:val="0"/>
+        </w:rPr>
+        <w:t>Keep both statements visible. A category table helps you choose the next repair. Adding many copies of passing ordinary cases can raise the overall fraction without checking a new condition or fixing the failed requirement.</w:t>
       </w:r>
     </w:p>
     <w:p>
@@ -774,8 +1157,26 @@
       </w:r>
     </w:p>
     <w:p>
-      <w:r>
-        <w:t>Point to the input, the deciding step and the result in this week’s visual. Explain the same step in ordinary words. A picture helps when you can say what each part represents.</w:t>
+      <w:pPr>
+        <w:spacing w:line="336" w:lineRule="auto" w:after="180"/>
+      </w:pPr>
+      <w:r>
+        <w:rPr>
+          <w:b w:val="0"/>
+        </w:rPr>
+        <w:t xml:space="preserve">Point to the </w:t>
+      </w:r>
+      <w:r>
+        <w:rPr>
+          <w:b/>
+        </w:rPr>
+        <w:t>input</w:t>
+      </w:r>
+      <w:r>
+        <w:rPr>
+          <w:b w:val="0"/>
+        </w:rPr>
+        <w:t>, the deciding step and the result in this week’s visual. Explain the same step in ordinary words. A picture helps when you can say what each part represents.</w:t>
       </w:r>
     </w:p>
     <w:p>
@@ -788,16 +1189,54 @@
     </w:p>
     <w:p>
       <w:r>
+        <w:t>Compare the supplied cases for Test Diverse Users. Identify the detail that changes the conclusion.</w:t>
+      </w:r>
+    </w:p>
+    <w:p>
+      <w:pPr>
+        <w:pStyle w:val="Heading3"/>
+      </w:pPr>
+      <w:r>
+        <w:t>The case to investigate</w:t>
+      </w:r>
+    </w:p>
+    <w:p>
+      <w:pPr>
+        <w:spacing w:line="336" w:lineRule="auto" w:after="180"/>
+        <w:shd w:fill="F1F6FC"/>
+      </w:pPr>
+      <w:r>
+        <w:rPr>
+          <w:b w:val="0"/>
+        </w:rPr>
         <w:t>CASE GALLERY</w:t>
       </w:r>
     </w:p>
     <w:p>
-      <w:r>
-        <w:t>Four Tests, Four Kinds of Evidence</w:t>
-      </w:r>
-    </w:p>
-    <w:p>
-      <w:r>
+      <w:pPr>
+        <w:spacing w:line="336" w:lineRule="auto" w:after="180"/>
+      </w:pPr>
+      <w:r>
+        <w:rPr>
+          <w:b w:val="0"/>
+        </w:rPr>
+        <w:t xml:space="preserve">Four Tests, Four Kinds of </w:t>
+      </w:r>
+      <w:r>
+        <w:rPr>
+          <w:b/>
+        </w:rPr>
+        <w:t>Evidence</w:t>
+      </w:r>
+    </w:p>
+    <w:p>
+      <w:pPr>
+        <w:spacing w:line="336" w:lineRule="auto" w:after="180"/>
+      </w:pPr>
+      <w:r>
+        <w:rPr>
+          <w:b w:val="0"/>
+        </w:rPr>
         <w:t>A system is not understood until it survives more than one comfortable example.</w:t>
       </w:r>
     </w:p>
@@ -874,8 +1313,47 @@
       </w:r>
     </w:p>
     <w:p>
-      <w:r>
-        <w:t>NORMAL CASE: predict and name evidence.     BOUNDARY CASE: predict and name evidence.</w:t>
+      <w:pPr>
+        <w:pStyle w:val="Heading3"/>
+      </w:pPr>
+      <w:r>
+        <w:t>The normal case</w:t>
+      </w:r>
+    </w:p>
+    <w:p>
+      <w:pPr>
+        <w:spacing w:line="336" w:lineRule="auto" w:after="180"/>
+        <w:shd w:fill="F1F6FC"/>
+      </w:pPr>
+      <w:r>
+        <w:rPr>
+          <w:b w:val="0"/>
+        </w:rPr>
+        <w:t xml:space="preserve">NORMAL CASE: predict and name </w:t>
+      </w:r>
+      <w:r>
+        <w:rPr>
+          <w:b/>
+        </w:rPr>
+        <w:t>evidence</w:t>
+      </w:r>
+      <w:r>
+        <w:rPr>
+          <w:b w:val="0"/>
+        </w:rPr>
+        <w:t xml:space="preserve">.     BOUNDARY CASE: predict and name </w:t>
+      </w:r>
+      <w:r>
+        <w:rPr>
+          <w:b/>
+        </w:rPr>
+        <w:t>evidence</w:t>
+      </w:r>
+      <w:r>
+        <w:rPr>
+          <w:b w:val="0"/>
+        </w:rPr>
+        <w:t>.</w:t>
       </w:r>
     </w:p>
     <w:p>
@@ -951,12 +1429,58 @@
       </w:r>
     </w:p>
     <w:p>
-      <w:r>
-        <w:t>MISSING INFORMATION: predict and name evidence.     TRANSFER CASE: predict and name evidence.</w:t>
-      </w:r>
-    </w:p>
-    <w:p>
-      <w:r>
+      <w:pPr>
+        <w:pStyle w:val="Heading3"/>
+      </w:pPr>
+      <w:r>
+        <w:t>Check missing information</w:t>
+      </w:r>
+    </w:p>
+    <w:p>
+      <w:pPr>
+        <w:spacing w:line="336" w:lineRule="auto" w:after="180"/>
+        <w:shd w:fill="FFF5E6"/>
+      </w:pPr>
+      <w:r>
+        <w:rPr>
+          <w:b w:val="0"/>
+        </w:rPr>
+        <w:t xml:space="preserve">MISSING INFORMATION: predict and name </w:t>
+      </w:r>
+      <w:r>
+        <w:rPr>
+          <w:b/>
+        </w:rPr>
+        <w:t>evidence</w:t>
+      </w:r>
+      <w:r>
+        <w:rPr>
+          <w:b w:val="0"/>
+        </w:rPr>
+        <w:t xml:space="preserve">.     TRANSFER CASE: predict and name </w:t>
+      </w:r>
+      <w:r>
+        <w:rPr>
+          <w:b/>
+        </w:rPr>
+        <w:t>evidence</w:t>
+      </w:r>
+      <w:r>
+        <w:rPr>
+          <w:b w:val="0"/>
+        </w:rPr>
+        <w:t>.</w:t>
+      </w:r>
+    </w:p>
+    <w:p>
+      <w:pPr>
+        <w:spacing w:line="336" w:lineRule="auto" w:after="180"/>
+        <w:shd w:fill="F5F1FB"/>
+      </w:pPr>
+      <w:r>
+        <w:rPr>
+          <w:b w:val="0"/>
+        </w:rPr>
         <w:t>Which case is most likely to reveal a hidden assumption? Why?</w:t>
       </w:r>
     </w:p>
@@ -1002,17 +1526,68 @@
       </w:r>
     </w:p>
     <w:p>
-      <w:r>
+      <w:pPr>
+        <w:pStyle w:val="Heading3"/>
+      </w:pPr>
+      <w:r>
+        <w:t>Change one thing</w:t>
+      </w:r>
+    </w:p>
+    <w:p>
+      <w:pPr>
+        <w:spacing w:line="336" w:lineRule="auto" w:after="180"/>
+        <w:shd w:fill="F5F1FB"/>
+      </w:pPr>
+      <w:r>
+        <w:rPr>
+          <w:b w:val="0"/>
+        </w:rPr>
         <w:t>Change: Someone reports only the ordinary slice.</w:t>
       </w:r>
     </w:p>
     <w:p>
-      <w:r>
-        <w:t>Prediction: The claim becomes 4/4 on ordinary cases, not 100% across all tests.</w:t>
-      </w:r>
-    </w:p>
-    <w:p>
-      <w:r>
+      <w:pPr>
+        <w:pStyle w:val="Heading3"/>
+      </w:pPr>
+      <w:r>
+        <w:t>Predicted result</w:t>
+      </w:r>
+    </w:p>
+    <w:p>
+      <w:pPr>
+        <w:spacing w:line="336" w:lineRule="auto" w:after="180"/>
+        <w:shd w:fill="F1F6FC"/>
+      </w:pPr>
+      <w:r>
+        <w:rPr>
+          <w:b/>
+        </w:rPr>
+        <w:t>Prediction</w:t>
+      </w:r>
+      <w:r>
+        <w:rPr>
+          <w:b w:val="0"/>
+        </w:rPr>
+        <w:t>: The claim becomes 4/4 on ordinary cases, not 100% across all tests.</w:t>
+      </w:r>
+    </w:p>
+    <w:p>
+      <w:pPr>
+        <w:pStyle w:val="Heading3"/>
+      </w:pPr>
+      <w:r>
+        <w:t>Why the result follows</w:t>
+      </w:r>
+    </w:p>
+    <w:p>
+      <w:pPr>
+        <w:spacing w:line="336" w:lineRule="auto" w:after="180"/>
+        <w:shd w:fill="F1F6FC"/>
+      </w:pPr>
+      <w:r>
+        <w:rPr>
+          <w:b w:val="0"/>
+        </w:rPr>
         <w:t>Reason: Eight nonordinary cases and their failures have been omitted.</w:t>
       </w:r>
     </w:p>
@@ -1026,16 +1601,39 @@
     </w:p>
     <w:p>
       <w:r>
+        <w:t>Use the vocabulary of Test Diverse Users to explain a concrete decision, rather than only memorising definitions.</w:t>
+      </w:r>
+    </w:p>
+    <w:p>
+      <w:pPr>
+        <w:spacing w:line="336" w:lineRule="auto" w:after="180"/>
+      </w:pPr>
+      <w:r>
+        <w:rPr>
+          <w:b/>
+        </w:rPr>
         <w:t>VOCABULARY LAB</w:t>
       </w:r>
     </w:p>
     <w:p>
-      <w:r>
+      <w:pPr>
+        <w:spacing w:line="336" w:lineRule="auto" w:after="180"/>
+      </w:pPr>
+      <w:r>
+        <w:rPr>
+          <w:b w:val="0"/>
+        </w:rPr>
         <w:t>Words You Can Use to Reason</w:t>
       </w:r>
     </w:p>
     <w:p>
-      <w:r>
+      <w:pPr>
+        <w:spacing w:line="336" w:lineRule="auto" w:after="180"/>
+      </w:pPr>
+      <w:r>
+        <w:rPr>
+          <w:b w:val="0"/>
+        </w:rPr>
         <w:t>A definition matters when you can recognize the idea, use it, and contrast it with a near-miss.</w:t>
       </w:r>
     </w:p>
@@ -1492,17 +2090,58 @@
     </w:p>
     <w:p>
       <w:r>
-        <w:t>WORKED EVIDENCE</w:t>
-      </w:r>
-    </w:p>
-    <w:p>
-      <w:r>
+        <w:t>Follow the worked trace for Test Diverse Users, predict a step, then compare with its explanation.</w:t>
+      </w:r>
+    </w:p>
+    <w:p>
+      <w:pPr>
+        <w:spacing w:line="336" w:lineRule="auto" w:after="180"/>
+      </w:pPr>
+      <w:r>
+        <w:rPr>
+          <w:b/>
+        </w:rPr>
+        <w:t xml:space="preserve">WORKED </w:t>
+      </w:r>
+      <w:r>
+        <w:rPr>
+          <w:b/>
+        </w:rPr>
+        <w:t>EVIDENCE</w:t>
+      </w:r>
+    </w:p>
+    <w:p>
+      <w:pPr>
+        <w:spacing w:line="336" w:lineRule="auto" w:after="180"/>
+      </w:pPr>
+      <w:r>
+        <w:rPr>
+          <w:b w:val="0"/>
+        </w:rPr>
         <w:t>Reason Step by Step</w:t>
       </w:r>
     </w:p>
     <w:p>
-      <w:r>
-        <w:t>Predict first. Then check each step. A correct answer without visible reasoning is incomplete evidence.</w:t>
+      <w:pPr>
+        <w:spacing w:line="336" w:lineRule="auto" w:after="180"/>
+      </w:pPr>
+      <w:r>
+        <w:rPr>
+          <w:b w:val="0"/>
+        </w:rPr>
+        <w:t xml:space="preserve">Predict first. Then check each step. A correct answer without visible reasoning is incomplete </w:t>
+      </w:r>
+      <w:r>
+        <w:rPr>
+          <w:b/>
+        </w:rPr>
+        <w:t>evidence</w:t>
+      </w:r>
+      <w:r>
+        <w:rPr>
+          <w:b w:val="0"/>
+        </w:rPr>
+        <w:t>.</w:t>
       </w:r>
     </w:p>
     <w:p>
@@ -1542,27 +2181,73 @@
       </w:r>
     </w:p>
     <w:p>
-      <w:r>
+      <w:pPr>
+        <w:spacing w:line="336" w:lineRule="auto" w:after="180"/>
+        <w:shd w:fill="F4F9FC"/>
+      </w:pPr>
+      <w:r>
+        <w:rPr>
+          <w:b w:val="0"/>
+        </w:rPr>
         <w:t>1. Profiles: typical reader; very short-book need; bilingual preference; screen-reader format need.</w:t>
       </w:r>
     </w:p>
     <w:p>
-      <w:r>
+      <w:pPr>
+        <w:spacing w:line="336" w:lineRule="auto" w:after="180"/>
+        <w:shd w:fill="F4F9FC"/>
+      </w:pPr>
+      <w:r>
+        <w:rPr>
+          <w:b w:val="0"/>
+        </w:rPr>
         <w:t>2. Run the same frozen recommender for all four.</w:t>
       </w:r>
     </w:p>
     <w:p>
-      <w:r>
-        <w:t>3. Record expected, actual, score evidence, and issue type.</w:t>
-      </w:r>
-    </w:p>
-    <w:p>
-      <w:r>
+      <w:pPr>
+        <w:spacing w:line="336" w:lineRule="auto" w:after="180"/>
+        <w:shd w:fill="F4F9FC"/>
+      </w:pPr>
+      <w:r>
+        <w:rPr>
+          <w:b w:val="0"/>
+        </w:rPr>
+        <w:t xml:space="preserve">3. Record expected, actual, score </w:t>
+      </w:r>
+      <w:r>
+        <w:rPr>
+          <w:b/>
+        </w:rPr>
+        <w:t>evidence</w:t>
+      </w:r>
+      <w:r>
+        <w:rPr>
+          <w:b w:val="0"/>
+        </w:rPr>
+        <w:t>, and issue type.</w:t>
+      </w:r>
+    </w:p>
+    <w:p>
+      <w:pPr>
+        <w:spacing w:line="336" w:lineRule="auto" w:after="180"/>
+        <w:shd w:fill="F4F9FC"/>
+      </w:pPr>
+      <w:r>
+        <w:rPr>
+          <w:b w:val="0"/>
+        </w:rPr>
         <w:t>4. Do not average away one group’s repeated failure.</w:t>
       </w:r>
     </w:p>
     <w:p>
-      <w:r>
+      <w:pPr>
+        <w:spacing w:line="336" w:lineRule="auto" w:after="180"/>
+      </w:pPr>
+      <w:r>
+        <w:rPr>
+          <w:b w:val="0"/>
+        </w:rPr>
         <w:t>Recalculate, retrace, or restate the reasoning in your own representation:</w:t>
       </w:r>
     </w:p>
@@ -1600,8 +2285,27 @@
       </w:r>
     </w:p>
     <w:p>
-      <w:r>
-        <w:t>CHECK  Did the evidence answer the exact question? Did the total, path, or source record stay consistent?</w:t>
+      <w:pPr>
+        <w:spacing w:line="336" w:lineRule="auto" w:after="180"/>
+        <w:shd w:fill="F5F1FB"/>
+      </w:pPr>
+      <w:r>
+        <w:rPr>
+          <w:b w:val="0"/>
+        </w:rPr>
+        <w:t xml:space="preserve">CHECK  Did the </w:t>
+      </w:r>
+      <w:r>
+        <w:rPr>
+          <w:b/>
+        </w:rPr>
+        <w:t>evidence</w:t>
+      </w:r>
+      <w:r>
+        <w:rPr>
+          <w:b w:val="0"/>
+        </w:rPr>
+        <w:t xml:space="preserve"> answer the exact question? Did the total, path, or source record stay consistent?</w:t>
       </w:r>
     </w:p>
     <w:p>
@@ -1659,7 +2363,13 @@
       </w:r>
     </w:p>
     <w:p>
-      <w:r>
+      <w:pPr>
+        <w:spacing w:line="336" w:lineRule="auto" w:after="180"/>
+      </w:pPr>
+      <w:r>
+        <w:rPr>
+          <w:b w:val="0"/>
+        </w:rPr>
         <w:t>Cover the result before checking it. Say what is given, choose the procedure, and follow one step at a time. Then uncover the result and explain your first mismatch. Ask why a step is allowed, not only what number it produces.</w:t>
       </w:r>
     </w:p>
@@ -1672,8 +2382,26 @@
       </w:r>
     </w:p>
     <w:p>
-      <w:r>
-        <w:t>A fictional recommender is tested on distinct ordinary, equality, invalid-input and tie cases.</w:t>
+      <w:pPr>
+        <w:spacing w:line="336" w:lineRule="auto" w:after="180"/>
+      </w:pPr>
+      <w:r>
+        <w:rPr>
+          <w:b w:val="0"/>
+        </w:rPr>
+        <w:t>A fictional recommender is tested on distinct ordinary, equality, invalid-</w:t>
+      </w:r>
+      <w:r>
+        <w:rPr>
+          <w:b/>
+        </w:rPr>
+        <w:t>input</w:t>
+      </w:r>
+      <w:r>
+        <w:rPr>
+          <w:b w:val="0"/>
+        </w:rPr>
+        <w:t xml:space="preserve"> and tie cases.</w:t>
       </w:r>
     </w:p>
     <w:p>
@@ -1685,12 +2413,42 @@
       </w:r>
     </w:p>
     <w:p>
-      <w:r>
+      <w:pPr>
+        <w:pStyle w:val="Heading3"/>
+      </w:pPr>
+      <w:r>
+        <w:t>Supplied facts</w:t>
+      </w:r>
+    </w:p>
+    <w:p>
+      <w:pPr>
+        <w:spacing w:line="336" w:lineRule="auto" w:after="180"/>
+        <w:shd w:fill="F1F6FC"/>
+      </w:pPr>
+      <w:r>
+        <w:rPr>
+          <w:b w:val="0"/>
+        </w:rPr>
         <w:t>Recorded full passes: ordinary 4/4; equality 1/3; invalid 2/3; ties 1/2.</w:t>
       </w:r>
     </w:p>
     <w:p>
-      <w:r>
+      <w:pPr>
+        <w:pStyle w:val="Heading3"/>
+      </w:pPr>
+      <w:r>
+        <w:t>Supplied facts</w:t>
+      </w:r>
+    </w:p>
+    <w:p>
+      <w:pPr>
+        <w:spacing w:line="336" w:lineRule="auto" w:after="180"/>
+        <w:shd w:fill="F1F6FC"/>
+      </w:pPr>
+      <w:r>
+        <w:rPr>
+          <w:b w:val="0"/>
+        </w:rPr>
         <w:t>Categories are disjoint and every case was run on the same frozen version with the same contract.</w:t>
       </w:r>
     </w:p>
@@ -1912,30 +2670,126 @@
       </w:r>
     </w:p>
     <w:p>
-      <w:r>
-        <w:t>Varied tests expose behavior an ordinary demonstration misses. The overall result combines disjoint cases once each; overlapping labels would require unique-case accounting. Prioritisation also depends on consequences: a malformed input that triggers an unauthorised action can be more serious than a harmless tie-order failure. Retain each failed case and its expected output.</w:t>
-      </w:r>
-    </w:p>
-    <w:p>
       <w:pPr>
         <w:pStyle w:val="Heading3"/>
       </w:pPr>
       <w:r>
+        <w:t>Why the result follows</w:t>
+      </w:r>
+    </w:p>
+    <w:p>
+      <w:pPr>
+        <w:spacing w:line="336" w:lineRule="auto" w:after="180"/>
+        <w:shd w:fill="F1F6FC"/>
+      </w:pPr>
+      <w:r>
+        <w:rPr>
+          <w:b w:val="0"/>
+        </w:rPr>
+        <w:t>Varied tests expose behavior an ordinary demonstration misses. The overall result combines disjoint cases once each; overlapping labels would require unique-case accounting.</w:t>
+      </w:r>
+    </w:p>
+    <w:p>
+      <w:pPr>
+        <w:spacing w:line="336" w:lineRule="auto" w:after="180"/>
+        <w:shd w:fill="F1F6FC"/>
+      </w:pPr>
+      <w:r>
+        <w:rPr>
+          <w:b w:val="0"/>
+        </w:rPr>
+        <w:t xml:space="preserve">Prioritisation also depends on consequences: a malformed </w:t>
+      </w:r>
+      <w:r>
+        <w:rPr>
+          <w:b/>
+        </w:rPr>
+        <w:t>input</w:t>
+      </w:r>
+      <w:r>
+        <w:rPr>
+          <w:b w:val="0"/>
+        </w:rPr>
+        <w:t xml:space="preserve"> that triggers an unauthorised action can be more serious than a harmless tie-order failure. Retain each failed case and its expected </w:t>
+      </w:r>
+      <w:r>
+        <w:rPr>
+          <w:b/>
+        </w:rPr>
+        <w:t>output</w:t>
+      </w:r>
+      <w:r>
+        <w:rPr>
+          <w:b w:val="0"/>
+        </w:rPr>
+        <w:t>.</w:t>
+      </w:r>
+    </w:p>
+    <w:p>
+      <w:pPr>
+        <w:pStyle w:val="Heading3"/>
+      </w:pPr>
+      <w:r>
         <w:t>What this example does not establish</w:t>
       </w:r>
     </w:p>
     <w:p>
-      <w:r>
+      <w:pPr>
+        <w:pStyle w:val="Heading3"/>
+      </w:pPr>
+      <w:r>
+        <w:t>Keep the stated limit</w:t>
+      </w:r>
+    </w:p>
+    <w:p>
+      <w:pPr>
+        <w:spacing w:line="336" w:lineRule="auto" w:after="180"/>
+        <w:shd w:fill="FFF5E6"/>
+      </w:pPr>
+      <w:r>
+        <w:rPr>
+          <w:b w:val="0"/>
+        </w:rPr>
         <w:t>Twelve designed cases describe this test suite, not an unbiased estimate of future usage accuracy.</w:t>
       </w:r>
     </w:p>
     <w:p>
-      <w:r>
+      <w:pPr>
+        <w:pStyle w:val="Heading3"/>
+      </w:pPr>
+      <w:r>
+        <w:t>Keep the stated limit</w:t>
+      </w:r>
+    </w:p>
+    <w:p>
+      <w:pPr>
+        <w:spacing w:line="336" w:lineRule="auto" w:after="180"/>
+        <w:shd w:fill="FFF5E6"/>
+      </w:pPr>
+      <w:r>
+        <w:rPr>
+          <w:b w:val="0"/>
+        </w:rPr>
         <w:t>Read the labelled picture: Can these records establish performance for different user groups?</w:t>
       </w:r>
     </w:p>
     <w:p>
-      <w:r>
+      <w:pPr>
+        <w:pStyle w:val="Heading3"/>
+      </w:pPr>
+      <w:r>
+        <w:t>Keep the stated limit</w:t>
+      </w:r>
+    </w:p>
+    <w:p>
+      <w:pPr>
+        <w:spacing w:line="336" w:lineRule="auto" w:after="180"/>
+        <w:shd w:fill="FFF5E6"/>
+      </w:pPr>
+      <w:r>
+        <w:rPr>
+          <w:b w:val="0"/>
+        </w:rPr>
         <w:t>Change one thing: Someone reports only the ordinary slice. Predict the result before checking the explanation. What remains the same?</w:t>
       </w:r>
     </w:p>
@@ -1949,17 +2803,61 @@
     </w:p>
     <w:p>
       <w:r>
+        <w:t>Find the unsupported step in the Test Diverse Users claim and explain a repair using the supplied evidence.</w:t>
+      </w:r>
+    </w:p>
+    <w:p>
+      <w:pPr>
+        <w:pStyle w:val="Heading3"/>
+      </w:pPr>
+      <w:r>
+        <w:t>Find the first error</w:t>
+      </w:r>
+    </w:p>
+    <w:p>
+      <w:pPr>
+        <w:spacing w:line="336" w:lineRule="auto" w:after="180"/>
+        <w:shd w:fill="FFF5E6"/>
+      </w:pPr>
+      <w:r>
+        <w:rPr>
+          <w:b w:val="0"/>
+        </w:rPr>
         <w:t>ERROR DETECTIVE</w:t>
       </w:r>
     </w:p>
     <w:p>
-      <w:r>
+      <w:pPr>
+        <w:spacing w:line="336" w:lineRule="auto" w:after="180"/>
+      </w:pPr>
+      <w:r>
+        <w:rPr>
+          <w:b w:val="0"/>
+        </w:rPr>
         <w:t>Compare → Diagnose → Repair</w:t>
       </w:r>
     </w:p>
     <w:p>
-      <w:r>
-        <w:t>Do not patch the answer. Find the earliest unsupported assumption, wrong step, or weak evidence.</w:t>
+      <w:pPr>
+        <w:spacing w:line="336" w:lineRule="auto" w:after="180"/>
+      </w:pPr>
+      <w:r>
+        <w:rPr>
+          <w:b w:val="0"/>
+        </w:rPr>
+        <w:t xml:space="preserve">Do not patch the answer. Find the earliest unsupported assumption, wrong step, or weak </w:t>
+      </w:r>
+      <w:r>
+        <w:rPr>
+          <w:b/>
+        </w:rPr>
+        <w:t>evidence</w:t>
+      </w:r>
+      <w:r>
+        <w:rPr>
+          <w:b w:val="0"/>
+        </w:rPr>
+        <w:t>.</w:t>
       </w:r>
     </w:p>
     <w:p>
@@ -2209,7 +3107,14 @@
       </w:tr>
     </w:tbl>
     <w:p>
-      <w:r>
+      <w:pPr>
+        <w:spacing w:line="336" w:lineRule="auto" w:after="180"/>
+        <w:shd w:fill="F5F1FB"/>
+      </w:pPr>
+      <w:r>
+        <w:rPr>
+          <w:b w:val="0"/>
+        </w:rPr>
         <w:t>Repair one cause. Why is this repair better than changing several things?</w:t>
       </w:r>
     </w:p>
@@ -2255,7 +3160,13 @@
       </w:r>
     </w:p>
     <w:p>
-      <w:r>
+      <w:pPr>
+        <w:spacing w:line="336" w:lineRule="auto" w:after="180"/>
+      </w:pPr>
+      <w:r>
+        <w:rPr>
+          <w:b w:val="0"/>
+        </w:rPr>
         <w:t>For a rule-based chooser, evaluate conformance to its policy separately from whether users find suggestions useful. Neither a pass fraction nor an invented satisfaction score proves educational benefit.</w:t>
       </w:r>
     </w:p>
@@ -2307,16 +3218,39 @@
     </w:p>
     <w:p>
       <w:r>
+        <w:t>Practise Test Diverse Users with support, then explain the deciding step in your own words.</w:t>
+      </w:r>
+    </w:p>
+    <w:p>
+      <w:pPr>
+        <w:spacing w:line="336" w:lineRule="auto" w:after="180"/>
+      </w:pPr>
+      <w:r>
+        <w:rPr>
+          <w:b/>
+        </w:rPr>
         <w:t>LOGIC STUDIO</w:t>
       </w:r>
     </w:p>
     <w:p>
-      <w:r>
+      <w:pPr>
+        <w:spacing w:line="336" w:lineRule="auto" w:after="180"/>
+      </w:pPr>
+      <w:r>
+        <w:rPr>
+          <w:b w:val="0"/>
+        </w:rPr>
         <w:t>Trace Before You Run</w:t>
       </w:r>
     </w:p>
     <w:p>
-      <w:r>
+      <w:pPr>
+        <w:spacing w:line="336" w:lineRule="auto" w:after="180"/>
+      </w:pPr>
+      <w:r>
+        <w:rPr>
+          <w:b w:val="0"/>
+        </w:rPr>
         <w:t>Block code, pseudocode, tables, and diagrams are different ways to expose the same reasoning.</w:t>
       </w:r>
     </w:p>
@@ -2357,8 +3291,26 @@
       </w:r>
     </w:p>
     <w:p>
-      <w:r>
-        <w:t>SET evidence_record</w:t>
+      <w:pPr>
+        <w:spacing w:line="336" w:lineRule="auto" w:after="180"/>
+      </w:pPr>
+      <w:r>
+        <w:rPr>
+          <w:b w:val="0"/>
+        </w:rPr>
+        <w:t xml:space="preserve">SET </w:t>
+      </w:r>
+      <w:r>
+        <w:rPr>
+          <w:b/>
+        </w:rPr>
+        <w:t>evidence</w:t>
+      </w:r>
+      <w:r>
+        <w:rPr>
+          <w:b w:val="0"/>
+        </w:rPr>
+        <w:t>_record</w:t>
         <w:br/>
         <w:t>PREDICT expected_result</w:t>
         <w:br/>
@@ -2372,8 +3324,27 @@
       </w:r>
     </w:p>
     <w:p>
-      <w:r>
-        <w:t>Trace one input. Which line changes the state or chooses a path?</w:t>
+      <w:pPr>
+        <w:spacing w:line="336" w:lineRule="auto" w:after="180"/>
+        <w:shd w:fill="F5F1FB"/>
+      </w:pPr>
+      <w:r>
+        <w:rPr>
+          <w:b w:val="0"/>
+        </w:rPr>
+        <w:t xml:space="preserve">Trace one </w:t>
+      </w:r>
+      <w:r>
+        <w:rPr>
+          <w:b/>
+        </w:rPr>
+        <w:t>input</w:t>
+      </w:r>
+      <w:r>
+        <w:rPr>
+          <w:b w:val="0"/>
+        </w:rPr>
+        <w:t>. Which line changes the state or chooses a path?</w:t>
       </w:r>
     </w:p>
     <w:p>
@@ -2418,8 +3389,49 @@
       </w:r>
     </w:p>
     <w:p>
-      <w:r>
-        <w:t>Hiding the tie failure in an average conceals an unmet requirement. Preserve the failed input, expected result, actual result and version. If you repair using it, classify it as development/regression evidence and reserve new final cases.</w:t>
+      <w:pPr>
+        <w:spacing w:line="336" w:lineRule="auto" w:after="180"/>
+      </w:pPr>
+      <w:r>
+        <w:rPr>
+          <w:b w:val="0"/>
+        </w:rPr>
+        <w:t xml:space="preserve">Hiding the tie failure in an average conceals an unmet requirement. Preserve the failed </w:t>
+      </w:r>
+      <w:r>
+        <w:rPr>
+          <w:b/>
+        </w:rPr>
+        <w:t>input</w:t>
+      </w:r>
+      <w:r>
+        <w:rPr>
+          <w:b w:val="0"/>
+        </w:rPr>
+        <w:t>, expected result, actual result and version.</w:t>
+      </w:r>
+    </w:p>
+    <w:p>
+      <w:pPr>
+        <w:spacing w:line="336" w:lineRule="auto" w:after="180"/>
+      </w:pPr>
+      <w:r>
+        <w:rPr>
+          <w:b w:val="0"/>
+        </w:rPr>
+        <w:t xml:space="preserve">If you repair using it, classify it as development/regression </w:t>
+      </w:r>
+      <w:r>
+        <w:rPr>
+          <w:b/>
+        </w:rPr>
+        <w:t>evidence</w:t>
+      </w:r>
+      <w:r>
+        <w:rPr>
+          <w:b w:val="0"/>
+        </w:rPr>
+        <w:t xml:space="preserve"> and reserve new final cases.</w:t>
       </w:r>
     </w:p>
     <w:p>
@@ -2431,8 +3443,26 @@
       </w:r>
     </w:p>
     <w:p>
-      <w:r>
-        <w:t>Use workbook W2 for the connected example “Evaluating varied cases”. First fill the input and rule boxes. Try the middle steps before asking for a hint. After a hint, try the next step yourself.</w:t>
+      <w:pPr>
+        <w:spacing w:line="336" w:lineRule="auto" w:after="180"/>
+      </w:pPr>
+      <w:r>
+        <w:rPr>
+          <w:b w:val="0"/>
+        </w:rPr>
+        <w:t xml:space="preserve">Use workbook W2 for the connected example “Evaluating varied cases”. First fill the </w:t>
+      </w:r>
+      <w:r>
+        <w:rPr>
+          <w:b/>
+        </w:rPr>
+        <w:t>input</w:t>
+      </w:r>
+      <w:r>
+        <w:rPr>
+          <w:b w:val="0"/>
+        </w:rPr>
+        <w:t xml:space="preserve"> and rule boxes. Try the middle steps before asking for a hint. After a hint, try the next step yourself.</w:t>
       </w:r>
     </w:p>
     <w:tbl>
@@ -2515,7 +3545,13 @@
       </w:tr>
     </w:tbl>
     <w:p>
-      <w:r>
+      <w:pPr>
+        <w:spacing w:line="336" w:lineRule="auto" w:after="180"/>
+      </w:pPr>
+      <w:r>
+        <w:rPr>
+          <w:b w:val="0"/>
+        </w:rPr>
         <w:t>Explain your trace to a partner. Your partner points to one step to check. Swap roles on the next case. Each person writes their own explanation.</w:t>
       </w:r>
     </w:p>
@@ -2528,12 +3564,35 @@
       </w:r>
     </w:p>
     <w:p>
-      <w:r>
-        <w:t>Use the worked case for Evaluating varied cases. Proposed explanation: “A successful run proves the conclusion”. Decide whether this explanation is supported. Point to the step or supplied fact that decides; explain your repair if needed.</w:t>
-      </w:r>
-    </w:p>
-    <w:p>
-      <w:r>
+      <w:pPr>
+        <w:spacing w:line="336" w:lineRule="auto" w:after="180"/>
+      </w:pPr>
+      <w:r>
+        <w:rPr>
+          <w:b w:val="0"/>
+        </w:rPr>
+        <w:t>Use the worked case for Evaluating varied cases. Proposed explanation: “A successful run proves the conclusion”. Decide whether this explanation is supported.</w:t>
+      </w:r>
+    </w:p>
+    <w:p>
+      <w:pPr>
+        <w:spacing w:line="336" w:lineRule="auto" w:after="180"/>
+      </w:pPr>
+      <w:r>
+        <w:rPr>
+          <w:b w:val="0"/>
+        </w:rPr>
+        <w:t>Point to the step or supplied fact that decides; explain your repair if needed.</w:t>
+      </w:r>
+    </w:p>
+    <w:p>
+      <w:pPr>
+        <w:spacing w:line="336" w:lineRule="auto" w:after="180"/>
+      </w:pPr>
+      <w:r>
+        <w:rPr>
+          <w:b w:val="0"/>
+        </w:rPr>
         <w:t>Answer on your own before discussion. If you are unsure, say which step you need help with.</w:t>
       </w:r>
     </w:p>
@@ -2546,7 +3605,14 @@
       </w:r>
     </w:p>
     <w:p>
-      <w:r>
+      <w:pPr>
+        <w:spacing w:line="336" w:lineRule="auto" w:after="180"/>
+        <w:shd w:fill="F5F1FB"/>
+      </w:pPr>
+      <w:r>
+        <w:rPr>
+          <w:b w:val="0"/>
+        </w:rPr>
         <w:t>Can these records establish performance for different user groups?</w:t>
       </w:r>
     </w:p>
@@ -2579,7 +3645,13 @@
       </w:r>
     </w:p>
     <w:p>
-      <w:r>
+      <w:pPr>
+        <w:spacing w:line="336" w:lineRule="auto" w:after="180"/>
+      </w:pPr>
+      <w:r>
+        <w:rPr>
+          <w:b w:val="0"/>
+        </w:rPr>
         <w:t>This is supported practice. Keep the separately named independent case for an attempt before feedback.</w:t>
       </w:r>
     </w:p>
@@ -2593,16 +3665,45 @@
     </w:p>
     <w:p>
       <w:r>
-        <w:t>EVIDENCE LAB</w:t>
-      </w:r>
-    </w:p>
-    <w:p>
-      <w:r>
+        <w:t>Investigate Test Diverse Users. Record the prediction, actual observation or labelled paper trace, explanation and next test separately.</w:t>
+      </w:r>
+    </w:p>
+    <w:p>
+      <w:pPr>
+        <w:spacing w:line="336" w:lineRule="auto" w:after="180"/>
+      </w:pPr>
+      <w:r>
+        <w:rPr>
+          <w:b/>
+        </w:rPr>
+        <w:t>EVIDENCE</w:t>
+      </w:r>
+      <w:r>
+        <w:rPr>
+          <w:b/>
+        </w:rPr>
+        <w:t xml:space="preserve"> LAB</w:t>
+      </w:r>
+    </w:p>
+    <w:p>
+      <w:pPr>
+        <w:spacing w:line="336" w:lineRule="auto" w:after="180"/>
+      </w:pPr>
+      <w:r>
+        <w:rPr>
+          <w:b w:val="0"/>
+        </w:rPr>
         <w:t>Predict → Test → Record → Explain</w:t>
       </w:r>
     </w:p>
     <w:p>
-      <w:r>
+      <w:pPr>
+        <w:spacing w:line="336" w:lineRule="auto" w:after="180"/>
+      </w:pPr>
+      <w:r>
+        <w:rPr>
+          <w:b w:val="0"/>
+        </w:rPr>
         <w:t>Keep expected and actual results separate. Surprises are useful data when recorded honestly.</w:t>
       </w:r>
     </w:p>
@@ -2643,7 +3744,13 @@
       </w:r>
     </w:p>
     <w:p>
-      <w:r>
+      <w:pPr>
+        <w:spacing w:line="336" w:lineRule="auto" w:after="180"/>
+      </w:pPr>
+      <w:r>
+        <w:rPr>
+          <w:b w:val="0"/>
+        </w:rPr>
         <w:t>Create four meaningfully different profiles, predict outcomes, run, classify failures, and compare results by profile rather than only overall.</w:t>
       </w:r>
     </w:p>
@@ -2893,7 +4000,14 @@
       </w:tr>
     </w:tbl>
     <w:p>
-      <w:r>
+      <w:pPr>
+        <w:spacing w:line="336" w:lineRule="auto" w:after="180"/>
+        <w:shd w:fill="F5F1FB"/>
+      </w:pPr>
+      <w:r>
+        <w:rPr>
+          <w:b w:val="0"/>
+        </w:rPr>
         <w:t>What did the hardest test teach you that the normal test did not?</w:t>
       </w:r>
     </w:p>
@@ -2939,7 +4053,13 @@
       </w:r>
     </w:p>
     <w:p>
-      <w:r>
+      <w:pPr>
+        <w:spacing w:line="336" w:lineRule="auto" w:after="180"/>
+      </w:pPr>
+      <w:r>
+        <w:rPr>
+          <w:b w:val="0"/>
+        </w:rPr>
         <w:t>Before trying: what do I expect, and why? While trying: which step could first go wrong? Afterwards: what did I actually observe, and what should change? Keep “not run” if you only traced the procedure.</w:t>
       </w:r>
     </w:p>
@@ -2953,17 +4073,52 @@
     </w:p>
     <w:p>
       <w:r>
+        <w:t>Move from recall to tracing, diagnosis and transfer in Test Diverse Users. Explain why each step is justified.</w:t>
+      </w:r>
+    </w:p>
+    <w:p>
+      <w:pPr>
+        <w:spacing w:line="336" w:lineRule="auto" w:after="180"/>
+      </w:pPr>
+      <w:r>
+        <w:rPr>
+          <w:b/>
+        </w:rPr>
         <w:t>MASTERY</w:t>
       </w:r>
     </w:p>
     <w:p>
-      <w:r>
+      <w:pPr>
+        <w:spacing w:line="336" w:lineRule="auto" w:after="180"/>
+      </w:pPr>
+      <w:r>
+        <w:rPr>
+          <w:b w:val="0"/>
+        </w:rPr>
         <w:t>From Knowing the Word to Owning the Idea</w:t>
       </w:r>
     </w:p>
     <w:p>
-      <w:r>
-        <w:t>Move upward only when you can produce evidence without copying the worked example.</w:t>
+      <w:pPr>
+        <w:spacing w:line="336" w:lineRule="auto" w:after="180"/>
+      </w:pPr>
+      <w:r>
+        <w:rPr>
+          <w:b w:val="0"/>
+        </w:rPr>
+        <w:t xml:space="preserve">Move upward only when you can produce </w:t>
+      </w:r>
+      <w:r>
+        <w:rPr>
+          <w:b/>
+        </w:rPr>
+        <w:t>evidence</w:t>
+      </w:r>
+      <w:r>
+        <w:rPr>
+          <w:b w:val="0"/>
+        </w:rPr>
+        <w:t xml:space="preserve"> without copying the worked example.</w:t>
       </w:r>
     </w:p>
     <w:p>
@@ -3003,33 +4158,93 @@
       </w:r>
     </w:p>
     <w:p>
-      <w:r>
+      <w:pPr>
+        <w:spacing w:line="336" w:lineRule="auto" w:after="180"/>
+      </w:pPr>
+      <w:r>
+        <w:rPr>
+          <w:b w:val="0"/>
+        </w:rPr>
         <w:t>1 • NAME: Define the concept without repeating the textbook.</w:t>
       </w:r>
     </w:p>
     <w:p>
-      <w:r>
-        <w:t>2 • TRACE: Show the information, state, branch, calculation, or evidence path.</w:t>
-      </w:r>
-    </w:p>
-    <w:p>
-      <w:r>
+      <w:pPr>
+        <w:spacing w:line="336" w:lineRule="auto" w:after="180"/>
+      </w:pPr>
+      <w:r>
+        <w:rPr>
+          <w:b w:val="0"/>
+        </w:rPr>
+        <w:t xml:space="preserve">2 • TRACE: Show the information, state, branch, calculation, or </w:t>
+      </w:r>
+      <w:r>
+        <w:rPr>
+          <w:b/>
+        </w:rPr>
+        <w:t>evidence</w:t>
+      </w:r>
+      <w:r>
+        <w:rPr>
+          <w:b w:val="0"/>
+        </w:rPr>
+        <w:t xml:space="preserve"> path.</w:t>
+      </w:r>
+    </w:p>
+    <w:p>
+      <w:pPr>
+        <w:spacing w:line="336" w:lineRule="auto" w:after="180"/>
+      </w:pPr>
+      <w:r>
+        <w:rPr>
+          <w:b w:val="0"/>
+        </w:rPr>
         <w:t>3 • APPLY: Solve a different example independently.</w:t>
       </w:r>
     </w:p>
     <w:p>
-      <w:r>
+      <w:pPr>
+        <w:spacing w:line="336" w:lineRule="auto" w:after="180"/>
+      </w:pPr>
+      <w:r>
+        <w:rPr>
+          <w:b w:val="0"/>
+        </w:rPr>
         <w:t>4 • CHALLENGE: Find a boundary case, counterexample, or unfair outcome.</w:t>
       </w:r>
     </w:p>
     <w:p>
-      <w:r>
+      <w:pPr>
+        <w:spacing w:line="336" w:lineRule="auto" w:after="180"/>
+      </w:pPr>
+      <w:r>
+        <w:rPr>
+          <w:b w:val="0"/>
+        </w:rPr>
         <w:t>5 • EXPLAIN LIMITS: Say when the result should not be trusted or used alone.</w:t>
       </w:r>
     </w:p>
     <w:p>
-      <w:r>
-        <w:t>My strongest evidence of independent understanding:</w:t>
+      <w:pPr>
+        <w:spacing w:line="336" w:lineRule="auto" w:after="180"/>
+      </w:pPr>
+      <w:r>
+        <w:rPr>
+          <w:b w:val="0"/>
+        </w:rPr>
+        <w:t xml:space="preserve">My strongest </w:t>
+      </w:r>
+      <w:r>
+        <w:rPr>
+          <w:b/>
+        </w:rPr>
+        <w:t>evidence</w:t>
+      </w:r>
+      <w:r>
+        <w:rPr>
+          <w:b w:val="0"/>
+        </w:rPr>
+        <w:t xml:space="preserve"> of independent understanding:</w:t>
       </w:r>
     </w:p>
     <w:p>
@@ -3075,16 +4290,39 @@
     </w:p>
     <w:p>
       <w:r>
+        <w:t>Apply this week’s idea to Transparent Book Recommender. Keep an annotated decision and the evidence supporting it.</w:t>
+      </w:r>
+    </w:p>
+    <w:p>
+      <w:pPr>
+        <w:spacing w:line="336" w:lineRule="auto" w:after="180"/>
+      </w:pPr>
+      <w:r>
+        <w:rPr>
+          <w:b/>
+        </w:rPr>
         <w:t>CUMULATIVE PROJECT</w:t>
       </w:r>
     </w:p>
     <w:p>
-      <w:r>
+      <w:pPr>
+        <w:spacing w:line="336" w:lineRule="auto" w:after="180"/>
+      </w:pPr>
+      <w:r>
+        <w:rPr>
+          <w:b w:val="0"/>
+        </w:rPr>
         <w:t>Transparent Book Recommender</w:t>
       </w:r>
     </w:p>
     <w:p>
-      <w:r>
+      <w:pPr>
+        <w:spacing w:line="336" w:lineRule="auto" w:after="180"/>
+      </w:pPr>
+      <w:r>
+        <w:rPr>
+          <w:b w:val="0"/>
+        </w:rPr>
         <w:t>Every week adds one inspectable piece. The system must show how it reached a result.</w:t>
       </w:r>
     </w:p>
@@ -3125,17 +4363,63 @@
       </w:r>
     </w:p>
     <w:p>
-      <w:r>
+      <w:pPr>
+        <w:spacing w:line="336" w:lineRule="auto" w:after="180"/>
+      </w:pPr>
+      <w:r>
+        <w:rPr>
+          <w:b w:val="0"/>
+        </w:rPr>
         <w:t>THIS WEEK’S CHECKPOINT  Use the same test record across ordinary, boundary, missing-data, and access-needs cases.</w:t>
       </w:r>
     </w:p>
     <w:p>
-      <w:r>
-        <w:t>SYSTEM MAP  Reader need → allowed inputs → transparent rule or score → ranked candidates → explanation → test record → human decision</w:t>
-      </w:r>
-    </w:p>
-    <w:p>
-      <w:r>
+      <w:pPr>
+        <w:pStyle w:val="Heading3"/>
+      </w:pPr>
+      <w:r>
+        <w:t>Trace the system</w:t>
+      </w:r>
+    </w:p>
+    <w:p>
+      <w:pPr>
+        <w:spacing w:line="336" w:lineRule="auto" w:after="180"/>
+        <w:shd w:fill="EDF7F3"/>
+      </w:pPr>
+      <w:r>
+        <w:rPr>
+          <w:b w:val="0"/>
+        </w:rPr>
+        <w:t xml:space="preserve">SYSTEM MAP  Reader need → allowed </w:t>
+      </w:r>
+      <w:r>
+        <w:rPr>
+          <w:b/>
+        </w:rPr>
+        <w:t>input</w:t>
+      </w:r>
+      <w:r>
+        <w:rPr>
+          <w:b w:val="0"/>
+        </w:rPr>
+        <w:t xml:space="preserve">s → transparent rule or score → ranked candidates → explanation → test record → </w:t>
+      </w:r>
+      <w:r>
+        <w:rPr>
+          <w:b/>
+        </w:rPr>
+        <w:t>human decision</w:t>
+      </w:r>
+    </w:p>
+    <w:p>
+      <w:pPr>
+        <w:spacing w:line="336" w:lineRule="auto" w:after="180"/>
+        <w:shd w:fill="F5F1FB"/>
+      </w:pPr>
+      <w:r>
+        <w:rPr>
+          <w:b w:val="0"/>
+        </w:rPr>
         <w:t>What will you add, change, or verify in the project this week?</w:t>
       </w:r>
     </w:p>
@@ -3173,8 +4457,27 @@
       </w:r>
     </w:p>
     <w:p>
-      <w:r>
-        <w:t>What should remain under human control?</w:t>
+      <w:pPr>
+        <w:spacing w:line="336" w:lineRule="auto" w:after="180"/>
+        <w:shd w:fill="F5F1FB"/>
+      </w:pPr>
+      <w:r>
+        <w:rPr>
+          <w:b w:val="0"/>
+        </w:rPr>
+        <w:t xml:space="preserve">What should remain under </w:t>
+      </w:r>
+      <w:r>
+        <w:rPr>
+          <w:b/>
+        </w:rPr>
+        <w:t>human control</w:t>
+      </w:r>
+      <w:r>
+        <w:rPr>
+          <w:b w:val="0"/>
+        </w:rPr>
+        <w:t>?</w:t>
       </w:r>
     </w:p>
     <w:p>
@@ -3211,7 +4514,22 @@
       </w:r>
     </w:p>
     <w:p>
-      <w:r>
+      <w:pPr>
+        <w:pStyle w:val="Heading3"/>
+      </w:pPr>
+      <w:r>
+        <w:t>Responsible design</w:t>
+      </w:r>
+    </w:p>
+    <w:p>
+      <w:pPr>
+        <w:spacing w:line="336" w:lineRule="auto" w:after="180"/>
+        <w:shd w:fill="FFF5E6"/>
+      </w:pPr>
+      <w:r>
+        <w:rPr>
+          <w:b w:val="0"/>
+        </w:rPr>
         <w:t>RESPONSIBLE DESIGN  Collect only necessary information. Show uncertainty and limits. Never confuse a ranking with a fact about a person.</w:t>
       </w:r>
     </w:p>
@@ -3224,8 +4542,26 @@
       </w:r>
     </w:p>
     <w:p>
-      <w:r>
-        <w:t>Build a recommender evaluation matrix with routine, boundary, missing, invalid and tie cases, then add separately planned user-condition coverage.</w:t>
+      <w:pPr>
+        <w:spacing w:line="336" w:lineRule="auto" w:after="180"/>
+      </w:pPr>
+      <w:r>
+        <w:rPr>
+          <w:b w:val="0"/>
+        </w:rPr>
+        <w:t xml:space="preserve">Build a recommender evaluation matrix with routine, boundary, missing, invalid and tie cases, then add separately planned user-condition </w:t>
+      </w:r>
+      <w:r>
+        <w:rPr>
+          <w:b/>
+        </w:rPr>
+        <w:t>coverage</w:t>
+      </w:r>
+      <w:r>
+        <w:rPr>
+          <w:b w:val="0"/>
+        </w:rPr>
+        <w:t>.</w:t>
       </w:r>
     </w:p>
     <w:p>
@@ -3238,16 +4574,48 @@
     </w:p>
     <w:p>
       <w:r>
+        <w:t>Use a genuinely new case for independent evidence. Previously discussed examples remain practice; use the separately named independent case before feedback.</w:t>
+      </w:r>
+    </w:p>
+    <w:p>
+      <w:pPr>
+        <w:pStyle w:val="Heading3"/>
+      </w:pPr>
+      <w:r>
+        <w:t>Independent evidence</w:t>
+      </w:r>
+    </w:p>
+    <w:p>
+      <w:pPr>
+        <w:spacing w:line="336" w:lineRule="auto" w:after="180"/>
+        <w:shd w:fill="FFF5E6"/>
+      </w:pPr>
+      <w:r>
+        <w:rPr>
+          <w:b w:val="0"/>
+        </w:rPr>
         <w:t>INDEPENDENT MASTERY PROOF</w:t>
       </w:r>
     </w:p>
     <w:p>
-      <w:r>
+      <w:pPr>
+        <w:spacing w:line="336" w:lineRule="auto" w:after="180"/>
+      </w:pPr>
+      <w:r>
+        <w:rPr>
+          <w:b w:val="0"/>
+        </w:rPr>
         <w:t>Explain • Transfer • Test • Defend</w:t>
       </w:r>
     </w:p>
     <w:p>
-      <w:r>
+      <w:pPr>
+        <w:spacing w:line="336" w:lineRule="auto" w:after="180"/>
+      </w:pPr>
+      <w:r>
+        <w:rPr>
+          <w:b w:val="0"/>
+        </w:rPr>
         <w:t>Complete this page without copying the worked example. Your reasoning matters more than decoration.</w:t>
       </w:r>
     </w:p>
@@ -3288,12 +4656,46 @@
       </w:r>
     </w:p>
     <w:p>
-      <w:r>
-        <w:t>CHALLENGE  Run four user profiles; log errors and fairness concerns.</w:t>
-      </w:r>
-    </w:p>
-    <w:p>
-      <w:r>
+      <w:pPr>
+        <w:pStyle w:val="Heading3"/>
+      </w:pPr>
+      <w:r>
+        <w:t>Try a more demanding case</w:t>
+      </w:r>
+    </w:p>
+    <w:p>
+      <w:pPr>
+        <w:spacing w:line="336" w:lineRule="auto" w:after="180"/>
+        <w:shd w:fill="F5F1FB"/>
+      </w:pPr>
+      <w:r>
+        <w:rPr>
+          <w:b w:val="0"/>
+        </w:rPr>
+        <w:t xml:space="preserve">CHALLENGE  Run four user profiles; log errors and </w:t>
+      </w:r>
+      <w:r>
+        <w:rPr>
+          <w:b/>
+        </w:rPr>
+        <w:t>fairness concern</w:t>
+      </w:r>
+      <w:r>
+        <w:rPr>
+          <w:b w:val="0"/>
+        </w:rPr>
+        <w:t>s.</w:t>
+      </w:r>
+    </w:p>
+    <w:p>
+      <w:pPr>
+        <w:spacing w:line="336" w:lineRule="auto" w:after="180"/>
+        <w:shd w:fill="F4F9FC"/>
+      </w:pPr>
+      <w:r>
+        <w:rPr>
+          <w:b w:val="0"/>
+        </w:rPr>
         <w:t>1. My fresh example, trace, calculation, or design:</w:t>
       </w:r>
     </w:p>
@@ -3331,8 +4733,27 @@
       </w:r>
     </w:p>
     <w:p>
-      <w:r>
-        <w:t>2. My evidence that it works (include a boundary or missing-data case):</w:t>
+      <w:pPr>
+        <w:spacing w:line="336" w:lineRule="auto" w:after="180"/>
+        <w:shd w:fill="F4F9FC"/>
+      </w:pPr>
+      <w:r>
+        <w:rPr>
+          <w:b w:val="0"/>
+        </w:rPr>
+        <w:t xml:space="preserve">2. My </w:t>
+      </w:r>
+      <w:r>
+        <w:rPr>
+          <w:b/>
+        </w:rPr>
+        <w:t>evidence</w:t>
+      </w:r>
+      <w:r>
+        <w:rPr>
+          <w:b w:val="0"/>
+        </w:rPr>
+        <w:t xml:space="preserve"> that it works (include a boundary or missing-data case):</w:t>
       </w:r>
     </w:p>
     <w:p>
@@ -3369,8 +4790,27 @@
       </w:r>
     </w:p>
     <w:p>
-      <w:r>
-        <w:t>3. One limitation, fairness concern, or situation needing human review:</w:t>
+      <w:pPr>
+        <w:spacing w:line="336" w:lineRule="auto" w:after="180"/>
+        <w:shd w:fill="F4F9FC"/>
+      </w:pPr>
+      <w:r>
+        <w:rPr>
+          <w:b w:val="0"/>
+        </w:rPr>
+        <w:t xml:space="preserve">3. One limitation, </w:t>
+      </w:r>
+      <w:r>
+        <w:rPr>
+          <w:b/>
+        </w:rPr>
+        <w:t>fairness concern</w:t>
+      </w:r>
+      <w:r>
+        <w:rPr>
+          <w:b w:val="0"/>
+        </w:rPr>
+        <w:t>, or situation needing human review:</w:t>
       </w:r>
     </w:p>
     <w:p>
@@ -3407,8 +4847,47 @@
       </w:r>
     </w:p>
     <w:p>
-      <w:r>
-        <w:t>SELF-CHECK  □ I explained the mechanism  □ I used evidence  □ I tested a fresh case  □ I named a limitation  □ I can answer ‘why?’</w:t>
+      <w:pPr>
+        <w:pStyle w:val="Heading3"/>
+      </w:pPr>
+      <w:r>
+        <w:t>Check your explanation</w:t>
+      </w:r>
+    </w:p>
+    <w:p>
+      <w:pPr>
+        <w:spacing w:line="336" w:lineRule="auto" w:after="180"/>
+        <w:shd w:fill="F5F1FB"/>
+      </w:pPr>
+      <w:r>
+        <w:rPr>
+          <w:b w:val="0"/>
+        </w:rPr>
+        <w:t xml:space="preserve">SELF-CHECK  □ I explained the </w:t>
+      </w:r>
+      <w:r>
+        <w:rPr>
+          <w:b/>
+        </w:rPr>
+        <w:t>mechanism</w:t>
+      </w:r>
+      <w:r>
+        <w:rPr>
+          <w:b w:val="0"/>
+        </w:rPr>
+        <w:t xml:space="preserve">  □ I used </w:t>
+      </w:r>
+      <w:r>
+        <w:rPr>
+          <w:b/>
+        </w:rPr>
+        <w:t>evidence</w:t>
+      </w:r>
+      <w:r>
+        <w:rPr>
+          <w:b w:val="0"/>
+        </w:rPr>
+        <w:t xml:space="preserve">  □ I tested a fresh case  □ I named a limitation  □ I can answer ‘why?’</w:t>
       </w:r>
     </w:p>
     <w:p>
@@ -3420,6 +4899,11 @@
       </w:r>
     </w:p>
     <w:p>
+      <w:r>
+        <w:t>Revisit the complete Test Diverse Users case for supported practice. Repeated examples do not become fresh assessments.</w:t>
+      </w:r>
+    </w:p>
+    <w:p>
       <w:pPr>
         <w:pStyle w:val="Heading3"/>
       </w:pPr>
@@ -3428,7 +4912,13 @@
       </w:r>
     </w:p>
     <w:p>
-      <w:r>
+      <w:pPr>
+        <w:spacing w:line="336" w:lineRule="auto" w:after="180"/>
+      </w:pPr>
+      <w:r>
+        <w:rPr>
+          <w:b w:val="0"/>
+        </w:rPr>
         <w:t>Use the supplied details to practise the weekly concept before attempting the independent question. This case extends the illustrated lesson.</w:t>
       </w:r>
     </w:p>
@@ -3441,7 +4931,13 @@
       </w:r>
     </w:p>
     <w:p>
-      <w:r>
+      <w:pPr>
+        <w:spacing w:line="336" w:lineRule="auto" w:after="180"/>
+      </w:pPr>
+      <w:r>
+        <w:rPr>
+          <w:b w:val="0"/>
+        </w:rPr>
         <w:t>A recommender satisfies 5/6 adventure requests and 3/6 poetry requests.</w:t>
       </w:r>
     </w:p>
@@ -3454,7 +4950,13 @@
       </w:r>
     </w:p>
     <w:p>
-      <w:r>
+      <w:pPr>
+        <w:spacing w:line="336" w:lineRule="auto" w:after="180"/>
+      </w:pPr>
+      <w:r>
+        <w:rPr>
+          <w:b w:val="0"/>
+        </w:rPr>
         <w:t>Compare and investigate.</w:t>
       </w:r>
     </w:p>
@@ -3467,8 +4969,26 @@
       </w:r>
     </w:p>
     <w:p>
-      <w:r>
-        <w:t>Rates are 5/6 and 3/6. Inspect catalogue coverage, labels and scoring; twelve tests do not establish cause.</w:t>
+      <w:pPr>
+        <w:spacing w:line="336" w:lineRule="auto" w:after="180"/>
+      </w:pPr>
+      <w:r>
+        <w:rPr>
+          <w:b w:val="0"/>
+        </w:rPr>
+        <w:t xml:space="preserve">Rates are 5/6 and 3/6. Inspect catalogue </w:t>
+      </w:r>
+      <w:r>
+        <w:rPr>
+          <w:b/>
+        </w:rPr>
+        <w:t>coverage</w:t>
+      </w:r>
+      <w:r>
+        <w:rPr>
+          <w:b w:val="0"/>
+        </w:rPr>
+        <w:t>, labels and scoring; twelve tests do not establish cause.</w:t>
       </w:r>
     </w:p>
     <w:p>
@@ -3480,7 +5000,14 @@
       </w:r>
     </w:p>
     <w:p>
-      <w:r>
+      <w:pPr>
+        <w:spacing w:line="336" w:lineRule="auto" w:after="180"/>
+        <w:shd w:fill="F5F1FB"/>
+      </w:pPr>
+      <w:r>
+        <w:rPr>
+          <w:b w:val="0"/>
+        </w:rPr>
         <w:t>Which detail supports the answer, and why does it matter?</w:t>
       </w:r>
     </w:p>
@@ -3614,18 +5141,48 @@
       </w:tr>
     </w:tbl>
     <w:p>
-      <w:r>
+      <w:pPr>
+        <w:spacing w:line="336" w:lineRule="auto" w:after="180"/>
+      </w:pPr>
+      <w:r>
+        <w:rPr>
+          <w:b w:val="0"/>
+        </w:rPr>
         <w:t>A recommender satisfies 5/6 adventure requests and 3/6 poetry requests.</w:t>
       </w:r>
     </w:p>
     <w:p>
-      <w:r>
+      <w:pPr>
+        <w:spacing w:line="336" w:lineRule="auto" w:after="180"/>
+      </w:pPr>
+      <w:r>
+        <w:rPr>
+          <w:b w:val="0"/>
+        </w:rPr>
         <w:t>Compare and investigate.</w:t>
       </w:r>
     </w:p>
     <w:p>
-      <w:r>
-        <w:t>Rates are 5/6 and 3/6. Inspect catalogue coverage, labels and scoring; twelve tests do not establish cause.</w:t>
+      <w:pPr>
+        <w:spacing w:line="336" w:lineRule="auto" w:after="180"/>
+      </w:pPr>
+      <w:r>
+        <w:rPr>
+          <w:b w:val="0"/>
+        </w:rPr>
+        <w:t xml:space="preserve">Rates are 5/6 and 3/6. Inspect catalogue </w:t>
+      </w:r>
+      <w:r>
+        <w:rPr>
+          <w:b/>
+        </w:rPr>
+        <w:t>coverage</w:t>
+      </w:r>
+      <w:r>
+        <w:rPr>
+          <w:b w:val="0"/>
+        </w:rPr>
+        <w:t>, labels and scoring; twelve tests do not establish cause.</w:t>
       </w:r>
     </w:p>
     <w:p>
@@ -3637,6 +5194,11 @@
       </w:r>
     </w:p>
     <w:p>
+      <w:r>
+        <w:t>Attempt the reserved new case before feedback. Record support; the earlier examples below remain additional practice.</w:t>
+      </w:r>
+    </w:p>
+    <w:p>
       <w:pPr>
         <w:pStyle w:val="Heading3"/>
       </w:pPr>
@@ -3645,7 +5207,13 @@
       </w:r>
     </w:p>
     <w:p>
-      <w:r>
+      <w:pPr>
+        <w:spacing w:line="336" w:lineRule="auto" w:after="180"/>
+      </w:pPr>
+      <w:r>
+        <w:rPr>
+          <w:b w:val="0"/>
+        </w:rPr>
         <w:t>Given ordinary 3/3, boundary 1/2, invalid 2/2 and tie 0/1, compute overall results and prioritize issues.</w:t>
       </w:r>
     </w:p>
@@ -3693,7 +5261,13 @@
       </w:r>
     </w:p>
     <w:p>
-      <w:r>
+      <w:pPr>
+        <w:spacing w:line="336" w:lineRule="auto" w:after="180"/>
+      </w:pPr>
+      <w:r>
+        <w:rPr>
+          <w:b w:val="0"/>
+        </w:rPr>
         <w:t>Attempt this case before feedback. Record any help. Earlier examples below are further practice; a case already practised with feedback cannot establish fresh transfer.</w:t>
       </w:r>
     </w:p>
@@ -3706,18 +5280,42 @@
       </w:r>
     </w:p>
     <w:p>
-      <w:r>
+      <w:pPr>
+        <w:spacing w:line="336" w:lineRule="auto" w:after="180"/>
+      </w:pPr>
+      <w:r>
+        <w:rPr>
+          <w:b w:val="0"/>
+        </w:rPr>
         <w:t>Close the worked explanation. Apply the idea to this different question without copying.</w:t>
       </w:r>
     </w:p>
     <w:p>
-      <w:r>
+      <w:pPr>
+        <w:spacing w:line="336" w:lineRule="auto" w:after="180"/>
+      </w:pPr>
+      <w:r>
+        <w:rPr>
+          <w:b w:val="0"/>
+        </w:rPr>
         <w:t>A recommender serves 6 of 6 easy-book requests but 1 of 4 advanced-book requests. Report both results and identify the next test priority.</w:t>
       </w:r>
     </w:p>
     <w:p>
-      <w:r>
-        <w:t>My answer, with a trace, calculation or supporting evidence</w:t>
+      <w:pPr>
+        <w:spacing w:line="336" w:lineRule="auto" w:after="180"/>
+      </w:pPr>
+      <w:r>
+        <w:rPr>
+          <w:b w:val="0"/>
+        </w:rPr>
+        <w:t xml:space="preserve">My answer, with a trace, calculation or supporting </w:t>
+      </w:r>
+      <w:r>
+        <w:rPr>
+          <w:b/>
+        </w:rPr>
+        <w:t>evidence</w:t>
       </w:r>
     </w:p>
     <w:p>
@@ -3762,13 +5360,37 @@
       </w:r>
     </w:p>
     <w:p>
-      <w:r>
+      <w:pPr>
+        <w:spacing w:line="336" w:lineRule="auto" w:after="180"/>
+      </w:pPr>
+      <w:r>
+        <w:rPr>
+          <w:b w:val="0"/>
+        </w:rPr>
         <w:t>Change one relevant detail. Predict the result before testing. Include a boundary or missing-information case when it helps reveal a limit.</w:t>
       </w:r>
     </w:p>
     <w:p>
-      <w:r>
-        <w:t>My changed input and expected result</w:t>
+      <w:pPr>
+        <w:spacing w:line="336" w:lineRule="auto" w:after="180"/>
+      </w:pPr>
+      <w:r>
+        <w:rPr>
+          <w:b w:val="0"/>
+        </w:rPr>
+        <w:t xml:space="preserve">My changed </w:t>
+      </w:r>
+      <w:r>
+        <w:rPr>
+          <w:b/>
+        </w:rPr>
+        <w:t>input</w:t>
+      </w:r>
+      <w:r>
+        <w:rPr>
+          <w:b w:val="0"/>
+        </w:rPr>
+        <w:t xml:space="preserve"> and expected result</w:t>
       </w:r>
     </w:p>
     <w:p>
@@ -3813,13 +5435,37 @@
       </w:r>
     </w:p>
     <w:p>
-      <w:r>
+      <w:pPr>
+        <w:spacing w:line="336" w:lineRule="auto" w:after="180"/>
+      </w:pPr>
+      <w:r>
+        <w:rPr>
+          <w:b w:val="0"/>
+        </w:rPr>
         <w:t>Use the same test record across ordinary, boundary, missing-data, and access-needs cases.</w:t>
       </w:r>
     </w:p>
     <w:p>
-      <w:r>
-        <w:t>The evidence I will keep</w:t>
+      <w:pPr>
+        <w:spacing w:line="336" w:lineRule="auto" w:after="180"/>
+      </w:pPr>
+      <w:r>
+        <w:rPr>
+          <w:b w:val="0"/>
+        </w:rPr>
+        <w:t xml:space="preserve">The </w:t>
+      </w:r>
+      <w:r>
+        <w:rPr>
+          <w:b/>
+        </w:rPr>
+        <w:t>evidence</w:t>
+      </w:r>
+      <w:r>
+        <w:rPr>
+          <w:b w:val="0"/>
+        </w:rPr>
+        <w:t xml:space="preserve"> I will keep</w:t>
       </w:r>
     </w:p>
     <w:p>
@@ -3856,8 +5502,26 @@
       </w:r>
     </w:p>
     <w:p>
-      <w:r>
-        <w:t>Your teacher has the independent answer and scoring criteria. Complete the matching workbook week to keep your practice evidence together.</w:t>
+      <w:pPr>
+        <w:spacing w:line="336" w:lineRule="auto" w:after="180"/>
+      </w:pPr>
+      <w:r>
+        <w:rPr>
+          <w:b w:val="0"/>
+        </w:rPr>
+        <w:t xml:space="preserve">Your teacher has the independent answer and scoring criteria. Complete the matching workbook week to keep your practice </w:t>
+      </w:r>
+      <w:r>
+        <w:rPr>
+          <w:b/>
+        </w:rPr>
+        <w:t>evidence</w:t>
+      </w:r>
+      <w:r>
+        <w:rPr>
+          <w:b w:val="0"/>
+        </w:rPr>
+        <w:t xml:space="preserve"> together.</w:t>
       </w:r>
     </w:p>
     <w:p>
@@ -3869,7 +5533,13 @@
       </w:r>
     </w:p>
     <w:p>
-      <w:r>
+      <w:pPr>
+        <w:spacing w:line="336" w:lineRule="auto" w:after="180"/>
+      </w:pPr>
+      <w:r>
+        <w:rPr>
+          <w:b w:val="0"/>
+        </w:rPr>
         <w:t>The recommender succeeds on 9/10 mystery requests and 2/5 poetry requests. Compute total and separate rates. A team reports only 11/15. Explain what that hides.</w:t>
       </w:r>
     </w:p>
@@ -3925,8 +5595,25 @@
       </w:r>
     </w:p>
     <w:p>
-      <w:r>
-        <w:t>Attempt the independent case before hints. Record whether you worked alone, used a hint or followed a model. After feedback, fix the first unsupported step and explain why it changed. A later check uses a changed case, not a copied answer.</w:t>
+      <w:pPr>
+        <w:spacing w:line="336" w:lineRule="auto" w:after="180"/>
+      </w:pPr>
+      <w:r>
+        <w:rPr>
+          <w:b w:val="0"/>
+        </w:rPr>
+        <w:t>Attempt the independent case before hints. Record whether you worked alone, used a hint or followed a model. After feedback, fix the first unsupported step and explain why it changed.</w:t>
+      </w:r>
+    </w:p>
+    <w:p>
+      <w:pPr>
+        <w:spacing w:line="336" w:lineRule="auto" w:after="180"/>
+      </w:pPr>
+      <w:r>
+        <w:rPr>
+          <w:b w:val="0"/>
+        </w:rPr>
+        <w:t>A later check uses a changed case, not a copied answer.</w:t>
       </w:r>
     </w:p>
     <w:p>
@@ -3939,7 +5626,30 @@
     </w:p>
     <w:p>
       <w:r>
-        <w:t>Start with this question: A fictional recommender is tested on distinct ordinary, equality, invalid-input and tie cases.</w:t>
+        <w:t>Use this map to navigate Test Diverse Users, connect the goals to tasks and keep one evidence record for each attempt.</w:t>
+      </w:r>
+    </w:p>
+    <w:p>
+      <w:pPr>
+        <w:spacing w:line="336" w:lineRule="auto" w:after="180"/>
+      </w:pPr>
+      <w:r>
+        <w:rPr>
+          <w:b w:val="0"/>
+        </w:rPr>
+        <w:t>Start with this question: A fictional recommender is tested on distinct ordinary, equality, invalid-</w:t>
+      </w:r>
+      <w:r>
+        <w:rPr>
+          <w:b/>
+        </w:rPr>
+        <w:t>input</w:t>
+      </w:r>
+      <w:r>
+        <w:rPr>
+          <w:b w:val="0"/>
+        </w:rPr>
+        <w:t xml:space="preserve"> and tie cases.</w:t>
       </w:r>
     </w:p>
     <w:tbl>
@@ -4045,13 +5755,61 @@
       </w:tr>
     </w:tbl>
     <w:p>
-      <w:r>
-        <w:t>Remember → watch and explain → try with help → investigate → try independently → keep project evidence. Your teacher may spread this lesson across several classes.</w:t>
-      </w:r>
-    </w:p>
-    <w:p>
-      <w:r>
-        <w:t>Keep your first prediction. Compare it with what the evidence shows and explain any change.</w:t>
+      <w:pPr>
+        <w:spacing w:line="336" w:lineRule="auto" w:after="180"/>
+      </w:pPr>
+      <w:r>
+        <w:rPr>
+          <w:b w:val="0"/>
+        </w:rPr>
+        <w:t xml:space="preserve">Remember → watch and explain → try with help → investigate → try independently → keep project </w:t>
+      </w:r>
+      <w:r>
+        <w:rPr>
+          <w:b/>
+        </w:rPr>
+        <w:t>evidence</w:t>
+      </w:r>
+      <w:r>
+        <w:rPr>
+          <w:b w:val="0"/>
+        </w:rPr>
+        <w:t>. Your teacher may spread this lesson across several classes.</w:t>
+      </w:r>
+    </w:p>
+    <w:p>
+      <w:pPr>
+        <w:spacing w:line="336" w:lineRule="auto" w:after="180"/>
+      </w:pPr>
+      <w:r>
+        <w:rPr>
+          <w:b w:val="0"/>
+        </w:rPr>
+        <w:t xml:space="preserve">Keep your first </w:t>
+      </w:r>
+      <w:r>
+        <w:rPr>
+          <w:b/>
+        </w:rPr>
+        <w:t>prediction</w:t>
+      </w:r>
+      <w:r>
+        <w:rPr>
+          <w:b w:val="0"/>
+        </w:rPr>
+        <w:t xml:space="preserve">. Compare it with what the </w:t>
+      </w:r>
+      <w:r>
+        <w:rPr>
+          <w:b/>
+        </w:rPr>
+        <w:t>evidence</w:t>
+      </w:r>
+      <w:r>
+        <w:rPr>
+          <w:b w:val="0"/>
+        </w:rPr>
+        <w:t xml:space="preserve"> shows and explain any change.</w:t>
       </w:r>
     </w:p>
     <w:p>
@@ -4064,6 +5822,17 @@
     </w:p>
     <w:p>
       <w:r>
+        <w:t>Explain Test Diverse Users without notes, identify a remaining question and plan a later check with a changed case.</w:t>
+      </w:r>
+    </w:p>
+    <w:p>
+      <w:pPr>
+        <w:spacing w:line="336" w:lineRule="auto" w:after="180"/>
+      </w:pPr>
+      <w:r>
+        <w:rPr>
+          <w:b w:val="0"/>
+        </w:rPr>
         <w:t>Close your notes. Explain this goal in your own words: Evaluate across varied cases</w:t>
       </w:r>
     </w:p>
@@ -4101,13 +5870,61 @@
       </w:r>
     </w:p>
     <w:p>
-      <w:r>
-        <w:t>If you are unsure, return to the worked picture and explain one arrow. If you are ready, change an input or assumption and justify your prediction.</w:t>
-      </w:r>
-    </w:p>
-    <w:p>
-      <w:r>
-        <w:t>Save your workbook evidence. At the next review, try a different case before opening your old answer.</w:t>
+      <w:pPr>
+        <w:spacing w:line="336" w:lineRule="auto" w:after="180"/>
+      </w:pPr>
+      <w:r>
+        <w:rPr>
+          <w:b w:val="0"/>
+        </w:rPr>
+        <w:t xml:space="preserve">If you are unsure, return to the worked picture and explain one arrow. If you are ready, change an </w:t>
+      </w:r>
+      <w:r>
+        <w:rPr>
+          <w:b/>
+        </w:rPr>
+        <w:t>input</w:t>
+      </w:r>
+      <w:r>
+        <w:rPr>
+          <w:b w:val="0"/>
+        </w:rPr>
+        <w:t xml:space="preserve"> or assumption and justify your </w:t>
+      </w:r>
+      <w:r>
+        <w:rPr>
+          <w:b/>
+        </w:rPr>
+        <w:t>prediction</w:t>
+      </w:r>
+      <w:r>
+        <w:rPr>
+          <w:b w:val="0"/>
+        </w:rPr>
+        <w:t>.</w:t>
+      </w:r>
+    </w:p>
+    <w:p>
+      <w:pPr>
+        <w:spacing w:line="336" w:lineRule="auto" w:after="180"/>
+      </w:pPr>
+      <w:r>
+        <w:rPr>
+          <w:b w:val="0"/>
+        </w:rPr>
+        <w:t xml:space="preserve">Save your workbook </w:t>
+      </w:r>
+      <w:r>
+        <w:rPr>
+          <w:b/>
+        </w:rPr>
+        <w:t>evidence</w:t>
+      </w:r>
+      <w:r>
+        <w:rPr>
+          <w:b w:val="0"/>
+        </w:rPr>
+        <w:t>. At the next review, try a different case before opening your old answer.</w:t>
       </w:r>
     </w:p>
     <w:p>
@@ -4120,12 +5937,41 @@
     </w:p>
     <w:p>
       <w:r>
+        <w:t>Attempt supported questions before using hints or feedback. Review a missing building block, then keep the completed work.</w:t>
+      </w:r>
+    </w:p>
+    <w:p>
+      <w:pPr>
+        <w:spacing w:line="336" w:lineRule="auto" w:after="180"/>
+      </w:pPr>
+      <w:r>
+        <w:rPr>
+          <w:b w:val="0"/>
+        </w:rPr>
         <w:t>Use this supported practice once, in the browser or on paper. Keep the reserved independent assessment for a separate first attempt before teacher feedback.</w:t>
       </w:r>
     </w:p>
     <w:p>
-      <w:r>
-        <w:t>A fictional recommender is tested on distinct ordinary, equality, invalid-input and tie cases.</w:t>
+      <w:pPr>
+        <w:spacing w:line="336" w:lineRule="auto" w:after="180"/>
+      </w:pPr>
+      <w:r>
+        <w:rPr>
+          <w:b w:val="0"/>
+        </w:rPr>
+        <w:t>A fictional recommender is tested on distinct ordinary, equality, invalid-</w:t>
+      </w:r>
+      <w:r>
+        <w:rPr>
+          <w:b/>
+        </w:rPr>
+        <w:t>input</w:t>
+      </w:r>
+      <w:r>
+        <w:rPr>
+          <w:b w:val="0"/>
+        </w:rPr>
+        <w:t xml:space="preserve"> and tie cases.</w:t>
       </w:r>
     </w:p>
     <w:p>
@@ -4137,27 +5983,73 @@
       </w:r>
     </w:p>
     <w:p>
-      <w:r>
-        <w:t>Which labelled step matches this detail? Inspect failed equality traces and any invalid-input safety consequence, not only the total.</w:t>
-      </w:r>
-    </w:p>
-    <w:p>
-      <w:r>
+      <w:pPr>
+        <w:spacing w:line="336" w:lineRule="auto" w:after="180"/>
+      </w:pPr>
+      <w:r>
+        <w:rPr>
+          <w:b w:val="0"/>
+        </w:rPr>
+        <w:t>Which labelled step matches this detail? Inspect failed equality traces and any invalid-</w:t>
+      </w:r>
+      <w:r>
+        <w:rPr>
+          <w:b/>
+        </w:rPr>
+        <w:t>input</w:t>
+      </w:r>
+      <w:r>
+        <w:rPr>
+          <w:b w:val="0"/>
+        </w:rPr>
+        <w:t xml:space="preserve"> safety consequence, not only the total.</w:t>
+      </w:r>
+    </w:p>
+    <w:p>
+      <w:pPr>
+        <w:spacing w:line="336" w:lineRule="auto" w:after="180"/>
+        <w:shd w:fill="F4F9FC"/>
+      </w:pPr>
+      <w:r>
+        <w:rPr>
+          <w:b w:val="0"/>
+        </w:rPr>
         <w:t>1. Prioritise repair</w:t>
       </w:r>
     </w:p>
     <w:p>
-      <w:r>
+      <w:pPr>
+        <w:spacing w:line="336" w:lineRule="auto" w:after="180"/>
+        <w:shd w:fill="F4F9FC"/>
+      </w:pPr>
+      <w:r>
+        <w:rPr>
+          <w:b w:val="0"/>
+        </w:rPr>
         <w:t>2. Total count</w:t>
       </w:r>
     </w:p>
     <w:p>
-      <w:r>
+      <w:pPr>
+        <w:spacing w:line="336" w:lineRule="auto" w:after="180"/>
+        <w:shd w:fill="F4F9FC"/>
+      </w:pPr>
+      <w:r>
+        <w:rPr>
+          <w:b w:val="0"/>
+        </w:rPr>
         <w:t>3. Find weak slices</w:t>
       </w:r>
     </w:p>
     <w:p>
-      <w:r>
+      <w:pPr>
+        <w:spacing w:line="336" w:lineRule="auto" w:after="180"/>
+        <w:shd w:fill="F4F9FC"/>
+      </w:pPr>
+      <w:r>
+        <w:rPr>
+          <w:b w:val="0"/>
+        </w:rPr>
         <w:t>4. Overall rate</w:t>
       </w:r>
     </w:p>
@@ -4195,41 +6087,191 @@
       </w:r>
     </w:p>
     <w:p>
-      <w:r>
+      <w:pPr>
+        <w:pStyle w:val="Heading3"/>
+      </w:pPr>
+      <w:r>
+        <w:t>Hint · try first</w:t>
+      </w:r>
+    </w:p>
+    <w:p>
+      <w:pPr>
+        <w:spacing w:line="336" w:lineRule="auto" w:after="180"/>
+        <w:shd w:fill="F1F6F8"/>
+      </w:pPr>
+      <w:r>
+        <w:rPr>
+          <w:b w:val="0"/>
+        </w:rPr>
         <w:t>Hint if needed: Read the steps in the pictorial case. Match the supplied detail to the stage that performs or records it.</w:t>
       </w:r>
     </w:p>
     <w:p>
-      <w:r>
-        <w:t>After your attempt, compare with the supported explanation: Prioritise repair Inspect failed equality traces and any invalid-input safety consequence, not only the total. Varied tests expose behavior an ordinary demonstration misses. The overall result combines disjoint cases once each; overlapping labels would require unique-case accounting. Prioritisation also depends on consequences: a malformed input that triggers an unauthorised action can be more serious than a harmless tie-order failure. Retain each failed case and its expected output.</w:t>
-      </w:r>
-    </w:p>
-    <w:p>
       <w:pPr>
         <w:pStyle w:val="Heading3"/>
       </w:pPr>
       <w:r>
+        <w:t>Feedback · compare after trying</w:t>
+      </w:r>
+    </w:p>
+    <w:p>
+      <w:pPr>
+        <w:spacing w:line="336" w:lineRule="auto" w:after="180"/>
+        <w:shd w:fill="F1F6FC"/>
+      </w:pPr>
+      <w:r>
+        <w:rPr>
+          <w:b w:val="0"/>
+        </w:rPr>
+        <w:t>After your attempt, compare with the supported explanation: Prioritise repair Inspect failed equality traces and any invalid-</w:t>
+      </w:r>
+      <w:r>
+        <w:rPr>
+          <w:b/>
+        </w:rPr>
+        <w:t>input</w:t>
+      </w:r>
+      <w:r>
+        <w:rPr>
+          <w:b w:val="0"/>
+        </w:rPr>
+        <w:t xml:space="preserve"> safety consequence, not only the total.</w:t>
+      </w:r>
+    </w:p>
+    <w:p>
+      <w:pPr>
+        <w:spacing w:line="336" w:lineRule="auto" w:after="180"/>
+        <w:shd w:fill="F1F6FC"/>
+      </w:pPr>
+      <w:r>
+        <w:rPr>
+          <w:b w:val="0"/>
+        </w:rPr>
+        <w:t>Varied tests expose behavior an ordinary demonstration misses. The overall result combines disjoint cases once each; overlapping labels would require unique-case accounting.</w:t>
+      </w:r>
+    </w:p>
+    <w:p>
+      <w:pPr>
+        <w:spacing w:line="336" w:lineRule="auto" w:after="180"/>
+        <w:shd w:fill="F1F6FC"/>
+      </w:pPr>
+      <w:r>
+        <w:rPr>
+          <w:b w:val="0"/>
+        </w:rPr>
+        <w:t xml:space="preserve">Prioritisation also depends on consequences: a malformed </w:t>
+      </w:r>
+      <w:r>
+        <w:rPr>
+          <w:b/>
+        </w:rPr>
+        <w:t>input</w:t>
+      </w:r>
+      <w:r>
+        <w:rPr>
+          <w:b w:val="0"/>
+        </w:rPr>
+        <w:t xml:space="preserve"> that triggers an unauthorised action can be more serious than a harmless tie-order failure. Retain each failed case and its expected </w:t>
+      </w:r>
+      <w:r>
+        <w:rPr>
+          <w:b/>
+        </w:rPr>
+        <w:t>output</w:t>
+      </w:r>
+      <w:r>
+        <w:rPr>
+          <w:b w:val="0"/>
+        </w:rPr>
+        <w:t>.</w:t>
+      </w:r>
+    </w:p>
+    <w:p>
+      <w:pPr>
+        <w:pStyle w:val="Heading3"/>
+      </w:pPr>
+      <w:r>
         <w:t>Practice 2: explain the deciding evidence</w:t>
       </w:r>
     </w:p>
     <w:p>
-      <w:r>
+      <w:pPr>
+        <w:pStyle w:val="Heading3"/>
+      </w:pPr>
+      <w:r>
+        <w:t>Changed case · predict first</w:t>
+      </w:r>
+    </w:p>
+    <w:p>
+      <w:pPr>
+        <w:spacing w:line="336" w:lineRule="auto" w:after="180"/>
+        <w:shd w:fill="F5F1FB"/>
+      </w:pPr>
+      <w:r>
+        <w:rPr>
+          <w:b w:val="0"/>
+        </w:rPr>
         <w:t>Changed-case practice: Someone reports only the ordinary slice. Which conclusion is supported by the supplied facts?</w:t>
       </w:r>
     </w:p>
     <w:p>
-      <w:r>
-        <w:t>1. This one example guarantees correct results for every future input.</w:t>
-      </w:r>
-    </w:p>
-    <w:p>
-      <w:r>
+      <w:pPr>
+        <w:spacing w:line="336" w:lineRule="auto" w:after="180"/>
+        <w:shd w:fill="F4F9FC"/>
+      </w:pPr>
+      <w:r>
+        <w:rPr>
+          <w:b w:val="0"/>
+        </w:rPr>
+        <w:t xml:space="preserve">1. This one example guarantees correct results for every future </w:t>
+      </w:r>
+      <w:r>
+        <w:rPr>
+          <w:b/>
+        </w:rPr>
+        <w:t>input</w:t>
+      </w:r>
+      <w:r>
+        <w:rPr>
+          <w:b w:val="0"/>
+        </w:rPr>
+        <w:t>.</w:t>
+      </w:r>
+    </w:p>
+    <w:p>
+      <w:pPr>
+        <w:spacing w:line="336" w:lineRule="auto" w:after="180"/>
+        <w:shd w:fill="F4F9FC"/>
+      </w:pPr>
+      <w:r>
+        <w:rPr>
+          <w:b w:val="0"/>
+        </w:rPr>
         <w:t>2. The claim becomes 4/4 on ordinary cases, not 100% across all tests.</w:t>
       </w:r>
     </w:p>
     <w:p>
-      <w:r>
-        <w:t>3. We can decide the result without examining the changed input or the procedure.</w:t>
+      <w:pPr>
+        <w:spacing w:line="336" w:lineRule="auto" w:after="180"/>
+        <w:shd w:fill="F4F9FC"/>
+      </w:pPr>
+      <w:r>
+        <w:rPr>
+          <w:b w:val="0"/>
+        </w:rPr>
+        <w:t xml:space="preserve">3. We can decide the result without examining the changed </w:t>
+      </w:r>
+      <w:r>
+        <w:rPr>
+          <w:b/>
+        </w:rPr>
+        <w:t>input</w:t>
+      </w:r>
+      <w:r>
+        <w:rPr>
+          <w:b w:val="0"/>
+        </w:rPr>
+        <w:t xml:space="preserve"> or the procedure.</w:t>
       </w:r>
     </w:p>
     <w:p>
@@ -4266,12 +6308,42 @@
       </w:r>
     </w:p>
     <w:p>
-      <w:r>
+      <w:pPr>
+        <w:pStyle w:val="Heading3"/>
+      </w:pPr>
+      <w:r>
+        <w:t>Hint · try first</w:t>
+      </w:r>
+    </w:p>
+    <w:p>
+      <w:pPr>
+        <w:spacing w:line="336" w:lineRule="auto" w:after="180"/>
+        <w:shd w:fill="F1F6F8"/>
+      </w:pPr>
+      <w:r>
+        <w:rPr>
+          <w:b w:val="0"/>
+        </w:rPr>
         <w:t>Hint if needed: Use the changed condition and the deciding step in the pictorial trace. The answer must say what follows from those facts.</w:t>
       </w:r>
     </w:p>
     <w:p>
-      <w:r>
+      <w:pPr>
+        <w:pStyle w:val="Heading3"/>
+      </w:pPr>
+      <w:r>
+        <w:t>Feedback · compare after trying</w:t>
+      </w:r>
+    </w:p>
+    <w:p>
+      <w:pPr>
+        <w:spacing w:line="336" w:lineRule="auto" w:after="180"/>
+        <w:shd w:fill="F1F6FC"/>
+      </w:pPr>
+      <w:r>
+        <w:rPr>
+          <w:b w:val="0"/>
+        </w:rPr>
         <w:t>After your attempt, compare with the supported explanation: The claim becomes 4/4 on ordinary cases, not 100% across all tests. Eight nonordinary cases and their failures have been omitted.</w:t>
       </w:r>
     </w:p>
@@ -4284,18 +6356,93 @@
       </w:r>
     </w:p>
     <w:p>
-      <w:r>
-        <w:t>Review Build the Recommender (ai-2/33). Goal: Implement a deterministic recommender. Short practice: Explain why B does not win after D is excluded even though it has fewer pages.. Return to this week and explain what you changed.</w:t>
-      </w:r>
-    </w:p>
-    <w:p>
-      <w:r>
-        <w:t>Review Permissions and Human Review (ai-2/31). Goal: Explain the mechanism and terminology of least privilege and tool scopes. Short practice: Which proposal is allowed, and why is an authorised object alone insufficient?. Return to this week and explain what you changed.</w:t>
-      </w:r>
-    </w:p>
-    <w:p>
-      <w:r>
-        <w:t>Review Prompt Experiments (ai-2/28). Goal: Explain the mechanism and terminology of controlled prompt experiments. Short practice: Name the case P passes and Q fails, and explain why it matters.. Return to this week and explain what you changed.</w:t>
+      <w:pPr>
+        <w:spacing w:line="336" w:lineRule="auto" w:after="180"/>
+      </w:pPr>
+      <w:r>
+        <w:rPr>
+          <w:b w:val="0"/>
+        </w:rPr>
+        <w:t>Review Build the Recommender (ai-2/33). Goal: Implement a deterministic recommender. Short practice: Explain why B does not win after D is excluded even though it has fewer pages..</w:t>
+      </w:r>
+    </w:p>
+    <w:p>
+      <w:pPr>
+        <w:spacing w:line="336" w:lineRule="auto" w:after="180"/>
+      </w:pPr>
+      <w:r>
+        <w:rPr>
+          <w:b w:val="0"/>
+        </w:rPr>
+        <w:t>Return to this week and explain what you changed.</w:t>
+      </w:r>
+    </w:p>
+    <w:p>
+      <w:pPr>
+        <w:spacing w:line="336" w:lineRule="auto" w:after="180"/>
+      </w:pPr>
+      <w:r>
+        <w:rPr>
+          <w:b w:val="0"/>
+        </w:rPr>
+        <w:t xml:space="preserve">Review Permissions and Human Review (ai-2/31). Goal: Explain the </w:t>
+      </w:r>
+      <w:r>
+        <w:rPr>
+          <w:b/>
+        </w:rPr>
+        <w:t>mechanism</w:t>
+      </w:r>
+      <w:r>
+        <w:rPr>
+          <w:b w:val="0"/>
+        </w:rPr>
+        <w:t xml:space="preserve"> and terminology of least privilege and tool scopes. Short practice: Which proposal is allowed, and why is an authorised object alone insufficient?.</w:t>
+      </w:r>
+    </w:p>
+    <w:p>
+      <w:pPr>
+        <w:spacing w:line="336" w:lineRule="auto" w:after="180"/>
+      </w:pPr>
+      <w:r>
+        <w:rPr>
+          <w:b w:val="0"/>
+        </w:rPr>
+        <w:t>Return to this week and explain what you changed.</w:t>
+      </w:r>
+    </w:p>
+    <w:p>
+      <w:pPr>
+        <w:spacing w:line="336" w:lineRule="auto" w:after="180"/>
+      </w:pPr>
+      <w:r>
+        <w:rPr>
+          <w:b w:val="0"/>
+        </w:rPr>
+        <w:t xml:space="preserve">Review Prompt Experiments (ai-2/28). Goal: Explain the </w:t>
+      </w:r>
+      <w:r>
+        <w:rPr>
+          <w:b/>
+        </w:rPr>
+        <w:t>mechanism</w:t>
+      </w:r>
+      <w:r>
+        <w:rPr>
+          <w:b w:val="0"/>
+        </w:rPr>
+        <w:t xml:space="preserve"> and terminology of controlled prompt experiments. Short practice: Name the case P passes and Q fails, and explain why it matters..</w:t>
+      </w:r>
+    </w:p>
+    <w:p>
+      <w:pPr>
+        <w:spacing w:line="336" w:lineRule="auto" w:after="180"/>
+      </w:pPr>
+      <w:r>
+        <w:rPr>
+          <w:b w:val="0"/>
+        </w:rPr>
+        <w:t>Return to this week and explain what you changed.</w:t>
       </w:r>
     </w:p>
     <w:p>
@@ -4307,8 +6454,61 @@
       </w:r>
     </w:p>
     <w:p>
-      <w:r>
-        <w:t>The browser lab lets you edit the supported Python examples already included in this lesson. Predict first, run, inspect the actual output or error, change one input, then run again. Keep code, predictions, actual results and a reasoned revision together. On paper, label your result as a trace rather than an execution.</w:t>
+      <w:pPr>
+        <w:spacing w:line="336" w:lineRule="auto" w:after="180"/>
+      </w:pPr>
+      <w:r>
+        <w:rPr>
+          <w:b w:val="0"/>
+        </w:rPr>
+        <w:t xml:space="preserve">The browser lab lets you edit the supported Python examples already included in this lesson. Predict first, run, inspect the actual </w:t>
+      </w:r>
+      <w:r>
+        <w:rPr>
+          <w:b/>
+        </w:rPr>
+        <w:t>output</w:t>
+      </w:r>
+      <w:r>
+        <w:rPr>
+          <w:b w:val="0"/>
+        </w:rPr>
+        <w:t xml:space="preserve"> or error, change one </w:t>
+      </w:r>
+      <w:r>
+        <w:rPr>
+          <w:b/>
+        </w:rPr>
+        <w:t>input</w:t>
+      </w:r>
+      <w:r>
+        <w:rPr>
+          <w:b w:val="0"/>
+        </w:rPr>
+        <w:t>, then run again.</w:t>
+      </w:r>
+    </w:p>
+    <w:p>
+      <w:pPr>
+        <w:spacing w:line="336" w:lineRule="auto" w:after="180"/>
+      </w:pPr>
+      <w:r>
+        <w:rPr>
+          <w:b w:val="0"/>
+        </w:rPr>
+        <w:t xml:space="preserve">Keep code, </w:t>
+      </w:r>
+      <w:r>
+        <w:rPr>
+          <w:b/>
+        </w:rPr>
+        <w:t>prediction</w:t>
+      </w:r>
+      <w:r>
+        <w:rPr>
+          <w:b w:val="0"/>
+        </w:rPr>
+        <w:t>s, actual results and a reasoned revision together. On paper, label your result as a trace rather than an execution.</w:t>
       </w:r>
     </w:p>
     <w:p>
@@ -4320,8 +6520,615 @@
       </w:r>
     </w:p>
     <w:p>
-      <w:r>
-        <w:t>Use Download completed work in the hosted lesson to export your answers, reflections, practice feedback and code-run evidence. Open the HTML copy to read or print it. Drafts stay in this browser when storage is available; clear drafts on a shared device.</w:t>
+      <w:pPr>
+        <w:spacing w:line="336" w:lineRule="auto" w:after="180"/>
+      </w:pPr>
+      <w:r>
+        <w:rPr>
+          <w:b w:val="0"/>
+        </w:rPr>
+        <w:t xml:space="preserve">Use Download completed work in the hosted lesson to export your answers, reflections, practice feedback and code-run </w:t>
+      </w:r>
+      <w:r>
+        <w:rPr>
+          <w:b/>
+        </w:rPr>
+        <w:t>evidence</w:t>
+      </w:r>
+      <w:r>
+        <w:rPr>
+          <w:b w:val="0"/>
+        </w:rPr>
+        <w:t>. Open the HTML copy to read or print it.</w:t>
+      </w:r>
+    </w:p>
+    <w:p>
+      <w:pPr>
+        <w:spacing w:line="336" w:lineRule="auto" w:after="180"/>
+      </w:pPr>
+      <w:r>
+        <w:rPr>
+          <w:b w:val="0"/>
+        </w:rPr>
+        <w:t>Drafts stay in this browser when storage is available; clear drafts on a shared device.</w:t>
+      </w:r>
+    </w:p>
+    <w:p>
+      <w:pPr>
+        <w:pStyle w:val="Heading1"/>
+      </w:pPr>
+      <w:r>
+        <w:t>18. Visual concept journey</w:t>
+      </w:r>
+    </w:p>
+    <w:p>
+      <w:r>
+        <w:t>Explain each Test Diverse Users graphic using its labels, deciding evidence and relevant limitation.</w:t>
+      </w:r>
+    </w:p>
+    <w:p>
+      <w:pPr>
+        <w:pStyle w:val="Heading3"/>
+      </w:pPr>
+      <w:r>
+        <w:t>01. Test Diverse Users: the case</w:t>
+      </w:r>
+    </w:p>
+    <w:p>
+      <w:r>
+        <w:drawing>
+          <wp:inline xmlns:a="http://schemas.openxmlformats.org/drawingml/2006/main" xmlns:pic="http://schemas.openxmlformats.org/drawingml/2006/picture">
+            <wp:extent cx="5486400" cy="2840736"/>
+            <wp:docPr id="23" name="Picture 23" descr="A fictional recommender is tested on distinct ordinary, equality, invalid-input and tie cases. Supplied facts: Recorded full passes: ordinary 4/4; equality 1/3; invalid 2/3; ties 1/2. Categories are disjoint and every case was run on the same frozen version with the same contract."/>
+            <wp:cNvGraphicFramePr>
+              <a:graphicFrameLocks noChangeAspect="1"/>
+            </wp:cNvGraphicFramePr>
+            <a:graphic>
+              <a:graphicData uri="http://schemas.openxmlformats.org/drawingml/2006/picture">
+                <pic:pic>
+                  <pic:nvPicPr>
+                    <pic:cNvPr id="0" name="academy-story-ai-2-34-01.png"/>
+                    <pic:cNvPicPr/>
+                  </pic:nvPicPr>
+                  <pic:blipFill>
+                    <a:blip r:embed="rId30"/>
+                    <a:stretch>
+                      <a:fillRect/>
+                    </a:stretch>
+                  </pic:blipFill>
+                  <pic:spPr>
+                    <a:xfrm>
+                      <a:off x="0" y="0"/>
+                      <a:ext cx="5486400" cy="2840736"/>
+                    </a:xfrm>
+                    <a:prstGeom prst="rect"/>
+                  </pic:spPr>
+                </pic:pic>
+              </a:graphicData>
+            </a:graphic>
+          </wp:inline>
+        </w:drawing>
+      </w:r>
+    </w:p>
+    <w:p>
+      <w:pPr>
+        <w:spacing w:line="336" w:lineRule="auto" w:after="180"/>
+      </w:pPr>
+      <w:r>
+        <w:rPr>
+          <w:b w:val="0"/>
+        </w:rPr>
+        <w:t>A fictional recommender is tested on distinct ordinary, equality, invalid-</w:t>
+      </w:r>
+      <w:r>
+        <w:rPr>
+          <w:b/>
+        </w:rPr>
+        <w:t>input</w:t>
+      </w:r>
+      <w:r>
+        <w:rPr>
+          <w:b w:val="0"/>
+        </w:rPr>
+        <w:t xml:space="preserve"> and tie cases. Supplied facts: Recorded full passes: ordinary 4/4; equality 1/3; invalid 2/3; ties 1/2.</w:t>
+      </w:r>
+    </w:p>
+    <w:p>
+      <w:pPr>
+        <w:spacing w:line="336" w:lineRule="auto" w:after="180"/>
+      </w:pPr>
+      <w:r>
+        <w:rPr>
+          <w:b w:val="0"/>
+        </w:rPr>
+        <w:t>Categories are disjoint and every case was run on the same frozen version with the same contract.</w:t>
+      </w:r>
+    </w:p>
+    <w:p>
+      <w:pPr>
+        <w:spacing w:line="336" w:lineRule="auto" w:after="180"/>
+        <w:shd w:fill="F5F1FB"/>
+      </w:pPr>
+      <w:r>
+        <w:rPr>
+          <w:b w:val="0"/>
+        </w:rPr>
+        <w:t>Point to the given fact that matters most. Explain why it matters.</w:t>
+      </w:r>
+    </w:p>
+    <w:p>
+      <w:pPr>
+        <w:pStyle w:val="Heading3"/>
+      </w:pPr>
+      <w:r>
+        <w:t>02. Follow the deciding steps</w:t>
+      </w:r>
+    </w:p>
+    <w:p>
+      <w:r>
+        <w:drawing>
+          <wp:inline xmlns:a="http://schemas.openxmlformats.org/drawingml/2006/main" xmlns:pic="http://schemas.openxmlformats.org/drawingml/2006/picture">
+            <wp:extent cx="5486400" cy="4160520"/>
+            <wp:docPr id="24" name="Picture 24" descr="Total count: Passes 4+1+2+1=8; cases 4+3+3+2=12. → Overall rate: 8/12≈66.7% full passes. → Find weak slices: Equality 1/3; invalid 2/3; ties 1/2; ordinary 4/4. → Prioritise repair: Inspect failed equality traces and any invalid-input safety consequence, not only the total."/>
+            <wp:cNvGraphicFramePr>
+              <a:graphicFrameLocks noChangeAspect="1"/>
+            </wp:cNvGraphicFramePr>
+            <a:graphic>
+              <a:graphicData uri="http://schemas.openxmlformats.org/drawingml/2006/picture">
+                <pic:pic>
+                  <pic:nvPicPr>
+                    <pic:cNvPr id="0" name="academy-story-ai-2-34-02.png"/>
+                    <pic:cNvPicPr/>
+                  </pic:nvPicPr>
+                  <pic:blipFill>
+                    <a:blip r:embed="rId31"/>
+                    <a:stretch>
+                      <a:fillRect/>
+                    </a:stretch>
+                  </pic:blipFill>
+                  <pic:spPr>
+                    <a:xfrm>
+                      <a:off x="0" y="0"/>
+                      <a:ext cx="5486400" cy="4160520"/>
+                    </a:xfrm>
+                    <a:prstGeom prst="rect"/>
+                  </pic:spPr>
+                </pic:pic>
+              </a:graphicData>
+            </a:graphic>
+          </wp:inline>
+        </w:drawing>
+      </w:r>
+    </w:p>
+    <w:p>
+      <w:pPr>
+        <w:spacing w:line="336" w:lineRule="auto" w:after="180"/>
+      </w:pPr>
+      <w:r>
+        <w:rPr>
+          <w:b w:val="0"/>
+        </w:rPr>
+        <w:t>Total count: Passes 4+1+2+1=8; cases 4+3+3+2=12. → Overall rate: 8/12≈66.7% full passes. → Find weak slices: Equality 1/3; invalid 2/3; ties 1/2; ordinary 4/4. → Prioritise repair: Inspect failed equality traces and any invalid-</w:t>
+      </w:r>
+      <w:r>
+        <w:rPr>
+          <w:b/>
+        </w:rPr>
+        <w:t>input</w:t>
+      </w:r>
+      <w:r>
+        <w:rPr>
+          <w:b w:val="0"/>
+        </w:rPr>
+        <w:t xml:space="preserve"> safety consequence, not only the total.</w:t>
+      </w:r>
+    </w:p>
+    <w:p>
+      <w:pPr>
+        <w:spacing w:line="336" w:lineRule="auto" w:after="180"/>
+        <w:shd w:fill="F5F1FB"/>
+      </w:pPr>
+      <w:r>
+        <w:rPr>
+          <w:b w:val="0"/>
+        </w:rPr>
+        <w:t xml:space="preserve">Point to each numbered stage and explain which recorded </w:t>
+      </w:r>
+      <w:r>
+        <w:rPr>
+          <w:b/>
+        </w:rPr>
+        <w:t>input</w:t>
+      </w:r>
+      <w:r>
+        <w:rPr>
+          <w:b w:val="0"/>
+        </w:rPr>
+        <w:t xml:space="preserve"> it uses.</w:t>
+      </w:r>
+    </w:p>
+    <w:p>
+      <w:pPr>
+        <w:pStyle w:val="Heading3"/>
+      </w:pPr>
+      <w:r>
+        <w:t>03. Disjoint evaluation categories</w:t>
+      </w:r>
+    </w:p>
+    <w:p>
+      <w:r>
+        <w:drawing>
+          <wp:inline xmlns:a="http://schemas.openxmlformats.org/drawingml/2006/main" xmlns:pic="http://schemas.openxmlformats.org/drawingml/2006/picture">
+            <wp:extent cx="5486400" cy="3938016"/>
+            <wp:docPr id="25" name="Picture 25" descr="Disjoint evaluation categories. Ordinary: Full passes = 4, Cases run = 4. Equality: Full passes = 1, Cases run = 3. Invalid: Full passes = 2, Cases run = 3. Ties: Full passes = 1, Cases run = 2."/>
+            <wp:cNvGraphicFramePr>
+              <a:graphicFrameLocks noChangeAspect="1"/>
+            </wp:cNvGraphicFramePr>
+            <a:graphic>
+              <a:graphicData uri="http://schemas.openxmlformats.org/drawingml/2006/picture">
+                <pic:pic>
+                  <pic:nvPicPr>
+                    <pic:cNvPr id="0" name="academy-story-ai-2-34-03.png"/>
+                    <pic:cNvPicPr/>
+                  </pic:nvPicPr>
+                  <pic:blipFill>
+                    <a:blip r:embed="rId32"/>
+                    <a:stretch>
+                      <a:fillRect/>
+                    </a:stretch>
+                  </pic:blipFill>
+                  <pic:spPr>
+                    <a:xfrm>
+                      <a:off x="0" y="0"/>
+                      <a:ext cx="5486400" cy="3938016"/>
+                    </a:xfrm>
+                    <a:prstGeom prst="rect"/>
+                  </pic:spPr>
+                </pic:pic>
+              </a:graphicData>
+            </a:graphic>
+          </wp:inline>
+        </w:drawing>
+      </w:r>
+    </w:p>
+    <w:p>
+      <w:pPr>
+        <w:spacing w:line="336" w:lineRule="auto" w:after="180"/>
+      </w:pPr>
+      <w:r>
+        <w:rPr>
+          <w:b w:val="0"/>
+        </w:rPr>
+        <w:t>Disjoint evaluation categories. Ordinary: Full passes = 4, Cases run = 4. Equality: Full passes = 1, Cases run = 3. Invalid: Full passes = 2, Cases run = 3. Ties: Full passes = 1, Cases run = 2.</w:t>
+      </w:r>
+    </w:p>
+    <w:p>
+      <w:pPr>
+        <w:spacing w:line="336" w:lineRule="auto" w:after="180"/>
+        <w:shd w:fill="F5F1FB"/>
+      </w:pPr>
+      <w:r>
+        <w:rPr>
+          <w:b w:val="0"/>
+        </w:rPr>
+        <w:t>Read the labels and values. Explain the relationship the model shows.</w:t>
+      </w:r>
+    </w:p>
+    <w:p>
+      <w:pPr>
+        <w:pStyle w:val="Heading3"/>
+      </w:pPr>
+      <w:r>
+        <w:t>04. Change one thing. Trace what follows.</w:t>
+      </w:r>
+    </w:p>
+    <w:p>
+      <w:r>
+        <w:drawing>
+          <wp:inline xmlns:a="http://schemas.openxmlformats.org/drawingml/2006/main" xmlns:pic="http://schemas.openxmlformats.org/drawingml/2006/picture">
+            <wp:extent cx="5486400" cy="3041904"/>
+            <wp:docPr id="26" name="Picture 26" descr="Original case: Inspect failed equality traces and any invalid-input safety consequence, not only the total. Changed condition: Someone reports only the ordinary slice. Expected result: The claim becomes 4/4 on ordinary cases, not 100% across all tests. Reason: Eight nonordinary cases and their failures have been omitted."/>
+            <wp:cNvGraphicFramePr>
+              <a:graphicFrameLocks noChangeAspect="1"/>
+            </wp:cNvGraphicFramePr>
+            <a:graphic>
+              <a:graphicData uri="http://schemas.openxmlformats.org/drawingml/2006/picture">
+                <pic:pic>
+                  <pic:nvPicPr>
+                    <pic:cNvPr id="0" name="academy-story-ai-2-34-04.png"/>
+                    <pic:cNvPicPr/>
+                  </pic:nvPicPr>
+                  <pic:blipFill>
+                    <a:blip r:embed="rId33"/>
+                    <a:stretch>
+                      <a:fillRect/>
+                    </a:stretch>
+                  </pic:blipFill>
+                  <pic:spPr>
+                    <a:xfrm>
+                      <a:off x="0" y="0"/>
+                      <a:ext cx="5486400" cy="3041904"/>
+                    </a:xfrm>
+                    <a:prstGeom prst="rect"/>
+                  </pic:spPr>
+                </pic:pic>
+              </a:graphicData>
+            </a:graphic>
+          </wp:inline>
+        </w:drawing>
+      </w:r>
+    </w:p>
+    <w:p>
+      <w:pPr>
+        <w:spacing w:line="336" w:lineRule="auto" w:after="180"/>
+      </w:pPr>
+      <w:r>
+        <w:rPr>
+          <w:b w:val="0"/>
+        </w:rPr>
+        <w:t>Original case: Inspect failed equality traces and any invalid-</w:t>
+      </w:r>
+      <w:r>
+        <w:rPr>
+          <w:b/>
+        </w:rPr>
+        <w:t>input</w:t>
+      </w:r>
+      <w:r>
+        <w:rPr>
+          <w:b w:val="0"/>
+        </w:rPr>
+        <w:t xml:space="preserve"> safety consequence, not only the total. Changed condition: Someone reports only the ordinary slice.</w:t>
+      </w:r>
+    </w:p>
+    <w:p>
+      <w:pPr>
+        <w:spacing w:line="336" w:lineRule="auto" w:after="180"/>
+      </w:pPr>
+      <w:r>
+        <w:rPr>
+          <w:b w:val="0"/>
+        </w:rPr>
+        <w:t>Expected result: The claim becomes 4/4 on ordinary cases, not 100% across all tests. Reason: Eight nonordinary cases and their failures have been omitted.</w:t>
+      </w:r>
+    </w:p>
+    <w:p>
+      <w:pPr>
+        <w:spacing w:line="336" w:lineRule="auto" w:after="180"/>
+        <w:shd w:fill="F5F1FB"/>
+      </w:pPr>
+      <w:r>
+        <w:rPr>
+          <w:b w:val="0"/>
+        </w:rPr>
+        <w:t>Predict before checking the worked changed-case result. Name what changed and what the supplied facts allow you to conclude.</w:t>
+      </w:r>
+    </w:p>
+    <w:p>
+      <w:pPr>
+        <w:pStyle w:val="Heading3"/>
+      </w:pPr>
+      <w:r>
+        <w:t>05. Connect the explanation to its limit</w:t>
+      </w:r>
+    </w:p>
+    <w:p>
+      <w:r>
+        <w:drawing>
+          <wp:inline xmlns:a="http://schemas.openxmlformats.org/drawingml/2006/main" xmlns:pic="http://schemas.openxmlformats.org/drawingml/2006/picture">
+            <wp:extent cx="5486400" cy="2941320"/>
+            <wp:docPr id="27" name="Picture 27" descr="Varied tests expose behavior an ordinary demonstration misses. The overall result combines disjoint cases once each; overlapping labels would require unique-case accounting. Prioritisation also depends on consequences: a malformed input that triggers an unauthorised action can be more serious than a harmless tie-order failure. Retain each failed case and its expected output. Limit: Twelve designed cases describe this test suite, not an unbiased estimate of future usage accuracy."/>
+            <wp:cNvGraphicFramePr>
+              <a:graphicFrameLocks noChangeAspect="1"/>
+            </wp:cNvGraphicFramePr>
+            <a:graphic>
+              <a:graphicData uri="http://schemas.openxmlformats.org/drawingml/2006/picture">
+                <pic:pic>
+                  <pic:nvPicPr>
+                    <pic:cNvPr id="0" name="academy-story-ai-2-34-05.png"/>
+                    <pic:cNvPicPr/>
+                  </pic:nvPicPr>
+                  <pic:blipFill>
+                    <a:blip r:embed="rId34"/>
+                    <a:stretch>
+                      <a:fillRect/>
+                    </a:stretch>
+                  </pic:blipFill>
+                  <pic:spPr>
+                    <a:xfrm>
+                      <a:off x="0" y="0"/>
+                      <a:ext cx="5486400" cy="2941320"/>
+                    </a:xfrm>
+                    <a:prstGeom prst="rect"/>
+                  </pic:spPr>
+                </pic:pic>
+              </a:graphicData>
+            </a:graphic>
+          </wp:inline>
+        </w:drawing>
+      </w:r>
+    </w:p>
+    <w:p>
+      <w:pPr>
+        <w:spacing w:line="336" w:lineRule="auto" w:after="180"/>
+      </w:pPr>
+      <w:r>
+        <w:rPr>
+          <w:b w:val="0"/>
+        </w:rPr>
+        <w:t>Varied tests expose behavior an ordinary demonstration misses. The overall result combines disjoint cases once each; overlapping labels would require unique-case accounting.</w:t>
+      </w:r>
+    </w:p>
+    <w:p>
+      <w:pPr>
+        <w:spacing w:line="336" w:lineRule="auto" w:after="180"/>
+      </w:pPr>
+      <w:r>
+        <w:rPr>
+          <w:b w:val="0"/>
+        </w:rPr>
+        <w:t xml:space="preserve">Prioritisation also depends on consequences: a malformed </w:t>
+      </w:r>
+      <w:r>
+        <w:rPr>
+          <w:b/>
+        </w:rPr>
+        <w:t>input</w:t>
+      </w:r>
+      <w:r>
+        <w:rPr>
+          <w:b w:val="0"/>
+        </w:rPr>
+        <w:t xml:space="preserve"> that triggers an unauthorised action can be more serious than a harmless tie-order failure. Retain each failed case and its expected </w:t>
+      </w:r>
+      <w:r>
+        <w:rPr>
+          <w:b/>
+        </w:rPr>
+        <w:t>output</w:t>
+      </w:r>
+      <w:r>
+        <w:rPr>
+          <w:b w:val="0"/>
+        </w:rPr>
+        <w:t>.</w:t>
+      </w:r>
+    </w:p>
+    <w:p>
+      <w:pPr>
+        <w:spacing w:line="336" w:lineRule="auto" w:after="180"/>
+      </w:pPr>
+      <w:r>
+        <w:rPr>
+          <w:b w:val="0"/>
+        </w:rPr>
+        <w:t>Limit: Twelve designed cases describe this test suite, not an unbiased estimate of future usage accuracy.</w:t>
+      </w:r>
+    </w:p>
+    <w:p>
+      <w:pPr>
+        <w:spacing w:line="336" w:lineRule="auto" w:after="180"/>
+        <w:shd w:fill="F5F1FB"/>
+      </w:pPr>
+      <w:r>
+        <w:rPr>
+          <w:b w:val="0"/>
+        </w:rPr>
+        <w:t>Explain the case, then point to a limit on the claim.</w:t>
+      </w:r>
+    </w:p>
+    <w:p>
+      <w:pPr>
+        <w:pStyle w:val="Heading3"/>
+      </w:pPr>
+      <w:r>
+        <w:t>06. Make the idea visible in your project</w:t>
+      </w:r>
+    </w:p>
+    <w:p>
+      <w:r>
+        <w:drawing>
+          <wp:inline xmlns:a="http://schemas.openxmlformats.org/drawingml/2006/main" xmlns:pic="http://schemas.openxmlformats.org/drawingml/2006/picture">
+            <wp:extent cx="5486400" cy="3380232"/>
+            <wp:docPr id="28" name="Picture 28" descr="Build a recommender evaluation matrix with routine, boundary, missing, invalid and tie cases, then add separately planned user-condition coverage. Draw your input, deciding step, result and limit. Supported question: Can these records establish performance for different user groups?"/>
+            <wp:cNvGraphicFramePr>
+              <a:graphicFrameLocks noChangeAspect="1"/>
+            </wp:cNvGraphicFramePr>
+            <a:graphic>
+              <a:graphicData uri="http://schemas.openxmlformats.org/drawingml/2006/picture">
+                <pic:pic>
+                  <pic:nvPicPr>
+                    <pic:cNvPr id="0" name="academy-story-ai-2-34-06.png"/>
+                    <pic:cNvPicPr/>
+                  </pic:nvPicPr>
+                  <pic:blipFill>
+                    <a:blip r:embed="rId35"/>
+                    <a:stretch>
+                      <a:fillRect/>
+                    </a:stretch>
+                  </pic:blipFill>
+                  <pic:spPr>
+                    <a:xfrm>
+                      <a:off x="0" y="0"/>
+                      <a:ext cx="5486400" cy="3380232"/>
+                    </a:xfrm>
+                    <a:prstGeom prst="rect"/>
+                  </pic:spPr>
+                </pic:pic>
+              </a:graphicData>
+            </a:graphic>
+          </wp:inline>
+        </w:drawing>
+      </w:r>
+    </w:p>
+    <w:p>
+      <w:pPr>
+        <w:spacing w:line="336" w:lineRule="auto" w:after="180"/>
+      </w:pPr>
+      <w:r>
+        <w:rPr>
+          <w:b w:val="0"/>
+        </w:rPr>
+        <w:t xml:space="preserve">Build a recommender evaluation matrix with routine, boundary, missing, invalid and tie cases, then add separately planned user-condition </w:t>
+      </w:r>
+      <w:r>
+        <w:rPr>
+          <w:b/>
+        </w:rPr>
+        <w:t>coverage</w:t>
+      </w:r>
+      <w:r>
+        <w:rPr>
+          <w:b w:val="0"/>
+        </w:rPr>
+        <w:t xml:space="preserve">. Draw your </w:t>
+      </w:r>
+      <w:r>
+        <w:rPr>
+          <w:b/>
+        </w:rPr>
+        <w:t>input</w:t>
+      </w:r>
+      <w:r>
+        <w:rPr>
+          <w:b w:val="0"/>
+        </w:rPr>
+        <w:t>, deciding step, result and limit.</w:t>
+      </w:r>
+    </w:p>
+    <w:p>
+      <w:pPr>
+        <w:spacing w:line="336" w:lineRule="auto" w:after="180"/>
+      </w:pPr>
+      <w:r>
+        <w:rPr>
+          <w:b w:val="0"/>
+        </w:rPr>
+        <w:t>Supported question: Can these records establish performance for different user groups?</w:t>
+      </w:r>
+    </w:p>
+    <w:p>
+      <w:pPr>
+        <w:spacing w:line="336" w:lineRule="auto" w:after="180"/>
+        <w:shd w:fill="F5F1FB"/>
+      </w:pPr>
+      <w:r>
+        <w:rPr>
+          <w:b w:val="0"/>
+        </w:rPr>
+        <w:t xml:space="preserve">Draw your project trace and justify the deciding step using </w:t>
+      </w:r>
+      <w:r>
+        <w:rPr>
+          <w:b/>
+        </w:rPr>
+        <w:t>evidence</w:t>
+      </w:r>
+      <w:r>
+        <w:rPr>
+          <w:b w:val="0"/>
+        </w:rPr>
+        <w:t>.</w:t>
       </w:r>
     </w:p>
     <w:sectPr>

--- a/downloads/student/ai-2-week-34.docx
+++ b/downloads/student/ai-2-week-34.docx
@@ -25,12 +25,17 @@
         <w:pStyle w:val="Heading1"/>
       </w:pPr>
       <w:r>
-        <w:t>Before you start</w:t>
-      </w:r>
-    </w:p>
-    <w:p>
-      <w:r>
-        <w:t>Week 24: rates need the relevant denominators.</w:t>
+        <w:t>Count the suite. Inspect weak slices. Name untested needs.</w:t>
+      </w:r>
+    </w:p>
+    <w:p>
+      <w:r>
+        <w:t>Evaluate varied requirements and fictional user conditions without overstating the evidence.</w:t>
+      </w:r>
+    </w:p>
+    <w:p>
+      <w:r>
+        <w:t>Recorded outcomes → category rates → separate user-condition traces → priorities → fresh checks.</w:t>
       </w:r>
     </w:p>
     <w:p>
@@ -38,20 +43,20 @@
         <w:pStyle w:val="Heading1"/>
       </w:pPr>
       <w:r>
-        <w:t>01. Your mission</w:t>
-      </w:r>
-    </w:p>
-    <w:p>
-      <w:r>
-        <w:t>Start with the target: Evaluate across varied cases. Try the recall before opening notes.</w:t>
-      </w:r>
-    </w:p>
-    <w:p>
-      <w:pPr>
-        <w:pStyle w:val="Heading3"/>
-      </w:pPr>
-      <w:r>
-        <w:t>Your learning target</w:t>
+        <w:t>01. Which important failure does the overall score hide?</w:t>
+      </w:r>
+    </w:p>
+    <w:p>
+      <w:r>
+        <w:t>Evaluate varied requirements and user conditions without claiming results for untested people.</w:t>
+      </w:r>
+    </w:p>
+    <w:p>
+      <w:pPr>
+        <w:pStyle w:val="Heading2"/>
+      </w:pPr>
+      <w:r>
+        <w:t>Your learning goals</w:t>
       </w:r>
     </w:p>
     <w:p>
@@ -101,10 +106,34 @@
     </w:p>
     <w:p>
       <w:pPr>
-        <w:pStyle w:val="Heading3"/>
-      </w:pPr>
-      <w:r>
-        <w:t>Remember before reading</w:t>
+        <w:pStyle w:val="Heading2"/>
+      </w:pPr>
+      <w:r>
+        <w:t>Recall development and final cases</w:t>
+      </w:r>
+    </w:p>
+    <w:p>
+      <w:pPr>
+        <w:pStyle w:val="ListBullet"/>
+      </w:pPr>
+      <w:r>
+        <w:t>Close your notes first. A rough first answer helps us choose the right starting point; it is not a score for your ability.</w:t>
+      </w:r>
+    </w:p>
+    <w:p>
+      <w:pPr>
+        <w:pStyle w:val="ListBullet"/>
+      </w:pPr>
+      <w:r>
+        <w:t>If final cases guide a code change, are they still untouched evaluation cases?</w:t>
+      </w:r>
+    </w:p>
+    <w:p>
+      <w:pPr>
+        <w:pStyle w:val="Heading2"/>
+      </w:pPr>
+      <w:r>
+        <w:t>Your end goal</w:t>
       </w:r>
     </w:p>
     <w:p>
@@ -115,7 +144,31 @@
         <w:rPr>
           <w:b w:val="0"/>
         </w:rPr>
-        <w:t>Close your notes first. A rough first answer helps us choose the right starting point; it is not a score for your ability.</w:t>
+        <w:t>By the end, I can evaluate varied case types and prioritise an important failure slice.</w:t>
+      </w:r>
+    </w:p>
+    <w:p>
+      <w:pPr>
+        <w:pStyle w:val="Heading2"/>
+      </w:pPr>
+      <w:r>
+        <w:t>Earlier wording, alternatives and picture transcripts · reference / check after trying</w:t>
+      </w:r>
+    </w:p>
+    <w:p>
+      <w:pPr>
+        <w:pStyle w:val="Heading3"/>
+      </w:pPr>
+      <w:r>
+        <w:t>Your learning target</w:t>
+      </w:r>
+    </w:p>
+    <w:p>
+      <w:pPr>
+        <w:pStyle w:val="Heading3"/>
+      </w:pPr>
+      <w:r>
+        <w:t>Remember before reading</w:t>
       </w:r>
     </w:p>
     <w:p>
@@ -250,7 +303,7 @@
       </w:pPr>
       <w:r>
         <w:rPr>
-          <w:b/>
+          <w:b w:val="0"/>
         </w:rPr>
         <w:t>THINKER MISSION</w:t>
       </w:r>
@@ -332,46 +385,54 @@
     </w:p>
     <w:p>
       <w:pPr>
+        <w:pStyle w:val="Heading3"/>
+      </w:pPr>
+      <w:r>
+        <w:t>This week’s end goal</w:t>
+      </w:r>
+    </w:p>
+    <w:p>
+      <w:pPr>
+        <w:pStyle w:val="Heading1"/>
+      </w:pPr>
+      <w:r>
+        <w:t>02. Inspect the failed category beside the total</w:t>
+      </w:r>
+    </w:p>
+    <w:p>
+      <w:r>
+        <w:t>Designed tests describe a suite, not the frequency of real user needs.</w:t>
+      </w:r>
+    </w:p>
+    <w:p>
+      <w:pPr>
+        <w:pStyle w:val="Heading2"/>
+      </w:pPr>
+      <w:r>
+        <w:t>The six-case development record</w:t>
+      </w:r>
+    </w:p>
+    <w:p>
+      <w:pPr>
         <w:spacing w:line="336" w:lineRule="auto" w:after="180"/>
-        <w:shd w:fill="F5F1FB"/>
       </w:pPr>
       <w:r>
         <w:rPr>
           <w:b w:val="0"/>
         </w:rPr>
-        <w:t>If final cases guide a code change, are they still untouched evaluation cases?</w:t>
-      </w:r>
-    </w:p>
-    <w:p>
-      <w:pPr>
-        <w:pStyle w:val="Heading3"/>
-      </w:pPr>
-      <w:r>
-        <w:t>This week’s end goal</w:t>
-      </w:r>
-    </w:p>
-    <w:p>
-      <w:pPr>
-        <w:spacing w:line="336" w:lineRule="auto" w:after="180"/>
-      </w:pPr>
+        <w:t xml:space="preserve">A fictional chooser passes 5 of 6 development checks but fails its only tie case. An overall </w:t>
+      </w:r>
+      <w:r>
+        <w:rPr>
+          <w:b/>
+        </w:rPr>
+        <w:t>pass rate</w:t>
+      </w:r>
       <w:r>
         <w:rPr>
           <w:b w:val="0"/>
         </w:rPr>
-        <w:t>By the end, I can evaluate varied case types and prioritise an important failure slice.</w:t>
-      </w:r>
-    </w:p>
-    <w:p>
-      <w:pPr>
-        <w:pStyle w:val="Heading1"/>
-      </w:pPr>
-      <w:r>
-        <w:t>02. Notice the evidence</w:t>
-      </w:r>
-    </w:p>
-    <w:p>
-      <w:r>
-        <w:t>Investigate the supplied Test Diverse Users case. Separate observations, given facts and assumptions before choosing an explanation.</w:t>
+        <w:t xml:space="preserve"> can hide that concentrated weakness.</w:t>
       </w:r>
     </w:p>
     <w:p>
@@ -380,7 +441,26 @@
       </w:pPr>
       <w:r>
         <w:rPr>
-          <w:b/>
+          <w:b w:val="0"/>
+        </w:rPr>
+        <w:t>Evaluate ordinary, boundary, invalid, empty and tie cases separately, using requirements rather than duplicated versions of one easy example.</w:t>
+      </w:r>
+    </w:p>
+    <w:p>
+      <w:pPr>
+        <w:pStyle w:val="Heading2"/>
+      </w:pPr>
+      <w:r>
+        <w:t>Earlier wording, alternatives and picture transcripts · reference / check after trying</w:t>
+      </w:r>
+    </w:p>
+    <w:p>
+      <w:pPr>
+        <w:spacing w:line="336" w:lineRule="auto" w:after="180"/>
+      </w:pPr>
+      <w:r>
+        <w:rPr>
+          <w:b w:val="0"/>
         </w:rPr>
         <w:t>PICTURE STORY</w:t>
       </w:r>
@@ -457,16 +537,7 @@
     </w:p>
     <w:p>
       <w:pPr>
-        <w:pStyle w:val="Heading3"/>
-      </w:pPr>
-      <w:r>
-        <w:t>Start with this puzzle</w:t>
-      </w:r>
-    </w:p>
-    <w:p>
-      <w:pPr>
         <w:spacing w:line="336" w:lineRule="auto" w:after="180"/>
-        <w:shd w:fill="F1F6FC"/>
       </w:pPr>
       <w:r>
         <w:rPr>
@@ -478,7 +549,6 @@
     <w:p>
       <w:pPr>
         <w:spacing w:line="336" w:lineRule="auto" w:after="180"/>
-        <w:shd w:fill="F5F1FB"/>
       </w:pPr>
       <w:r>
         <w:rPr>
@@ -621,294 +691,23 @@
     </w:p>
     <w:p>
       <w:pPr>
-        <w:spacing w:line="336" w:lineRule="auto" w:after="180"/>
-      </w:pPr>
-      <w:r>
-        <w:rPr>
-          <w:b w:val="0"/>
-        </w:rPr>
-        <w:t xml:space="preserve">A fictional chooser passes 5 of 6 development checks but fails its only tie case. An overall </w:t>
-      </w:r>
-      <w:r>
-        <w:rPr>
-          <w:b/>
-        </w:rPr>
-        <w:t>pass rate</w:t>
-      </w:r>
-      <w:r>
-        <w:rPr>
-          <w:b w:val="0"/>
-        </w:rPr>
-        <w:t xml:space="preserve"> can hide that concentrated weakness.</w:t>
-      </w:r>
-    </w:p>
-    <w:p>
-      <w:pPr>
-        <w:spacing w:line="336" w:lineRule="auto" w:after="180"/>
-      </w:pPr>
-      <w:r>
-        <w:rPr>
-          <w:b w:val="0"/>
-        </w:rPr>
-        <w:t>Evaluate ordinary, boundary, invalid, empty and tie cases separately, using requirements rather than duplicated versions of one easy example.</w:t>
-      </w:r>
-    </w:p>
-    <w:p>
-      <w:pPr>
         <w:pStyle w:val="Heading1"/>
       </w:pPr>
       <w:r>
-        <w:t>03. See how it works</w:t>
-      </w:r>
-    </w:p>
-    <w:p>
-      <w:r>
-        <w:t>Follow the mechanism for Test Diverse Users. Connect each labelled input, deciding step and result.</w:t>
-      </w:r>
-    </w:p>
-    <w:p>
-      <w:pPr>
-        <w:spacing w:line="336" w:lineRule="auto" w:after="180"/>
-      </w:pPr>
-      <w:r>
-        <w:rPr>
-          <w:b/>
-        </w:rPr>
-        <w:t xml:space="preserve">VISUAL </w:t>
-      </w:r>
-      <w:r>
-        <w:rPr>
-          <w:b/>
-        </w:rPr>
-        <w:t>MECHANISM</w:t>
-      </w:r>
-    </w:p>
-    <w:p>
-      <w:pPr>
-        <w:spacing w:line="336" w:lineRule="auto" w:after="180"/>
-      </w:pPr>
-      <w:r>
-        <w:rPr>
-          <w:b/>
-        </w:rPr>
-        <w:t>Input</w:t>
-      </w:r>
-      <w:r>
-        <w:rPr>
-          <w:b w:val="0"/>
-        </w:rPr>
-        <w:t xml:space="preserve"> → </w:t>
-      </w:r>
-      <w:r>
-        <w:rPr>
-          <w:b/>
-        </w:rPr>
-        <w:t>Process</w:t>
-      </w:r>
-      <w:r>
-        <w:rPr>
-          <w:b w:val="0"/>
-        </w:rPr>
-        <w:t xml:space="preserve"> → </w:t>
-      </w:r>
-      <w:r>
-        <w:rPr>
-          <w:b/>
-        </w:rPr>
-        <w:t>Output</w:t>
-      </w:r>
-    </w:p>
-    <w:p>
-      <w:pPr>
-        <w:spacing w:line="336" w:lineRule="auto" w:after="180"/>
-      </w:pPr>
-      <w:r>
-        <w:rPr>
-          <w:b w:val="0"/>
-        </w:rPr>
-        <w:t>Trace the information. At each stage, ask what changed and how you could test it.</w:t>
-      </w:r>
-    </w:p>
-    <w:p>
-      <w:r>
-        <w:drawing>
-          <wp:inline xmlns:a="http://schemas.openxmlformats.org/drawingml/2006/main" xmlns:pic="http://schemas.openxmlformats.org/drawingml/2006/picture">
-            <wp:extent cx="5486400" cy="3145536"/>
-            <wp:docPr id="3" name="Picture 3" descr="INPUT stage for Test Diverse Users"/>
-            <wp:cNvGraphicFramePr>
-              <a:graphicFrameLocks noChangeAspect="1"/>
-            </wp:cNvGraphicFramePr>
-            <a:graphic>
-              <a:graphicData uri="http://schemas.openxmlformats.org/drawingml/2006/picture">
-                <pic:pic>
-                  <pic:nvPicPr>
-                    <pic:cNvPr id="0" name="c9da4503a7f613e9c4c7d643d349fd77667f373b1bf3541a9c2858ea60d0dc10.png"/>
-                    <pic:cNvPicPr/>
-                  </pic:nvPicPr>
-                  <pic:blipFill>
-                    <a:blip r:embed="rId10"/>
-                    <a:stretch>
-                      <a:fillRect/>
-                    </a:stretch>
-                  </pic:blipFill>
-                  <pic:spPr>
-                    <a:xfrm>
-                      <a:off x="0" y="0"/>
-                      <a:ext cx="5486400" cy="3145536"/>
-                    </a:xfrm>
-                    <a:prstGeom prst="rect"/>
-                  </pic:spPr>
-                </pic:pic>
-              </a:graphicData>
-            </a:graphic>
-          </wp:inline>
-        </w:drawing>
-      </w:r>
-    </w:p>
-    <w:p>
-      <w:pPr>
-        <w:spacing w:line="336" w:lineRule="auto" w:after="180"/>
-      </w:pPr>
-      <w:r>
-        <w:rPr>
-          <w:b w:val="0"/>
-        </w:rPr>
-        <w:t>↓</w:t>
-      </w:r>
-    </w:p>
-    <w:p>
-      <w:r>
-        <w:drawing>
-          <wp:inline xmlns:a="http://schemas.openxmlformats.org/drawingml/2006/main" xmlns:pic="http://schemas.openxmlformats.org/drawingml/2006/picture">
-            <wp:extent cx="5486400" cy="3145536"/>
-            <wp:docPr id="4" name="Picture 4" descr="PROCESS stage for Test Diverse Users"/>
-            <wp:cNvGraphicFramePr>
-              <a:graphicFrameLocks noChangeAspect="1"/>
-            </wp:cNvGraphicFramePr>
-            <a:graphic>
-              <a:graphicData uri="http://schemas.openxmlformats.org/drawingml/2006/picture">
-                <pic:pic>
-                  <pic:nvPicPr>
-                    <pic:cNvPr id="0" name="8ceea9c0d8ca629033989e2dd5a1a6b090e509e87fe0eaadfd8c2d881d0a95ea.png"/>
-                    <pic:cNvPicPr/>
-                  </pic:nvPicPr>
-                  <pic:blipFill>
-                    <a:blip r:embed="rId11"/>
-                    <a:stretch>
-                      <a:fillRect/>
-                    </a:stretch>
-                  </pic:blipFill>
-                  <pic:spPr>
-                    <a:xfrm>
-                      <a:off x="0" y="0"/>
-                      <a:ext cx="5486400" cy="3145536"/>
-                    </a:xfrm>
-                    <a:prstGeom prst="rect"/>
-                  </pic:spPr>
-                </pic:pic>
-              </a:graphicData>
-            </a:graphic>
-          </wp:inline>
-        </w:drawing>
-      </w:r>
-    </w:p>
-    <w:p>
-      <w:pPr>
-        <w:spacing w:line="336" w:lineRule="auto" w:after="180"/>
-      </w:pPr>
-      <w:r>
-        <w:rPr>
-          <w:b w:val="0"/>
-        </w:rPr>
-        <w:t>↓</w:t>
-      </w:r>
-    </w:p>
-    <w:p>
-      <w:r>
-        <w:drawing>
-          <wp:inline xmlns:a="http://schemas.openxmlformats.org/drawingml/2006/main" xmlns:pic="http://schemas.openxmlformats.org/drawingml/2006/picture">
-            <wp:extent cx="5486400" cy="3145536"/>
-            <wp:docPr id="5" name="Picture 5" descr="OUTPUT stage for Test Diverse Users"/>
-            <wp:cNvGraphicFramePr>
-              <a:graphicFrameLocks noChangeAspect="1"/>
-            </wp:cNvGraphicFramePr>
-            <a:graphic>
-              <a:graphicData uri="http://schemas.openxmlformats.org/drawingml/2006/picture">
-                <pic:pic>
-                  <pic:nvPicPr>
-                    <pic:cNvPr id="0" name="eca4dfbcfaba9949d3497e99eeee25e64473a09a906002a1555a821bbcf23382.png"/>
-                    <pic:cNvPicPr/>
-                  </pic:nvPicPr>
-                  <pic:blipFill>
-                    <a:blip r:embed="rId12"/>
-                    <a:stretch>
-                      <a:fillRect/>
-                    </a:stretch>
-                  </pic:blipFill>
-                  <pic:spPr>
-                    <a:xfrm>
-                      <a:off x="0" y="0"/>
-                      <a:ext cx="5486400" cy="3145536"/>
-                    </a:xfrm>
-                    <a:prstGeom prst="rect"/>
-                  </pic:spPr>
-                </pic:pic>
-              </a:graphicData>
-            </a:graphic>
-          </wp:inline>
-        </w:drawing>
-      </w:r>
-    </w:p>
-    <w:p>
-      <w:pPr>
-        <w:spacing w:line="336" w:lineRule="auto" w:after="180"/>
-      </w:pPr>
-      <w:r>
-        <w:rPr>
-          <w:b w:val="0"/>
-        </w:rPr>
-        <w:t>Which stage could fail even when the other two are correct? Explain:</w:t>
-      </w:r>
-    </w:p>
-    <w:p>
-      <w:pPr>
-        <w:pStyle w:val="Heading3"/>
-      </w:pPr>
-      <w:r>
-        <w:t>Write or draw your reasoning and evidence.</w:t>
-      </w:r>
-    </w:p>
-    <w:p>
-      <w:r>
-        <w:t>________________________________________________________________</w:t>
-      </w:r>
-    </w:p>
-    <w:p>
-      <w:r>
-        <w:t>________________________________________________________________</w:t>
-      </w:r>
-    </w:p>
-    <w:p>
-      <w:r>
-        <w:t>________________________________________________________________</w:t>
-      </w:r>
-    </w:p>
-    <w:p>
-      <w:r>
-        <w:t>________________________________________________________________</w:t>
-      </w:r>
-    </w:p>
-    <w:p>
-      <w:r>
-        <w:t>________________________________________________________________</w:t>
-      </w:r>
-    </w:p>
-    <w:p>
-      <w:pPr>
-        <w:pStyle w:val="Heading3"/>
-      </w:pPr>
-      <w:r>
-        <w:t>A closer explanation</w:t>
+        <w:t>03. Count six supplied outcomes without overclaiming coverage</w:t>
+      </w:r>
+    </w:p>
+    <w:p>
+      <w:r>
+        <w:t>The script counts recorded flags; it does not run the recommender.</w:t>
+      </w:r>
+    </w:p>
+    <w:p>
+      <w:pPr>
+        <w:pStyle w:val="Heading2"/>
+      </w:pPr>
+      <w:r>
+        <w:t>Predict and run the complete counting script</w:t>
       </w:r>
     </w:p>
     <w:p>
@@ -938,6 +737,14 @@
         <w:t xml:space="preserve">        passed = passed + 1</w:t>
         <w:br/>
         <w:t>print(passed, len(checks))</w:t>
+      </w:r>
+    </w:p>
+    <w:p>
+      <w:pPr>
+        <w:pStyle w:val="Heading2"/>
+      </w:pPr>
+      <w:r>
+        <w:t>Trace the total and tie slice</w:t>
       </w:r>
     </w:p>
     <w:p>
@@ -1120,14 +927,6 @@
     </w:p>
     <w:p>
       <w:pPr>
-        <w:pStyle w:val="Heading3"/>
-      </w:pPr>
-      <w:r>
-        <w:t>Look inside the overall result</w:t>
-      </w:r>
-    </w:p>
-    <w:p>
-      <w:pPr>
         <w:spacing w:line="336" w:lineRule="auto" w:after="180"/>
       </w:pPr>
       <w:r>
@@ -1150,10 +949,26 @@
     </w:p>
     <w:p>
       <w:pPr>
-        <w:pStyle w:val="Heading3"/>
-      </w:pPr>
-      <w:r>
-        <w:t>Connect the picture and the explanation</w:t>
+        <w:pStyle w:val="Heading2"/>
+      </w:pPr>
+      <w:r>
+        <w:t>Explain the deciding evidence</w:t>
+      </w:r>
+    </w:p>
+    <w:p>
+      <w:pPr>
+        <w:pStyle w:val="ListBullet"/>
+      </w:pPr>
+      <w:r>
+        <w:t>Point to the input, the deciding step and the result in this week’s visual. Explain the same step in ordinary words. A picture helps when you can say what each part represents.</w:t>
+      </w:r>
+    </w:p>
+    <w:p>
+      <w:pPr>
+        <w:pStyle w:val="Heading2"/>
+      </w:pPr>
+      <w:r>
+        <w:t>Earlier wording, alternatives and picture transcripts · reference / check after trying</w:t>
       </w:r>
     </w:p>
     <w:p>
@@ -1164,52 +979,48 @@
         <w:rPr>
           <w:b w:val="0"/>
         </w:rPr>
-        <w:t xml:space="preserve">Point to the </w:t>
+        <w:t xml:space="preserve">VISUAL </w:t>
       </w:r>
       <w:r>
         <w:rPr>
           <w:b/>
         </w:rPr>
-        <w:t>input</w:t>
+        <w:t>MECHANISM</w:t>
+      </w:r>
+    </w:p>
+    <w:p>
+      <w:pPr>
+        <w:spacing w:line="336" w:lineRule="auto" w:after="180"/>
+      </w:pPr>
+      <w:r>
+        <w:rPr>
+          <w:b/>
+        </w:rPr>
+        <w:t>Input</w:t>
       </w:r>
       <w:r>
         <w:rPr>
           <w:b w:val="0"/>
         </w:rPr>
-        <w:t>, the deciding step and the result in this week’s visual. Explain the same step in ordinary words. A picture helps when you can say what each part represents.</w:t>
-      </w:r>
-    </w:p>
-    <w:p>
-      <w:pPr>
-        <w:pStyle w:val="Heading1"/>
-      </w:pPr>
-      <w:r>
-        <w:t>04. Compare the cases</w:t>
-      </w:r>
-    </w:p>
-    <w:p>
-      <w:r>
-        <w:t>Compare the supplied cases for Test Diverse Users. Identify the detail that changes the conclusion.</w:t>
-      </w:r>
-    </w:p>
-    <w:p>
-      <w:pPr>
-        <w:pStyle w:val="Heading3"/>
-      </w:pPr>
-      <w:r>
-        <w:t>The case to investigate</w:t>
-      </w:r>
-    </w:p>
-    <w:p>
-      <w:pPr>
-        <w:spacing w:line="336" w:lineRule="auto" w:after="180"/>
-        <w:shd w:fill="F1F6FC"/>
-      </w:pPr>
+        <w:t xml:space="preserve"> → </w:t>
+      </w:r>
+      <w:r>
+        <w:rPr>
+          <w:b/>
+        </w:rPr>
+        <w:t>Process</w:t>
+      </w:r>
       <w:r>
         <w:rPr>
           <w:b w:val="0"/>
         </w:rPr>
-        <w:t>CASE GALLERY</w:t>
+        <w:t xml:space="preserve"> → </w:t>
+      </w:r>
+      <w:r>
+        <w:rPr>
+          <w:b/>
+        </w:rPr>
+        <w:t>Output</w:t>
       </w:r>
     </w:p>
     <w:p>
@@ -1220,13 +1031,43 @@
         <w:rPr>
           <w:b w:val="0"/>
         </w:rPr>
-        <w:t xml:space="preserve">Four Tests, Four Kinds of </w:t>
-      </w:r>
-      <w:r>
-        <w:rPr>
-          <w:b/>
-        </w:rPr>
-        <w:t>Evidence</w:t>
+        <w:t>Trace the information. At each stage, ask what changed and how you could test it.</w:t>
+      </w:r>
+    </w:p>
+    <w:p>
+      <w:r>
+        <w:drawing>
+          <wp:inline xmlns:a="http://schemas.openxmlformats.org/drawingml/2006/main" xmlns:pic="http://schemas.openxmlformats.org/drawingml/2006/picture">
+            <wp:extent cx="5486400" cy="3145536"/>
+            <wp:docPr id="3" name="Picture 3" descr="INPUT stage for Test Diverse Users"/>
+            <wp:cNvGraphicFramePr>
+              <a:graphicFrameLocks noChangeAspect="1"/>
+            </wp:cNvGraphicFramePr>
+            <a:graphic>
+              <a:graphicData uri="http://schemas.openxmlformats.org/drawingml/2006/picture">
+                <pic:pic>
+                  <pic:nvPicPr>
+                    <pic:cNvPr id="0" name="c9da4503a7f613e9c4c7d643d349fd77667f373b1bf3541a9c2858ea60d0dc10.png"/>
+                    <pic:cNvPicPr/>
+                  </pic:nvPicPr>
+                  <pic:blipFill>
+                    <a:blip r:embed="rId10"/>
+                    <a:stretch>
+                      <a:fillRect/>
+                    </a:stretch>
+                  </pic:blipFill>
+                  <pic:spPr>
+                    <a:xfrm>
+                      <a:off x="0" y="0"/>
+                      <a:ext cx="5486400" cy="3145536"/>
+                    </a:xfrm>
+                    <a:prstGeom prst="rect"/>
+                  </pic:spPr>
+                </pic:pic>
+              </a:graphicData>
+            </a:graphic>
+          </wp:inline>
+        </w:drawing>
       </w:r>
     </w:p>
     <w:p>
@@ -1237,7 +1078,179 @@
         <w:rPr>
           <w:b w:val="0"/>
         </w:rPr>
-        <w:t>A system is not understood until it survives more than one comfortable example.</w:t>
+        <w:t>↓</w:t>
+      </w:r>
+    </w:p>
+    <w:p>
+      <w:r>
+        <w:drawing>
+          <wp:inline xmlns:a="http://schemas.openxmlformats.org/drawingml/2006/main" xmlns:pic="http://schemas.openxmlformats.org/drawingml/2006/picture">
+            <wp:extent cx="5486400" cy="3145536"/>
+            <wp:docPr id="4" name="Picture 4" descr="PROCESS stage for Test Diverse Users"/>
+            <wp:cNvGraphicFramePr>
+              <a:graphicFrameLocks noChangeAspect="1"/>
+            </wp:cNvGraphicFramePr>
+            <a:graphic>
+              <a:graphicData uri="http://schemas.openxmlformats.org/drawingml/2006/picture">
+                <pic:pic>
+                  <pic:nvPicPr>
+                    <pic:cNvPr id="0" name="8ceea9c0d8ca629033989e2dd5a1a6b090e509e87fe0eaadfd8c2d881d0a95ea.png"/>
+                    <pic:cNvPicPr/>
+                  </pic:nvPicPr>
+                  <pic:blipFill>
+                    <a:blip r:embed="rId11"/>
+                    <a:stretch>
+                      <a:fillRect/>
+                    </a:stretch>
+                  </pic:blipFill>
+                  <pic:spPr>
+                    <a:xfrm>
+                      <a:off x="0" y="0"/>
+                      <a:ext cx="5486400" cy="3145536"/>
+                    </a:xfrm>
+                    <a:prstGeom prst="rect"/>
+                  </pic:spPr>
+                </pic:pic>
+              </a:graphicData>
+            </a:graphic>
+          </wp:inline>
+        </w:drawing>
+      </w:r>
+    </w:p>
+    <w:p>
+      <w:pPr>
+        <w:spacing w:line="336" w:lineRule="auto" w:after="180"/>
+      </w:pPr>
+      <w:r>
+        <w:rPr>
+          <w:b w:val="0"/>
+        </w:rPr>
+        <w:t>↓</w:t>
+      </w:r>
+    </w:p>
+    <w:p>
+      <w:r>
+        <w:drawing>
+          <wp:inline xmlns:a="http://schemas.openxmlformats.org/drawingml/2006/main" xmlns:pic="http://schemas.openxmlformats.org/drawingml/2006/picture">
+            <wp:extent cx="5486400" cy="3145536"/>
+            <wp:docPr id="5" name="Picture 5" descr="OUTPUT stage for Test Diverse Users"/>
+            <wp:cNvGraphicFramePr>
+              <a:graphicFrameLocks noChangeAspect="1"/>
+            </wp:cNvGraphicFramePr>
+            <a:graphic>
+              <a:graphicData uri="http://schemas.openxmlformats.org/drawingml/2006/picture">
+                <pic:pic>
+                  <pic:nvPicPr>
+                    <pic:cNvPr id="0" name="eca4dfbcfaba9949d3497e99eeee25e64473a09a906002a1555a821bbcf23382.png"/>
+                    <pic:cNvPicPr/>
+                  </pic:nvPicPr>
+                  <pic:blipFill>
+                    <a:blip r:embed="rId12"/>
+                    <a:stretch>
+                      <a:fillRect/>
+                    </a:stretch>
+                  </pic:blipFill>
+                  <pic:spPr>
+                    <a:xfrm>
+                      <a:off x="0" y="0"/>
+                      <a:ext cx="5486400" cy="3145536"/>
+                    </a:xfrm>
+                    <a:prstGeom prst="rect"/>
+                  </pic:spPr>
+                </pic:pic>
+              </a:graphicData>
+            </a:graphic>
+          </wp:inline>
+        </w:drawing>
+      </w:r>
+    </w:p>
+    <w:p>
+      <w:pPr>
+        <w:spacing w:line="336" w:lineRule="auto" w:after="180"/>
+      </w:pPr>
+      <w:r>
+        <w:rPr>
+          <w:b w:val="0"/>
+        </w:rPr>
+        <w:t>Which stage could fail even when the other two are correct? Explain:</w:t>
+      </w:r>
+    </w:p>
+    <w:p>
+      <w:pPr>
+        <w:pStyle w:val="Heading3"/>
+      </w:pPr>
+      <w:r>
+        <w:t>Write or draw your reasoning and evidence.</w:t>
+      </w:r>
+    </w:p>
+    <w:p>
+      <w:r>
+        <w:t>________________________________________________________________</w:t>
+      </w:r>
+    </w:p>
+    <w:p>
+      <w:r>
+        <w:t>________________________________________________________________</w:t>
+      </w:r>
+    </w:p>
+    <w:p>
+      <w:r>
+        <w:t>________________________________________________________________</w:t>
+      </w:r>
+    </w:p>
+    <w:p>
+      <w:r>
+        <w:t>________________________________________________________________</w:t>
+      </w:r>
+    </w:p>
+    <w:p>
+      <w:r>
+        <w:t>________________________________________________________________</w:t>
+      </w:r>
+    </w:p>
+    <w:p>
+      <w:pPr>
+        <w:pStyle w:val="Heading3"/>
+      </w:pPr>
+      <w:r>
+        <w:t>A closer explanation</w:t>
+      </w:r>
+    </w:p>
+    <w:p>
+      <w:pPr>
+        <w:pStyle w:val="Heading3"/>
+      </w:pPr>
+      <w:r>
+        <w:t>Look inside the overall result</w:t>
+      </w:r>
+    </w:p>
+    <w:p>
+      <w:pPr>
+        <w:pStyle w:val="Heading3"/>
+      </w:pPr>
+      <w:r>
+        <w:t>Connect the picture and the explanation</w:t>
+      </w:r>
+    </w:p>
+    <w:p>
+      <w:pPr>
+        <w:pStyle w:val="Heading1"/>
+      </w:pPr>
+      <w:r>
+        <w:t>04. Compare requirement failures and untested conditions</w:t>
+      </w:r>
+    </w:p>
+    <w:p>
+      <w:r>
+        <w:t>One comfortable demonstration cannot establish broad coverage.</w:t>
+      </w:r>
+    </w:p>
+    <w:p>
+      <w:pPr>
+        <w:pStyle w:val="Heading2"/>
+      </w:pPr>
+      <w:r>
+        <w:t>Four pictures with a purpose</w:t>
       </w:r>
     </w:p>
     <w:p>
@@ -1278,6 +1291,11 @@
     </w:p>
     <w:p>
       <w:r>
+        <w:t>Normal case: predict the result and deciding evidence.</w:t>
+      </w:r>
+    </w:p>
+    <w:p>
+      <w:r>
         <w:drawing>
           <wp:inline xmlns:a="http://schemas.openxmlformats.org/drawingml/2006/main" xmlns:pic="http://schemas.openxmlformats.org/drawingml/2006/picture">
             <wp:extent cx="5486400" cy="3200400"/>
@@ -1313,47 +1331,8 @@
       </w:r>
     </w:p>
     <w:p>
-      <w:pPr>
-        <w:pStyle w:val="Heading3"/>
-      </w:pPr>
-      <w:r>
-        <w:t>The normal case</w:t>
-      </w:r>
-    </w:p>
-    <w:p>
-      <w:pPr>
-        <w:spacing w:line="336" w:lineRule="auto" w:after="180"/>
-        <w:shd w:fill="F1F6FC"/>
-      </w:pPr>
-      <w:r>
-        <w:rPr>
-          <w:b w:val="0"/>
-        </w:rPr>
-        <w:t xml:space="preserve">NORMAL CASE: predict and name </w:t>
-      </w:r>
-      <w:r>
-        <w:rPr>
-          <w:b/>
-        </w:rPr>
-        <w:t>evidence</w:t>
-      </w:r>
-      <w:r>
-        <w:rPr>
-          <w:b w:val="0"/>
-        </w:rPr>
-        <w:t xml:space="preserve">.     BOUNDARY CASE: predict and name </w:t>
-      </w:r>
-      <w:r>
-        <w:rPr>
-          <w:b/>
-        </w:rPr>
-        <w:t>evidence</w:t>
-      </w:r>
-      <w:r>
-        <w:rPr>
-          <w:b w:val="0"/>
-        </w:rPr>
-        <w:t>.</w:t>
+      <w:r>
+        <w:t>Boundary case: identify the exact limit.</w:t>
       </w:r>
     </w:p>
     <w:p>
@@ -1394,6 +1373,11 @@
     </w:p>
     <w:p>
       <w:r>
+        <w:t>Missing information: name what must be clarified.</w:t>
+      </w:r>
+    </w:p>
+    <w:p>
+      <w:r>
         <w:drawing>
           <wp:inline xmlns:a="http://schemas.openxmlformats.org/drawingml/2006/main" xmlns:pic="http://schemas.openxmlformats.org/drawingml/2006/picture">
             <wp:extent cx="5486400" cy="3200400"/>
@@ -1429,134 +1413,86 @@
       </w:r>
     </w:p>
     <w:p>
+      <w:r>
+        <w:t>Transfer case: explain which procedure still applies.</w:t>
+      </w:r>
+    </w:p>
+    <w:p>
+      <w:pPr>
+        <w:pStyle w:val="Heading2"/>
+      </w:pPr>
+      <w:r>
+        <w:t>Choose a revealing case</w:t>
+      </w:r>
+    </w:p>
+    <w:p>
+      <w:pPr>
+        <w:pStyle w:val="ListBullet"/>
+      </w:pPr>
+      <w:r>
+        <w:t>Which case is most likely to reveal a hidden assumption? Why?</w:t>
+      </w:r>
+    </w:p>
+    <w:p>
       <w:pPr>
         <w:pStyle w:val="Heading3"/>
       </w:pPr>
       <w:r>
-        <w:t>Check missing information</w:t>
+        <w:t>Write or draw your reasoning and evidence.</w:t>
+      </w:r>
+    </w:p>
+    <w:p>
+      <w:r>
+        <w:t>________________________________________________________________</w:t>
+      </w:r>
+    </w:p>
+    <w:p>
+      <w:r>
+        <w:t>________________________________________________________________</w:t>
+      </w:r>
+    </w:p>
+    <w:p>
+      <w:r>
+        <w:t>________________________________________________________________</w:t>
+      </w:r>
+    </w:p>
+    <w:p>
+      <w:r>
+        <w:t>________________________________________________________________</w:t>
+      </w:r>
+    </w:p>
+    <w:p>
+      <w:r>
+        <w:t>________________________________________________________________</w:t>
+      </w:r>
+    </w:p>
+    <w:p>
+      <w:pPr>
+        <w:pStyle w:val="Heading2"/>
+      </w:pPr>
+      <w:r>
+        <w:t>Predict the supplied changed case</w:t>
+      </w:r>
+    </w:p>
+    <w:p>
+      <w:pPr>
+        <w:pStyle w:val="ListBullet"/>
+      </w:pPr>
+      <w:r>
+        <w:t>Change: Someone reports only the ordinary slice.</w:t>
+      </w:r>
+    </w:p>
+    <w:p>
+      <w:pPr>
+        <w:pStyle w:val="Heading2"/>
+      </w:pPr>
+      <w:r>
+        <w:t>Check after predicting · reference / check after trying</w:t>
       </w:r>
     </w:p>
     <w:p>
       <w:pPr>
         <w:spacing w:line="336" w:lineRule="auto" w:after="180"/>
-        <w:shd w:fill="FFF5E6"/>
-      </w:pPr>
-      <w:r>
-        <w:rPr>
-          <w:b w:val="0"/>
-        </w:rPr>
-        <w:t xml:space="preserve">MISSING INFORMATION: predict and name </w:t>
-      </w:r>
-      <w:r>
-        <w:rPr>
-          <w:b/>
-        </w:rPr>
-        <w:t>evidence</w:t>
-      </w:r>
-      <w:r>
-        <w:rPr>
-          <w:b w:val="0"/>
-        </w:rPr>
-        <w:t xml:space="preserve">.     TRANSFER CASE: predict and name </w:t>
-      </w:r>
-      <w:r>
-        <w:rPr>
-          <w:b/>
-        </w:rPr>
-        <w:t>evidence</w:t>
-      </w:r>
-      <w:r>
-        <w:rPr>
-          <w:b w:val="0"/>
-        </w:rPr>
-        <w:t>.</w:t>
-      </w:r>
-    </w:p>
-    <w:p>
-      <w:pPr>
-        <w:spacing w:line="336" w:lineRule="auto" w:after="180"/>
-        <w:shd w:fill="F5F1FB"/>
-      </w:pPr>
-      <w:r>
-        <w:rPr>
-          <w:b w:val="0"/>
-        </w:rPr>
-        <w:t>Which case is most likely to reveal a hidden assumption? Why?</w:t>
-      </w:r>
-    </w:p>
-    <w:p>
-      <w:pPr>
-        <w:pStyle w:val="Heading3"/>
-      </w:pPr>
-      <w:r>
-        <w:t>Write or draw your reasoning and evidence.</w:t>
-      </w:r>
-    </w:p>
-    <w:p>
-      <w:r>
-        <w:t>________________________________________________________________</w:t>
-      </w:r>
-    </w:p>
-    <w:p>
-      <w:r>
-        <w:t>________________________________________________________________</w:t>
-      </w:r>
-    </w:p>
-    <w:p>
-      <w:r>
-        <w:t>________________________________________________________________</w:t>
-      </w:r>
-    </w:p>
-    <w:p>
-      <w:r>
-        <w:t>________________________________________________________________</w:t>
-      </w:r>
-    </w:p>
-    <w:p>
-      <w:r>
-        <w:t>________________________________________________________________</w:t>
-      </w:r>
-    </w:p>
-    <w:p>
-      <w:pPr>
-        <w:pStyle w:val="Heading3"/>
-      </w:pPr>
-      <w:r>
-        <w:t>Change one thing in the pictured case</w:t>
-      </w:r>
-    </w:p>
-    <w:p>
-      <w:pPr>
-        <w:pStyle w:val="Heading3"/>
-      </w:pPr>
-      <w:r>
-        <w:t>Change one thing</w:t>
-      </w:r>
-    </w:p>
-    <w:p>
-      <w:pPr>
-        <w:spacing w:line="336" w:lineRule="auto" w:after="180"/>
-        <w:shd w:fill="F5F1FB"/>
-      </w:pPr>
-      <w:r>
-        <w:rPr>
-          <w:b w:val="0"/>
-        </w:rPr>
-        <w:t>Change: Someone reports only the ordinary slice.</w:t>
-      </w:r>
-    </w:p>
-    <w:p>
-      <w:pPr>
-        <w:pStyle w:val="Heading3"/>
-      </w:pPr>
-      <w:r>
-        <w:t>Predicted result</w:t>
-      </w:r>
-    </w:p>
-    <w:p>
-      <w:pPr>
-        <w:spacing w:line="336" w:lineRule="auto" w:after="180"/>
-        <w:shd w:fill="F1F6FC"/>
       </w:pPr>
       <w:r>
         <w:rPr>
@@ -1573,16 +1509,7 @@
     </w:p>
     <w:p>
       <w:pPr>
-        <w:pStyle w:val="Heading3"/>
-      </w:pPr>
-      <w:r>
-        <w:t>Why the result follows</w:t>
-      </w:r>
-    </w:p>
-    <w:p>
-      <w:pPr>
         <w:spacing w:line="336" w:lineRule="auto" w:after="180"/>
-        <w:shd w:fill="F1F6FC"/>
       </w:pPr>
       <w:r>
         <w:rPr>
@@ -1593,26 +1520,38 @@
     </w:p>
     <w:p>
       <w:pPr>
-        <w:pStyle w:val="Heading1"/>
-      </w:pPr>
-      <w:r>
-        <w:t>05. Words that unlock the idea</w:t>
-      </w:r>
-    </w:p>
-    <w:p>
-      <w:r>
-        <w:t>Use the vocabulary of Test Diverse Users to explain a concrete decision, rather than only memorising definitions.</w:t>
+        <w:pStyle w:val="Heading2"/>
+      </w:pPr>
+      <w:r>
+        <w:t>Earlier wording, alternatives and picture transcripts · reference / check after trying</w:t>
       </w:r>
     </w:p>
     <w:p>
       <w:pPr>
         <w:spacing w:line="336" w:lineRule="auto" w:after="180"/>
       </w:pPr>
+      <w:r>
+        <w:rPr>
+          <w:b w:val="0"/>
+        </w:rPr>
+        <w:t>CASE GALLERY</w:t>
+      </w:r>
+    </w:p>
+    <w:p>
+      <w:pPr>
+        <w:spacing w:line="336" w:lineRule="auto" w:after="180"/>
+      </w:pPr>
+      <w:r>
+        <w:rPr>
+          <w:b w:val="0"/>
+        </w:rPr>
+        <w:t xml:space="preserve">Four Tests, Four Kinds of </w:t>
+      </w:r>
       <w:r>
         <w:rPr>
           <w:b/>
         </w:rPr>
-        <w:t>VOCABULARY LAB</w:t>
+        <w:t>Evidence</w:t>
       </w:r>
     </w:p>
     <w:p>
@@ -1623,18 +1562,7 @@
         <w:rPr>
           <w:b w:val="0"/>
         </w:rPr>
-        <w:t>Words You Can Use to Reason</w:t>
-      </w:r>
-    </w:p>
-    <w:p>
-      <w:pPr>
-        <w:spacing w:line="336" w:lineRule="auto" w:after="180"/>
-      </w:pPr>
-      <w:r>
-        <w:rPr>
-          <w:b w:val="0"/>
-        </w:rPr>
-        <w:t>A definition matters when you can recognize the idea, use it, and contrast it with a near-miss.</w:t>
+        <w:t>A system is not understood until it survives more than one comfortable example.</w:t>
       </w:r>
     </w:p>
     <w:p>
@@ -1642,7 +1570,7 @@
         <w:drawing>
           <wp:inline xmlns:a="http://schemas.openxmlformats.org/drawingml/2006/main" xmlns:pic="http://schemas.openxmlformats.org/drawingml/2006/picture">
             <wp:extent cx="5486400" cy="3200400"/>
-            <wp:docPr id="10" name="Picture 10" descr="Vocabulary badge: test profile"/>
+            <wp:docPr id="10" name="Picture 10" descr="NORMAL CASE illustration"/>
             <wp:cNvGraphicFramePr>
               <a:graphicFrameLocks noChangeAspect="1"/>
             </wp:cNvGraphicFramePr>
@@ -1650,11 +1578,11 @@
               <a:graphicData uri="http://schemas.openxmlformats.org/drawingml/2006/picture">
                 <pic:pic>
                   <pic:nvPicPr>
-                    <pic:cNvPr id="0" name="c36c10cb01deb637dae577ea45cccc37a228e9f0bb9fd009ae341d8a04d0ac34.png"/>
+                    <pic:cNvPr id="0" name="1f18213ba3d74c99072fa04ad7520b53eee0b2e9e845b0d8a61ccdda1b41f3f1.png"/>
                     <pic:cNvPicPr/>
                   </pic:nvPicPr>
                   <pic:blipFill>
-                    <a:blip r:embed="rId17"/>
+                    <a:blip r:embed="rId13"/>
                     <a:stretch>
                       <a:fillRect/>
                     </a:stretch>
@@ -1678,7 +1606,7 @@
         <w:drawing>
           <wp:inline xmlns:a="http://schemas.openxmlformats.org/drawingml/2006/main" xmlns:pic="http://schemas.openxmlformats.org/drawingml/2006/picture">
             <wp:extent cx="5486400" cy="3200400"/>
-            <wp:docPr id="11" name="Picture 11" descr="Vocabulary badge: edge case"/>
+            <wp:docPr id="11" name="Picture 11" descr="BOUNDARY CASE illustration"/>
             <wp:cNvGraphicFramePr>
               <a:graphicFrameLocks noChangeAspect="1"/>
             </wp:cNvGraphicFramePr>
@@ -1686,11 +1614,11 @@
               <a:graphicData uri="http://schemas.openxmlformats.org/drawingml/2006/picture">
                 <pic:pic>
                   <pic:nvPicPr>
-                    <pic:cNvPr id="0" name="702c0acedc843d535b94f8f614bf15799729688ceda2bc2aff05c5634d616ba6.png"/>
+                    <pic:cNvPr id="0" name="fed8318cf337134a2c31a8d2c90831db67a27a43d3c6f85b25079c53ec37ff9a.png"/>
                     <pic:cNvPicPr/>
                   </pic:nvPicPr>
                   <pic:blipFill>
-                    <a:blip r:embed="rId18"/>
+                    <a:blip r:embed="rId14"/>
                     <a:stretch>
                       <a:fillRect/>
                     </a:stretch>
@@ -1710,11 +1638,46 @@
       </w:r>
     </w:p>
     <w:p>
+      <w:pPr>
+        <w:spacing w:line="336" w:lineRule="auto" w:after="180"/>
+      </w:pPr>
+      <w:r>
+        <w:rPr>
+          <w:b w:val="0"/>
+        </w:rPr>
+        <w:t xml:space="preserve">NORMAL CASE: predict and name </w:t>
+      </w:r>
+      <w:r>
+        <w:rPr>
+          <w:b/>
+        </w:rPr>
+        <w:t>evidence</w:t>
+      </w:r>
+      <w:r>
+        <w:rPr>
+          <w:b w:val="0"/>
+        </w:rPr>
+        <w:t xml:space="preserve">.     BOUNDARY CASE: predict and name </w:t>
+      </w:r>
+      <w:r>
+        <w:rPr>
+          <w:b/>
+        </w:rPr>
+        <w:t>evidence</w:t>
+      </w:r>
+      <w:r>
+        <w:rPr>
+          <w:b w:val="0"/>
+        </w:rPr>
+        <w:t>.</w:t>
+      </w:r>
+    </w:p>
+    <w:p>
       <w:r>
         <w:drawing>
           <wp:inline xmlns:a="http://schemas.openxmlformats.org/drawingml/2006/main" xmlns:pic="http://schemas.openxmlformats.org/drawingml/2006/picture">
             <wp:extent cx="5486400" cy="3200400"/>
-            <wp:docPr id="12" name="Picture 12" descr="Vocabulary badge: underserved"/>
+            <wp:docPr id="12" name="Picture 12" descr="MISSING INFORMATION illustration"/>
             <wp:cNvGraphicFramePr>
               <a:graphicFrameLocks noChangeAspect="1"/>
             </wp:cNvGraphicFramePr>
@@ -1722,11 +1685,11 @@
               <a:graphicData uri="http://schemas.openxmlformats.org/drawingml/2006/picture">
                 <pic:pic>
                   <pic:nvPicPr>
-                    <pic:cNvPr id="0" name="7dbeced101c084703ea95437d730177864e64efba743c451055425c8c41e57c5.png"/>
+                    <pic:cNvPr id="0" name="75f964dbe29000347e518a59e2717387d7109bd1f947abdafa07e931a61cf754.png"/>
                     <pic:cNvPicPr/>
                   </pic:nvPicPr>
                   <pic:blipFill>
-                    <a:blip r:embed="rId19"/>
+                    <a:blip r:embed="rId15"/>
                     <a:stretch>
                       <a:fillRect/>
                     </a:stretch>
@@ -1750,7 +1713,7 @@
         <w:drawing>
           <wp:inline xmlns:a="http://schemas.openxmlformats.org/drawingml/2006/main" xmlns:pic="http://schemas.openxmlformats.org/drawingml/2006/picture">
             <wp:extent cx="5486400" cy="3200400"/>
-            <wp:docPr id="13" name="Picture 13" descr="Vocabulary badge: fairness concern"/>
+            <wp:docPr id="13" name="Picture 13" descr="TRANSFER CASE illustration"/>
             <wp:cNvGraphicFramePr>
               <a:graphicFrameLocks noChangeAspect="1"/>
             </wp:cNvGraphicFramePr>
@@ -1758,11 +1721,11 @@
               <a:graphicData uri="http://schemas.openxmlformats.org/drawingml/2006/picture">
                 <pic:pic>
                   <pic:nvPicPr>
-                    <pic:cNvPr id="0" name="b8345fdd98f8faaf858b6689014abba9f1b92bbfbc5cad58181e323432ae15e1.png"/>
+                    <pic:cNvPr id="0" name="4d936b6648b81ac897fc99370c2788f8e0b135d8fc31cfd77afceee66a92128c.png"/>
                     <pic:cNvPicPr/>
                   </pic:nvPicPr>
                   <pic:blipFill>
-                    <a:blip r:embed="rId20"/>
+                    <a:blip r:embed="rId16"/>
                     <a:stretch>
                       <a:fillRect/>
                     </a:stretch>
@@ -1781,335 +1744,6 @@
         </w:drawing>
       </w:r>
     </w:p>
-    <w:tbl>
-      <w:tblPr>
-        <w:tblStyle w:val="LightShading-Accent1"/>
-        <w:tblW w:type="auto" w:w="0"/>
-        <w:tblLook w:firstColumn="1" w:firstRow="1" w:lastColumn="0" w:lastRow="0" w:noHBand="0" w:noVBand="1" w:val="04A0"/>
-      </w:tblPr>
-      <w:tblGrid>
-        <w:gridCol w:w="3408"/>
-        <w:gridCol w:w="3408"/>
-        <w:gridCol w:w="3408"/>
-      </w:tblGrid>
-      <w:tr>
-        <w:trPr>
-          <w:tblHeader/>
-        </w:trPr>
-        <w:tc>
-          <w:tcPr>
-            <w:tcW w:type="dxa" w:w="3408"/>
-          </w:tcPr>
-          <w:p>
-            <w:r>
-              <w:t>Word</w:t>
-            </w:r>
-          </w:p>
-        </w:tc>
-        <w:tc>
-          <w:tcPr>
-            <w:tcW w:type="dxa" w:w="3408"/>
-          </w:tcPr>
-          <w:p>
-            <w:r>
-              <w:t>My own example</w:t>
-            </w:r>
-          </w:p>
-        </w:tc>
-        <w:tc>
-          <w:tcPr>
-            <w:tcW w:type="dxa" w:w="3408"/>
-          </w:tcPr>
-          <w:p>
-            <w:r>
-              <w:t>Not this / boundary</w:t>
-            </w:r>
-          </w:p>
-        </w:tc>
-      </w:tr>
-      <w:tr>
-        <w:tc>
-          <w:tcPr>
-            <w:tcW w:type="dxa" w:w="3408"/>
-          </w:tcPr>
-          <w:p>
-            <w:r>
-              <w:t>test profile</w:t>
-            </w:r>
-          </w:p>
-        </w:tc>
-        <w:tc>
-          <w:tcPr>
-            <w:tcW w:type="dxa" w:w="3408"/>
-          </w:tcPr>
-          <w:p>
-            <w:r>
-              <w:t>A description of the kinds of cases and conditions included in an evaluation.</w:t>
-            </w:r>
-          </w:p>
-        </w:tc>
-        <w:tc>
-          <w:tcPr>
-            <w:tcW w:type="dxa" w:w="3408"/>
-          </w:tcPr>
-          <w:p>
-            <w:r/>
-          </w:p>
-        </w:tc>
-      </w:tr>
-      <w:tr>
-        <w:tc>
-          <w:tcPr>
-            <w:tcW w:type="dxa" w:w="3408"/>
-          </w:tcPr>
-          <w:p>
-            <w:r>
-              <w:t>edge case</w:t>
-            </w:r>
-          </w:p>
-        </w:tc>
-        <w:tc>
-          <w:tcPr>
-            <w:tcW w:type="dxa" w:w="3408"/>
-          </w:tcPr>
-          <w:p>
-            <w:r>
-              <w:t>An unusual, boundary or difficult input that can reveal a failure hidden by routine examples.</w:t>
-            </w:r>
-          </w:p>
-        </w:tc>
-        <w:tc>
-          <w:tcPr>
-            <w:tcW w:type="dxa" w:w="3408"/>
-          </w:tcPr>
-          <w:p>
-            <w:r/>
-          </w:p>
-        </w:tc>
-      </w:tr>
-      <w:tr>
-        <w:tc>
-          <w:tcPr>
-            <w:tcW w:type="dxa" w:w="3408"/>
-          </w:tcPr>
-          <w:p>
-            <w:r>
-              <w:t>underserved</w:t>
-            </w:r>
-          </w:p>
-        </w:tc>
-        <w:tc>
-          <w:tcPr>
-            <w:tcW w:type="dxa" w:w="3408"/>
-          </w:tcPr>
-          <w:p>
-            <w:r>
-              <w:t>Receiving less adequate support or performance than the intended service requires.</w:t>
-            </w:r>
-          </w:p>
-        </w:tc>
-        <w:tc>
-          <w:tcPr>
-            <w:tcW w:type="dxa" w:w="3408"/>
-          </w:tcPr>
-          <w:p>
-            <w:r/>
-          </w:p>
-        </w:tc>
-      </w:tr>
-      <w:tr>
-        <w:tc>
-          <w:tcPr>
-            <w:tcW w:type="dxa" w:w="3408"/>
-          </w:tcPr>
-          <w:p>
-            <w:r>
-              <w:t>fairness concern</w:t>
-            </w:r>
-          </w:p>
-        </w:tc>
-        <w:tc>
-          <w:tcPr>
-            <w:tcW w:type="dxa" w:w="3408"/>
-          </w:tcPr>
-          <w:p>
-            <w:r>
-              <w:t>A reason to examine whether a system creates unjustified differences in treatment or outcomes.</w:t>
-            </w:r>
-          </w:p>
-        </w:tc>
-        <w:tc>
-          <w:tcPr>
-            <w:tcW w:type="dxa" w:w="3408"/>
-          </w:tcPr>
-          <w:p>
-            <w:r/>
-          </w:p>
-        </w:tc>
-      </w:tr>
-    </w:tbl>
-    <w:p>
-      <w:pPr>
-        <w:pStyle w:val="Heading3"/>
-      </w:pPr>
-      <w:r>
-        <w:t>Words used in the closer explanation</w:t>
-      </w:r>
-    </w:p>
-    <w:tbl>
-      <w:tblPr>
-        <w:tblStyle w:val="LightShading-Accent1"/>
-        <w:tblW w:type="auto" w:w="0"/>
-        <w:tblLook w:firstColumn="1" w:firstRow="1" w:lastColumn="0" w:lastRow="0" w:noHBand="0" w:noVBand="1" w:val="04A0"/>
-      </w:tblPr>
-      <w:tblGrid>
-        <w:gridCol w:w="5112"/>
-        <w:gridCol w:w="5112"/>
-      </w:tblGrid>
-      <w:tr>
-        <w:trPr>
-          <w:tblHeader/>
-        </w:trPr>
-        <w:tc>
-          <w:tcPr>
-            <w:tcW w:type="dxa" w:w="5112"/>
-          </w:tcPr>
-          <w:p>
-            <w:r>
-              <w:t>Word</w:t>
-            </w:r>
-          </w:p>
-        </w:tc>
-        <w:tc>
-          <w:tcPr>
-            <w:tcW w:type="dxa" w:w="5112"/>
-          </w:tcPr>
-          <w:p>
-            <w:r>
-              <w:t>Meaning</w:t>
-            </w:r>
-          </w:p>
-        </w:tc>
-      </w:tr>
-      <w:tr>
-        <w:tc>
-          <w:tcPr>
-            <w:tcW w:type="dxa" w:w="5112"/>
-          </w:tcPr>
-          <w:p>
-            <w:r>
-              <w:t>Evaluation set</w:t>
-            </w:r>
-          </w:p>
-        </w:tc>
-        <w:tc>
-          <w:tcPr>
-            <w:tcW w:type="dxa" w:w="5112"/>
-          </w:tcPr>
-          <w:p>
-            <w:r>
-              <w:t>Cases used to assess a specified version</w:t>
-            </w:r>
-          </w:p>
-        </w:tc>
-      </w:tr>
-      <w:tr>
-        <w:tc>
-          <w:tcPr>
-            <w:tcW w:type="dxa" w:w="5112"/>
-          </w:tcPr>
-          <w:p>
-            <w:r>
-              <w:t>Failure category</w:t>
-            </w:r>
-          </w:p>
-        </w:tc>
-        <w:tc>
-          <w:tcPr>
-            <w:tcW w:type="dxa" w:w="5112"/>
-          </w:tcPr>
-          <w:p>
-            <w:r>
-              <w:t>A type of scenario where an expected result is missed</w:t>
-            </w:r>
-          </w:p>
-        </w:tc>
-      </w:tr>
-      <w:tr>
-        <w:tc>
-          <w:tcPr>
-            <w:tcW w:type="dxa" w:w="5112"/>
-          </w:tcPr>
-          <w:p>
-            <w:r>
-              <w:t>Pass rate</w:t>
-            </w:r>
-          </w:p>
-        </w:tc>
-        <w:tc>
-          <w:tcPr>
-            <w:tcW w:type="dxa" w:w="5112"/>
-          </w:tcPr>
-          <w:p>
-            <w:r>
-              <w:t>Passing cases divided by executed cases</w:t>
-            </w:r>
-          </w:p>
-        </w:tc>
-      </w:tr>
-      <w:tr>
-        <w:tc>
-          <w:tcPr>
-            <w:tcW w:type="dxa" w:w="5112"/>
-          </w:tcPr>
-          <w:p>
-            <w:r>
-              <w:t>Coverage</w:t>
-            </w:r>
-          </w:p>
-        </w:tc>
-        <w:tc>
-          <w:tcPr>
-            <w:tcW w:type="dxa" w:w="5112"/>
-          </w:tcPr>
-          <w:p>
-            <w:r>
-              <w:t>The variety of requirements and conditions tested</w:t>
-            </w:r>
-          </w:p>
-        </w:tc>
-      </w:tr>
-    </w:tbl>
-    <w:p>
-      <w:pPr>
-        <w:pStyle w:val="Heading1"/>
-      </w:pPr>
-      <w:r>
-        <w:t>06. Follow a worked example</w:t>
-      </w:r>
-    </w:p>
-    <w:p>
-      <w:r>
-        <w:t>Follow the worked trace for Test Diverse Users, predict a step, then compare with its explanation.</w:t>
-      </w:r>
-    </w:p>
-    <w:p>
-      <w:pPr>
-        <w:spacing w:line="336" w:lineRule="auto" w:after="180"/>
-      </w:pPr>
-      <w:r>
-        <w:rPr>
-          <w:b/>
-        </w:rPr>
-        <w:t xml:space="preserve">WORKED </w:t>
-      </w:r>
-      <w:r>
-        <w:rPr>
-          <w:b/>
-        </w:rPr>
-        <w:t>EVIDENCE</w:t>
-      </w:r>
-    </w:p>
     <w:p>
       <w:pPr>
         <w:spacing w:line="336" w:lineRule="auto" w:after="180"/>
@@ -2118,18 +1752,7 @@
         <w:rPr>
           <w:b w:val="0"/>
         </w:rPr>
-        <w:t>Reason Step by Step</w:t>
-      </w:r>
-    </w:p>
-    <w:p>
-      <w:pPr>
-        <w:spacing w:line="336" w:lineRule="auto" w:after="180"/>
-      </w:pPr>
-      <w:r>
-        <w:rPr>
-          <w:b w:val="0"/>
-        </w:rPr>
-        <w:t xml:space="preserve">Predict first. Then check each step. A correct answer without visible reasoning is incomplete </w:t>
+        <w:t xml:space="preserve">MISSING INFORMATION: predict and name </w:t>
       </w:r>
       <w:r>
         <w:rPr>
@@ -2141,15 +1764,155 @@
         <w:rPr>
           <w:b w:val="0"/>
         </w:rPr>
+        <w:t xml:space="preserve">.     TRANSFER CASE: predict and name </w:t>
+      </w:r>
+      <w:r>
+        <w:rPr>
+          <w:b/>
+        </w:rPr>
+        <w:t>evidence</w:t>
+      </w:r>
+      <w:r>
+        <w:rPr>
+          <w:b w:val="0"/>
+        </w:rPr>
         <w:t>.</w:t>
+      </w:r>
+    </w:p>
+    <w:p>
+      <w:pPr>
+        <w:pStyle w:val="Heading3"/>
+      </w:pPr>
+      <w:r>
+        <w:t>Change one thing in the pictured case</w:t>
+      </w:r>
+    </w:p>
+    <w:p>
+      <w:pPr>
+        <w:pStyle w:val="Heading1"/>
+      </w:pPr>
+      <w:r>
+        <w:t>06. Separate the six-case record from a twelve-case picture</w:t>
+      </w:r>
+    </w:p>
+    <w:p>
+      <w:r>
+        <w:t>Keep totals, denominators and condition labels attached to their own datasets.</w:t>
+      </w:r>
+    </w:p>
+    <w:p>
+      <w:pPr>
+        <w:pStyle w:val="Heading2"/>
+      </w:pPr>
+      <w:r>
+        <w:t>Predict adding ten duplicate passes</w:t>
+      </w:r>
+    </w:p>
+    <w:p>
+      <w:pPr>
+        <w:pStyle w:val="Heading3"/>
+      </w:pPr>
+      <w:r>
+        <w:t>If ten copies of one passing ordinary case are added, what becomes the pass fraction? Does coverage improve?</w:t>
+      </w:r>
+    </w:p>
+    <w:p>
+      <w:r>
+        <w:t>________________________________________________________________</w:t>
+      </w:r>
+    </w:p>
+    <w:p>
+      <w:r>
+        <w:t>________________________________________________________________</w:t>
+      </w:r>
+    </w:p>
+    <w:p>
+      <w:r>
+        <w:t>________________________________________________________________</w:t>
+      </w:r>
+    </w:p>
+    <w:p>
+      <w:r>
+        <w:t>________________________________________________________________</w:t>
+      </w:r>
+    </w:p>
+    <w:p>
+      <w:r>
+        <w:t>________________________________________________________________</w:t>
+      </w:r>
+    </w:p>
+    <w:p>
+      <w:r>
+        <w:t>________________________________________________________________</w:t>
+      </w:r>
+    </w:p>
+    <w:p>
+      <w:pPr>
+        <w:pStyle w:val="Heading2"/>
+      </w:pPr>
+      <w:r>
+        <w:t>Read the separate twelve-case categories</w:t>
+      </w:r>
+    </w:p>
+    <w:p>
+      <w:pPr>
+        <w:spacing w:line="336" w:lineRule="auto" w:after="180"/>
+      </w:pPr>
+      <w:r>
+        <w:rPr>
+          <w:b w:val="0"/>
+        </w:rPr>
+        <w:t>A fictional recommender is tested on distinct ordinary, equality, invalid-</w:t>
+      </w:r>
+      <w:r>
+        <w:rPr>
+          <w:b/>
+        </w:rPr>
+        <w:t>input</w:t>
+      </w:r>
+      <w:r>
+        <w:rPr>
+          <w:b w:val="0"/>
+        </w:rPr>
+        <w:t xml:space="preserve"> and tie cases.</w:t>
+      </w:r>
+    </w:p>
+    <w:p>
+      <w:pPr>
+        <w:spacing w:line="336" w:lineRule="auto" w:after="180"/>
+      </w:pPr>
+      <w:r>
+        <w:rPr>
+          <w:b w:val="0"/>
+        </w:rPr>
+        <w:t>Recorded full passes: ordinary 4/4; equality 1/3; invalid 2/3; ties 1/2.</w:t>
+      </w:r>
+    </w:p>
+    <w:p>
+      <w:pPr>
+        <w:spacing w:line="336" w:lineRule="auto" w:after="180"/>
+      </w:pPr>
+      <w:r>
+        <w:rPr>
+          <w:b w:val="0"/>
+        </w:rPr>
+        <w:t>Categories are disjoint and every case was run on the same frozen version with the same contract.</w:t>
+      </w:r>
+    </w:p>
+    <w:p>
+      <w:pPr>
+        <w:pStyle w:val="Heading2"/>
+      </w:pPr>
+      <w:r>
+        <w:t>Trace overall and per-category results</w:t>
       </w:r>
     </w:p>
     <w:p>
       <w:r>
         <w:drawing>
           <wp:inline xmlns:a="http://schemas.openxmlformats.org/drawingml/2006/main" xmlns:pic="http://schemas.openxmlformats.org/drawingml/2006/picture">
-            <wp:extent cx="5486400" cy="2377440"/>
-            <wp:docPr id="14" name="Picture 14" descr="Worked evidence for Test Diverse Users"/>
+            <wp:extent cx="5486400" cy="4160520"/>
+            <wp:docPr id="14" name="Picture 14" descr="Total count: Passes 4+1+2+1=8; cases 4+3+3+2=12. → Overall rate: 8/12≈66.7% full passes. → Find weak slices: Equality 1/3; invalid 2/3; ties 1/2; ordinary 4/4. → Prioritise repair: Inspect failed equality traces and any invalid-input safety consequence, not only the total."/>
             <wp:cNvGraphicFramePr>
               <a:graphicFrameLocks noChangeAspect="1"/>
             </wp:cNvGraphicFramePr>
@@ -2157,11 +1920,11 @@
               <a:graphicData uri="http://schemas.openxmlformats.org/drawingml/2006/picture">
                 <pic:pic>
                   <pic:nvPicPr>
-                    <pic:cNvPr id="0" name="6a42328b8698ec26c7f46f53d8e1ffc41cbee27cd6685f3ced63f19cebd59439.png"/>
+                    <pic:cNvPr id="0" name="academy-story-ai-2-34-02.png"/>
                     <pic:cNvPicPr/>
                   </pic:nvPicPr>
                   <pic:blipFill>
-                    <a:blip r:embed="rId21"/>
+                    <a:blip r:embed="rId17"/>
                     <a:stretch>
                       <a:fillRect/>
                     </a:stretch>
@@ -2169,351 +1932,7 @@
                   <pic:spPr>
                     <a:xfrm>
                       <a:off x="0" y="0"/>
-                      <a:ext cx="5486400" cy="2377440"/>
-                    </a:xfrm>
-                    <a:prstGeom prst="rect"/>
-                  </pic:spPr>
-                </pic:pic>
-              </a:graphicData>
-            </a:graphic>
-          </wp:inline>
-        </w:drawing>
-      </w:r>
-    </w:p>
-    <w:p>
-      <w:pPr>
-        <w:spacing w:line="336" w:lineRule="auto" w:after="180"/>
-        <w:shd w:fill="F4F9FC"/>
-      </w:pPr>
-      <w:r>
-        <w:rPr>
-          <w:b w:val="0"/>
-        </w:rPr>
-        <w:t>1. Profiles: typical reader; very short-book need; bilingual preference; screen-reader format need.</w:t>
-      </w:r>
-    </w:p>
-    <w:p>
-      <w:pPr>
-        <w:spacing w:line="336" w:lineRule="auto" w:after="180"/>
-        <w:shd w:fill="F4F9FC"/>
-      </w:pPr>
-      <w:r>
-        <w:rPr>
-          <w:b w:val="0"/>
-        </w:rPr>
-        <w:t>2. Run the same frozen recommender for all four.</w:t>
-      </w:r>
-    </w:p>
-    <w:p>
-      <w:pPr>
-        <w:spacing w:line="336" w:lineRule="auto" w:after="180"/>
-        <w:shd w:fill="F4F9FC"/>
-      </w:pPr>
-      <w:r>
-        <w:rPr>
-          <w:b w:val="0"/>
-        </w:rPr>
-        <w:t xml:space="preserve">3. Record expected, actual, score </w:t>
-      </w:r>
-      <w:r>
-        <w:rPr>
-          <w:b/>
-        </w:rPr>
-        <w:t>evidence</w:t>
-      </w:r>
-      <w:r>
-        <w:rPr>
-          <w:b w:val="0"/>
-        </w:rPr>
-        <w:t>, and issue type.</w:t>
-      </w:r>
-    </w:p>
-    <w:p>
-      <w:pPr>
-        <w:spacing w:line="336" w:lineRule="auto" w:after="180"/>
-        <w:shd w:fill="F4F9FC"/>
-      </w:pPr>
-      <w:r>
-        <w:rPr>
-          <w:b w:val="0"/>
-        </w:rPr>
-        <w:t>4. Do not average away one group’s repeated failure.</w:t>
-      </w:r>
-    </w:p>
-    <w:p>
-      <w:pPr>
-        <w:spacing w:line="336" w:lineRule="auto" w:after="180"/>
-      </w:pPr>
-      <w:r>
-        <w:rPr>
-          <w:b w:val="0"/>
-        </w:rPr>
-        <w:t>Recalculate, retrace, or restate the reasoning in your own representation:</w:t>
-      </w:r>
-    </w:p>
-    <w:p>
-      <w:pPr>
-        <w:pStyle w:val="Heading3"/>
-      </w:pPr>
-      <w:r>
-        <w:t>Write or draw your reasoning and evidence.</w:t>
-      </w:r>
-    </w:p>
-    <w:p>
-      <w:r>
-        <w:t>________________________________________________________________</w:t>
-      </w:r>
-    </w:p>
-    <w:p>
-      <w:r>
-        <w:t>________________________________________________________________</w:t>
-      </w:r>
-    </w:p>
-    <w:p>
-      <w:r>
-        <w:t>________________________________________________________________</w:t>
-      </w:r>
-    </w:p>
-    <w:p>
-      <w:r>
-        <w:t>________________________________________________________________</w:t>
-      </w:r>
-    </w:p>
-    <w:p>
-      <w:r>
-        <w:t>________________________________________________________________</w:t>
-      </w:r>
-    </w:p>
-    <w:p>
-      <w:pPr>
-        <w:spacing w:line="336" w:lineRule="auto" w:after="180"/>
-        <w:shd w:fill="F5F1FB"/>
-      </w:pPr>
-      <w:r>
-        <w:rPr>
-          <w:b w:val="0"/>
-        </w:rPr>
-        <w:t xml:space="preserve">CHECK  Did the </w:t>
-      </w:r>
-      <w:r>
-        <w:rPr>
-          <w:b/>
-        </w:rPr>
-        <w:t>evidence</w:t>
-      </w:r>
-      <w:r>
-        <w:rPr>
-          <w:b w:val="0"/>
-        </w:rPr>
-        <w:t xml:space="preserve"> answer the exact question? Did the total, path, or source record stay consistent?</w:t>
-      </w:r>
-    </w:p>
-    <w:p>
-      <w:pPr>
-        <w:pStyle w:val="Heading3"/>
-      </w:pPr>
-      <w:r>
-        <w:t>A closer explanation</w:t>
-      </w:r>
-    </w:p>
-    <w:p>
-      <w:pPr>
-        <w:pStyle w:val="Heading3"/>
-      </w:pPr>
-      <w:r>
-        <w:t>If ten copies of one passing ordinary case are added, what becomes the pass fraction? Does coverage improve?</w:t>
-      </w:r>
-    </w:p>
-    <w:p>
-      <w:r>
-        <w:t>________________________________________________________________</w:t>
-      </w:r>
-    </w:p>
-    <w:p>
-      <w:r>
-        <w:t>________________________________________________________________</w:t>
-      </w:r>
-    </w:p>
-    <w:p>
-      <w:r>
-        <w:t>________________________________________________________________</w:t>
-      </w:r>
-    </w:p>
-    <w:p>
-      <w:r>
-        <w:t>________________________________________________________________</w:t>
-      </w:r>
-    </w:p>
-    <w:p>
-      <w:r>
-        <w:t>________________________________________________________________</w:t>
-      </w:r>
-    </w:p>
-    <w:p>
-      <w:r>
-        <w:t>________________________________________________________________</w:t>
-      </w:r>
-    </w:p>
-    <w:p>
-      <w:pPr>
-        <w:pStyle w:val="Heading3"/>
-      </w:pPr>
-      <w:r>
-        <w:t>Learn from the worked case</w:t>
-      </w:r>
-    </w:p>
-    <w:p>
-      <w:pPr>
-        <w:spacing w:line="336" w:lineRule="auto" w:after="180"/>
-      </w:pPr>
-      <w:r>
-        <w:rPr>
-          <w:b w:val="0"/>
-        </w:rPr>
-        <w:t>Cover the result before checking it. Say what is given, choose the procedure, and follow one step at a time. Then uncover the result and explain your first mismatch. Ask why a step is allowed, not only what number it produces.</w:t>
-      </w:r>
-    </w:p>
-    <w:p>
-      <w:pPr>
-        <w:pStyle w:val="Heading3"/>
-      </w:pPr>
-      <w:r>
-        <w:t>A pictorial worked case: Test Diverse Users</w:t>
-      </w:r>
-    </w:p>
-    <w:p>
-      <w:pPr>
-        <w:spacing w:line="336" w:lineRule="auto" w:after="180"/>
-      </w:pPr>
-      <w:r>
-        <w:rPr>
-          <w:b w:val="0"/>
-        </w:rPr>
-        <w:t>A fictional recommender is tested on distinct ordinary, equality, invalid-</w:t>
-      </w:r>
-      <w:r>
-        <w:rPr>
-          <w:b/>
-        </w:rPr>
-        <w:t>input</w:t>
-      </w:r>
-      <w:r>
-        <w:rPr>
-          <w:b w:val="0"/>
-        </w:rPr>
-        <w:t xml:space="preserve"> and tie cases.</w:t>
-      </w:r>
-    </w:p>
-    <w:p>
-      <w:pPr>
-        <w:pStyle w:val="Heading3"/>
-      </w:pPr>
-      <w:r>
-        <w:t>The facts we will use</w:t>
-      </w:r>
-    </w:p>
-    <w:p>
-      <w:pPr>
-        <w:pStyle w:val="Heading3"/>
-      </w:pPr>
-      <w:r>
-        <w:t>Supplied facts</w:t>
-      </w:r>
-    </w:p>
-    <w:p>
-      <w:pPr>
-        <w:spacing w:line="336" w:lineRule="auto" w:after="180"/>
-        <w:shd w:fill="F1F6FC"/>
-      </w:pPr>
-      <w:r>
-        <w:rPr>
-          <w:b w:val="0"/>
-        </w:rPr>
-        <w:t>Recorded full passes: ordinary 4/4; equality 1/3; invalid 2/3; ties 1/2.</w:t>
-      </w:r>
-    </w:p>
-    <w:p>
-      <w:pPr>
-        <w:pStyle w:val="Heading3"/>
-      </w:pPr>
-      <w:r>
-        <w:t>Supplied facts</w:t>
-      </w:r>
-    </w:p>
-    <w:p>
-      <w:pPr>
-        <w:spacing w:line="336" w:lineRule="auto" w:after="180"/>
-        <w:shd w:fill="F1F6FC"/>
-      </w:pPr>
-      <w:r>
-        <w:rPr>
-          <w:b w:val="0"/>
-        </w:rPr>
-        <w:t>Categories are disjoint and every case was run on the same frozen version with the same contract.</w:t>
-      </w:r>
-    </w:p>
-    <w:p>
-      <w:r>
-        <w:drawing>
-          <wp:inline xmlns:a="http://schemas.openxmlformats.org/drawingml/2006/main" xmlns:pic="http://schemas.openxmlformats.org/drawingml/2006/picture">
-            <wp:extent cx="5486400" cy="4234543"/>
-            <wp:docPr id="15" name="Picture 15" descr="Disjoint evaluation categories"/>
-            <wp:cNvGraphicFramePr>
-              <a:graphicFrameLocks noChangeAspect="1"/>
-            </wp:cNvGraphicFramePr>
-            <a:graphic>
-              <a:graphicData uri="http://schemas.openxmlformats.org/drawingml/2006/picture">
-                <pic:pic>
-                  <pic:nvPicPr>
-                    <pic:cNvPr id="0" name="academy-detail-ai-2-34.png"/>
-                    <pic:cNvPicPr/>
-                  </pic:nvPicPr>
-                  <pic:blipFill>
-                    <a:blip r:embed="rId22"/>
-                    <a:stretch>
-                      <a:fillRect/>
-                    </a:stretch>
-                  </pic:blipFill>
-                  <pic:spPr>
-                    <a:xfrm>
-                      <a:off x="0" y="0"/>
-                      <a:ext cx="5486400" cy="4234543"/>
-                    </a:xfrm>
-                    <a:prstGeom prst="rect"/>
-                  </pic:spPr>
-                </pic:pic>
-              </a:graphicData>
-            </a:graphic>
-          </wp:inline>
-        </w:drawing>
-      </w:r>
-    </w:p>
-    <w:p>
-      <w:r>
-        <w:drawing>
-          <wp:inline xmlns:a="http://schemas.openxmlformats.org/drawingml/2006/main" xmlns:pic="http://schemas.openxmlformats.org/drawingml/2006/picture">
-            <wp:extent cx="5346057" cy="5943599"/>
-            <wp:docPr id="16" name="Picture 16" descr="Test Diverse Users. Total count: Passes 4+1+2+1=8; cases 4+3+3+2=12.. Overall rate: 8/12≈66.7% full passes.. Find weak slices: Equality 1/3; invalid 2/3; ties 1/2; ordinary 4/4.. Prioritise repair: Inspect failed equality traces and any invalid-input safety consequence, not only the total."/>
-            <wp:cNvGraphicFramePr>
-              <a:graphicFrameLocks noChangeAspect="1"/>
-            </wp:cNvGraphicFramePr>
-            <a:graphic>
-              <a:graphicData uri="http://schemas.openxmlformats.org/drawingml/2006/picture">
-                <pic:pic>
-                  <pic:nvPicPr>
-                    <pic:cNvPr id="0" name="academy-visual-ai-2-34.png"/>
-                    <pic:cNvPicPr/>
-                  </pic:nvPicPr>
-                  <pic:blipFill>
-                    <a:blip r:embed="rId23"/>
-                    <a:stretch>
-                      <a:fillRect/>
-                    </a:stretch>
-                  </pic:blipFill>
-                  <pic:spPr>
-                    <a:xfrm>
-                      <a:off x="0" y="0"/>
-                      <a:ext cx="5346057" cy="5943599"/>
+                      <a:ext cx="5486400" cy="4160520"/>
                     </a:xfrm>
                     <a:prstGeom prst="rect"/>
                   </pic:spPr>
@@ -2663,24 +2082,7 @@
     </w:p>
     <w:p>
       <w:pPr>
-        <w:pStyle w:val="Heading3"/>
-      </w:pPr>
-      <w:r>
-        <w:t>Why this result follows</w:t>
-      </w:r>
-    </w:p>
-    <w:p>
-      <w:pPr>
-        <w:pStyle w:val="Heading3"/>
-      </w:pPr>
-      <w:r>
-        <w:t>Why the result follows</w:t>
-      </w:r>
-    </w:p>
-    <w:p>
-      <w:pPr>
         <w:spacing w:line="336" w:lineRule="auto" w:after="180"/>
-        <w:shd w:fill="F1F6FC"/>
       </w:pPr>
       <w:r>
         <w:rPr>
@@ -2692,7 +2094,6 @@
     <w:p>
       <w:pPr>
         <w:spacing w:line="336" w:lineRule="auto" w:after="180"/>
-        <w:shd w:fill="F1F6FC"/>
       </w:pPr>
       <w:r>
         <w:rPr>
@@ -2727,70 +2128,435 @@
     </w:p>
     <w:p>
       <w:pPr>
-        <w:pStyle w:val="Heading3"/>
-      </w:pPr>
-      <w:r>
-        <w:t>What this example does not establish</w:t>
-      </w:r>
-    </w:p>
-    <w:p>
-      <w:pPr>
-        <w:pStyle w:val="Heading3"/>
-      </w:pPr>
-      <w:r>
-        <w:t>Keep the stated limit</w:t>
+        <w:pStyle w:val="Heading2"/>
+      </w:pPr>
+      <w:r>
+        <w:t>Predict reporting only ordinary cases</w:t>
+      </w:r>
+    </w:p>
+    <w:p>
+      <w:pPr>
+        <w:pStyle w:val="ListBullet"/>
+      </w:pPr>
+      <w:r>
+        <w:t>Change one thing: Someone reports only the ordinary slice. Predict the result before checking the explanation. What remains the same?</w:t>
+      </w:r>
+    </w:p>
+    <w:p>
+      <w:pPr>
+        <w:pStyle w:val="Heading2"/>
+      </w:pPr>
+      <w:r>
+        <w:t>Check after predicting · reference / check after trying</w:t>
+      </w:r>
+    </w:p>
+    <w:p>
+      <w:r>
+        <w:drawing>
+          <wp:inline xmlns:a="http://schemas.openxmlformats.org/drawingml/2006/main" xmlns:pic="http://schemas.openxmlformats.org/drawingml/2006/picture">
+            <wp:extent cx="5486400" cy="3041904"/>
+            <wp:docPr id="15" name="Picture 15" descr="Original case: Inspect failed equality traces and any invalid-input safety consequence, not only the total. Changed condition: Someone reports only the ordinary slice. Expected result: The claim becomes 4/4 on ordinary cases, not 100% across all tests. Reason: Eight nonordinary cases and their failures have been omitted."/>
+            <wp:cNvGraphicFramePr>
+              <a:graphicFrameLocks noChangeAspect="1"/>
+            </wp:cNvGraphicFramePr>
+            <a:graphic>
+              <a:graphicData uri="http://schemas.openxmlformats.org/drawingml/2006/picture">
+                <pic:pic>
+                  <pic:nvPicPr>
+                    <pic:cNvPr id="0" name="academy-story-ai-2-34-04.png"/>
+                    <pic:cNvPicPr/>
+                  </pic:nvPicPr>
+                  <pic:blipFill>
+                    <a:blip r:embed="rId18"/>
+                    <a:stretch>
+                      <a:fillRect/>
+                    </a:stretch>
+                  </pic:blipFill>
+                  <pic:spPr>
+                    <a:xfrm>
+                      <a:off x="0" y="0"/>
+                      <a:ext cx="5486400" cy="3041904"/>
+                    </a:xfrm>
+                    <a:prstGeom prst="rect"/>
+                  </pic:spPr>
+                </pic:pic>
+              </a:graphicData>
+            </a:graphic>
+          </wp:inline>
+        </w:drawing>
+      </w:r>
+    </w:p>
+    <w:p>
+      <w:pPr>
+        <w:pStyle w:val="Heading2"/>
+      </w:pPr>
+      <w:r>
+        <w:t>Explain the evidence boundary</w:t>
+      </w:r>
+    </w:p>
+    <w:p>
+      <w:pPr>
+        <w:pStyle w:val="ListBullet"/>
+      </w:pPr>
+      <w:r>
+        <w:t>Twelve designed cases describe this test suite, not an unbiased estimate of future usage accuracy.</w:t>
+      </w:r>
+    </w:p>
+    <w:p>
+      <w:pPr>
+        <w:pStyle w:val="ListBullet"/>
+      </w:pPr>
+      <w:r>
+        <w:t>Read the labelled picture: Can these records establish performance for different user groups?</w:t>
+      </w:r>
+    </w:p>
+    <w:p>
+      <w:pPr>
+        <w:pStyle w:val="Heading2"/>
+      </w:pPr>
+      <w:r>
+        <w:t>Earlier wording, alternatives and picture transcripts · reference / check after trying</w:t>
       </w:r>
     </w:p>
     <w:p>
       <w:pPr>
         <w:spacing w:line="336" w:lineRule="auto" w:after="180"/>
-        <w:shd w:fill="FFF5E6"/>
       </w:pPr>
       <w:r>
         <w:rPr>
           <w:b w:val="0"/>
         </w:rPr>
-        <w:t>Twelve designed cases describe this test suite, not an unbiased estimate of future usage accuracy.</w:t>
-      </w:r>
-    </w:p>
-    <w:p>
-      <w:pPr>
-        <w:pStyle w:val="Heading3"/>
-      </w:pPr>
-      <w:r>
-        <w:t>Keep the stated limit</w:t>
+        <w:t xml:space="preserve">WORKED </w:t>
+      </w:r>
+      <w:r>
+        <w:rPr>
+          <w:b/>
+        </w:rPr>
+        <w:t>EVIDENCE</w:t>
       </w:r>
     </w:p>
     <w:p>
       <w:pPr>
         <w:spacing w:line="336" w:lineRule="auto" w:after="180"/>
-        <w:shd w:fill="FFF5E6"/>
       </w:pPr>
       <w:r>
         <w:rPr>
           <w:b w:val="0"/>
         </w:rPr>
-        <w:t>Read the labelled picture: Can these records establish performance for different user groups?</w:t>
-      </w:r>
-    </w:p>
-    <w:p>
-      <w:pPr>
-        <w:pStyle w:val="Heading3"/>
-      </w:pPr>
-      <w:r>
-        <w:t>Keep the stated limit</w:t>
+        <w:t>Reason Step by Step</w:t>
       </w:r>
     </w:p>
     <w:p>
       <w:pPr>
         <w:spacing w:line="336" w:lineRule="auto" w:after="180"/>
-        <w:shd w:fill="FFF5E6"/>
       </w:pPr>
       <w:r>
         <w:rPr>
           <w:b w:val="0"/>
         </w:rPr>
-        <w:t>Change one thing: Someone reports only the ordinary slice. Predict the result before checking the explanation. What remains the same?</w:t>
+        <w:t xml:space="preserve">Predict first. Then check each step. A correct answer without visible reasoning is incomplete </w:t>
+      </w:r>
+      <w:r>
+        <w:rPr>
+          <w:b/>
+        </w:rPr>
+        <w:t>evidence</w:t>
+      </w:r>
+      <w:r>
+        <w:rPr>
+          <w:b w:val="0"/>
+        </w:rPr>
+        <w:t>.</w:t>
+      </w:r>
+    </w:p>
+    <w:p>
+      <w:r>
+        <w:drawing>
+          <wp:inline xmlns:a="http://schemas.openxmlformats.org/drawingml/2006/main" xmlns:pic="http://schemas.openxmlformats.org/drawingml/2006/picture">
+            <wp:extent cx="5486400" cy="2377440"/>
+            <wp:docPr id="16" name="Picture 16" descr="Worked evidence for Test Diverse Users"/>
+            <wp:cNvGraphicFramePr>
+              <a:graphicFrameLocks noChangeAspect="1"/>
+            </wp:cNvGraphicFramePr>
+            <a:graphic>
+              <a:graphicData uri="http://schemas.openxmlformats.org/drawingml/2006/picture">
+                <pic:pic>
+                  <pic:nvPicPr>
+                    <pic:cNvPr id="0" name="6a42328b8698ec26c7f46f53d8e1ffc41cbee27cd6685f3ced63f19cebd59439.png"/>
+                    <pic:cNvPicPr/>
+                  </pic:nvPicPr>
+                  <pic:blipFill>
+                    <a:blip r:embed="rId19"/>
+                    <a:stretch>
+                      <a:fillRect/>
+                    </a:stretch>
+                  </pic:blipFill>
+                  <pic:spPr>
+                    <a:xfrm>
+                      <a:off x="0" y="0"/>
+                      <a:ext cx="5486400" cy="2377440"/>
+                    </a:xfrm>
+                    <a:prstGeom prst="rect"/>
+                  </pic:spPr>
+                </pic:pic>
+              </a:graphicData>
+            </a:graphic>
+          </wp:inline>
+        </w:drawing>
+      </w:r>
+    </w:p>
+    <w:p>
+      <w:pPr>
+        <w:spacing w:line="336" w:lineRule="auto" w:after="180"/>
+      </w:pPr>
+      <w:r>
+        <w:rPr>
+          <w:b w:val="0"/>
+        </w:rPr>
+        <w:t>1. Profiles: typical reader; very short-book need; bilingual preference; screen-reader format need.</w:t>
+      </w:r>
+    </w:p>
+    <w:p>
+      <w:pPr>
+        <w:spacing w:line="336" w:lineRule="auto" w:after="180"/>
+      </w:pPr>
+      <w:r>
+        <w:rPr>
+          <w:b w:val="0"/>
+        </w:rPr>
+        <w:t>2. Run the same frozen recommender for all four.</w:t>
+      </w:r>
+    </w:p>
+    <w:p>
+      <w:pPr>
+        <w:spacing w:line="336" w:lineRule="auto" w:after="180"/>
+      </w:pPr>
+      <w:r>
+        <w:rPr>
+          <w:b w:val="0"/>
+        </w:rPr>
+        <w:t xml:space="preserve">3. Record expected, actual, score </w:t>
+      </w:r>
+      <w:r>
+        <w:rPr>
+          <w:b/>
+        </w:rPr>
+        <w:t>evidence</w:t>
+      </w:r>
+      <w:r>
+        <w:rPr>
+          <w:b w:val="0"/>
+        </w:rPr>
+        <w:t>, and issue type.</w:t>
+      </w:r>
+    </w:p>
+    <w:p>
+      <w:pPr>
+        <w:spacing w:line="336" w:lineRule="auto" w:after="180"/>
+      </w:pPr>
+      <w:r>
+        <w:rPr>
+          <w:b w:val="0"/>
+        </w:rPr>
+        <w:t>4. Do not average away one group’s repeated failure.</w:t>
+      </w:r>
+    </w:p>
+    <w:p>
+      <w:pPr>
+        <w:spacing w:line="336" w:lineRule="auto" w:after="180"/>
+      </w:pPr>
+      <w:r>
+        <w:rPr>
+          <w:b w:val="0"/>
+        </w:rPr>
+        <w:t>Recalculate, retrace, or restate the reasoning in your own representation:</w:t>
+      </w:r>
+    </w:p>
+    <w:p>
+      <w:pPr>
+        <w:pStyle w:val="Heading3"/>
+      </w:pPr>
+      <w:r>
+        <w:t>Write or draw your reasoning and evidence.</w:t>
+      </w:r>
+    </w:p>
+    <w:p>
+      <w:r>
+        <w:t>________________________________________________________________</w:t>
+      </w:r>
+    </w:p>
+    <w:p>
+      <w:r>
+        <w:t>________________________________________________________________</w:t>
+      </w:r>
+    </w:p>
+    <w:p>
+      <w:r>
+        <w:t>________________________________________________________________</w:t>
+      </w:r>
+    </w:p>
+    <w:p>
+      <w:r>
+        <w:t>________________________________________________________________</w:t>
+      </w:r>
+    </w:p>
+    <w:p>
+      <w:r>
+        <w:t>________________________________________________________________</w:t>
+      </w:r>
+    </w:p>
+    <w:p>
+      <w:pPr>
+        <w:spacing w:line="336" w:lineRule="auto" w:after="180"/>
+      </w:pPr>
+      <w:r>
+        <w:rPr>
+          <w:b w:val="0"/>
+        </w:rPr>
+        <w:t xml:space="preserve">CHECK  Did the </w:t>
+      </w:r>
+      <w:r>
+        <w:rPr>
+          <w:b/>
+        </w:rPr>
+        <w:t>evidence</w:t>
+      </w:r>
+      <w:r>
+        <w:rPr>
+          <w:b w:val="0"/>
+        </w:rPr>
+        <w:t xml:space="preserve"> answer the exact question? Did the total, path, or source record stay consistent?</w:t>
+      </w:r>
+    </w:p>
+    <w:p>
+      <w:pPr>
+        <w:pStyle w:val="Heading3"/>
+      </w:pPr>
+      <w:r>
+        <w:t>A closer explanation</w:t>
+      </w:r>
+    </w:p>
+    <w:p>
+      <w:pPr>
+        <w:pStyle w:val="Heading3"/>
+      </w:pPr>
+      <w:r>
+        <w:t>Learn from the worked case</w:t>
+      </w:r>
+    </w:p>
+    <w:p>
+      <w:pPr>
+        <w:spacing w:line="336" w:lineRule="auto" w:after="180"/>
+      </w:pPr>
+      <w:r>
+        <w:rPr>
+          <w:b w:val="0"/>
+        </w:rPr>
+        <w:t>Cover the result before checking it. Say what is given, choose the procedure, and follow one step at a time. Then uncover the result and explain your first mismatch. Ask why a step is allowed, not only what number it produces.</w:t>
+      </w:r>
+    </w:p>
+    <w:p>
+      <w:pPr>
+        <w:pStyle w:val="Heading3"/>
+      </w:pPr>
+      <w:r>
+        <w:t>A pictorial worked case: Test Diverse Users</w:t>
+      </w:r>
+    </w:p>
+    <w:p>
+      <w:pPr>
+        <w:pStyle w:val="Heading3"/>
+      </w:pPr>
+      <w:r>
+        <w:t>The facts we will use</w:t>
+      </w:r>
+    </w:p>
+    <w:p>
+      <w:r>
+        <w:drawing>
+          <wp:inline xmlns:a="http://schemas.openxmlformats.org/drawingml/2006/main" xmlns:pic="http://schemas.openxmlformats.org/drawingml/2006/picture">
+            <wp:extent cx="5486400" cy="4234543"/>
+            <wp:docPr id="17" name="Picture 17" descr="Disjoint evaluation categories"/>
+            <wp:cNvGraphicFramePr>
+              <a:graphicFrameLocks noChangeAspect="1"/>
+            </wp:cNvGraphicFramePr>
+            <a:graphic>
+              <a:graphicData uri="http://schemas.openxmlformats.org/drawingml/2006/picture">
+                <pic:pic>
+                  <pic:nvPicPr>
+                    <pic:cNvPr id="0" name="academy-detail-ai-2-34.png"/>
+                    <pic:cNvPicPr/>
+                  </pic:nvPicPr>
+                  <pic:blipFill>
+                    <a:blip r:embed="rId20"/>
+                    <a:stretch>
+                      <a:fillRect/>
+                    </a:stretch>
+                  </pic:blipFill>
+                  <pic:spPr>
+                    <a:xfrm>
+                      <a:off x="0" y="0"/>
+                      <a:ext cx="5486400" cy="4234543"/>
+                    </a:xfrm>
+                    <a:prstGeom prst="rect"/>
+                  </pic:spPr>
+                </pic:pic>
+              </a:graphicData>
+            </a:graphic>
+          </wp:inline>
+        </w:drawing>
+      </w:r>
+    </w:p>
+    <w:p>
+      <w:r>
+        <w:drawing>
+          <wp:inline xmlns:a="http://schemas.openxmlformats.org/drawingml/2006/main" xmlns:pic="http://schemas.openxmlformats.org/drawingml/2006/picture">
+            <wp:extent cx="5346057" cy="5943599"/>
+            <wp:docPr id="18" name="Picture 18" descr="Test Diverse Users. Total count: Passes 4+1+2+1=8; cases 4+3+3+2=12.. Overall rate: 8/12≈66.7% full passes.. Find weak slices: Equality 1/3; invalid 2/3; ties 1/2; ordinary 4/4.. Prioritise repair: Inspect failed equality traces and any invalid-input safety consequence, not only the total."/>
+            <wp:cNvGraphicFramePr>
+              <a:graphicFrameLocks noChangeAspect="1"/>
+            </wp:cNvGraphicFramePr>
+            <a:graphic>
+              <a:graphicData uri="http://schemas.openxmlformats.org/drawingml/2006/picture">
+                <pic:pic>
+                  <pic:nvPicPr>
+                    <pic:cNvPr id="0" name="academy-visual-ai-2-34.png"/>
+                    <pic:cNvPicPr/>
+                  </pic:nvPicPr>
+                  <pic:blipFill>
+                    <a:blip r:embed="rId21"/>
+                    <a:stretch>
+                      <a:fillRect/>
+                    </a:stretch>
+                  </pic:blipFill>
+                  <pic:spPr>
+                    <a:xfrm>
+                      <a:off x="0" y="0"/>
+                      <a:ext cx="5346057" cy="5943599"/>
+                    </a:xfrm>
+                    <a:prstGeom prst="rect"/>
+                  </pic:spPr>
+                </pic:pic>
+              </a:graphicData>
+            </a:graphic>
+          </wp:inline>
+        </w:drawing>
+      </w:r>
+    </w:p>
+    <w:p>
+      <w:pPr>
+        <w:pStyle w:val="Heading3"/>
+      </w:pPr>
+      <w:r>
+        <w:t>Why this result follows</w:t>
+      </w:r>
+    </w:p>
+    <w:p>
+      <w:pPr>
+        <w:pStyle w:val="Heading3"/>
+      </w:pPr>
+      <w:r>
+        <w:t>What this example does not establish</w:t>
       </w:r>
     </w:p>
     <w:p>
@@ -2798,12 +2564,39 @@
         <w:pStyle w:val="Heading1"/>
       </w:pPr>
       <w:r>
-        <w:t>07. Find and repair a mistake</w:t>
-      </w:r>
-    </w:p>
-    <w:p>
-      <w:r>
-        <w:t>Find the unsupported step in the Test Diverse Users claim and explain a repair using the supplied evidence.</w:t>
+        <w:t>07. Find an untested group claim</w:t>
+      </w:r>
+    </w:p>
+    <w:p>
+      <w:r>
+        <w:t>State which conditions the record actually contains.</w:t>
+      </w:r>
+    </w:p>
+    <w:p>
+      <w:pPr>
+        <w:pStyle w:val="Heading2"/>
+      </w:pPr>
+      <w:r>
+        <w:t>Repair the coverage argument</w:t>
+      </w:r>
+    </w:p>
+    <w:p>
+      <w:pPr>
+        <w:spacing w:line="336" w:lineRule="auto" w:after="180"/>
+      </w:pPr>
+      <w:r>
+        <w:rPr>
+          <w:b w:val="0"/>
+        </w:rPr>
+        <w:t>Claim to repair: The twelve-case chart proves the recommender works equally well for bilingual readers and screen-reader users. Its labels are ordinary,equality,invalid,ties; no language or assistive-technology result is supplied. Report the actual condition rates, then design separate user-condition checks. Do not relabel failure categories as demographic groups or infer a cause from one failing trace.</w:t>
+      </w:r>
+    </w:p>
+    <w:p>
+      <w:pPr>
+        <w:pStyle w:val="Heading2"/>
+      </w:pPr>
+      <w:r>
+        <w:t>Propose the missing check</w:t>
       </w:r>
     </w:p>
     <w:p>
@@ -2811,13 +2604,50 @@
         <w:pStyle w:val="Heading3"/>
       </w:pPr>
       <w:r>
-        <w:t>Find the first error</w:t>
+        <w:t>You fix the tie bug using the final tie case. What should the next evaluation report say?</w:t>
+      </w:r>
+    </w:p>
+    <w:p>
+      <w:r>
+        <w:t>________________________________________________________________</w:t>
+      </w:r>
+    </w:p>
+    <w:p>
+      <w:r>
+        <w:t>________________________________________________________________</w:t>
+      </w:r>
+    </w:p>
+    <w:p>
+      <w:r>
+        <w:t>________________________________________________________________</w:t>
+      </w:r>
+    </w:p>
+    <w:p>
+      <w:r>
+        <w:t>________________________________________________________________</w:t>
+      </w:r>
+    </w:p>
+    <w:p>
+      <w:r>
+        <w:t>________________________________________________________________</w:t>
+      </w:r>
+    </w:p>
+    <w:p>
+      <w:r>
+        <w:t>________________________________________________________________</w:t>
+      </w:r>
+    </w:p>
+    <w:p>
+      <w:pPr>
+        <w:pStyle w:val="Heading2"/>
+      </w:pPr>
+      <w:r>
+        <w:t>Earlier wording, alternatives and picture transcripts · reference / check after trying</w:t>
       </w:r>
     </w:p>
     <w:p>
       <w:pPr>
         <w:spacing w:line="336" w:lineRule="auto" w:after="180"/>
-        <w:shd w:fill="FFF5E6"/>
       </w:pPr>
       <w:r>
         <w:rPr>
@@ -2865,7 +2695,7 @@
         <w:drawing>
           <wp:inline xmlns:a="http://schemas.openxmlformats.org/drawingml/2006/main" xmlns:pic="http://schemas.openxmlformats.org/drawingml/2006/picture">
             <wp:extent cx="5486400" cy="1901952"/>
-            <wp:docPr id="17" name="Picture 17" descr="Misconception diagnosis for Test Diverse Users"/>
+            <wp:docPr id="19" name="Picture 19" descr="Misconception diagnosis for Test Diverse Users"/>
             <wp:cNvGraphicFramePr>
               <a:graphicFrameLocks noChangeAspect="1"/>
             </wp:cNvGraphicFramePr>
@@ -2877,7 +2707,7 @@
                     <pic:cNvPicPr/>
                   </pic:nvPicPr>
                   <pic:blipFill>
-                    <a:blip r:embed="rId24"/>
+                    <a:blip r:embed="rId22"/>
                     <a:stretch>
                       <a:fillRect/>
                     </a:stretch>
@@ -3109,7 +2939,6 @@
     <w:p>
       <w:pPr>
         <w:spacing w:line="336" w:lineRule="auto" w:after="180"/>
-        <w:shd w:fill="F5F1FB"/>
       </w:pPr>
       <w:r>
         <w:rPr>
@@ -3172,75 +3001,46 @@
     </w:p>
     <w:p>
       <w:pPr>
-        <w:pStyle w:val="Heading3"/>
-      </w:pPr>
-      <w:r>
-        <w:t>You fix the tie bug using the final tie case. What should the next evaluation report say?</w:t>
-      </w:r>
-    </w:p>
-    <w:p>
-      <w:r>
-        <w:t>________________________________________________________________</w:t>
-      </w:r>
-    </w:p>
-    <w:p>
-      <w:r>
-        <w:t>________________________________________________________________</w:t>
-      </w:r>
-    </w:p>
-    <w:p>
-      <w:r>
-        <w:t>________________________________________________________________</w:t>
-      </w:r>
-    </w:p>
-    <w:p>
-      <w:r>
-        <w:t>________________________________________________________________</w:t>
-      </w:r>
-    </w:p>
-    <w:p>
-      <w:r>
-        <w:t>________________________________________________________________</w:t>
-      </w:r>
-    </w:p>
-    <w:p>
-      <w:r>
-        <w:t>________________________________________________________________</w:t>
-      </w:r>
-    </w:p>
-    <w:p>
-      <w:pPr>
         <w:pStyle w:val="Heading1"/>
       </w:pPr>
       <w:r>
-        <w:t>08. Practise together</w:t>
-      </w:r>
-    </w:p>
-    <w:p>
-      <w:r>
-        <w:t>Practise Test Diverse Users with support, then explain the deciding step in your own words.</w:t>
+        <w:t>08. Practise a coverage plan with less help</w:t>
+      </w:r>
+    </w:p>
+    <w:p>
+      <w:r>
+        <w:t>Keep failed inputs and expected results available for repair.</w:t>
+      </w:r>
+    </w:p>
+    <w:p>
+      <w:pPr>
+        <w:pStyle w:val="Heading2"/>
+      </w:pPr>
+      <w:r>
+        <w:t>Retain failures and protect final evidence</w:t>
       </w:r>
     </w:p>
     <w:p>
       <w:pPr>
         <w:spacing w:line="336" w:lineRule="auto" w:after="180"/>
       </w:pPr>
+      <w:r>
+        <w:rPr>
+          <w:b w:val="0"/>
+        </w:rPr>
+        <w:t xml:space="preserve">Hiding the tie failure in an average conceals an unmet requirement. Preserve the failed </w:t>
+      </w:r>
       <w:r>
         <w:rPr>
           <w:b/>
         </w:rPr>
-        <w:t>LOGIC STUDIO</w:t>
-      </w:r>
-    </w:p>
-    <w:p>
-      <w:pPr>
-        <w:spacing w:line="336" w:lineRule="auto" w:after="180"/>
-      </w:pPr>
+        <w:t>input</w:t>
+      </w:r>
       <w:r>
         <w:rPr>
           <w:b w:val="0"/>
         </w:rPr>
-        <w:t>Trace Before You Run</w:t>
+        <w:t>, expected result, actual result and version.</w:t>
       </w:r>
     </w:p>
     <w:p>
@@ -3251,54 +3051,7 @@
         <w:rPr>
           <w:b w:val="0"/>
         </w:rPr>
-        <w:t>Block code, pseudocode, tables, and diagrams are different ways to expose the same reasoning.</w:t>
-      </w:r>
-    </w:p>
-    <w:p>
-      <w:r>
-        <w:drawing>
-          <wp:inline xmlns:a="http://schemas.openxmlformats.org/drawingml/2006/main" xmlns:pic="http://schemas.openxmlformats.org/drawingml/2006/picture">
-            <wp:extent cx="5486400" cy="1901952"/>
-            <wp:docPr id="18" name="Picture 18" descr="Logic tracing graphic for Test Diverse Users"/>
-            <wp:cNvGraphicFramePr>
-              <a:graphicFrameLocks noChangeAspect="1"/>
-            </wp:cNvGraphicFramePr>
-            <a:graphic>
-              <a:graphicData uri="http://schemas.openxmlformats.org/drawingml/2006/picture">
-                <pic:pic>
-                  <pic:nvPicPr>
-                    <pic:cNvPr id="0" name="eea505167ffbbb10362ff86f5f17a806cbfff2dadf444f92883587fa6eb375a7.png"/>
-                    <pic:cNvPicPr/>
-                  </pic:nvPicPr>
-                  <pic:blipFill>
-                    <a:blip r:embed="rId25"/>
-                    <a:stretch>
-                      <a:fillRect/>
-                    </a:stretch>
-                  </pic:blipFill>
-                  <pic:spPr>
-                    <a:xfrm>
-                      <a:off x="0" y="0"/>
-                      <a:ext cx="5486400" cy="1901952"/>
-                    </a:xfrm>
-                    <a:prstGeom prst="rect"/>
-                  </pic:spPr>
-                </pic:pic>
-              </a:graphicData>
-            </a:graphic>
-          </wp:inline>
-        </w:drawing>
-      </w:r>
-    </w:p>
-    <w:p>
-      <w:pPr>
-        <w:spacing w:line="336" w:lineRule="auto" w:after="180"/>
-      </w:pPr>
-      <w:r>
-        <w:rPr>
-          <w:b w:val="0"/>
-        </w:rPr>
-        <w:t xml:space="preserve">SET </w:t>
+        <w:t xml:space="preserve">If you repair using it, classify it as development/regression </w:t>
       </w:r>
       <w:r>
         <w:rPr>
@@ -3310,128 +3063,15 @@
         <w:rPr>
           <w:b w:val="0"/>
         </w:rPr>
-        <w:t>_record</w:t>
-        <w:br/>
-        <w:t>PREDICT expected_result</w:t>
-        <w:br/>
-        <w:t>RUN one normal case and one boundary case</w:t>
-        <w:br/>
-        <w:t>COMPARE actual_result with expected_result</w:t>
-        <w:br/>
-        <w:t>IF different: locate first cause; change one factor; RETEST</w:t>
-        <w:br/>
-        <w:t>EXPLAIN result, limitation, and next safe step</w:t>
-      </w:r>
-    </w:p>
-    <w:p>
-      <w:pPr>
-        <w:spacing w:line="336" w:lineRule="auto" w:after="180"/>
-        <w:shd w:fill="F5F1FB"/>
-      </w:pPr>
-      <w:r>
-        <w:rPr>
-          <w:b w:val="0"/>
-        </w:rPr>
-        <w:t xml:space="preserve">Trace one </w:t>
-      </w:r>
-      <w:r>
-        <w:rPr>
-          <w:b/>
-        </w:rPr>
-        <w:t>input</w:t>
-      </w:r>
-      <w:r>
-        <w:rPr>
-          <w:b w:val="0"/>
-        </w:rPr>
-        <w:t>. Which line changes the state or chooses a path?</w:t>
-      </w:r>
-    </w:p>
-    <w:p>
-      <w:pPr>
-        <w:pStyle w:val="Heading3"/>
-      </w:pPr>
-      <w:r>
-        <w:t>Write or draw your reasoning and evidence.</w:t>
-      </w:r>
-    </w:p>
-    <w:p>
-      <w:r>
-        <w:t>________________________________________________________________</w:t>
-      </w:r>
-    </w:p>
-    <w:p>
-      <w:r>
-        <w:t>________________________________________________________________</w:t>
-      </w:r>
-    </w:p>
-    <w:p>
-      <w:r>
-        <w:t>________________________________________________________________</w:t>
-      </w:r>
-    </w:p>
-    <w:p>
-      <w:r>
-        <w:t>________________________________________________________________</w:t>
-      </w:r>
-    </w:p>
-    <w:p>
-      <w:r>
-        <w:t>________________________________________________________________</w:t>
-      </w:r>
-    </w:p>
-    <w:p>
-      <w:pPr>
-        <w:pStyle w:val="Heading3"/>
-      </w:pPr>
-      <w:r>
-        <w:t>A closer explanation</w:t>
-      </w:r>
-    </w:p>
-    <w:p>
-      <w:pPr>
-        <w:spacing w:line="336" w:lineRule="auto" w:after="180"/>
-      </w:pPr>
-      <w:r>
-        <w:rPr>
-          <w:b w:val="0"/>
-        </w:rPr>
-        <w:t xml:space="preserve">Hiding the tie failure in an average conceals an unmet requirement. Preserve the failed </w:t>
-      </w:r>
-      <w:r>
-        <w:rPr>
-          <w:b/>
-        </w:rPr>
-        <w:t>input</w:t>
-      </w:r>
-      <w:r>
-        <w:rPr>
-          <w:b w:val="0"/>
-        </w:rPr>
-        <w:t>, expected result, actual result and version.</w:t>
-      </w:r>
-    </w:p>
-    <w:p>
-      <w:pPr>
-        <w:spacing w:line="336" w:lineRule="auto" w:after="180"/>
-      </w:pPr>
-      <w:r>
-        <w:rPr>
-          <w:b w:val="0"/>
-        </w:rPr>
-        <w:t xml:space="preserve">If you repair using it, classify it as development/regression </w:t>
-      </w:r>
-      <w:r>
-        <w:rPr>
-          <w:b/>
-        </w:rPr>
-        <w:t>evidence</w:t>
-      </w:r>
-      <w:r>
-        <w:rPr>
-          <w:b w:val="0"/>
-        </w:rPr>
         <w:t xml:space="preserve"> and reserve new final cases.</w:t>
+      </w:r>
+    </w:p>
+    <w:p>
+      <w:pPr>
+        <w:pStyle w:val="Heading2"/>
+      </w:pPr>
+      <w:r>
+        <w:t>Complete main W2</w:t>
       </w:r>
     </w:p>
     <w:p>
@@ -3546,13 +3186,10 @@
     </w:tbl>
     <w:p>
       <w:pPr>
-        <w:spacing w:line="336" w:lineRule="auto" w:after="180"/>
-      </w:pPr>
-      <w:r>
-        <w:rPr>
-          <w:b w:val="0"/>
-        </w:rPr>
-        <w:t>Explain your trace to a partner. Your partner points to one step to check. Swap roles on the next case. Each person writes their own explanation.</w:t>
+        <w:pStyle w:val="Heading2"/>
+      </w:pPr>
+      <w:r>
+        <w:t>Repair an overclaim before discussion</w:t>
       </w:r>
     </w:p>
     <w:p>
@@ -3565,39 +3202,30 @@
     </w:p>
     <w:p>
       <w:pPr>
-        <w:spacing w:line="336" w:lineRule="auto" w:after="180"/>
-      </w:pPr>
-      <w:r>
-        <w:rPr>
-          <w:b w:val="0"/>
-        </w:rPr>
-        <w:t>Use the worked case for Evaluating varied cases. Proposed explanation: “A successful run proves the conclusion”. Decide whether this explanation is supported.</w:t>
-      </w:r>
-    </w:p>
-    <w:p>
-      <w:pPr>
-        <w:spacing w:line="336" w:lineRule="auto" w:after="180"/>
-      </w:pPr>
-      <w:r>
-        <w:rPr>
-          <w:b w:val="0"/>
-        </w:rPr>
-        <w:t>Point to the step or supplied fact that decides; explain your repair if needed.</w:t>
-      </w:r>
-    </w:p>
-    <w:p>
-      <w:pPr>
-        <w:spacing w:line="336" w:lineRule="auto" w:after="180"/>
-      </w:pPr>
-      <w:r>
-        <w:rPr>
-          <w:b w:val="0"/>
-        </w:rPr>
+        <w:pStyle w:val="ListBullet"/>
+      </w:pPr>
+      <w:r>
+        <w:t>Use the worked case for Evaluating varied cases. Proposed explanation: “A successful run proves the conclusion”. Decide whether this explanation is supported. Point to the step or supplied fact that decides; explain your repair if needed.</w:t>
+      </w:r>
+    </w:p>
+    <w:p>
+      <w:pPr>
+        <w:pStyle w:val="ListBullet"/>
+      </w:pPr>
+      <w:r>
         <w:t>Answer on your own before discussion. If you are unsure, say which step you need help with.</w:t>
       </w:r>
     </w:p>
     <w:p>
       <w:pPr>
+        <w:pStyle w:val="Heading2"/>
+      </w:pPr>
+      <w:r>
+        <w:t>Explain the pictured coverage boundary</w:t>
+      </w:r>
+    </w:p>
+    <w:p>
+      <w:pPr>
         <w:pStyle w:val="Heading3"/>
       </w:pPr>
       <w:r>
@@ -3606,13 +3234,9 @@
     </w:p>
     <w:p>
       <w:pPr>
-        <w:spacing w:line="336" w:lineRule="auto" w:after="180"/>
-        <w:shd w:fill="F5F1FB"/>
-      </w:pPr>
-      <w:r>
-        <w:rPr>
-          <w:b w:val="0"/>
-        </w:rPr>
+        <w:pStyle w:val="ListBullet"/>
+      </w:pPr>
+      <w:r>
         <w:t>Can these records establish performance for different user groups?</w:t>
       </w:r>
     </w:p>
@@ -3642,6 +3266,14 @@
     <w:p>
       <w:r>
         <w:t>________________________________________________________________</w:t>
+      </w:r>
+    </w:p>
+    <w:p>
+      <w:pPr>
+        <w:pStyle w:val="Heading2"/>
+      </w:pPr>
+      <w:r>
+        <w:t>Keep independent evaluation separate</w:t>
       </w:r>
     </w:p>
     <w:p>
@@ -3657,32 +3289,10 @@
     </w:p>
     <w:p>
       <w:pPr>
-        <w:pStyle w:val="Heading1"/>
-      </w:pPr>
-      <w:r>
-        <w:t>09. Run the investigation</w:t>
-      </w:r>
-    </w:p>
-    <w:p>
-      <w:r>
-        <w:t>Investigate Test Diverse Users. Record the prediction, actual observation or labelled paper trace, explanation and next test separately.</w:t>
-      </w:r>
-    </w:p>
-    <w:p>
-      <w:pPr>
-        <w:spacing w:line="336" w:lineRule="auto" w:after="180"/>
-      </w:pPr>
-      <w:r>
-        <w:rPr>
-          <w:b/>
-        </w:rPr>
-        <w:t>EVIDENCE</w:t>
-      </w:r>
-      <w:r>
-        <w:rPr>
-          <w:b/>
-        </w:rPr>
-        <w:t xml:space="preserve"> LAB</w:t>
+        <w:pStyle w:val="Heading2"/>
+      </w:pPr>
+      <w:r>
+        <w:t>Earlier wording, alternatives and picture transcripts · reference / check after trying</w:t>
       </w:r>
     </w:p>
     <w:p>
@@ -3693,7 +3303,7 @@
         <w:rPr>
           <w:b w:val="0"/>
         </w:rPr>
-        <w:t>Predict → Test → Record → Explain</w:t>
+        <w:t>LOGIC STUDIO</w:t>
       </w:r>
     </w:p>
     <w:p>
@@ -3704,7 +3314,18 @@
         <w:rPr>
           <w:b w:val="0"/>
         </w:rPr>
-        <w:t>Keep expected and actual results separate. Surprises are useful data when recorded honestly.</w:t>
+        <w:t>Trace Before You Run</w:t>
+      </w:r>
+    </w:p>
+    <w:p>
+      <w:pPr>
+        <w:spacing w:line="336" w:lineRule="auto" w:after="180"/>
+      </w:pPr>
+      <w:r>
+        <w:rPr>
+          <w:b w:val="0"/>
+        </w:rPr>
+        <w:t>Block code, pseudocode, tables, and diagrams are different ways to expose the same reasoning.</w:t>
       </w:r>
     </w:p>
     <w:p>
@@ -3712,7 +3333,7 @@
         <w:drawing>
           <wp:inline xmlns:a="http://schemas.openxmlformats.org/drawingml/2006/main" xmlns:pic="http://schemas.openxmlformats.org/drawingml/2006/picture">
             <wp:extent cx="5486400" cy="1901952"/>
-            <wp:docPr id="19" name="Picture 19" descr="Evidence lab graphic for Test Diverse Users"/>
+            <wp:docPr id="20" name="Picture 20" descr="Logic tracing graphic for Test Diverse Users"/>
             <wp:cNvGraphicFramePr>
               <a:graphicFrameLocks noChangeAspect="1"/>
             </wp:cNvGraphicFramePr>
@@ -3720,11 +3341,11 @@
               <a:graphicData uri="http://schemas.openxmlformats.org/drawingml/2006/picture">
                 <pic:pic>
                   <pic:nvPicPr>
-                    <pic:cNvPr id="0" name="ffad4dd0f43b5769ba874af7a82d00bc37c0ffc2dedd5381bc7f892c2bfd80cf.png"/>
+                    <pic:cNvPr id="0" name="eea505167ffbbb10362ff86f5f17a806cbfff2dadf444f92883587fa6eb375a7.png"/>
                     <pic:cNvPicPr/>
                   </pic:nvPicPr>
                   <pic:blipFill>
-                    <a:blip r:embed="rId26"/>
+                    <a:blip r:embed="rId23"/>
                     <a:stretch>
                       <a:fillRect/>
                     </a:stretch>
@@ -3751,7 +3372,303 @@
         <w:rPr>
           <w:b w:val="0"/>
         </w:rPr>
-        <w:t>Create four meaningfully different profiles, predict outcomes, run, classify failures, and compare results by profile rather than only overall.</w:t>
+        <w:t xml:space="preserve">SET </w:t>
+      </w:r>
+      <w:r>
+        <w:rPr>
+          <w:b/>
+        </w:rPr>
+        <w:t>evidence</w:t>
+      </w:r>
+      <w:r>
+        <w:rPr>
+          <w:b w:val="0"/>
+        </w:rPr>
+        <w:t>_record</w:t>
+        <w:br/>
+        <w:t>PREDICT expected_result</w:t>
+        <w:br/>
+        <w:t>RUN one normal case and one boundary case</w:t>
+        <w:br/>
+        <w:t>COMPARE actual_result with expected_result</w:t>
+        <w:br/>
+        <w:t>IF different: locate first cause; change one factor; RETEST</w:t>
+        <w:br/>
+        <w:t>EXPLAIN result, limitation, and next safe step</w:t>
+      </w:r>
+    </w:p>
+    <w:p>
+      <w:pPr>
+        <w:spacing w:line="336" w:lineRule="auto" w:after="180"/>
+      </w:pPr>
+      <w:r>
+        <w:rPr>
+          <w:b w:val="0"/>
+        </w:rPr>
+        <w:t xml:space="preserve">Trace one </w:t>
+      </w:r>
+      <w:r>
+        <w:rPr>
+          <w:b/>
+        </w:rPr>
+        <w:t>input</w:t>
+      </w:r>
+      <w:r>
+        <w:rPr>
+          <w:b w:val="0"/>
+        </w:rPr>
+        <w:t>. Which line changes the state or chooses a path?</w:t>
+      </w:r>
+    </w:p>
+    <w:p>
+      <w:pPr>
+        <w:pStyle w:val="Heading3"/>
+      </w:pPr>
+      <w:r>
+        <w:t>Write or draw your reasoning and evidence.</w:t>
+      </w:r>
+    </w:p>
+    <w:p>
+      <w:r>
+        <w:t>________________________________________________________________</w:t>
+      </w:r>
+    </w:p>
+    <w:p>
+      <w:r>
+        <w:t>________________________________________________________________</w:t>
+      </w:r>
+    </w:p>
+    <w:p>
+      <w:r>
+        <w:t>________________________________________________________________</w:t>
+      </w:r>
+    </w:p>
+    <w:p>
+      <w:r>
+        <w:t>________________________________________________________________</w:t>
+      </w:r>
+    </w:p>
+    <w:p>
+      <w:r>
+        <w:t>________________________________________________________________</w:t>
+      </w:r>
+    </w:p>
+    <w:p>
+      <w:pPr>
+        <w:pStyle w:val="Heading3"/>
+      </w:pPr>
+      <w:r>
+        <w:t>A closer explanation</w:t>
+      </w:r>
+    </w:p>
+    <w:p>
+      <w:pPr>
+        <w:spacing w:line="336" w:lineRule="auto" w:after="180"/>
+      </w:pPr>
+      <w:r>
+        <w:rPr>
+          <w:b w:val="0"/>
+        </w:rPr>
+        <w:t>Explain your trace to a partner. Your partner points to one step to check. Swap roles on the next case. Each person writes their own explanation.</w:t>
+      </w:r>
+    </w:p>
+    <w:p>
+      <w:pPr>
+        <w:pStyle w:val="Heading1"/>
+      </w:pPr>
+      <w:r>
+        <w:t>09. Trace four fully specified fictional user conditions</w:t>
+      </w:r>
+    </w:p>
+    <w:p>
+      <w:r>
+        <w:t>Use complete request cards and distinguish contract correctness from unmet needs.</w:t>
+      </w:r>
+    </w:p>
+    <w:p>
+      <w:pPr>
+        <w:pStyle w:val="Heading2"/>
+      </w:pPr>
+      <w:r>
+        <w:t>The catalogue and fixed contract</w:t>
+      </w:r>
+    </w:p>
+    <w:p>
+      <w:pPr>
+        <w:spacing w:line="336" w:lineRule="auto" w:after="180"/>
+      </w:pPr>
+      <w:r>
+        <w:rPr>
+          <w:b w:val="0"/>
+        </w:rPr>
+        <w:t>Fictional user-condition investigation: freeze this supplied miniature catalogue and request contract. P:animal,60pages,English,screen-reader-checked text; Q:animal,90pages,Spanish,text with no access check supplied; R:space,40pages,English,image-only. Match requested subject, page maximum and requested language exactly. A request for screen-reader-checked text must have that supplied status; unknown is not a pass.</w:t>
+      </w:r>
+    </w:p>
+    <w:p>
+      <w:pPr>
+        <w:spacing w:line="336" w:lineRule="auto" w:after="180"/>
+      </w:pPr>
+      <w:r>
+        <w:rPr>
+          <w:b w:val="0"/>
+        </w:rPr>
+        <w:t>If none qualify, return no verified eligible option. Tie by ID. These attributes are invented test fixtures, not assessments of real books or users.</w:t>
+      </w:r>
+    </w:p>
+    <w:p>
+      <w:pPr>
+        <w:pStyle w:val="Heading2"/>
+      </w:pPr>
+      <w:r>
+        <w:t>The four request cards</w:t>
+      </w:r>
+    </w:p>
+    <w:tbl>
+      <w:tblPr>
+        <w:tblStyle w:val="LightShading-Accent1"/>
+        <w:tblW w:type="auto" w:w="0"/>
+        <w:tblLook w:firstColumn="1" w:firstRow="1" w:lastColumn="0" w:lastRow="0" w:noHBand="0" w:noVBand="1" w:val="04A0"/>
+      </w:tblPr>
+      <w:tblGrid>
+        <w:gridCol w:w="5112"/>
+        <w:gridCol w:w="5112"/>
+      </w:tblGrid>
+      <w:tr>
+        <w:trPr>
+          <w:tblHeader/>
+        </w:trPr>
+        <w:tc>
+          <w:tcPr>
+            <w:tcW w:type="dxa" w:w="5112"/>
+          </w:tcPr>
+          <w:p>
+            <w:r>
+              <w:t>Fictional request</w:t>
+            </w:r>
+          </w:p>
+        </w:tc>
+        <w:tc>
+          <w:tcPr>
+            <w:tcW w:type="dxa" w:w="5112"/>
+          </w:tcPr>
+          <w:p>
+            <w:r>
+              <w:t>Contract fields to test</w:t>
+            </w:r>
+          </w:p>
+        </w:tc>
+      </w:tr>
+      <w:tr>
+        <w:tc>
+          <w:tcPr>
+            <w:tcW w:type="dxa" w:w="5112"/>
+          </w:tcPr>
+          <w:p>
+            <w:r>
+              <w:t>U1</w:t>
+            </w:r>
+          </w:p>
+        </w:tc>
+        <w:tc>
+          <w:tcPr>
+            <w:tcW w:type="dxa" w:w="5112"/>
+          </w:tcPr>
+          <w:p>
+            <w:r>
+              <w:t>animal,max100,English,no access-status requirement</w:t>
+            </w:r>
+          </w:p>
+        </w:tc>
+      </w:tr>
+      <w:tr>
+        <w:tc>
+          <w:tcPr>
+            <w:tcW w:type="dxa" w:w="5112"/>
+          </w:tcPr>
+          <w:p>
+            <w:r>
+              <w:t>U2</w:t>
+            </w:r>
+          </w:p>
+        </w:tc>
+        <w:tc>
+          <w:tcPr>
+            <w:tcW w:type="dxa" w:w="5112"/>
+          </w:tcPr>
+          <w:p>
+            <w:r>
+              <w:t>animal,max50,English,no access-status requirement</w:t>
+            </w:r>
+          </w:p>
+        </w:tc>
+      </w:tr>
+      <w:tr>
+        <w:tc>
+          <w:tcPr>
+            <w:tcW w:type="dxa" w:w="5112"/>
+          </w:tcPr>
+          <w:p>
+            <w:r>
+              <w:t>U3</w:t>
+            </w:r>
+          </w:p>
+        </w:tc>
+        <w:tc>
+          <w:tcPr>
+            <w:tcW w:type="dxa" w:w="5112"/>
+          </w:tcPr>
+          <w:p>
+            <w:r>
+              <w:t>animal,max100,Spanish,no access-status requirement</w:t>
+            </w:r>
+          </w:p>
+        </w:tc>
+      </w:tr>
+      <w:tr>
+        <w:tc>
+          <w:tcPr>
+            <w:tcW w:type="dxa" w:w="5112"/>
+          </w:tcPr>
+          <w:p>
+            <w:r>
+              <w:t>U4</w:t>
+            </w:r>
+          </w:p>
+        </w:tc>
+        <w:tc>
+          <w:tcPr>
+            <w:tcW w:type="dxa" w:w="5112"/>
+          </w:tcPr>
+          <w:p>
+            <w:r>
+              <w:t>animal,max100,Spanish,requires screen-reader-checked text</w:t>
+            </w:r>
+          </w:p>
+        </w:tc>
+      </w:tr>
+    </w:tbl>
+    <w:p>
+      <w:pPr>
+        <w:pStyle w:val="Heading2"/>
+      </w:pPr>
+      <w:r>
+        <w:t>Predict, trace and classify the evidence</w:t>
+      </w:r>
+    </w:p>
+    <w:p>
+      <w:pPr>
+        <w:pStyle w:val="ListNumber"/>
+      </w:pPr>
+      <w:r>
+        <w:t>Predict the eligible IDs for U1–U4 from the complete catalogue. Trace each filter and record a correct no-match outcome as a contract pass, while separately noting the unmet user need or catalogue gap. No live software outputs are supplied: label results a paper contract trace, not a run of an implemented interface. For U4 identify the missing access evidence rather than asserting that Spanish text is inaccessible. A real screen-reader claim would require an actual interface, a specified assistive setup and observed checks. Then audit the separate six-case flags and twelve-case counts; do not merge these datasets or call them user-group measurements. Keep the independent eight-case totals for a fresh first attempt.</w:t>
+      </w:r>
+    </w:p>
+    <w:p>
+      <w:pPr>
+        <w:pStyle w:val="Heading2"/>
+      </w:pPr>
+      <w:r>
+        <w:t>Keep expected and actual outcomes separate</w:t>
       </w:r>
     </w:p>
     <w:tbl>
@@ -4002,7 +3919,6 @@
     <w:p>
       <w:pPr>
         <w:spacing w:line="336" w:lineRule="auto" w:after="180"/>
-        <w:shd w:fill="F5F1FB"/>
       </w:pPr>
       <w:r>
         <w:rPr>
@@ -4046,14 +3962,6 @@
     </w:p>
     <w:p>
       <w:pPr>
-        <w:pStyle w:val="Heading3"/>
-      </w:pPr>
-      <w:r>
-        <w:t>Plan → try → check</w:t>
-      </w:r>
-    </w:p>
-    <w:p>
-      <w:pPr>
         <w:spacing w:line="336" w:lineRule="auto" w:after="180"/>
       </w:pPr>
       <w:r>
@@ -4065,15 +3973,10 @@
     </w:p>
     <w:p>
       <w:pPr>
-        <w:pStyle w:val="Heading1"/>
-      </w:pPr>
-      <w:r>
-        <w:t>10. Build your understanding</w:t>
-      </w:r>
-    </w:p>
-    <w:p>
-      <w:r>
-        <w:t>Move from recall to tracing, diagnosis and transfer in Test Diverse Users. Explain why each step is justified.</w:t>
+        <w:pStyle w:val="Heading2"/>
+      </w:pPr>
+      <w:r>
+        <w:t>Earlier wording, alternatives and picture transcripts · reference / check after trying</w:t>
       </w:r>
     </w:p>
     <w:p>
@@ -4083,6 +3986,1643 @@
       <w:r>
         <w:rPr>
           <w:b/>
+        </w:rPr>
+        <w:t>EVIDENCE</w:t>
+      </w:r>
+      <w:r>
+        <w:rPr>
+          <w:b w:val="0"/>
+        </w:rPr>
+        <w:t xml:space="preserve"> LAB</w:t>
+      </w:r>
+    </w:p>
+    <w:p>
+      <w:pPr>
+        <w:spacing w:line="336" w:lineRule="auto" w:after="180"/>
+      </w:pPr>
+      <w:r>
+        <w:rPr>
+          <w:b w:val="0"/>
+        </w:rPr>
+        <w:t>Predict → Test → Record → Explain</w:t>
+      </w:r>
+    </w:p>
+    <w:p>
+      <w:pPr>
+        <w:spacing w:line="336" w:lineRule="auto" w:after="180"/>
+      </w:pPr>
+      <w:r>
+        <w:rPr>
+          <w:b w:val="0"/>
+        </w:rPr>
+        <w:t>Keep expected and actual results separate. Surprises are useful data when recorded honestly.</w:t>
+      </w:r>
+    </w:p>
+    <w:p>
+      <w:r>
+        <w:drawing>
+          <wp:inline xmlns:a="http://schemas.openxmlformats.org/drawingml/2006/main" xmlns:pic="http://schemas.openxmlformats.org/drawingml/2006/picture">
+            <wp:extent cx="5486400" cy="1901952"/>
+            <wp:docPr id="21" name="Picture 21" descr="Evidence lab graphic for Test Diverse Users"/>
+            <wp:cNvGraphicFramePr>
+              <a:graphicFrameLocks noChangeAspect="1"/>
+            </wp:cNvGraphicFramePr>
+            <a:graphic>
+              <a:graphicData uri="http://schemas.openxmlformats.org/drawingml/2006/picture">
+                <pic:pic>
+                  <pic:nvPicPr>
+                    <pic:cNvPr id="0" name="ffad4dd0f43b5769ba874af7a82d00bc37c0ffc2dedd5381bc7f892c2bfd80cf.png"/>
+                    <pic:cNvPicPr/>
+                  </pic:nvPicPr>
+                  <pic:blipFill>
+                    <a:blip r:embed="rId24"/>
+                    <a:stretch>
+                      <a:fillRect/>
+                    </a:stretch>
+                  </pic:blipFill>
+                  <pic:spPr>
+                    <a:xfrm>
+                      <a:off x="0" y="0"/>
+                      <a:ext cx="5486400" cy="1901952"/>
+                    </a:xfrm>
+                    <a:prstGeom prst="rect"/>
+                  </pic:spPr>
+                </pic:pic>
+              </a:graphicData>
+            </a:graphic>
+          </wp:inline>
+        </w:drawing>
+      </w:r>
+    </w:p>
+    <w:p>
+      <w:pPr>
+        <w:spacing w:line="336" w:lineRule="auto" w:after="180"/>
+      </w:pPr>
+      <w:r>
+        <w:rPr>
+          <w:b w:val="0"/>
+        </w:rPr>
+        <w:t>Use the supplied fictional P/Q/R catalogue and U1–U4 request cards. Trace fixed constraints, record correct no-match separately from an unmet need, and label the exercise a paper trace. No actual user-group or assistive-technology performance measurement is supplied.</w:t>
+      </w:r>
+    </w:p>
+    <w:p>
+      <w:pPr>
+        <w:pStyle w:val="Heading3"/>
+      </w:pPr>
+      <w:r>
+        <w:t>Plan → try → check</w:t>
+      </w:r>
+    </w:p>
+    <w:p>
+      <w:pPr>
+        <w:pStyle w:val="Heading1"/>
+      </w:pPr>
+      <w:r>
+        <w:t>14. Try alone: audit the fresh eight-case suite</w:t>
+      </w:r>
+    </w:p>
+    <w:p>
+      <w:r>
+        <w:t>Compute the total and preserve each failed category.</w:t>
+      </w:r>
+    </w:p>
+    <w:p>
+      <w:pPr>
+        <w:pStyle w:val="Heading2"/>
+      </w:pPr>
+      <w:r>
+        <w:t>Independent results and counting assumptions</w:t>
+      </w:r>
+    </w:p>
+    <w:p>
+      <w:pPr>
+        <w:spacing w:line="336" w:lineRule="auto" w:after="180"/>
+      </w:pPr>
+      <w:r>
+        <w:rPr>
+          <w:b w:val="0"/>
+        </w:rPr>
+        <w:t>Given ordinary 3/3, boundary 1/2, invalid 2/2 and tie 0/1, compute overall results and prioritize issues.</w:t>
+      </w:r>
+    </w:p>
+    <w:p>
+      <w:pPr>
+        <w:spacing w:line="336" w:lineRule="auto" w:after="180"/>
+      </w:pPr>
+      <w:r>
+        <w:rPr>
+          <w:b w:val="0"/>
+        </w:rPr>
+        <w:t>Assume the listed categories are disjoint and every case was executed once on the same frozen version with the same pass criteria. No case-level failure consequences or user-group results are supplied. Prioritise reviewing both failed categories; state what additional severity evidence would determine the order rather than inventing it.</w:t>
+      </w:r>
+    </w:p>
+    <w:p>
+      <w:pPr>
+        <w:pStyle w:val="Heading2"/>
+      </w:pPr>
+      <w:r>
+        <w:t>Your first attempt and help record</w:t>
+      </w:r>
+    </w:p>
+    <w:p>
+      <w:pPr>
+        <w:pStyle w:val="Heading3"/>
+      </w:pPr>
+      <w:r>
+        <w:t>My independent explanation, trace and limits</w:t>
+      </w:r>
+    </w:p>
+    <w:p>
+      <w:r>
+        <w:t>________________________________________________________________</w:t>
+      </w:r>
+    </w:p>
+    <w:p>
+      <w:r>
+        <w:t>________________________________________________________________</w:t>
+      </w:r>
+    </w:p>
+    <w:p>
+      <w:r>
+        <w:t>________________________________________________________________</w:t>
+      </w:r>
+    </w:p>
+    <w:p>
+      <w:r>
+        <w:t>________________________________________________________________</w:t>
+      </w:r>
+    </w:p>
+    <w:p>
+      <w:r>
+        <w:t>________________________________________________________________</w:t>
+      </w:r>
+    </w:p>
+    <w:p>
+      <w:r>
+        <w:t>________________________________________________________________</w:t>
+      </w:r>
+    </w:p>
+    <w:p>
+      <w:r>
+        <w:t>________________________________________________________________</w:t>
+      </w:r>
+    </w:p>
+    <w:p>
+      <w:pPr>
+        <w:spacing w:line="336" w:lineRule="auto" w:after="180"/>
+      </w:pPr>
+      <w:r>
+        <w:rPr>
+          <w:b w:val="0"/>
+        </w:rPr>
+        <w:t>Attempt this case before feedback. Record any help. Earlier examples below are further practice; a case already practised with feedback cannot establish fresh transfer.</w:t>
+      </w:r>
+    </w:p>
+    <w:p>
+      <w:pPr>
+        <w:spacing w:line="336" w:lineRule="auto" w:after="180"/>
+      </w:pPr>
+      <w:r>
+        <w:rPr>
+          <w:b w:val="0"/>
+        </w:rPr>
+        <w:t xml:space="preserve">Your teacher has the independent answer and scoring criteria. Complete the matching workbook week to keep your practice </w:t>
+      </w:r>
+      <w:r>
+        <w:rPr>
+          <w:b/>
+        </w:rPr>
+        <w:t>evidence</w:t>
+      </w:r>
+      <w:r>
+        <w:rPr>
+          <w:b w:val="0"/>
+        </w:rPr>
+        <w:t xml:space="preserve"> together.</w:t>
+      </w:r>
+    </w:p>
+    <w:p>
+      <w:pPr>
+        <w:pStyle w:val="Heading2"/>
+      </w:pPr>
+      <w:r>
+        <w:t>Use feedback afterwards</w:t>
+      </w:r>
+    </w:p>
+    <w:p>
+      <w:pPr>
+        <w:spacing w:line="336" w:lineRule="auto" w:after="180"/>
+      </w:pPr>
+      <w:r>
+        <w:rPr>
+          <w:b w:val="0"/>
+        </w:rPr>
+        <w:t>Attempt the independent case before hints. Record whether you worked alone, used a hint or followed a model. After feedback, fix the first unsupported step and explain why it changed.</w:t>
+      </w:r>
+    </w:p>
+    <w:p>
+      <w:pPr>
+        <w:spacing w:line="336" w:lineRule="auto" w:after="180"/>
+      </w:pPr>
+      <w:r>
+        <w:rPr>
+          <w:b w:val="0"/>
+        </w:rPr>
+        <w:t>A later check uses a changed case, not a copied answer.</w:t>
+      </w:r>
+    </w:p>
+    <w:p>
+      <w:pPr>
+        <w:pStyle w:val="Heading2"/>
+      </w:pPr>
+      <w:r>
+        <w:t>Earlier wording, alternatives and picture transcripts · reference / check after trying</w:t>
+      </w:r>
+    </w:p>
+    <w:p>
+      <w:pPr>
+        <w:pStyle w:val="Heading3"/>
+      </w:pPr>
+      <w:r>
+        <w:t>Independent case: Evaluate independently</w:t>
+      </w:r>
+    </w:p>
+    <w:p>
+      <w:pPr>
+        <w:pStyle w:val="Heading3"/>
+      </w:pPr>
+      <w:r>
+        <w:t>Week 34 Independent application</w:t>
+      </w:r>
+    </w:p>
+    <w:p>
+      <w:pPr>
+        <w:spacing w:line="336" w:lineRule="auto" w:after="180"/>
+      </w:pPr>
+      <w:r>
+        <w:rPr>
+          <w:b w:val="0"/>
+        </w:rPr>
+        <w:t>Close the worked explanation. Apply the idea to this different question without copying.</w:t>
+      </w:r>
+    </w:p>
+    <w:p>
+      <w:pPr>
+        <w:spacing w:line="336" w:lineRule="auto" w:after="180"/>
+      </w:pPr>
+      <w:r>
+        <w:rPr>
+          <w:b w:val="0"/>
+        </w:rPr>
+        <w:t>A recommender serves 6 of 6 easy-book requests but 1 of 4 advanced-book requests. Report both results and identify the next test priority.</w:t>
+      </w:r>
+    </w:p>
+    <w:p>
+      <w:pPr>
+        <w:spacing w:line="336" w:lineRule="auto" w:after="180"/>
+      </w:pPr>
+      <w:r>
+        <w:rPr>
+          <w:b w:val="0"/>
+        </w:rPr>
+        <w:t xml:space="preserve">My answer, with a trace, calculation or supporting </w:t>
+      </w:r>
+      <w:r>
+        <w:rPr>
+          <w:b/>
+        </w:rPr>
+        <w:t>evidence</w:t>
+      </w:r>
+    </w:p>
+    <w:p>
+      <w:pPr>
+        <w:pStyle w:val="Heading3"/>
+      </w:pPr>
+      <w:r>
+        <w:t>Write or draw your reasoning and evidence.</w:t>
+      </w:r>
+    </w:p>
+    <w:p>
+      <w:r>
+        <w:t>________________________________________________________________</w:t>
+      </w:r>
+    </w:p>
+    <w:p>
+      <w:r>
+        <w:t>________________________________________________________________</w:t>
+      </w:r>
+    </w:p>
+    <w:p>
+      <w:r>
+        <w:t>________________________________________________________________</w:t>
+      </w:r>
+    </w:p>
+    <w:p>
+      <w:r>
+        <w:t>________________________________________________________________</w:t>
+      </w:r>
+    </w:p>
+    <w:p>
+      <w:r>
+        <w:t>________________________________________________________________</w:t>
+      </w:r>
+    </w:p>
+    <w:p>
+      <w:pPr>
+        <w:pStyle w:val="Heading3"/>
+      </w:pPr>
+      <w:r>
+        <w:t>Create and test</w:t>
+      </w:r>
+    </w:p>
+    <w:p>
+      <w:pPr>
+        <w:spacing w:line="336" w:lineRule="auto" w:after="180"/>
+      </w:pPr>
+      <w:r>
+        <w:rPr>
+          <w:b w:val="0"/>
+        </w:rPr>
+        <w:t>Change one relevant detail. Predict the result before testing. Include a boundary or missing-information case when it helps reveal a limit.</w:t>
+      </w:r>
+    </w:p>
+    <w:p>
+      <w:pPr>
+        <w:spacing w:line="336" w:lineRule="auto" w:after="180"/>
+      </w:pPr>
+      <w:r>
+        <w:rPr>
+          <w:b w:val="0"/>
+        </w:rPr>
+        <w:t xml:space="preserve">My changed </w:t>
+      </w:r>
+      <w:r>
+        <w:rPr>
+          <w:b/>
+        </w:rPr>
+        <w:t>input</w:t>
+      </w:r>
+      <w:r>
+        <w:rPr>
+          <w:b w:val="0"/>
+        </w:rPr>
+        <w:t xml:space="preserve"> and expected result</w:t>
+      </w:r>
+    </w:p>
+    <w:p>
+      <w:pPr>
+        <w:pStyle w:val="Heading3"/>
+      </w:pPr>
+      <w:r>
+        <w:t>Write or draw your reasoning and evidence.</w:t>
+      </w:r>
+    </w:p>
+    <w:p>
+      <w:r>
+        <w:t>________________________________________________________________</w:t>
+      </w:r>
+    </w:p>
+    <w:p>
+      <w:r>
+        <w:t>________________________________________________________________</w:t>
+      </w:r>
+    </w:p>
+    <w:p>
+      <w:r>
+        <w:t>________________________________________________________________</w:t>
+      </w:r>
+    </w:p>
+    <w:p>
+      <w:r>
+        <w:t>________________________________________________________________</w:t>
+      </w:r>
+    </w:p>
+    <w:p>
+      <w:r>
+        <w:t>________________________________________________________________</w:t>
+      </w:r>
+    </w:p>
+    <w:p>
+      <w:pPr>
+        <w:pStyle w:val="Heading3"/>
+      </w:pPr>
+      <w:r>
+        <w:t>Connect to your project</w:t>
+      </w:r>
+    </w:p>
+    <w:p>
+      <w:pPr>
+        <w:spacing w:line="336" w:lineRule="auto" w:after="180"/>
+      </w:pPr>
+      <w:r>
+        <w:rPr>
+          <w:b w:val="0"/>
+        </w:rPr>
+        <w:t>Use the same test record across ordinary, boundary, missing-data, and access-needs cases.</w:t>
+      </w:r>
+    </w:p>
+    <w:p>
+      <w:pPr>
+        <w:spacing w:line="336" w:lineRule="auto" w:after="180"/>
+      </w:pPr>
+      <w:r>
+        <w:rPr>
+          <w:b w:val="0"/>
+        </w:rPr>
+        <w:t xml:space="preserve">The </w:t>
+      </w:r>
+      <w:r>
+        <w:rPr>
+          <w:b/>
+        </w:rPr>
+        <w:t>evidence</w:t>
+      </w:r>
+      <w:r>
+        <w:rPr>
+          <w:b w:val="0"/>
+        </w:rPr>
+        <w:t xml:space="preserve"> I will keep</w:t>
+      </w:r>
+    </w:p>
+    <w:p>
+      <w:pPr>
+        <w:pStyle w:val="Heading3"/>
+      </w:pPr>
+      <w:r>
+        <w:t>Write or draw your reasoning and evidence.</w:t>
+      </w:r>
+    </w:p>
+    <w:p>
+      <w:r>
+        <w:t>________________________________________________________________</w:t>
+      </w:r>
+    </w:p>
+    <w:p>
+      <w:r>
+        <w:t>________________________________________________________________</w:t>
+      </w:r>
+    </w:p>
+    <w:p>
+      <w:r>
+        <w:t>________________________________________________________________</w:t>
+      </w:r>
+    </w:p>
+    <w:p>
+      <w:r>
+        <w:t>________________________________________________________________</w:t>
+      </w:r>
+    </w:p>
+    <w:p>
+      <w:r>
+        <w:t>________________________________________________________________</w:t>
+      </w:r>
+    </w:p>
+    <w:p>
+      <w:pPr>
+        <w:pStyle w:val="Heading3"/>
+      </w:pPr>
+      <w:r>
+        <w:t>Transfer practice from the original programme</w:t>
+      </w:r>
+    </w:p>
+    <w:p>
+      <w:pPr>
+        <w:spacing w:line="336" w:lineRule="auto" w:after="180"/>
+      </w:pPr>
+      <w:r>
+        <w:rPr>
+          <w:b w:val="0"/>
+        </w:rPr>
+        <w:t>The recommender succeeds on 9/10 mystery requests and 2/5 poetry requests. Compute total and separate rates. A team reports only 11/15. Explain what that hides.</w:t>
+      </w:r>
+    </w:p>
+    <w:p>
+      <w:pPr>
+        <w:pStyle w:val="Heading3"/>
+      </w:pPr>
+      <w:r>
+        <w:t>Explain the mechanism, evidence and one limit.</w:t>
+      </w:r>
+    </w:p>
+    <w:p>
+      <w:r>
+        <w:t>________________________________________________________________</w:t>
+      </w:r>
+    </w:p>
+    <w:p>
+      <w:r>
+        <w:t>________________________________________________________________</w:t>
+      </w:r>
+    </w:p>
+    <w:p>
+      <w:r>
+        <w:t>________________________________________________________________</w:t>
+      </w:r>
+    </w:p>
+    <w:p>
+      <w:r>
+        <w:t>________________________________________________________________</w:t>
+      </w:r>
+    </w:p>
+    <w:p>
+      <w:r>
+        <w:t>________________________________________________________________</w:t>
+      </w:r>
+    </w:p>
+    <w:p>
+      <w:r>
+        <w:t>________________________________________________________________</w:t>
+      </w:r>
+    </w:p>
+    <w:p>
+      <w:r>
+        <w:t>________________________________________________________________</w:t>
+      </w:r>
+    </w:p>
+    <w:p>
+      <w:pPr>
+        <w:pStyle w:val="Heading3"/>
+      </w:pPr>
+      <w:r>
+        <w:t>Use feedback to improve</w:t>
+      </w:r>
+    </w:p>
+    <w:p>
+      <w:pPr>
+        <w:pStyle w:val="Heading1"/>
+      </w:pPr>
+      <w:r>
+        <w:t>11. Keep test coverage and user needs visible together</w:t>
+      </w:r>
+    </w:p>
+    <w:p>
+      <w:r>
+        <w:t>A passing filter can still reveal an unmet catalogue need.</w:t>
+      </w:r>
+    </w:p>
+    <w:p>
+      <w:pPr>
+        <w:pStyle w:val="Heading2"/>
+      </w:pPr>
+      <w:r>
+        <w:t>This week’s concrete contribution</w:t>
+      </w:r>
+    </w:p>
+    <w:p>
+      <w:pPr>
+        <w:spacing w:line="336" w:lineRule="auto" w:after="180"/>
+      </w:pPr>
+      <w:r>
+        <w:rPr>
+          <w:b w:val="0"/>
+        </w:rPr>
+        <w:t>Retain a versioned matrix linking each requirement and user-condition scenario to a complete input, expected output and observed result or labelled unrun plan. Keep correct abstention separate from whether the catalogue meets a request. Add language/access needs only as fictional optional scenarios, not personal profiles. Validate interface access with an actual specified setup before claiming it.</w:t>
+      </w:r>
+    </w:p>
+    <w:p>
+      <w:pPr>
+        <w:spacing w:line="336" w:lineRule="auto" w:after="180"/>
+      </w:pPr>
+      <w:r>
+        <w:rPr>
+          <w:b w:val="0"/>
+        </w:rPr>
+        <w:t>Reused failing cases become regression evidence after repair; reserve fresh final cases.</w:t>
+      </w:r>
+    </w:p>
+    <w:p>
+      <w:pPr>
+        <w:spacing w:line="336" w:lineRule="auto" w:after="180"/>
+      </w:pPr>
+      <w:r>
+        <w:rPr>
+          <w:b w:val="0"/>
+        </w:rPr>
+        <w:t xml:space="preserve">Build a recommender evaluation matrix with routine, boundary, missing, invalid and tie cases, then add separately planned user-condition </w:t>
+      </w:r>
+      <w:r>
+        <w:rPr>
+          <w:b/>
+        </w:rPr>
+        <w:t>coverage</w:t>
+      </w:r>
+      <w:r>
+        <w:rPr>
+          <w:b w:val="0"/>
+        </w:rPr>
+        <w:t>.</w:t>
+      </w:r>
+    </w:p>
+    <w:p>
+      <w:pPr>
+        <w:pStyle w:val="Heading2"/>
+      </w:pPr>
+      <w:r>
+        <w:t>Keep the checkpoint and human choice</w:t>
+      </w:r>
+    </w:p>
+    <w:p>
+      <w:pPr>
+        <w:spacing w:line="336" w:lineRule="auto" w:after="180"/>
+      </w:pPr>
+      <w:r>
+        <w:rPr>
+          <w:b w:val="0"/>
+        </w:rPr>
+        <w:t>THIS WEEK’S CHECKPOINT  Use the same test record across ordinary, boundary, missing-data, and access-needs cases.</w:t>
+      </w:r>
+    </w:p>
+    <w:p>
+      <w:pPr>
+        <w:spacing w:line="336" w:lineRule="auto" w:after="180"/>
+      </w:pPr>
+      <w:r>
+        <w:rPr>
+          <w:b w:val="0"/>
+        </w:rPr>
+        <w:t xml:space="preserve">SYSTEM MAP  Reader need → allowed </w:t>
+      </w:r>
+      <w:r>
+        <w:rPr>
+          <w:b/>
+        </w:rPr>
+        <w:t>input</w:t>
+      </w:r>
+      <w:r>
+        <w:rPr>
+          <w:b w:val="0"/>
+        </w:rPr>
+        <w:t xml:space="preserve">s → transparent rule or score → ranked candidates → explanation → test record → </w:t>
+      </w:r>
+      <w:r>
+        <w:rPr>
+          <w:b/>
+        </w:rPr>
+        <w:t>human decision</w:t>
+      </w:r>
+    </w:p>
+    <w:p>
+      <w:pPr>
+        <w:spacing w:line="336" w:lineRule="auto" w:after="180"/>
+      </w:pPr>
+      <w:r>
+        <w:rPr>
+          <w:b w:val="0"/>
+        </w:rPr>
+        <w:t>What will you add, change, or verify in the project this week?</w:t>
+      </w:r>
+    </w:p>
+    <w:p>
+      <w:pPr>
+        <w:pStyle w:val="Heading3"/>
+      </w:pPr>
+      <w:r>
+        <w:t>Write or draw your reasoning and evidence.</w:t>
+      </w:r>
+    </w:p>
+    <w:p>
+      <w:r>
+        <w:t>________________________________________________________________</w:t>
+      </w:r>
+    </w:p>
+    <w:p>
+      <w:r>
+        <w:t>________________________________________________________________</w:t>
+      </w:r>
+    </w:p>
+    <w:p>
+      <w:r>
+        <w:t>________________________________________________________________</w:t>
+      </w:r>
+    </w:p>
+    <w:p>
+      <w:r>
+        <w:t>________________________________________________________________</w:t>
+      </w:r>
+    </w:p>
+    <w:p>
+      <w:r>
+        <w:t>________________________________________________________________</w:t>
+      </w:r>
+    </w:p>
+    <w:p>
+      <w:pPr>
+        <w:spacing w:line="336" w:lineRule="auto" w:after="180"/>
+      </w:pPr>
+      <w:r>
+        <w:rPr>
+          <w:b w:val="0"/>
+        </w:rPr>
+        <w:t xml:space="preserve">What should remain under </w:t>
+      </w:r>
+      <w:r>
+        <w:rPr>
+          <w:b/>
+        </w:rPr>
+        <w:t>human control</w:t>
+      </w:r>
+      <w:r>
+        <w:rPr>
+          <w:b w:val="0"/>
+        </w:rPr>
+        <w:t>?</w:t>
+      </w:r>
+    </w:p>
+    <w:p>
+      <w:pPr>
+        <w:pStyle w:val="Heading3"/>
+      </w:pPr>
+      <w:r>
+        <w:t>Write or draw your reasoning and evidence.</w:t>
+      </w:r>
+    </w:p>
+    <w:p>
+      <w:r>
+        <w:t>________________________________________________________________</w:t>
+      </w:r>
+    </w:p>
+    <w:p>
+      <w:r>
+        <w:t>________________________________________________________________</w:t>
+      </w:r>
+    </w:p>
+    <w:p>
+      <w:r>
+        <w:t>________________________________________________________________</w:t>
+      </w:r>
+    </w:p>
+    <w:p>
+      <w:r>
+        <w:t>________________________________________________________________</w:t>
+      </w:r>
+    </w:p>
+    <w:p>
+      <w:r>
+        <w:t>________________________________________________________________</w:t>
+      </w:r>
+    </w:p>
+    <w:p>
+      <w:pPr>
+        <w:spacing w:line="336" w:lineRule="auto" w:after="180"/>
+      </w:pPr>
+      <w:r>
+        <w:rPr>
+          <w:b w:val="0"/>
+        </w:rPr>
+        <w:t>RESPONSIBLE DESIGN  Collect only necessary information. Show uncertainty and limits. Never confuse a ranking with a fact about a person.</w:t>
+      </w:r>
+    </w:p>
+    <w:p>
+      <w:pPr>
+        <w:pStyle w:val="Heading2"/>
+      </w:pPr>
+      <w:r>
+        <w:t>Earlier wording, alternatives and picture transcripts · reference / check after trying</w:t>
+      </w:r>
+    </w:p>
+    <w:p>
+      <w:pPr>
+        <w:spacing w:line="336" w:lineRule="auto" w:after="180"/>
+      </w:pPr>
+      <w:r>
+        <w:rPr>
+          <w:b w:val="0"/>
+        </w:rPr>
+        <w:t>CUMULATIVE PROJECT</w:t>
+      </w:r>
+    </w:p>
+    <w:p>
+      <w:pPr>
+        <w:spacing w:line="336" w:lineRule="auto" w:after="180"/>
+      </w:pPr>
+      <w:r>
+        <w:rPr>
+          <w:b w:val="0"/>
+        </w:rPr>
+        <w:t>Transparent Book Recommender</w:t>
+      </w:r>
+    </w:p>
+    <w:p>
+      <w:pPr>
+        <w:spacing w:line="336" w:lineRule="auto" w:after="180"/>
+      </w:pPr>
+      <w:r>
+        <w:rPr>
+          <w:b w:val="0"/>
+        </w:rPr>
+        <w:t>Every week adds one inspectable piece. The system must show how it reached a result.</w:t>
+      </w:r>
+    </w:p>
+    <w:p>
+      <w:r>
+        <w:drawing>
+          <wp:inline xmlns:a="http://schemas.openxmlformats.org/drawingml/2006/main" xmlns:pic="http://schemas.openxmlformats.org/drawingml/2006/picture">
+            <wp:extent cx="5486400" cy="1901952"/>
+            <wp:docPr id="22" name="Picture 22" descr="Book recommender connection for Test Diverse Users"/>
+            <wp:cNvGraphicFramePr>
+              <a:graphicFrameLocks noChangeAspect="1"/>
+            </wp:cNvGraphicFramePr>
+            <a:graphic>
+              <a:graphicData uri="http://schemas.openxmlformats.org/drawingml/2006/picture">
+                <pic:pic>
+                  <pic:nvPicPr>
+                    <pic:cNvPr id="0" name="42710cc352be0706f1fa63464cb468b68b2e841ae0bc0860d197c2a9fbd8d6fb.png"/>
+                    <pic:cNvPicPr/>
+                  </pic:nvPicPr>
+                  <pic:blipFill>
+                    <a:blip r:embed="rId25"/>
+                    <a:stretch>
+                      <a:fillRect/>
+                    </a:stretch>
+                  </pic:blipFill>
+                  <pic:spPr>
+                    <a:xfrm>
+                      <a:off x="0" y="0"/>
+                      <a:ext cx="5486400" cy="1901952"/>
+                    </a:xfrm>
+                    <a:prstGeom prst="rect"/>
+                  </pic:spPr>
+                </pic:pic>
+              </a:graphicData>
+            </a:graphic>
+          </wp:inline>
+        </w:drawing>
+      </w:r>
+    </w:p>
+    <w:p>
+      <w:pPr>
+        <w:pStyle w:val="Heading3"/>
+      </w:pPr>
+      <w:r>
+        <w:t>Evidence for your project</w:t>
+      </w:r>
+    </w:p>
+    <w:p>
+      <w:pPr>
+        <w:pStyle w:val="Heading1"/>
+      </w:pPr>
+      <w:r>
+        <w:t>16. Finish: report the total, weak slices and untested conditions</w:t>
+      </w:r>
+    </w:p>
+    <w:p>
+      <w:r>
+        <w:t>Do not turn designed-suite results into future-use accuracy.</w:t>
+      </w:r>
+    </w:p>
+    <w:p>
+      <w:pPr>
+        <w:pStyle w:val="Heading2"/>
+      </w:pPr>
+      <w:r>
+        <w:t>Explain without notes</w:t>
+      </w:r>
+    </w:p>
+    <w:p>
+      <w:pPr>
+        <w:pStyle w:val="ListBullet"/>
+      </w:pPr>
+      <w:r>
+        <w:t>Close your notes. Explain this goal in your own words: Evaluate across varied cases</w:t>
+      </w:r>
+    </w:p>
+    <w:p>
+      <w:pPr>
+        <w:pStyle w:val="Heading3"/>
+      </w:pPr>
+      <w:r>
+        <w:t>My deciding step, evidence and one remaining question</w:t>
+      </w:r>
+    </w:p>
+    <w:p>
+      <w:r>
+        <w:t>________________________________________________________________</w:t>
+      </w:r>
+    </w:p>
+    <w:p>
+      <w:r>
+        <w:t>________________________________________________________________</w:t>
+      </w:r>
+    </w:p>
+    <w:p>
+      <w:r>
+        <w:t>________________________________________________________________</w:t>
+      </w:r>
+    </w:p>
+    <w:p>
+      <w:r>
+        <w:t>________________________________________________________________</w:t>
+      </w:r>
+    </w:p>
+    <w:p>
+      <w:r>
+        <w:t>________________________________________________________________</w:t>
+      </w:r>
+    </w:p>
+    <w:p>
+      <w:pPr>
+        <w:pStyle w:val="Heading2"/>
+      </w:pPr>
+      <w:r>
+        <w:t>Plan a changed-case return</w:t>
+      </w:r>
+    </w:p>
+    <w:p>
+      <w:pPr>
+        <w:spacing w:line="336" w:lineRule="auto" w:after="180"/>
+      </w:pPr>
+      <w:r>
+        <w:rPr>
+          <w:b w:val="0"/>
+        </w:rPr>
+        <w:t xml:space="preserve">If you are unsure, return to the worked picture and explain one arrow. If you are ready, change an </w:t>
+      </w:r>
+      <w:r>
+        <w:rPr>
+          <w:b/>
+        </w:rPr>
+        <w:t>input</w:t>
+      </w:r>
+      <w:r>
+        <w:rPr>
+          <w:b w:val="0"/>
+        </w:rPr>
+        <w:t xml:space="preserve"> or assumption and justify your </w:t>
+      </w:r>
+      <w:r>
+        <w:rPr>
+          <w:b/>
+        </w:rPr>
+        <w:t>prediction</w:t>
+      </w:r>
+      <w:r>
+        <w:rPr>
+          <w:b w:val="0"/>
+        </w:rPr>
+        <w:t>.</w:t>
+      </w:r>
+    </w:p>
+    <w:p>
+      <w:pPr>
+        <w:spacing w:line="336" w:lineRule="auto" w:after="180"/>
+      </w:pPr>
+      <w:r>
+        <w:rPr>
+          <w:b w:val="0"/>
+        </w:rPr>
+        <w:t xml:space="preserve">Save your workbook </w:t>
+      </w:r>
+      <w:r>
+        <w:rPr>
+          <w:b/>
+        </w:rPr>
+        <w:t>evidence</w:t>
+      </w:r>
+      <w:r>
+        <w:rPr>
+          <w:b w:val="0"/>
+        </w:rPr>
+        <w:t>. At the next review, try a different case before opening your old answer.</w:t>
+      </w:r>
+    </w:p>
+    <w:p>
+      <w:pPr>
+        <w:pStyle w:val="Heading1"/>
+      </w:pPr>
+      <w:r>
+        <w:t>Reference bank and extra practice</w:t>
+      </w:r>
+    </w:p>
+    <w:p>
+      <w:pPr>
+        <w:pStyle w:val="Heading1"/>
+      </w:pPr>
+      <w:r>
+        <w:t>05. Your quick word guide</w:t>
+      </w:r>
+    </w:p>
+    <w:p>
+      <w:r>
+        <w:t>Use the words to explain a particular step, record or limit.</w:t>
+      </w:r>
+    </w:p>
+    <w:p>
+      <w:pPr>
+        <w:pStyle w:val="Heading2"/>
+      </w:pPr>
+      <w:r>
+        <w:t>Core vocabulary</w:t>
+      </w:r>
+    </w:p>
+    <w:tbl>
+      <w:tblPr>
+        <w:tblStyle w:val="LightShading-Accent1"/>
+        <w:tblW w:type="auto" w:w="0"/>
+        <w:tblLook w:firstColumn="1" w:firstRow="1" w:lastColumn="0" w:lastRow="0" w:noHBand="0" w:noVBand="1" w:val="04A0"/>
+      </w:tblPr>
+      <w:tblGrid>
+        <w:gridCol w:w="3408"/>
+        <w:gridCol w:w="3408"/>
+        <w:gridCol w:w="3408"/>
+      </w:tblGrid>
+      <w:tr>
+        <w:trPr>
+          <w:tblHeader/>
+        </w:trPr>
+        <w:tc>
+          <w:tcPr>
+            <w:tcW w:type="dxa" w:w="3408"/>
+          </w:tcPr>
+          <w:p>
+            <w:r>
+              <w:t>Word</w:t>
+            </w:r>
+          </w:p>
+        </w:tc>
+        <w:tc>
+          <w:tcPr>
+            <w:tcW w:type="dxa" w:w="3408"/>
+          </w:tcPr>
+          <w:p>
+            <w:r>
+              <w:t>My own example</w:t>
+            </w:r>
+          </w:p>
+        </w:tc>
+        <w:tc>
+          <w:tcPr>
+            <w:tcW w:type="dxa" w:w="3408"/>
+          </w:tcPr>
+          <w:p>
+            <w:r>
+              <w:t>Not this / boundary</w:t>
+            </w:r>
+          </w:p>
+        </w:tc>
+      </w:tr>
+      <w:tr>
+        <w:tc>
+          <w:tcPr>
+            <w:tcW w:type="dxa" w:w="3408"/>
+          </w:tcPr>
+          <w:p>
+            <w:r>
+              <w:t>test profile</w:t>
+            </w:r>
+          </w:p>
+        </w:tc>
+        <w:tc>
+          <w:tcPr>
+            <w:tcW w:type="dxa" w:w="3408"/>
+          </w:tcPr>
+          <w:p>
+            <w:r>
+              <w:t>A description of the kinds of cases and conditions included in an evaluation.</w:t>
+            </w:r>
+          </w:p>
+        </w:tc>
+        <w:tc>
+          <w:tcPr>
+            <w:tcW w:type="dxa" w:w="3408"/>
+          </w:tcPr>
+          <w:p>
+            <w:r/>
+          </w:p>
+        </w:tc>
+      </w:tr>
+      <w:tr>
+        <w:tc>
+          <w:tcPr>
+            <w:tcW w:type="dxa" w:w="3408"/>
+          </w:tcPr>
+          <w:p>
+            <w:r>
+              <w:t>edge case</w:t>
+            </w:r>
+          </w:p>
+        </w:tc>
+        <w:tc>
+          <w:tcPr>
+            <w:tcW w:type="dxa" w:w="3408"/>
+          </w:tcPr>
+          <w:p>
+            <w:r>
+              <w:t>An unusual, boundary or difficult input that can reveal a failure hidden by routine examples.</w:t>
+            </w:r>
+          </w:p>
+        </w:tc>
+        <w:tc>
+          <w:tcPr>
+            <w:tcW w:type="dxa" w:w="3408"/>
+          </w:tcPr>
+          <w:p>
+            <w:r/>
+          </w:p>
+        </w:tc>
+      </w:tr>
+      <w:tr>
+        <w:tc>
+          <w:tcPr>
+            <w:tcW w:type="dxa" w:w="3408"/>
+          </w:tcPr>
+          <w:p>
+            <w:r>
+              <w:t>underserved</w:t>
+            </w:r>
+          </w:p>
+        </w:tc>
+        <w:tc>
+          <w:tcPr>
+            <w:tcW w:type="dxa" w:w="3408"/>
+          </w:tcPr>
+          <w:p>
+            <w:r>
+              <w:t>Receiving less adequate support or performance than the intended service requires.</w:t>
+            </w:r>
+          </w:p>
+        </w:tc>
+        <w:tc>
+          <w:tcPr>
+            <w:tcW w:type="dxa" w:w="3408"/>
+          </w:tcPr>
+          <w:p>
+            <w:r/>
+          </w:p>
+        </w:tc>
+      </w:tr>
+      <w:tr>
+        <w:tc>
+          <w:tcPr>
+            <w:tcW w:type="dxa" w:w="3408"/>
+          </w:tcPr>
+          <w:p>
+            <w:r>
+              <w:t>fairness concern</w:t>
+            </w:r>
+          </w:p>
+        </w:tc>
+        <w:tc>
+          <w:tcPr>
+            <w:tcW w:type="dxa" w:w="3408"/>
+          </w:tcPr>
+          <w:p>
+            <w:r>
+              <w:t>A reason to examine whether a system creates unjustified differences in treatment or outcomes.</w:t>
+            </w:r>
+          </w:p>
+        </w:tc>
+        <w:tc>
+          <w:tcPr>
+            <w:tcW w:type="dxa" w:w="3408"/>
+          </w:tcPr>
+          <w:p>
+            <w:r/>
+          </w:p>
+        </w:tc>
+      </w:tr>
+    </w:tbl>
+    <w:p>
+      <w:pPr>
+        <w:pStyle w:val="Heading2"/>
+      </w:pPr>
+      <w:r>
+        <w:t>Terms for the connected explanation</w:t>
+      </w:r>
+    </w:p>
+    <w:tbl>
+      <w:tblPr>
+        <w:tblStyle w:val="LightShading-Accent1"/>
+        <w:tblW w:type="auto" w:w="0"/>
+        <w:tblLook w:firstColumn="1" w:firstRow="1" w:lastColumn="0" w:lastRow="0" w:noHBand="0" w:noVBand="1" w:val="04A0"/>
+      </w:tblPr>
+      <w:tblGrid>
+        <w:gridCol w:w="5112"/>
+        <w:gridCol w:w="5112"/>
+      </w:tblGrid>
+      <w:tr>
+        <w:trPr>
+          <w:tblHeader/>
+        </w:trPr>
+        <w:tc>
+          <w:tcPr>
+            <w:tcW w:type="dxa" w:w="5112"/>
+          </w:tcPr>
+          <w:p>
+            <w:r>
+              <w:t>Word</w:t>
+            </w:r>
+          </w:p>
+        </w:tc>
+        <w:tc>
+          <w:tcPr>
+            <w:tcW w:type="dxa" w:w="5112"/>
+          </w:tcPr>
+          <w:p>
+            <w:r>
+              <w:t>Meaning</w:t>
+            </w:r>
+          </w:p>
+        </w:tc>
+      </w:tr>
+      <w:tr>
+        <w:tc>
+          <w:tcPr>
+            <w:tcW w:type="dxa" w:w="5112"/>
+          </w:tcPr>
+          <w:p>
+            <w:r>
+              <w:t>Evaluation set</w:t>
+            </w:r>
+          </w:p>
+        </w:tc>
+        <w:tc>
+          <w:tcPr>
+            <w:tcW w:type="dxa" w:w="5112"/>
+          </w:tcPr>
+          <w:p>
+            <w:r>
+              <w:t>Cases used to assess a specified version</w:t>
+            </w:r>
+          </w:p>
+        </w:tc>
+      </w:tr>
+      <w:tr>
+        <w:tc>
+          <w:tcPr>
+            <w:tcW w:type="dxa" w:w="5112"/>
+          </w:tcPr>
+          <w:p>
+            <w:r>
+              <w:t>Failure category</w:t>
+            </w:r>
+          </w:p>
+        </w:tc>
+        <w:tc>
+          <w:tcPr>
+            <w:tcW w:type="dxa" w:w="5112"/>
+          </w:tcPr>
+          <w:p>
+            <w:r>
+              <w:t>A type of scenario where an expected result is missed</w:t>
+            </w:r>
+          </w:p>
+        </w:tc>
+      </w:tr>
+      <w:tr>
+        <w:tc>
+          <w:tcPr>
+            <w:tcW w:type="dxa" w:w="5112"/>
+          </w:tcPr>
+          <w:p>
+            <w:r>
+              <w:t>Pass rate</w:t>
+            </w:r>
+          </w:p>
+        </w:tc>
+        <w:tc>
+          <w:tcPr>
+            <w:tcW w:type="dxa" w:w="5112"/>
+          </w:tcPr>
+          <w:p>
+            <w:r>
+              <w:t>Passing cases divided by executed cases</w:t>
+            </w:r>
+          </w:p>
+        </w:tc>
+      </w:tr>
+      <w:tr>
+        <w:tc>
+          <w:tcPr>
+            <w:tcW w:type="dxa" w:w="5112"/>
+          </w:tcPr>
+          <w:p>
+            <w:r>
+              <w:t>Coverage</w:t>
+            </w:r>
+          </w:p>
+        </w:tc>
+        <w:tc>
+          <w:tcPr>
+            <w:tcW w:type="dxa" w:w="5112"/>
+          </w:tcPr>
+          <w:p>
+            <w:r>
+              <w:t>The variety of requirements and conditions tested</w:t>
+            </w:r>
+          </w:p>
+        </w:tc>
+      </w:tr>
+    </w:tbl>
+    <w:p>
+      <w:pPr>
+        <w:pStyle w:val="Heading2"/>
+      </w:pPr>
+      <w:r>
+        <w:t>Earlier wording, alternatives and picture transcripts · reference / check after trying</w:t>
+      </w:r>
+    </w:p>
+    <w:p>
+      <w:pPr>
+        <w:spacing w:line="336" w:lineRule="auto" w:after="180"/>
+      </w:pPr>
+      <w:r>
+        <w:rPr>
+          <w:b w:val="0"/>
+        </w:rPr>
+        <w:t>VOCABULARY LAB</w:t>
+      </w:r>
+    </w:p>
+    <w:p>
+      <w:pPr>
+        <w:spacing w:line="336" w:lineRule="auto" w:after="180"/>
+      </w:pPr>
+      <w:r>
+        <w:rPr>
+          <w:b w:val="0"/>
+        </w:rPr>
+        <w:t>Words You Can Use to Reason</w:t>
+      </w:r>
+    </w:p>
+    <w:p>
+      <w:pPr>
+        <w:spacing w:line="336" w:lineRule="auto" w:after="180"/>
+      </w:pPr>
+      <w:r>
+        <w:rPr>
+          <w:b w:val="0"/>
+        </w:rPr>
+        <w:t>A definition matters when you can recognize the idea, use it, and contrast it with a near-miss.</w:t>
+      </w:r>
+    </w:p>
+    <w:p>
+      <w:r>
+        <w:drawing>
+          <wp:inline xmlns:a="http://schemas.openxmlformats.org/drawingml/2006/main" xmlns:pic="http://schemas.openxmlformats.org/drawingml/2006/picture">
+            <wp:extent cx="5486400" cy="3200400"/>
+            <wp:docPr id="23" name="Picture 23" descr="Vocabulary badge: test profile"/>
+            <wp:cNvGraphicFramePr>
+              <a:graphicFrameLocks noChangeAspect="1"/>
+            </wp:cNvGraphicFramePr>
+            <a:graphic>
+              <a:graphicData uri="http://schemas.openxmlformats.org/drawingml/2006/picture">
+                <pic:pic>
+                  <pic:nvPicPr>
+                    <pic:cNvPr id="0" name="c36c10cb01deb637dae577ea45cccc37a228e9f0bb9fd009ae341d8a04d0ac34.png"/>
+                    <pic:cNvPicPr/>
+                  </pic:nvPicPr>
+                  <pic:blipFill>
+                    <a:blip r:embed="rId26"/>
+                    <a:stretch>
+                      <a:fillRect/>
+                    </a:stretch>
+                  </pic:blipFill>
+                  <pic:spPr>
+                    <a:xfrm>
+                      <a:off x="0" y="0"/>
+                      <a:ext cx="5486400" cy="3200400"/>
+                    </a:xfrm>
+                    <a:prstGeom prst="rect"/>
+                  </pic:spPr>
+                </pic:pic>
+              </a:graphicData>
+            </a:graphic>
+          </wp:inline>
+        </w:drawing>
+      </w:r>
+    </w:p>
+    <w:p>
+      <w:r>
+        <w:drawing>
+          <wp:inline xmlns:a="http://schemas.openxmlformats.org/drawingml/2006/main" xmlns:pic="http://schemas.openxmlformats.org/drawingml/2006/picture">
+            <wp:extent cx="5486400" cy="3200400"/>
+            <wp:docPr id="24" name="Picture 24" descr="Vocabulary badge: edge case"/>
+            <wp:cNvGraphicFramePr>
+              <a:graphicFrameLocks noChangeAspect="1"/>
+            </wp:cNvGraphicFramePr>
+            <a:graphic>
+              <a:graphicData uri="http://schemas.openxmlformats.org/drawingml/2006/picture">
+                <pic:pic>
+                  <pic:nvPicPr>
+                    <pic:cNvPr id="0" name="702c0acedc843d535b94f8f614bf15799729688ceda2bc2aff05c5634d616ba6.png"/>
+                    <pic:cNvPicPr/>
+                  </pic:nvPicPr>
+                  <pic:blipFill>
+                    <a:blip r:embed="rId27"/>
+                    <a:stretch>
+                      <a:fillRect/>
+                    </a:stretch>
+                  </pic:blipFill>
+                  <pic:spPr>
+                    <a:xfrm>
+                      <a:off x="0" y="0"/>
+                      <a:ext cx="5486400" cy="3200400"/>
+                    </a:xfrm>
+                    <a:prstGeom prst="rect"/>
+                  </pic:spPr>
+                </pic:pic>
+              </a:graphicData>
+            </a:graphic>
+          </wp:inline>
+        </w:drawing>
+      </w:r>
+    </w:p>
+    <w:p>
+      <w:r>
+        <w:drawing>
+          <wp:inline xmlns:a="http://schemas.openxmlformats.org/drawingml/2006/main" xmlns:pic="http://schemas.openxmlformats.org/drawingml/2006/picture">
+            <wp:extent cx="5486400" cy="3200400"/>
+            <wp:docPr id="25" name="Picture 25" descr="Vocabulary badge: underserved"/>
+            <wp:cNvGraphicFramePr>
+              <a:graphicFrameLocks noChangeAspect="1"/>
+            </wp:cNvGraphicFramePr>
+            <a:graphic>
+              <a:graphicData uri="http://schemas.openxmlformats.org/drawingml/2006/picture">
+                <pic:pic>
+                  <pic:nvPicPr>
+                    <pic:cNvPr id="0" name="7dbeced101c084703ea95437d730177864e64efba743c451055425c8c41e57c5.png"/>
+                    <pic:cNvPicPr/>
+                  </pic:nvPicPr>
+                  <pic:blipFill>
+                    <a:blip r:embed="rId28"/>
+                    <a:stretch>
+                      <a:fillRect/>
+                    </a:stretch>
+                  </pic:blipFill>
+                  <pic:spPr>
+                    <a:xfrm>
+                      <a:off x="0" y="0"/>
+                      <a:ext cx="5486400" cy="3200400"/>
+                    </a:xfrm>
+                    <a:prstGeom prst="rect"/>
+                  </pic:spPr>
+                </pic:pic>
+              </a:graphicData>
+            </a:graphic>
+          </wp:inline>
+        </w:drawing>
+      </w:r>
+    </w:p>
+    <w:p>
+      <w:r>
+        <w:drawing>
+          <wp:inline xmlns:a="http://schemas.openxmlformats.org/drawingml/2006/main" xmlns:pic="http://schemas.openxmlformats.org/drawingml/2006/picture">
+            <wp:extent cx="5486400" cy="3200400"/>
+            <wp:docPr id="26" name="Picture 26" descr="Vocabulary badge: fairness concern"/>
+            <wp:cNvGraphicFramePr>
+              <a:graphicFrameLocks noChangeAspect="1"/>
+            </wp:cNvGraphicFramePr>
+            <a:graphic>
+              <a:graphicData uri="http://schemas.openxmlformats.org/drawingml/2006/picture">
+                <pic:pic>
+                  <pic:nvPicPr>
+                    <pic:cNvPr id="0" name="b8345fdd98f8faaf858b6689014abba9f1b92bbfbc5cad58181e323432ae15e1.png"/>
+                    <pic:cNvPicPr/>
+                  </pic:nvPicPr>
+                  <pic:blipFill>
+                    <a:blip r:embed="rId29"/>
+                    <a:stretch>
+                      <a:fillRect/>
+                    </a:stretch>
+                  </pic:blipFill>
+                  <pic:spPr>
+                    <a:xfrm>
+                      <a:off x="0" y="0"/>
+                      <a:ext cx="5486400" cy="3200400"/>
+                    </a:xfrm>
+                    <a:prstGeom prst="rect"/>
+                  </pic:spPr>
+                </pic:pic>
+              </a:graphicData>
+            </a:graphic>
+          </wp:inline>
+        </w:drawing>
+      </w:r>
+    </w:p>
+    <w:p>
+      <w:pPr>
+        <w:pStyle w:val="Heading3"/>
+      </w:pPr>
+      <w:r>
+        <w:t>Words used in the closer explanation</w:t>
+      </w:r>
+    </w:p>
+    <w:p>
+      <w:pPr>
+        <w:pStyle w:val="Heading1"/>
+      </w:pPr>
+      <w:r>
+        <w:t>10. Choose a stronger thinking challenge</w:t>
+      </w:r>
+    </w:p>
+    <w:p>
+      <w:r>
+        <w:t>Choose the next useful challenge rather than treating the whole ladder as compulsory.</w:t>
+      </w:r>
+    </w:p>
+    <w:p>
+      <w:pPr>
+        <w:pStyle w:val="Heading2"/>
+      </w:pPr>
+      <w:r>
+        <w:t>Pick your next step</w:t>
+      </w:r>
+    </w:p>
+    <w:p>
+      <w:pPr>
+        <w:pStyle w:val="ListBullet"/>
+      </w:pPr>
+      <w:r>
+        <w:t>1 • NAME: Define the concept without repeating the textbook.</w:t>
+      </w:r>
+    </w:p>
+    <w:p>
+      <w:pPr>
+        <w:pStyle w:val="ListBullet"/>
+      </w:pPr>
+      <w:r>
+        <w:t>2 • TRACE: Show the information, state, branch, calculation, or evidence path.</w:t>
+      </w:r>
+    </w:p>
+    <w:p>
+      <w:pPr>
+        <w:pStyle w:val="ListBullet"/>
+      </w:pPr>
+      <w:r>
+        <w:t>3 • APPLY: Solve a different example independently.</w:t>
+      </w:r>
+    </w:p>
+    <w:p>
+      <w:pPr>
+        <w:pStyle w:val="ListBullet"/>
+      </w:pPr>
+      <w:r>
+        <w:t>4 • CHALLENGE: Find a boundary case, counterexample, or unfair outcome.</w:t>
+      </w:r>
+    </w:p>
+    <w:p>
+      <w:pPr>
+        <w:pStyle w:val="ListBullet"/>
+      </w:pPr>
+      <w:r>
+        <w:t>5 • EXPLAIN LIMITS: Say when the result should not be trusted or used alone.</w:t>
+      </w:r>
+    </w:p>
+    <w:p>
+      <w:pPr>
+        <w:pStyle w:val="ListBullet"/>
+      </w:pPr>
+      <w:r>
+        <w:t>My strongest evidence of independent understanding:</w:t>
+      </w:r>
+    </w:p>
+    <w:p>
+      <w:pPr>
+        <w:pStyle w:val="Heading3"/>
+      </w:pPr>
+      <w:r>
+        <w:t>Write or draw your reasoning and evidence.</w:t>
+      </w:r>
+    </w:p>
+    <w:p>
+      <w:r>
+        <w:t>________________________________________________________________</w:t>
+      </w:r>
+    </w:p>
+    <w:p>
+      <w:r>
+        <w:t>________________________________________________________________</w:t>
+      </w:r>
+    </w:p>
+    <w:p>
+      <w:r>
+        <w:t>________________________________________________________________</w:t>
+      </w:r>
+    </w:p>
+    <w:p>
+      <w:r>
+        <w:t>________________________________________________________________</w:t>
+      </w:r>
+    </w:p>
+    <w:p>
+      <w:r>
+        <w:t>________________________________________________________________</w:t>
+      </w:r>
+    </w:p>
+    <w:p>
+      <w:pPr>
+        <w:pStyle w:val="Heading2"/>
+      </w:pPr>
+      <w:r>
+        <w:t>Earlier wording, alternatives and picture transcripts · reference / check after trying</w:t>
+      </w:r>
+    </w:p>
+    <w:p>
+      <w:pPr>
+        <w:spacing w:line="336" w:lineRule="auto" w:after="180"/>
+      </w:pPr>
+      <w:r>
+        <w:rPr>
+          <w:b w:val="0"/>
         </w:rPr>
         <w:t>MASTERY</w:t>
       </w:r>
@@ -4126,7 +5666,7 @@
         <w:drawing>
           <wp:inline xmlns:a="http://schemas.openxmlformats.org/drawingml/2006/main" xmlns:pic="http://schemas.openxmlformats.org/drawingml/2006/picture">
             <wp:extent cx="5486400" cy="1719072"/>
-            <wp:docPr id="20" name="Picture 20" descr="Mastery ladder for Test Diverse Users"/>
+            <wp:docPr id="27" name="Picture 27" descr="Mastery ladder for Test Diverse Users"/>
             <wp:cNvGraphicFramePr>
               <a:graphicFrameLocks noChangeAspect="1"/>
             </wp:cNvGraphicFramePr>
@@ -4138,7 +5678,7 @@
                     <pic:cNvPicPr/>
                   </pic:nvPicPr>
                   <pic:blipFill>
-                    <a:blip r:embed="rId27"/>
+                    <a:blip r:embed="rId30"/>
                     <a:stretch>
                       <a:fillRect/>
                     </a:stretch>
@@ -4159,24 +5699,144 @@
     </w:p>
     <w:p>
       <w:pPr>
+        <w:pStyle w:val="Heading1"/>
+      </w:pPr>
+      <w:r>
+        <w:t>12. Reference: check your explanation</w:t>
+      </w:r>
+    </w:p>
+    <w:p>
+      <w:r>
+        <w:t>Use after practice. Audit a new suite independently is the selected independent case.</w:t>
+      </w:r>
+    </w:p>
+    <w:p>
+      <w:pPr>
+        <w:pStyle w:val="Heading2"/>
+      </w:pPr>
+      <w:r>
+        <w:t>Check the evidence and its limit</w:t>
+      </w:r>
+    </w:p>
+    <w:p>
+      <w:pPr>
+        <w:pStyle w:val="ListBullet"/>
+      </w:pPr>
+      <w:r>
+        <w:t>1. My fresh example, trace, calculation, or design:</w:t>
+      </w:r>
+    </w:p>
+    <w:p>
+      <w:pPr>
+        <w:pStyle w:val="Heading3"/>
+      </w:pPr>
+      <w:r>
+        <w:t>Write or draw your reasoning and evidence.</w:t>
+      </w:r>
+    </w:p>
+    <w:p>
+      <w:r>
+        <w:t>________________________________________________________________</w:t>
+      </w:r>
+    </w:p>
+    <w:p>
+      <w:r>
+        <w:t>________________________________________________________________</w:t>
+      </w:r>
+    </w:p>
+    <w:p>
+      <w:r>
+        <w:t>________________________________________________________________</w:t>
+      </w:r>
+    </w:p>
+    <w:p>
+      <w:r>
+        <w:t>________________________________________________________________</w:t>
+      </w:r>
+    </w:p>
+    <w:p>
+      <w:r>
+        <w:t>________________________________________________________________</w:t>
+      </w:r>
+    </w:p>
+    <w:p>
+      <w:pPr>
+        <w:pStyle w:val="ListBullet"/>
+      </w:pPr>
+      <w:r>
+        <w:t>2. My evidence that it works (include a boundary or missing-data case):</w:t>
+      </w:r>
+    </w:p>
+    <w:p>
+      <w:pPr>
+        <w:pStyle w:val="Heading3"/>
+      </w:pPr>
+      <w:r>
+        <w:t>Write or draw your reasoning and evidence.</w:t>
+      </w:r>
+    </w:p>
+    <w:p>
+      <w:r>
+        <w:t>________________________________________________________________</w:t>
+      </w:r>
+    </w:p>
+    <w:p>
+      <w:r>
+        <w:t>________________________________________________________________</w:t>
+      </w:r>
+    </w:p>
+    <w:p>
+      <w:r>
+        <w:t>________________________________________________________________</w:t>
+      </w:r>
+    </w:p>
+    <w:p>
+      <w:r>
+        <w:t>________________________________________________________________</w:t>
+      </w:r>
+    </w:p>
+    <w:p>
+      <w:r>
+        <w:t>________________________________________________________________</w:t>
+      </w:r>
+    </w:p>
+    <w:p>
+      <w:pPr>
+        <w:pStyle w:val="ListBullet"/>
+      </w:pPr>
+      <w:r>
+        <w:t>3. One limitation, fairness concern, or situation needing human review:</w:t>
+      </w:r>
+    </w:p>
+    <w:p>
+      <w:pPr>
+        <w:pStyle w:val="Heading2"/>
+      </w:pPr>
+      <w:r>
+        <w:t>Self-check and record</w:t>
+      </w:r>
+    </w:p>
+    <w:p>
+      <w:pPr>
         <w:spacing w:line="336" w:lineRule="auto" w:after="180"/>
       </w:pPr>
       <w:r>
         <w:rPr>
           <w:b w:val="0"/>
         </w:rPr>
-        <w:t>1 • NAME: Define the concept without repeating the textbook.</w:t>
-      </w:r>
-    </w:p>
-    <w:p>
-      <w:pPr>
-        <w:spacing w:line="336" w:lineRule="auto" w:after="180"/>
-      </w:pPr>
+        <w:t xml:space="preserve">SELF-CHECK  □ I explained the </w:t>
+      </w:r>
+      <w:r>
+        <w:rPr>
+          <w:b/>
+        </w:rPr>
+        <w:t>mechanism</w:t>
+      </w:r>
       <w:r>
         <w:rPr>
           <w:b w:val="0"/>
         </w:rPr>
-        <w:t xml:space="preserve">2 • TRACE: Show the information, state, branch, calculation, or </w:t>
+        <w:t xml:space="preserve">  □ I used </w:t>
       </w:r>
       <w:r>
         <w:rPr>
@@ -4188,7 +5848,15 @@
         <w:rPr>
           <w:b w:val="0"/>
         </w:rPr>
-        <w:t xml:space="preserve"> path.</w:t>
+        <w:t xml:space="preserve">  □ I tested a fresh case  □ I named a limitation  □ I can answer ‘why?’</w:t>
+      </w:r>
+    </w:p>
+    <w:p>
+      <w:pPr>
+        <w:pStyle w:val="Heading2"/>
+      </w:pPr>
+      <w:r>
+        <w:t>Earlier wording, alternatives and picture transcripts · reference / check after trying</w:t>
       </w:r>
     </w:p>
     <w:p>
@@ -4199,7 +5867,7 @@
         <w:rPr>
           <w:b w:val="0"/>
         </w:rPr>
-        <w:t>3 • APPLY: Solve a different example independently.</w:t>
+        <w:t>INDEPENDENT MASTERY PROOF</w:t>
       </w:r>
     </w:p>
     <w:p>
@@ -4210,7 +5878,7 @@
         <w:rPr>
           <w:b w:val="0"/>
         </w:rPr>
-        <w:t>4 • CHALLENGE: Find a boundary case, counterexample, or unfair outcome.</w:t>
+        <w:t>Checklist for explaining this week’s idea</w:t>
       </w:r>
     </w:p>
     <w:p>
@@ -4221,109 +5889,7 @@
         <w:rPr>
           <w:b w:val="0"/>
         </w:rPr>
-        <w:t>5 • EXPLAIN LIMITS: Say when the result should not be trusted or used alone.</w:t>
-      </w:r>
-    </w:p>
-    <w:p>
-      <w:pPr>
-        <w:spacing w:line="336" w:lineRule="auto" w:after="180"/>
-      </w:pPr>
-      <w:r>
-        <w:rPr>
-          <w:b w:val="0"/>
-        </w:rPr>
-        <w:t xml:space="preserve">My strongest </w:t>
-      </w:r>
-      <w:r>
-        <w:rPr>
-          <w:b/>
-        </w:rPr>
-        <w:t>evidence</w:t>
-      </w:r>
-      <w:r>
-        <w:rPr>
-          <w:b w:val="0"/>
-        </w:rPr>
-        <w:t xml:space="preserve"> of independent understanding:</w:t>
-      </w:r>
-    </w:p>
-    <w:p>
-      <w:pPr>
-        <w:pStyle w:val="Heading3"/>
-      </w:pPr>
-      <w:r>
-        <w:t>Write or draw your reasoning and evidence.</w:t>
-      </w:r>
-    </w:p>
-    <w:p>
-      <w:r>
-        <w:t>________________________________________________________________</w:t>
-      </w:r>
-    </w:p>
-    <w:p>
-      <w:r>
-        <w:t>________________________________________________________________</w:t>
-      </w:r>
-    </w:p>
-    <w:p>
-      <w:r>
-        <w:t>________________________________________________________________</w:t>
-      </w:r>
-    </w:p>
-    <w:p>
-      <w:r>
-        <w:t>________________________________________________________________</w:t>
-      </w:r>
-    </w:p>
-    <w:p>
-      <w:r>
-        <w:t>________________________________________________________________</w:t>
-      </w:r>
-    </w:p>
-    <w:p>
-      <w:pPr>
-        <w:pStyle w:val="Heading1"/>
-      </w:pPr>
-      <w:r>
-        <w:t>11. Connect your project</w:t>
-      </w:r>
-    </w:p>
-    <w:p>
-      <w:r>
-        <w:t>Apply this week’s idea to Transparent Book Recommender. Keep an annotated decision and the evidence supporting it.</w:t>
-      </w:r>
-    </w:p>
-    <w:p>
-      <w:pPr>
-        <w:spacing w:line="336" w:lineRule="auto" w:after="180"/>
-      </w:pPr>
-      <w:r>
-        <w:rPr>
-          <w:b/>
-        </w:rPr>
-        <w:t>CUMULATIVE PROJECT</w:t>
-      </w:r>
-    </w:p>
-    <w:p>
-      <w:pPr>
-        <w:spacing w:line="336" w:lineRule="auto" w:after="180"/>
-      </w:pPr>
-      <w:r>
-        <w:rPr>
-          <w:b w:val="0"/>
-        </w:rPr>
-        <w:t>Transparent Book Recommender</w:t>
-      </w:r>
-    </w:p>
-    <w:p>
-      <w:pPr>
-        <w:spacing w:line="336" w:lineRule="auto" w:after="180"/>
-      </w:pPr>
-      <w:r>
-        <w:rPr>
-          <w:b w:val="0"/>
-        </w:rPr>
-        <w:t>Every week adds one inspectable piece. The system must show how it reached a result.</w:t>
+        <w:t>Use after practice. Audit a new suite independently is the selected independent case.</w:t>
       </w:r>
     </w:p>
     <w:p>
@@ -4331,7 +5897,7 @@
         <w:drawing>
           <wp:inline xmlns:a="http://schemas.openxmlformats.org/drawingml/2006/main" xmlns:pic="http://schemas.openxmlformats.org/drawingml/2006/picture">
             <wp:extent cx="5486400" cy="1901952"/>
-            <wp:docPr id="21" name="Picture 21" descr="Book recommender connection for Test Diverse Users"/>
+            <wp:docPr id="28" name="Picture 28" descr="Independent proof graphic for Test Diverse Users"/>
             <wp:cNvGraphicFramePr>
               <a:graphicFrameLocks noChangeAspect="1"/>
             </wp:cNvGraphicFramePr>
@@ -4339,11 +5905,11 @@
               <a:graphicData uri="http://schemas.openxmlformats.org/drawingml/2006/picture">
                 <pic:pic>
                   <pic:nvPicPr>
-                    <pic:cNvPr id="0" name="42710cc352be0706f1fa63464cb468b68b2e841ae0bc0860d197c2a9fbd8d6fb.png"/>
+                    <pic:cNvPr id="0" name="5765434457d394b33172403ceb7b610d380472094ef886776613432d2d32e8b0.png"/>
                     <pic:cNvPicPr/>
                   </pic:nvPicPr>
                   <pic:blipFill>
-                    <a:blip r:embed="rId28"/>
+                    <a:blip r:embed="rId31"/>
                     <a:stretch>
                       <a:fillRect/>
                     </a:stretch>
@@ -4370,7 +5936,7 @@
         <w:rPr>
           <w:b w:val="0"/>
         </w:rPr>
-        <w:t>THIS WEEK’S CHECKPOINT  Use the same test record across ordinary, boundary, missing-data, and access-needs cases.</w:t>
+        <w:t>EXPLANATION CHECK  Use disjoint-case denominators, preserve failed categories and state limits on future-use or user-group claims.</w:t>
       </w:r>
     </w:p>
     <w:p>
@@ -4378,178 +5944,143 @@
         <w:pStyle w:val="Heading3"/>
       </w:pPr>
       <w:r>
-        <w:t>Trace the system</w:t>
+        <w:t>Write or draw your reasoning and evidence.</w:t>
+      </w:r>
+    </w:p>
+    <w:p>
+      <w:r>
+        <w:t>________________________________________________________________</w:t>
+      </w:r>
+    </w:p>
+    <w:p>
+      <w:r>
+        <w:t>________________________________________________________________</w:t>
+      </w:r>
+    </w:p>
+    <w:p>
+      <w:r>
+        <w:t>________________________________________________________________</w:t>
+      </w:r>
+    </w:p>
+    <w:p>
+      <w:r>
+        <w:t>________________________________________________________________</w:t>
+      </w:r>
+    </w:p>
+    <w:p>
+      <w:r>
+        <w:t>________________________________________________________________</w:t>
+      </w:r>
+    </w:p>
+    <w:p>
+      <w:pPr>
+        <w:pStyle w:val="Heading1"/>
+      </w:pPr>
+      <w:r>
+        <w:t>13. Extra practice: Compare success for different interests</w:t>
+      </w:r>
+    </w:p>
+    <w:p>
+      <w:r>
+        <w:t>Try the question before opening its worked explanation.</w:t>
+      </w:r>
+    </w:p>
+    <w:p>
+      <w:pPr>
+        <w:pStyle w:val="Heading2"/>
+      </w:pPr>
+      <w:r>
+        <w:t>Read the supplied case and question</w:t>
       </w:r>
     </w:p>
     <w:p>
       <w:pPr>
         <w:spacing w:line="336" w:lineRule="auto" w:after="180"/>
-        <w:shd w:fill="EDF7F3"/>
       </w:pPr>
       <w:r>
         <w:rPr>
           <w:b w:val="0"/>
         </w:rPr>
-        <w:t xml:space="preserve">SYSTEM MAP  Reader need → allowed </w:t>
-      </w:r>
-      <w:r>
-        <w:rPr>
-          <w:b/>
-        </w:rPr>
-        <w:t>input</w:t>
-      </w:r>
+        <w:t>A recommender satisfies 5/6 adventure requests and 3/6 poetry requests.</w:t>
+      </w:r>
+    </w:p>
+    <w:p>
+      <w:pPr>
+        <w:spacing w:line="336" w:lineRule="auto" w:after="180"/>
+      </w:pPr>
       <w:r>
         <w:rPr>
           <w:b w:val="0"/>
         </w:rPr>
-        <w:t xml:space="preserve">s → transparent rule or score → ranked candidates → explanation → test record → </w:t>
-      </w:r>
-      <w:r>
-        <w:rPr>
-          <w:b/>
-        </w:rPr>
-        <w:t>human decision</w:t>
+        <w:t>Compare and investigate.</w:t>
+      </w:r>
+    </w:p>
+    <w:p>
+      <w:pPr>
+        <w:pStyle w:val="Heading2"/>
+      </w:pPr>
+      <w:r>
+        <w:t>Your explanation</w:t>
+      </w:r>
+    </w:p>
+    <w:p>
+      <w:pPr>
+        <w:pStyle w:val="ListBullet"/>
+      </w:pPr>
+      <w:r>
+        <w:t>Which detail supports the answer, and why does it matter?</w:t>
+      </w:r>
+    </w:p>
+    <w:p>
+      <w:pPr>
+        <w:pStyle w:val="Heading3"/>
+      </w:pPr>
+      <w:r>
+        <w:t>Write or draw your reasoning and evidence.</w:t>
+      </w:r>
+    </w:p>
+    <w:p>
+      <w:r>
+        <w:t>________________________________________________________________</w:t>
+      </w:r>
+    </w:p>
+    <w:p>
+      <w:r>
+        <w:t>________________________________________________________________</w:t>
+      </w:r>
+    </w:p>
+    <w:p>
+      <w:r>
+        <w:t>________________________________________________________________</w:t>
+      </w:r>
+    </w:p>
+    <w:p>
+      <w:r>
+        <w:t>________________________________________________________________</w:t>
+      </w:r>
+    </w:p>
+    <w:p>
+      <w:r>
+        <w:t>________________________________________________________________</w:t>
+      </w:r>
+    </w:p>
+    <w:p>
+      <w:pPr>
+        <w:pStyle w:val="Heading2"/>
+      </w:pPr>
+      <w:r>
+        <w:t>Check after trying · reference / check after trying</w:t>
       </w:r>
     </w:p>
     <w:p>
       <w:pPr>
         <w:spacing w:line="336" w:lineRule="auto" w:after="180"/>
-        <w:shd w:fill="F5F1FB"/>
       </w:pPr>
       <w:r>
         <w:rPr>
           <w:b w:val="0"/>
         </w:rPr>
-        <w:t>What will you add, change, or verify in the project this week?</w:t>
-      </w:r>
-    </w:p>
-    <w:p>
-      <w:pPr>
-        <w:pStyle w:val="Heading3"/>
-      </w:pPr>
-      <w:r>
-        <w:t>Write or draw your reasoning and evidence.</w:t>
-      </w:r>
-    </w:p>
-    <w:p>
-      <w:r>
-        <w:t>________________________________________________________________</w:t>
-      </w:r>
-    </w:p>
-    <w:p>
-      <w:r>
-        <w:t>________________________________________________________________</w:t>
-      </w:r>
-    </w:p>
-    <w:p>
-      <w:r>
-        <w:t>________________________________________________________________</w:t>
-      </w:r>
-    </w:p>
-    <w:p>
-      <w:r>
-        <w:t>________________________________________________________________</w:t>
-      </w:r>
-    </w:p>
-    <w:p>
-      <w:r>
-        <w:t>________________________________________________________________</w:t>
-      </w:r>
-    </w:p>
-    <w:p>
-      <w:pPr>
-        <w:spacing w:line="336" w:lineRule="auto" w:after="180"/>
-        <w:shd w:fill="F5F1FB"/>
-      </w:pPr>
-      <w:r>
-        <w:rPr>
-          <w:b w:val="0"/>
-        </w:rPr>
-        <w:t xml:space="preserve">What should remain under </w:t>
-      </w:r>
-      <w:r>
-        <w:rPr>
-          <w:b/>
-        </w:rPr>
-        <w:t>human control</w:t>
-      </w:r>
-      <w:r>
-        <w:rPr>
-          <w:b w:val="0"/>
-        </w:rPr>
-        <w:t>?</w:t>
-      </w:r>
-    </w:p>
-    <w:p>
-      <w:pPr>
-        <w:pStyle w:val="Heading3"/>
-      </w:pPr>
-      <w:r>
-        <w:t>Write or draw your reasoning and evidence.</w:t>
-      </w:r>
-    </w:p>
-    <w:p>
-      <w:r>
-        <w:t>________________________________________________________________</w:t>
-      </w:r>
-    </w:p>
-    <w:p>
-      <w:r>
-        <w:t>________________________________________________________________</w:t>
-      </w:r>
-    </w:p>
-    <w:p>
-      <w:r>
-        <w:t>________________________________________________________________</w:t>
-      </w:r>
-    </w:p>
-    <w:p>
-      <w:r>
-        <w:t>________________________________________________________________</w:t>
-      </w:r>
-    </w:p>
-    <w:p>
-      <w:r>
-        <w:t>________________________________________________________________</w:t>
-      </w:r>
-    </w:p>
-    <w:p>
-      <w:pPr>
-        <w:pStyle w:val="Heading3"/>
-      </w:pPr>
-      <w:r>
-        <w:t>Responsible design</w:t>
-      </w:r>
-    </w:p>
-    <w:p>
-      <w:pPr>
-        <w:spacing w:line="336" w:lineRule="auto" w:after="180"/>
-        <w:shd w:fill="FFF5E6"/>
-      </w:pPr>
-      <w:r>
-        <w:rPr>
-          <w:b w:val="0"/>
-        </w:rPr>
-        <w:t>RESPONSIBLE DESIGN  Collect only necessary information. Show uncertainty and limits. Never confuse a ranking with a fact about a person.</w:t>
-      </w:r>
-    </w:p>
-    <w:p>
-      <w:pPr>
-        <w:pStyle w:val="Heading3"/>
-      </w:pPr>
-      <w:r>
-        <w:t>Evidence for your project</w:t>
-      </w:r>
-    </w:p>
-    <w:p>
-      <w:pPr>
-        <w:spacing w:line="336" w:lineRule="auto" w:after="180"/>
-      </w:pPr>
-      <w:r>
-        <w:rPr>
-          <w:b w:val="0"/>
-        </w:rPr>
-        <w:t xml:space="preserve">Build a recommender evaluation matrix with routine, boundary, missing, invalid and tie cases, then add separately planned user-condition </w:t>
+        <w:t xml:space="preserve">Rates are 5/6 and 3/6. Inspect catalogue </w:t>
       </w:r>
       <w:r>
         <w:rPr>
@@ -4561,503 +6092,7 @@
         <w:rPr>
           <w:b w:val="0"/>
         </w:rPr>
-        <w:t>.</w:t>
-      </w:r>
-    </w:p>
-    <w:p>
-      <w:pPr>
-        <w:pStyle w:val="Heading1"/>
-      </w:pPr>
-      <w:r>
-        <w:t>12. Show what you know</w:t>
-      </w:r>
-    </w:p>
-    <w:p>
-      <w:r>
-        <w:t>Use a genuinely new case for independent evidence. Previously discussed examples remain practice; use the separately named independent case before feedback.</w:t>
-      </w:r>
-    </w:p>
-    <w:p>
-      <w:pPr>
-        <w:pStyle w:val="Heading3"/>
-      </w:pPr>
-      <w:r>
-        <w:t>Independent evidence</w:t>
-      </w:r>
-    </w:p>
-    <w:p>
-      <w:pPr>
-        <w:spacing w:line="336" w:lineRule="auto" w:after="180"/>
-        <w:shd w:fill="FFF5E6"/>
-      </w:pPr>
-      <w:r>
-        <w:rPr>
-          <w:b w:val="0"/>
-        </w:rPr>
-        <w:t>INDEPENDENT MASTERY PROOF</w:t>
-      </w:r>
-    </w:p>
-    <w:p>
-      <w:pPr>
-        <w:spacing w:line="336" w:lineRule="auto" w:after="180"/>
-      </w:pPr>
-      <w:r>
-        <w:rPr>
-          <w:b w:val="0"/>
-        </w:rPr>
-        <w:t>Explain • Transfer • Test • Defend</w:t>
-      </w:r>
-    </w:p>
-    <w:p>
-      <w:pPr>
-        <w:spacing w:line="336" w:lineRule="auto" w:after="180"/>
-      </w:pPr>
-      <w:r>
-        <w:rPr>
-          <w:b w:val="0"/>
-        </w:rPr>
-        <w:t>Complete this page without copying the worked example. Your reasoning matters more than decoration.</w:t>
-      </w:r>
-    </w:p>
-    <w:p>
-      <w:r>
-        <w:drawing>
-          <wp:inline xmlns:a="http://schemas.openxmlformats.org/drawingml/2006/main" xmlns:pic="http://schemas.openxmlformats.org/drawingml/2006/picture">
-            <wp:extent cx="5486400" cy="1901952"/>
-            <wp:docPr id="22" name="Picture 22" descr="Independent proof graphic for Test Diverse Users"/>
-            <wp:cNvGraphicFramePr>
-              <a:graphicFrameLocks noChangeAspect="1"/>
-            </wp:cNvGraphicFramePr>
-            <a:graphic>
-              <a:graphicData uri="http://schemas.openxmlformats.org/drawingml/2006/picture">
-                <pic:pic>
-                  <pic:nvPicPr>
-                    <pic:cNvPr id="0" name="5765434457d394b33172403ceb7b610d380472094ef886776613432d2d32e8b0.png"/>
-                    <pic:cNvPicPr/>
-                  </pic:nvPicPr>
-                  <pic:blipFill>
-                    <a:blip r:embed="rId29"/>
-                    <a:stretch>
-                      <a:fillRect/>
-                    </a:stretch>
-                  </pic:blipFill>
-                  <pic:spPr>
-                    <a:xfrm>
-                      <a:off x="0" y="0"/>
-                      <a:ext cx="5486400" cy="1901952"/>
-                    </a:xfrm>
-                    <a:prstGeom prst="rect"/>
-                  </pic:spPr>
-                </pic:pic>
-              </a:graphicData>
-            </a:graphic>
-          </wp:inline>
-        </w:drawing>
-      </w:r>
-    </w:p>
-    <w:p>
-      <w:pPr>
-        <w:pStyle w:val="Heading3"/>
-      </w:pPr>
-      <w:r>
-        <w:t>Try a more demanding case</w:t>
-      </w:r>
-    </w:p>
-    <w:p>
-      <w:pPr>
-        <w:spacing w:line="336" w:lineRule="auto" w:after="180"/>
-        <w:shd w:fill="F5F1FB"/>
-      </w:pPr>
-      <w:r>
-        <w:rPr>
-          <w:b w:val="0"/>
-        </w:rPr>
-        <w:t xml:space="preserve">CHALLENGE  Run four user profiles; log errors and </w:t>
-      </w:r>
-      <w:r>
-        <w:rPr>
-          <w:b/>
-        </w:rPr>
-        <w:t>fairness concern</w:t>
-      </w:r>
-      <w:r>
-        <w:rPr>
-          <w:b w:val="0"/>
-        </w:rPr>
-        <w:t>s.</w:t>
-      </w:r>
-    </w:p>
-    <w:p>
-      <w:pPr>
-        <w:spacing w:line="336" w:lineRule="auto" w:after="180"/>
-        <w:shd w:fill="F4F9FC"/>
-      </w:pPr>
-      <w:r>
-        <w:rPr>
-          <w:b w:val="0"/>
-        </w:rPr>
-        <w:t>1. My fresh example, trace, calculation, or design:</w:t>
-      </w:r>
-    </w:p>
-    <w:p>
-      <w:pPr>
-        <w:pStyle w:val="Heading3"/>
-      </w:pPr>
-      <w:r>
-        <w:t>Write or draw your reasoning and evidence.</w:t>
-      </w:r>
-    </w:p>
-    <w:p>
-      <w:r>
-        <w:t>________________________________________________________________</w:t>
-      </w:r>
-    </w:p>
-    <w:p>
-      <w:r>
-        <w:t>________________________________________________________________</w:t>
-      </w:r>
-    </w:p>
-    <w:p>
-      <w:r>
-        <w:t>________________________________________________________________</w:t>
-      </w:r>
-    </w:p>
-    <w:p>
-      <w:r>
-        <w:t>________________________________________________________________</w:t>
-      </w:r>
-    </w:p>
-    <w:p>
-      <w:r>
-        <w:t>________________________________________________________________</w:t>
-      </w:r>
-    </w:p>
-    <w:p>
-      <w:pPr>
-        <w:spacing w:line="336" w:lineRule="auto" w:after="180"/>
-        <w:shd w:fill="F4F9FC"/>
-      </w:pPr>
-      <w:r>
-        <w:rPr>
-          <w:b w:val="0"/>
-        </w:rPr>
-        <w:t xml:space="preserve">2. My </w:t>
-      </w:r>
-      <w:r>
-        <w:rPr>
-          <w:b/>
-        </w:rPr>
-        <w:t>evidence</w:t>
-      </w:r>
-      <w:r>
-        <w:rPr>
-          <w:b w:val="0"/>
-        </w:rPr>
-        <w:t xml:space="preserve"> that it works (include a boundary or missing-data case):</w:t>
-      </w:r>
-    </w:p>
-    <w:p>
-      <w:pPr>
-        <w:pStyle w:val="Heading3"/>
-      </w:pPr>
-      <w:r>
-        <w:t>Write or draw your reasoning and evidence.</w:t>
-      </w:r>
-    </w:p>
-    <w:p>
-      <w:r>
-        <w:t>________________________________________________________________</w:t>
-      </w:r>
-    </w:p>
-    <w:p>
-      <w:r>
-        <w:t>________________________________________________________________</w:t>
-      </w:r>
-    </w:p>
-    <w:p>
-      <w:r>
-        <w:t>________________________________________________________________</w:t>
-      </w:r>
-    </w:p>
-    <w:p>
-      <w:r>
-        <w:t>________________________________________________________________</w:t>
-      </w:r>
-    </w:p>
-    <w:p>
-      <w:r>
-        <w:t>________________________________________________________________</w:t>
-      </w:r>
-    </w:p>
-    <w:p>
-      <w:pPr>
-        <w:spacing w:line="336" w:lineRule="auto" w:after="180"/>
-        <w:shd w:fill="F4F9FC"/>
-      </w:pPr>
-      <w:r>
-        <w:rPr>
-          <w:b w:val="0"/>
-        </w:rPr>
-        <w:t xml:space="preserve">3. One limitation, </w:t>
-      </w:r>
-      <w:r>
-        <w:rPr>
-          <w:b/>
-        </w:rPr>
-        <w:t>fairness concern</w:t>
-      </w:r>
-      <w:r>
-        <w:rPr>
-          <w:b w:val="0"/>
-        </w:rPr>
-        <w:t>, or situation needing human review:</w:t>
-      </w:r>
-    </w:p>
-    <w:p>
-      <w:pPr>
-        <w:pStyle w:val="Heading3"/>
-      </w:pPr>
-      <w:r>
-        <w:t>Write or draw your reasoning and evidence.</w:t>
-      </w:r>
-    </w:p>
-    <w:p>
-      <w:r>
-        <w:t>________________________________________________________________</w:t>
-      </w:r>
-    </w:p>
-    <w:p>
-      <w:r>
-        <w:t>________________________________________________________________</w:t>
-      </w:r>
-    </w:p>
-    <w:p>
-      <w:r>
-        <w:t>________________________________________________________________</w:t>
-      </w:r>
-    </w:p>
-    <w:p>
-      <w:r>
-        <w:t>________________________________________________________________</w:t>
-      </w:r>
-    </w:p>
-    <w:p>
-      <w:r>
-        <w:t>________________________________________________________________</w:t>
-      </w:r>
-    </w:p>
-    <w:p>
-      <w:pPr>
-        <w:pStyle w:val="Heading3"/>
-      </w:pPr>
-      <w:r>
-        <w:t>Check your explanation</w:t>
-      </w:r>
-    </w:p>
-    <w:p>
-      <w:pPr>
-        <w:spacing w:line="336" w:lineRule="auto" w:after="180"/>
-        <w:shd w:fill="F5F1FB"/>
-      </w:pPr>
-      <w:r>
-        <w:rPr>
-          <w:b w:val="0"/>
-        </w:rPr>
-        <w:t xml:space="preserve">SELF-CHECK  □ I explained the </w:t>
-      </w:r>
-      <w:r>
-        <w:rPr>
-          <w:b/>
-        </w:rPr>
-        <w:t>mechanism</w:t>
-      </w:r>
-      <w:r>
-        <w:rPr>
-          <w:b w:val="0"/>
-        </w:rPr>
-        <w:t xml:space="preserve">  □ I used </w:t>
-      </w:r>
-      <w:r>
-        <w:rPr>
-          <w:b/>
-        </w:rPr>
-        <w:t>evidence</w:t>
-      </w:r>
-      <w:r>
-        <w:rPr>
-          <w:b w:val="0"/>
-        </w:rPr>
-        <w:t xml:space="preserve">  □ I tested a fresh case  □ I named a limitation  □ I can answer ‘why?’</w:t>
-      </w:r>
-    </w:p>
-    <w:p>
-      <w:pPr>
-        <w:pStyle w:val="Heading1"/>
-      </w:pPr>
-      <w:r>
-        <w:t>13. Study a complete case</w:t>
-      </w:r>
-    </w:p>
-    <w:p>
-      <w:r>
-        <w:t>Revisit the complete Test Diverse Users case for supported practice. Repeated examples do not become fresh assessments.</w:t>
-      </w:r>
-    </w:p>
-    <w:p>
-      <w:pPr>
-        <w:pStyle w:val="Heading3"/>
-      </w:pPr>
-      <w:r>
-        <w:t>Week 34 Worked case</w:t>
-      </w:r>
-    </w:p>
-    <w:p>
-      <w:pPr>
-        <w:spacing w:line="336" w:lineRule="auto" w:after="180"/>
-      </w:pPr>
-      <w:r>
-        <w:rPr>
-          <w:b w:val="0"/>
-        </w:rPr>
-        <w:t>Use the supplied details to practise the weekly concept before attempting the independent question. This case extends the illustrated lesson.</w:t>
-      </w:r>
-    </w:p>
-    <w:p>
-      <w:pPr>
-        <w:pStyle w:val="Heading3"/>
-      </w:pPr>
-      <w:r>
-        <w:t>The situation</w:t>
-      </w:r>
-    </w:p>
-    <w:p>
-      <w:pPr>
-        <w:spacing w:line="336" w:lineRule="auto" w:after="180"/>
-      </w:pPr>
-      <w:r>
-        <w:rPr>
-          <w:b w:val="0"/>
-        </w:rPr>
-        <w:t>A recommender satisfies 5/6 adventure requests and 3/6 poetry requests.</w:t>
-      </w:r>
-    </w:p>
-    <w:p>
-      <w:pPr>
-        <w:pStyle w:val="Heading3"/>
-      </w:pPr>
-      <w:r>
-        <w:t>The question</w:t>
-      </w:r>
-    </w:p>
-    <w:p>
-      <w:pPr>
-        <w:spacing w:line="336" w:lineRule="auto" w:after="180"/>
-      </w:pPr>
-      <w:r>
-        <w:rPr>
-          <w:b w:val="0"/>
-        </w:rPr>
-        <w:t>Compare and investigate.</w:t>
-      </w:r>
-    </w:p>
-    <w:p>
-      <w:pPr>
-        <w:pStyle w:val="Heading3"/>
-      </w:pPr>
-      <w:r>
-        <w:t>Worked explanation</w:t>
-      </w:r>
-    </w:p>
-    <w:p>
-      <w:pPr>
-        <w:spacing w:line="336" w:lineRule="auto" w:after="180"/>
-      </w:pPr>
-      <w:r>
-        <w:rPr>
-          <w:b w:val="0"/>
-        </w:rPr>
-        <w:t xml:space="preserve">Rates are 5/6 and 3/6. Inspect catalogue </w:t>
-      </w:r>
-      <w:r>
-        <w:rPr>
-          <w:b/>
-        </w:rPr>
-        <w:t>coverage</w:t>
-      </w:r>
-      <w:r>
-        <w:rPr>
-          <w:b w:val="0"/>
-        </w:rPr>
         <w:t>, labels and scoring; twelve tests do not establish cause.</w:t>
-      </w:r>
-    </w:p>
-    <w:p>
-      <w:pPr>
-        <w:pStyle w:val="Heading3"/>
-      </w:pPr>
-      <w:r>
-        <w:t>Explain it in your own words</w:t>
-      </w:r>
-    </w:p>
-    <w:p>
-      <w:pPr>
-        <w:spacing w:line="336" w:lineRule="auto" w:after="180"/>
-        <w:shd w:fill="F5F1FB"/>
-      </w:pPr>
-      <w:r>
-        <w:rPr>
-          <w:b w:val="0"/>
-        </w:rPr>
-        <w:t>Which detail supports the answer, and why does it matter?</w:t>
-      </w:r>
-    </w:p>
-    <w:p>
-      <w:pPr>
-        <w:pStyle w:val="Heading3"/>
-      </w:pPr>
-      <w:r>
-        <w:t>Write or draw your reasoning and evidence.</w:t>
-      </w:r>
-    </w:p>
-    <w:p>
-      <w:r>
-        <w:t>________________________________________________________________</w:t>
-      </w:r>
-    </w:p>
-    <w:p>
-      <w:r>
-        <w:t>________________________________________________________________</w:t>
-      </w:r>
-    </w:p>
-    <w:p>
-      <w:r>
-        <w:t>________________________________________________________________</w:t>
-      </w:r>
-    </w:p>
-    <w:p>
-      <w:r>
-        <w:t>________________________________________________________________</w:t>
-      </w:r>
-    </w:p>
-    <w:p>
-      <w:r>
-        <w:t>________________________________________________________________</w:t>
-      </w:r>
-    </w:p>
-    <w:p>
-      <w:pPr>
-        <w:pStyle w:val="Heading3"/>
-      </w:pPr>
-      <w:r>
-        <w:t>Trace the supplied case visually</w:t>
-      </w:r>
-    </w:p>
-    <w:p>
-      <w:pPr>
-        <w:pStyle w:val="Heading3"/>
-      </w:pPr>
-      <w:r>
-        <w:t>Compare success for different interests</w:t>
       </w:r>
     </w:p>
     <w:tbl>
@@ -5142,6 +6177,81 @@
     </w:tbl>
     <w:p>
       <w:pPr>
+        <w:pStyle w:val="Heading2"/>
+      </w:pPr>
+      <w:r>
+        <w:t>Earlier wording, alternatives and picture transcripts · reference / check after trying</w:t>
+      </w:r>
+    </w:p>
+    <w:p>
+      <w:pPr>
+        <w:pStyle w:val="Heading3"/>
+      </w:pPr>
+      <w:r>
+        <w:t>Week 34 Worked case</w:t>
+      </w:r>
+    </w:p>
+    <w:p>
+      <w:pPr>
+        <w:spacing w:line="336" w:lineRule="auto" w:after="180"/>
+      </w:pPr>
+      <w:r>
+        <w:rPr>
+          <w:b w:val="0"/>
+        </w:rPr>
+        <w:t>Use the supplied details to practise the weekly concept before attempting the independent question. This case extends the illustrated lesson.</w:t>
+      </w:r>
+    </w:p>
+    <w:p>
+      <w:pPr>
+        <w:pStyle w:val="Heading3"/>
+      </w:pPr>
+      <w:r>
+        <w:t>The situation</w:t>
+      </w:r>
+    </w:p>
+    <w:p>
+      <w:pPr>
+        <w:pStyle w:val="Heading3"/>
+      </w:pPr>
+      <w:r>
+        <w:t>The question</w:t>
+      </w:r>
+    </w:p>
+    <w:p>
+      <w:pPr>
+        <w:pStyle w:val="Heading3"/>
+      </w:pPr>
+      <w:r>
+        <w:t>Worked explanation</w:t>
+      </w:r>
+    </w:p>
+    <w:p>
+      <w:pPr>
+        <w:pStyle w:val="Heading3"/>
+      </w:pPr>
+      <w:r>
+        <w:t>Explain it in your own words</w:t>
+      </w:r>
+    </w:p>
+    <w:p>
+      <w:pPr>
+        <w:pStyle w:val="Heading3"/>
+      </w:pPr>
+      <w:r>
+        <w:t>Trace the supplied case visually</w:t>
+      </w:r>
+    </w:p>
+    <w:p>
+      <w:pPr>
+        <w:pStyle w:val="Heading3"/>
+      </w:pPr>
+      <w:r>
+        <w:t>Compare success for different interests</w:t>
+      </w:r>
+    </w:p>
+    <w:p>
+      <w:pPr>
         <w:spacing w:line="336" w:lineRule="auto" w:after="180"/>
       </w:pPr>
       <w:r>
@@ -5190,466 +6300,20 @@
         <w:pStyle w:val="Heading1"/>
       </w:pPr>
       <w:r>
-        <w:t>14. Try a new case independently</w:t>
-      </w:r>
-    </w:p>
-    <w:p>
-      <w:r>
-        <w:t>Attempt the reserved new case before feedback. Record support; the earlier examples below remain additional practice.</w:t>
-      </w:r>
-    </w:p>
-    <w:p>
-      <w:pPr>
-        <w:pStyle w:val="Heading3"/>
-      </w:pPr>
-      <w:r>
-        <w:t>Independent case: Evaluate independently</w:t>
-      </w:r>
-    </w:p>
-    <w:p>
-      <w:pPr>
-        <w:spacing w:line="336" w:lineRule="auto" w:after="180"/>
-      </w:pPr>
-      <w:r>
-        <w:rPr>
-          <w:b w:val="0"/>
-        </w:rPr>
-        <w:t>Given ordinary 3/3, boundary 1/2, invalid 2/2 and tie 0/1, compute overall results and prioritize issues.</w:t>
-      </w:r>
-    </w:p>
-    <w:p>
-      <w:pPr>
-        <w:pStyle w:val="Heading3"/>
-      </w:pPr>
-      <w:r>
-        <w:t>My independent explanation, trace and limits</w:t>
-      </w:r>
-    </w:p>
-    <w:p>
-      <w:r>
-        <w:t>________________________________________________________________</w:t>
-      </w:r>
-    </w:p>
-    <w:p>
-      <w:r>
-        <w:t>________________________________________________________________</w:t>
-      </w:r>
-    </w:p>
-    <w:p>
-      <w:r>
-        <w:t>________________________________________________________________</w:t>
-      </w:r>
-    </w:p>
-    <w:p>
-      <w:r>
-        <w:t>________________________________________________________________</w:t>
-      </w:r>
-    </w:p>
-    <w:p>
-      <w:r>
-        <w:t>________________________________________________________________</w:t>
-      </w:r>
-    </w:p>
-    <w:p>
-      <w:r>
-        <w:t>________________________________________________________________</w:t>
-      </w:r>
-    </w:p>
-    <w:p>
-      <w:r>
-        <w:t>________________________________________________________________</w:t>
-      </w:r>
-    </w:p>
-    <w:p>
-      <w:pPr>
-        <w:spacing w:line="336" w:lineRule="auto" w:after="180"/>
-      </w:pPr>
-      <w:r>
-        <w:rPr>
-          <w:b w:val="0"/>
-        </w:rPr>
-        <w:t>Attempt this case before feedback. Record any help. Earlier examples below are further practice; a case already practised with feedback cannot establish fresh transfer.</w:t>
-      </w:r>
-    </w:p>
-    <w:p>
-      <w:pPr>
-        <w:pStyle w:val="Heading3"/>
-      </w:pPr>
-      <w:r>
-        <w:t>Week 34 Independent application</w:t>
-      </w:r>
-    </w:p>
-    <w:p>
-      <w:pPr>
-        <w:spacing w:line="336" w:lineRule="auto" w:after="180"/>
-      </w:pPr>
-      <w:r>
-        <w:rPr>
-          <w:b w:val="0"/>
-        </w:rPr>
-        <w:t>Close the worked explanation. Apply the idea to this different question without copying.</w:t>
-      </w:r>
-    </w:p>
-    <w:p>
-      <w:pPr>
-        <w:spacing w:line="336" w:lineRule="auto" w:after="180"/>
-      </w:pPr>
-      <w:r>
-        <w:rPr>
-          <w:b w:val="0"/>
-        </w:rPr>
-        <w:t>A recommender serves 6 of 6 easy-book requests but 1 of 4 advanced-book requests. Report both results and identify the next test priority.</w:t>
-      </w:r>
-    </w:p>
-    <w:p>
-      <w:pPr>
-        <w:spacing w:line="336" w:lineRule="auto" w:after="180"/>
-      </w:pPr>
-      <w:r>
-        <w:rPr>
-          <w:b w:val="0"/>
-        </w:rPr>
-        <w:t xml:space="preserve">My answer, with a trace, calculation or supporting </w:t>
-      </w:r>
-      <w:r>
-        <w:rPr>
-          <w:b/>
-        </w:rPr>
-        <w:t>evidence</w:t>
-      </w:r>
-    </w:p>
-    <w:p>
-      <w:pPr>
-        <w:pStyle w:val="Heading3"/>
-      </w:pPr>
-      <w:r>
-        <w:t>Write or draw your reasoning and evidence.</w:t>
-      </w:r>
-    </w:p>
-    <w:p>
-      <w:r>
-        <w:t>________________________________________________________________</w:t>
-      </w:r>
-    </w:p>
-    <w:p>
-      <w:r>
-        <w:t>________________________________________________________________</w:t>
-      </w:r>
-    </w:p>
-    <w:p>
-      <w:r>
-        <w:t>________________________________________________________________</w:t>
-      </w:r>
-    </w:p>
-    <w:p>
-      <w:r>
-        <w:t>________________________________________________________________</w:t>
-      </w:r>
-    </w:p>
-    <w:p>
-      <w:r>
-        <w:t>________________________________________________________________</w:t>
-      </w:r>
-    </w:p>
-    <w:p>
-      <w:pPr>
-        <w:pStyle w:val="Heading3"/>
-      </w:pPr>
-      <w:r>
-        <w:t>Create and test</w:t>
-      </w:r>
-    </w:p>
-    <w:p>
-      <w:pPr>
-        <w:spacing w:line="336" w:lineRule="auto" w:after="180"/>
-      </w:pPr>
-      <w:r>
-        <w:rPr>
-          <w:b w:val="0"/>
-        </w:rPr>
-        <w:t>Change one relevant detail. Predict the result before testing. Include a boundary or missing-information case when it helps reveal a limit.</w:t>
-      </w:r>
-    </w:p>
-    <w:p>
-      <w:pPr>
-        <w:spacing w:line="336" w:lineRule="auto" w:after="180"/>
-      </w:pPr>
-      <w:r>
-        <w:rPr>
-          <w:b w:val="0"/>
-        </w:rPr>
-        <w:t xml:space="preserve">My changed </w:t>
-      </w:r>
-      <w:r>
-        <w:rPr>
-          <w:b/>
-        </w:rPr>
-        <w:t>input</w:t>
-      </w:r>
-      <w:r>
-        <w:rPr>
-          <w:b w:val="0"/>
-        </w:rPr>
-        <w:t xml:space="preserve"> and expected result</w:t>
-      </w:r>
-    </w:p>
-    <w:p>
-      <w:pPr>
-        <w:pStyle w:val="Heading3"/>
-      </w:pPr>
-      <w:r>
-        <w:t>Write or draw your reasoning and evidence.</w:t>
-      </w:r>
-    </w:p>
-    <w:p>
-      <w:r>
-        <w:t>________________________________________________________________</w:t>
-      </w:r>
-    </w:p>
-    <w:p>
-      <w:r>
-        <w:t>________________________________________________________________</w:t>
-      </w:r>
-    </w:p>
-    <w:p>
-      <w:r>
-        <w:t>________________________________________________________________</w:t>
-      </w:r>
-    </w:p>
-    <w:p>
-      <w:r>
-        <w:t>________________________________________________________________</w:t>
-      </w:r>
-    </w:p>
-    <w:p>
-      <w:r>
-        <w:t>________________________________________________________________</w:t>
-      </w:r>
-    </w:p>
-    <w:p>
-      <w:pPr>
-        <w:pStyle w:val="Heading3"/>
-      </w:pPr>
-      <w:r>
-        <w:t>Connect to your project</w:t>
-      </w:r>
-    </w:p>
-    <w:p>
-      <w:pPr>
-        <w:spacing w:line="336" w:lineRule="auto" w:after="180"/>
-      </w:pPr>
-      <w:r>
-        <w:rPr>
-          <w:b w:val="0"/>
-        </w:rPr>
-        <w:t>Use the same test record across ordinary, boundary, missing-data, and access-needs cases.</w:t>
-      </w:r>
-    </w:p>
-    <w:p>
-      <w:pPr>
-        <w:spacing w:line="336" w:lineRule="auto" w:after="180"/>
-      </w:pPr>
-      <w:r>
-        <w:rPr>
-          <w:b w:val="0"/>
-        </w:rPr>
-        <w:t xml:space="preserve">The </w:t>
-      </w:r>
-      <w:r>
-        <w:rPr>
-          <w:b/>
-        </w:rPr>
-        <w:t>evidence</w:t>
-      </w:r>
-      <w:r>
-        <w:rPr>
-          <w:b w:val="0"/>
-        </w:rPr>
-        <w:t xml:space="preserve"> I will keep</w:t>
-      </w:r>
-    </w:p>
-    <w:p>
-      <w:pPr>
-        <w:pStyle w:val="Heading3"/>
-      </w:pPr>
-      <w:r>
-        <w:t>Write or draw your reasoning and evidence.</w:t>
-      </w:r>
-    </w:p>
-    <w:p>
-      <w:r>
-        <w:t>________________________________________________________________</w:t>
-      </w:r>
-    </w:p>
-    <w:p>
-      <w:r>
-        <w:t>________________________________________________________________</w:t>
-      </w:r>
-    </w:p>
-    <w:p>
-      <w:r>
-        <w:t>________________________________________________________________</w:t>
-      </w:r>
-    </w:p>
-    <w:p>
-      <w:r>
-        <w:t>________________________________________________________________</w:t>
-      </w:r>
-    </w:p>
-    <w:p>
-      <w:r>
-        <w:t>________________________________________________________________</w:t>
-      </w:r>
-    </w:p>
-    <w:p>
-      <w:pPr>
-        <w:spacing w:line="336" w:lineRule="auto" w:after="180"/>
-      </w:pPr>
-      <w:r>
-        <w:rPr>
-          <w:b w:val="0"/>
-        </w:rPr>
-        <w:t xml:space="preserve">Your teacher has the independent answer and scoring criteria. Complete the matching workbook week to keep your practice </w:t>
-      </w:r>
-      <w:r>
-        <w:rPr>
-          <w:b/>
-        </w:rPr>
-        <w:t>evidence</w:t>
-      </w:r>
-      <w:r>
-        <w:rPr>
-          <w:b w:val="0"/>
-        </w:rPr>
-        <w:t xml:space="preserve"> together.</w:t>
-      </w:r>
-    </w:p>
-    <w:p>
-      <w:pPr>
-        <w:pStyle w:val="Heading3"/>
-      </w:pPr>
-      <w:r>
-        <w:t>Transfer practice from the original programme</w:t>
-      </w:r>
-    </w:p>
-    <w:p>
-      <w:pPr>
-        <w:spacing w:line="336" w:lineRule="auto" w:after="180"/>
-      </w:pPr>
-      <w:r>
-        <w:rPr>
-          <w:b w:val="0"/>
-        </w:rPr>
-        <w:t>The recommender succeeds on 9/10 mystery requests and 2/5 poetry requests. Compute total and separate rates. A team reports only 11/15. Explain what that hides.</w:t>
-      </w:r>
-    </w:p>
-    <w:p>
-      <w:pPr>
-        <w:pStyle w:val="Heading3"/>
-      </w:pPr>
-      <w:r>
-        <w:t>Explain the mechanism, evidence and one limit.</w:t>
-      </w:r>
-    </w:p>
-    <w:p>
-      <w:r>
-        <w:t>________________________________________________________________</w:t>
-      </w:r>
-    </w:p>
-    <w:p>
-      <w:r>
-        <w:t>________________________________________________________________</w:t>
-      </w:r>
-    </w:p>
-    <w:p>
-      <w:r>
-        <w:t>________________________________________________________________</w:t>
-      </w:r>
-    </w:p>
-    <w:p>
-      <w:r>
-        <w:t>________________________________________________________________</w:t>
-      </w:r>
-    </w:p>
-    <w:p>
-      <w:r>
-        <w:t>________________________________________________________________</w:t>
-      </w:r>
-    </w:p>
-    <w:p>
-      <w:r>
-        <w:t>________________________________________________________________</w:t>
-      </w:r>
-    </w:p>
-    <w:p>
-      <w:r>
-        <w:t>________________________________________________________________</w:t>
-      </w:r>
-    </w:p>
-    <w:p>
-      <w:pPr>
-        <w:pStyle w:val="Heading3"/>
-      </w:pPr>
-      <w:r>
-        <w:t>Use feedback to improve</w:t>
-      </w:r>
-    </w:p>
-    <w:p>
-      <w:pPr>
-        <w:spacing w:line="336" w:lineRule="auto" w:after="180"/>
-      </w:pPr>
-      <w:r>
-        <w:rPr>
-          <w:b w:val="0"/>
-        </w:rPr>
-        <w:t>Attempt the independent case before hints. Record whether you worked alone, used a hint or followed a model. After feedback, fix the first unsupported step and explain why it changed.</w:t>
-      </w:r>
-    </w:p>
-    <w:p>
-      <w:pPr>
-        <w:spacing w:line="336" w:lineRule="auto" w:after="180"/>
-      </w:pPr>
-      <w:r>
-        <w:rPr>
-          <w:b w:val="0"/>
-        </w:rPr>
-        <w:t>A later check uses a changed case, not a copied answer.</w:t>
-      </w:r>
-    </w:p>
-    <w:p>
-      <w:pPr>
-        <w:pStyle w:val="Heading1"/>
-      </w:pPr>
-      <w:r>
-        <w:t>15. Your lesson route</w:t>
-      </w:r>
-    </w:p>
-    <w:p>
-      <w:r>
-        <w:t>Use this map to navigate Test Diverse Users, connect the goals to tasks and keep one evidence record for each attempt.</w:t>
-      </w:r>
-    </w:p>
-    <w:p>
-      <w:pPr>
-        <w:spacing w:line="336" w:lineRule="auto" w:after="180"/>
-      </w:pPr>
-      <w:r>
-        <w:rPr>
-          <w:b w:val="0"/>
-        </w:rPr>
-        <w:t>Start with this question: A fictional recommender is tested on distinct ordinary, equality, invalid-</w:t>
-      </w:r>
-      <w:r>
-        <w:rPr>
-          <w:b/>
-        </w:rPr>
-        <w:t>input</w:t>
-      </w:r>
-      <w:r>
-        <w:rPr>
-          <w:b w:val="0"/>
-        </w:rPr>
-        <w:t xml:space="preserve"> and tie cases.</w:t>
+        <w:t>15. Reference: original lesson checklist</w:t>
+      </w:r>
+    </w:p>
+    <w:p>
+      <w:r>
+        <w:t>Use an additional checklist when it helps inspect your explanation.</w:t>
+      </w:r>
+    </w:p>
+    <w:p>
+      <w:pPr>
+        <w:pStyle w:val="Heading2"/>
+      </w:pPr>
+      <w:r>
+        <w:t>Targets and evidence</w:t>
       </w:r>
     </w:p>
     <w:tbl>
@@ -5756,6 +6420,14 @@
     </w:tbl>
     <w:p>
       <w:pPr>
+        <w:pStyle w:val="Heading2"/>
+      </w:pPr>
+      <w:r>
+        <w:t>Keep your route and first prediction</w:t>
+      </w:r>
+    </w:p>
+    <w:p>
+      <w:pPr>
         <w:spacing w:line="336" w:lineRule="auto" w:after="180"/>
       </w:pPr>
       <w:r>
@@ -5814,15 +6486,10 @@
     </w:p>
     <w:p>
       <w:pPr>
-        <w:pStyle w:val="Heading1"/>
-      </w:pPr>
-      <w:r>
-        <w:t>16. Finish and return</w:t>
-      </w:r>
-    </w:p>
-    <w:p>
-      <w:r>
-        <w:t>Explain Test Diverse Users without notes, identify a remaining question and plan a later check with a changed case.</w:t>
+        <w:pStyle w:val="Heading2"/>
+      </w:pPr>
+      <w:r>
+        <w:t>Earlier wording, alternatives and picture transcripts · reference / check after trying</w:t>
       </w:r>
     </w:p>
     <w:p>
@@ -5833,51 +6500,7 @@
         <w:rPr>
           <w:b w:val="0"/>
         </w:rPr>
-        <w:t>Close your notes. Explain this goal in your own words: Evaluate across varied cases</w:t>
-      </w:r>
-    </w:p>
-    <w:p>
-      <w:pPr>
-        <w:pStyle w:val="Heading3"/>
-      </w:pPr>
-      <w:r>
-        <w:t>My deciding step, evidence and one remaining question</w:t>
-      </w:r>
-    </w:p>
-    <w:p>
-      <w:r>
-        <w:t>________________________________________________________________</w:t>
-      </w:r>
-    </w:p>
-    <w:p>
-      <w:r>
-        <w:t>________________________________________________________________</w:t>
-      </w:r>
-    </w:p>
-    <w:p>
-      <w:r>
-        <w:t>________________________________________________________________</w:t>
-      </w:r>
-    </w:p>
-    <w:p>
-      <w:r>
-        <w:t>________________________________________________________________</w:t>
-      </w:r>
-    </w:p>
-    <w:p>
-      <w:r>
-        <w:t>________________________________________________________________</w:t>
-      </w:r>
-    </w:p>
-    <w:p>
-      <w:pPr>
-        <w:spacing w:line="336" w:lineRule="auto" w:after="180"/>
-      </w:pPr>
-      <w:r>
-        <w:rPr>
-          <w:b w:val="0"/>
-        </w:rPr>
-        <w:t xml:space="preserve">If you are unsure, return to the worked picture and explain one arrow. If you are ready, change an </w:t>
+        <w:t>Start with this question: A fictional recommender is tested on distinct ordinary, equality, invalid-</w:t>
       </w:r>
       <w:r>
         <w:rPr>
@@ -5889,7 +6512,454 @@
         <w:rPr>
           <w:b w:val="0"/>
         </w:rPr>
-        <w:t xml:space="preserve"> or assumption and justify your </w:t>
+        <w:t xml:space="preserve"> and tie cases.</w:t>
+      </w:r>
+    </w:p>
+    <w:p>
+      <w:pPr>
+        <w:pStyle w:val="Heading1"/>
+      </w:pPr>
+      <w:r>
+        <w:t>17. Extra practice: pictures, repair and feedback</w:t>
+      </w:r>
+    </w:p>
+    <w:p>
+      <w:r>
+        <w:t>Attempt each question before opening its explanation. Use one browser or paper copy.</w:t>
+      </w:r>
+    </w:p>
+    <w:p>
+      <w:pPr>
+        <w:pStyle w:val="Heading2"/>
+      </w:pPr>
+      <w:r>
+        <w:t>First supported question</w:t>
+      </w:r>
+    </w:p>
+    <w:p>
+      <w:pPr>
+        <w:pStyle w:val="ListBullet"/>
+      </w:pPr>
+      <w:r>
+        <w:t>A fictional recommender is tested on distinct ordinary, equality, invalid-input and tie cases.</w:t>
+      </w:r>
+    </w:p>
+    <w:p>
+      <w:pPr>
+        <w:pStyle w:val="Heading3"/>
+      </w:pPr>
+      <w:r>
+        <w:t>Practice 1: explain the deciding evidence</w:t>
+      </w:r>
+    </w:p>
+    <w:p>
+      <w:pPr>
+        <w:pStyle w:val="ListBullet"/>
+      </w:pPr>
+      <w:r>
+        <w:t>Which labelled step matches this detail? Inspect failed equality traces and any invalid-input safety consequence, not only the total.</w:t>
+      </w:r>
+    </w:p>
+    <w:p>
+      <w:pPr>
+        <w:pStyle w:val="ListBullet"/>
+      </w:pPr>
+      <w:r>
+        <w:t>1. Prioritise repair</w:t>
+      </w:r>
+    </w:p>
+    <w:p>
+      <w:pPr>
+        <w:pStyle w:val="ListBullet"/>
+      </w:pPr>
+      <w:r>
+        <w:t>2. Total count</w:t>
+      </w:r>
+    </w:p>
+    <w:p>
+      <w:pPr>
+        <w:pStyle w:val="ListBullet"/>
+      </w:pPr>
+      <w:r>
+        <w:t>3. Find weak slices</w:t>
+      </w:r>
+    </w:p>
+    <w:p>
+      <w:pPr>
+        <w:pStyle w:val="ListBullet"/>
+      </w:pPr>
+      <w:r>
+        <w:t>4. Overall rate</w:t>
+      </w:r>
+    </w:p>
+    <w:p>
+      <w:pPr>
+        <w:pStyle w:val="Heading3"/>
+      </w:pPr>
+      <w:r>
+        <w:t>My selected conclusion, deciding fact and explanation</w:t>
+      </w:r>
+    </w:p>
+    <w:p>
+      <w:r>
+        <w:t>________________________________________________________________</w:t>
+      </w:r>
+    </w:p>
+    <w:p>
+      <w:r>
+        <w:t>________________________________________________________________</w:t>
+      </w:r>
+    </w:p>
+    <w:p>
+      <w:r>
+        <w:t>________________________________________________________________</w:t>
+      </w:r>
+    </w:p>
+    <w:p>
+      <w:r>
+        <w:t>________________________________________________________________</w:t>
+      </w:r>
+    </w:p>
+    <w:p>
+      <w:r>
+        <w:t>________________________________________________________________</w:t>
+      </w:r>
+    </w:p>
+    <w:p>
+      <w:pPr>
+        <w:pStyle w:val="ListBullet"/>
+      </w:pPr>
+      <w:r>
+        <w:t>Hint if needed: Read the steps in the pictorial case. Match the supplied detail to the stage that performs or records it.</w:t>
+      </w:r>
+    </w:p>
+    <w:p>
+      <w:pPr>
+        <w:pStyle w:val="Heading2"/>
+      </w:pPr>
+      <w:r>
+        <w:t>Check the first explanation · reference / check after trying</w:t>
+      </w:r>
+    </w:p>
+    <w:p>
+      <w:pPr>
+        <w:spacing w:line="336" w:lineRule="auto" w:after="180"/>
+      </w:pPr>
+      <w:r>
+        <w:rPr>
+          <w:b w:val="0"/>
+        </w:rPr>
+        <w:t>After your attempt, compare with the supported explanation: Prioritise repair Inspect failed equality traces and any invalid-</w:t>
+      </w:r>
+      <w:r>
+        <w:rPr>
+          <w:b/>
+        </w:rPr>
+        <w:t>input</w:t>
+      </w:r>
+      <w:r>
+        <w:rPr>
+          <w:b w:val="0"/>
+        </w:rPr>
+        <w:t xml:space="preserve"> safety consequence, not only the total.</w:t>
+      </w:r>
+    </w:p>
+    <w:p>
+      <w:pPr>
+        <w:spacing w:line="336" w:lineRule="auto" w:after="180"/>
+      </w:pPr>
+      <w:r>
+        <w:rPr>
+          <w:b w:val="0"/>
+        </w:rPr>
+        <w:t>Varied tests expose behavior an ordinary demonstration misses. The overall result combines disjoint cases once each; overlapping labels would require unique-case accounting.</w:t>
+      </w:r>
+    </w:p>
+    <w:p>
+      <w:pPr>
+        <w:spacing w:line="336" w:lineRule="auto" w:after="180"/>
+      </w:pPr>
+      <w:r>
+        <w:rPr>
+          <w:b w:val="0"/>
+        </w:rPr>
+        <w:t xml:space="preserve">Prioritisation also depends on consequences: a malformed </w:t>
+      </w:r>
+      <w:r>
+        <w:rPr>
+          <w:b/>
+        </w:rPr>
+        <w:t>input</w:t>
+      </w:r>
+      <w:r>
+        <w:rPr>
+          <w:b w:val="0"/>
+        </w:rPr>
+        <w:t xml:space="preserve"> that triggers an unauthorised action can be more serious than a harmless tie-order failure. Retain each failed case and its expected </w:t>
+      </w:r>
+      <w:r>
+        <w:rPr>
+          <w:b/>
+        </w:rPr>
+        <w:t>output</w:t>
+      </w:r>
+      <w:r>
+        <w:rPr>
+          <w:b w:val="0"/>
+        </w:rPr>
+        <w:t>.</w:t>
+      </w:r>
+    </w:p>
+    <w:p>
+      <w:pPr>
+        <w:pStyle w:val="Heading2"/>
+      </w:pPr>
+      <w:r>
+        <w:t>Changed-case question</w:t>
+      </w:r>
+    </w:p>
+    <w:p>
+      <w:pPr>
+        <w:pStyle w:val="Heading3"/>
+      </w:pPr>
+      <w:r>
+        <w:t>Practice 2: explain the deciding evidence</w:t>
+      </w:r>
+    </w:p>
+    <w:p>
+      <w:pPr>
+        <w:pStyle w:val="ListBullet"/>
+      </w:pPr>
+      <w:r>
+        <w:t>Changed-case practice: Someone reports only the ordinary slice. Which conclusion is supported by the supplied facts?</w:t>
+      </w:r>
+    </w:p>
+    <w:p>
+      <w:pPr>
+        <w:pStyle w:val="ListBullet"/>
+      </w:pPr>
+      <w:r>
+        <w:t>1. This one example guarantees correct results for every future input.</w:t>
+      </w:r>
+    </w:p>
+    <w:p>
+      <w:pPr>
+        <w:pStyle w:val="ListBullet"/>
+      </w:pPr>
+      <w:r>
+        <w:t>2. The claim becomes 4/4 on ordinary cases, not 100% across all tests.</w:t>
+      </w:r>
+    </w:p>
+    <w:p>
+      <w:pPr>
+        <w:pStyle w:val="ListBullet"/>
+      </w:pPr>
+      <w:r>
+        <w:t>3. We can decide the result without examining the changed input or the procedure.</w:t>
+      </w:r>
+    </w:p>
+    <w:p>
+      <w:pPr>
+        <w:pStyle w:val="Heading3"/>
+      </w:pPr>
+      <w:r>
+        <w:t>My selected conclusion, deciding fact and explanation</w:t>
+      </w:r>
+    </w:p>
+    <w:p>
+      <w:r>
+        <w:t>________________________________________________________________</w:t>
+      </w:r>
+    </w:p>
+    <w:p>
+      <w:r>
+        <w:t>________________________________________________________________</w:t>
+      </w:r>
+    </w:p>
+    <w:p>
+      <w:r>
+        <w:t>________________________________________________________________</w:t>
+      </w:r>
+    </w:p>
+    <w:p>
+      <w:r>
+        <w:t>________________________________________________________________</w:t>
+      </w:r>
+    </w:p>
+    <w:p>
+      <w:r>
+        <w:t>________________________________________________________________</w:t>
+      </w:r>
+    </w:p>
+    <w:p>
+      <w:pPr>
+        <w:pStyle w:val="ListBullet"/>
+      </w:pPr>
+      <w:r>
+        <w:t>Hint if needed: Use the changed condition and the deciding step in the pictorial trace. The answer must say what follows from those facts.</w:t>
+      </w:r>
+    </w:p>
+    <w:p>
+      <w:pPr>
+        <w:pStyle w:val="Heading2"/>
+      </w:pPr>
+      <w:r>
+        <w:t>Check the changed case · reference / check after trying</w:t>
+      </w:r>
+    </w:p>
+    <w:p>
+      <w:pPr>
+        <w:spacing w:line="336" w:lineRule="auto" w:after="180"/>
+      </w:pPr>
+      <w:r>
+        <w:rPr>
+          <w:b w:val="0"/>
+        </w:rPr>
+        <w:t>After your attempt, compare with the supported explanation: The claim becomes 4/4 on ordinary cases, not 100% across all tests. Eight nonordinary cases and their failures have been omitted.</w:t>
+      </w:r>
+    </w:p>
+    <w:p>
+      <w:pPr>
+        <w:pStyle w:val="Heading2"/>
+      </w:pPr>
+      <w:r>
+        <w:t>Repair and save your work</w:t>
+      </w:r>
+    </w:p>
+    <w:p>
+      <w:pPr>
+        <w:spacing w:line="336" w:lineRule="auto" w:after="180"/>
+      </w:pPr>
+      <w:r>
+        <w:rPr>
+          <w:b w:val="0"/>
+        </w:rPr>
+        <w:t>Review Build the Recommender (ai-2/33). Goal: Implement a deterministic recommender. Short practice: Explain why B does not win after D is excluded even though it has fewer pages..</w:t>
+      </w:r>
+    </w:p>
+    <w:p>
+      <w:pPr>
+        <w:spacing w:line="336" w:lineRule="auto" w:after="180"/>
+      </w:pPr>
+      <w:r>
+        <w:rPr>
+          <w:b w:val="0"/>
+        </w:rPr>
+        <w:t>Return to this week and explain what you changed.</w:t>
+      </w:r>
+    </w:p>
+    <w:p>
+      <w:pPr>
+        <w:spacing w:line="336" w:lineRule="auto" w:after="180"/>
+      </w:pPr>
+      <w:r>
+        <w:rPr>
+          <w:b w:val="0"/>
+        </w:rPr>
+        <w:t xml:space="preserve">Review Permissions and Human Review (ai-2/31). Goal: Explain the </w:t>
+      </w:r>
+      <w:r>
+        <w:rPr>
+          <w:b/>
+        </w:rPr>
+        <w:t>mechanism</w:t>
+      </w:r>
+      <w:r>
+        <w:rPr>
+          <w:b w:val="0"/>
+        </w:rPr>
+        <w:t xml:space="preserve"> and terminology of least privilege and tool scopes. Short practice: Which proposal is allowed, and why is an authorised object alone insufficient?.</w:t>
+      </w:r>
+    </w:p>
+    <w:p>
+      <w:pPr>
+        <w:spacing w:line="336" w:lineRule="auto" w:after="180"/>
+      </w:pPr>
+      <w:r>
+        <w:rPr>
+          <w:b w:val="0"/>
+        </w:rPr>
+        <w:t>Return to this week and explain what you changed.</w:t>
+      </w:r>
+    </w:p>
+    <w:p>
+      <w:pPr>
+        <w:spacing w:line="336" w:lineRule="auto" w:after="180"/>
+      </w:pPr>
+      <w:r>
+        <w:rPr>
+          <w:b w:val="0"/>
+        </w:rPr>
+        <w:t xml:space="preserve">Review Prompt Experiments (ai-2/28). Goal: Explain the </w:t>
+      </w:r>
+      <w:r>
+        <w:rPr>
+          <w:b/>
+        </w:rPr>
+        <w:t>mechanism</w:t>
+      </w:r>
+      <w:r>
+        <w:rPr>
+          <w:b w:val="0"/>
+        </w:rPr>
+        <w:t xml:space="preserve"> and terminology of controlled prompt experiments. Short practice: Name the case P passes and Q fails, and explain why it matters..</w:t>
+      </w:r>
+    </w:p>
+    <w:p>
+      <w:pPr>
+        <w:spacing w:line="336" w:lineRule="auto" w:after="180"/>
+      </w:pPr>
+      <w:r>
+        <w:rPr>
+          <w:b w:val="0"/>
+        </w:rPr>
+        <w:t>Return to this week and explain what you changed.</w:t>
+      </w:r>
+    </w:p>
+    <w:p>
+      <w:pPr>
+        <w:spacing w:line="336" w:lineRule="auto" w:after="180"/>
+      </w:pPr>
+      <w:r>
+        <w:rPr>
+          <w:b w:val="0"/>
+        </w:rPr>
+        <w:t xml:space="preserve">The browser lab lets you edit the supported Python examples already included in this lesson. Predict first, run, inspect the actual </w:t>
+      </w:r>
+      <w:r>
+        <w:rPr>
+          <w:b/>
+        </w:rPr>
+        <w:t>output</w:t>
+      </w:r>
+      <w:r>
+        <w:rPr>
+          <w:b w:val="0"/>
+        </w:rPr>
+        <w:t xml:space="preserve"> or error, change one </w:t>
+      </w:r>
+      <w:r>
+        <w:rPr>
+          <w:b/>
+        </w:rPr>
+        <w:t>input</w:t>
+      </w:r>
+      <w:r>
+        <w:rPr>
+          <w:b w:val="0"/>
+        </w:rPr>
+        <w:t>, then run again.</w:t>
+      </w:r>
+    </w:p>
+    <w:p>
+      <w:pPr>
+        <w:spacing w:line="336" w:lineRule="auto" w:after="180"/>
+      </w:pPr>
+      <w:r>
+        <w:rPr>
+          <w:b w:val="0"/>
+        </w:rPr>
+        <w:t xml:space="preserve">Keep code, </w:t>
       </w:r>
       <w:r>
         <w:rPr>
@@ -5901,7 +6971,7 @@
         <w:rPr>
           <w:b w:val="0"/>
         </w:rPr>
-        <w:t>.</w:t>
+        <w:t>s, actual results and a reasoned revision together. On paper, label your result as a trace rather than an execution.</w:t>
       </w:r>
     </w:p>
     <w:p>
@@ -5912,7 +6982,7 @@
         <w:rPr>
           <w:b w:val="0"/>
         </w:rPr>
-        <w:t xml:space="preserve">Save your workbook </w:t>
+        <w:t xml:space="preserve">Use Download completed work in the hosted lesson to export your answers, reflections, practice feedback and code-run </w:t>
       </w:r>
       <w:r>
         <w:rPr>
@@ -5924,20 +6994,26 @@
         <w:rPr>
           <w:b w:val="0"/>
         </w:rPr>
-        <w:t>. At the next review, try a different case before opening your old answer.</w:t>
-      </w:r>
-    </w:p>
-    <w:p>
-      <w:pPr>
-        <w:pStyle w:val="Heading1"/>
-      </w:pPr>
-      <w:r>
-        <w:t>17. Supported practice, repair and portfolio</w:t>
-      </w:r>
-    </w:p>
-    <w:p>
-      <w:r>
-        <w:t>Attempt supported questions before using hints or feedback. Review a missing building block, then keep the completed work.</w:t>
+        <w:t>. Open the HTML copy to read or print it.</w:t>
+      </w:r>
+    </w:p>
+    <w:p>
+      <w:pPr>
+        <w:spacing w:line="336" w:lineRule="auto" w:after="180"/>
+      </w:pPr>
+      <w:r>
+        <w:rPr>
+          <w:b w:val="0"/>
+        </w:rPr>
+        <w:t>Drafts stay in this browser when storage is available; clear drafts on a shared device.</w:t>
+      </w:r>
+    </w:p>
+    <w:p>
+      <w:pPr>
+        <w:pStyle w:val="Heading2"/>
+      </w:pPr>
+      <w:r>
+        <w:t>Earlier wording, alternatives and picture transcripts · reference / check after trying</w:t>
       </w:r>
     </w:p>
     <w:p>
@@ -5953,104 +7029,10 @@
     </w:p>
     <w:p>
       <w:pPr>
-        <w:spacing w:line="336" w:lineRule="auto" w:after="180"/>
-      </w:pPr>
-      <w:r>
-        <w:rPr>
-          <w:b w:val="0"/>
-        </w:rPr>
-        <w:t>A fictional recommender is tested on distinct ordinary, equality, invalid-</w:t>
-      </w:r>
-      <w:r>
-        <w:rPr>
-          <w:b/>
-        </w:rPr>
-        <w:t>input</w:t>
-      </w:r>
-      <w:r>
-        <w:rPr>
-          <w:b w:val="0"/>
-        </w:rPr>
-        <w:t xml:space="preserve"> and tie cases.</w:t>
-      </w:r>
-    </w:p>
-    <w:p>
-      <w:pPr>
         <w:pStyle w:val="Heading3"/>
       </w:pPr>
       <w:r>
-        <w:t>Practice 1: explain the deciding evidence</w:t>
-      </w:r>
-    </w:p>
-    <w:p>
-      <w:pPr>
-        <w:spacing w:line="336" w:lineRule="auto" w:after="180"/>
-      </w:pPr>
-      <w:r>
-        <w:rPr>
-          <w:b w:val="0"/>
-        </w:rPr>
-        <w:t>Which labelled step matches this detail? Inspect failed equality traces and any invalid-</w:t>
-      </w:r>
-      <w:r>
-        <w:rPr>
-          <w:b/>
-        </w:rPr>
-        <w:t>input</w:t>
-      </w:r>
-      <w:r>
-        <w:rPr>
-          <w:b w:val="0"/>
-        </w:rPr>
-        <w:t xml:space="preserve"> safety consequence, not only the total.</w:t>
-      </w:r>
-    </w:p>
-    <w:p>
-      <w:pPr>
-        <w:spacing w:line="336" w:lineRule="auto" w:after="180"/>
-        <w:shd w:fill="F4F9FC"/>
-      </w:pPr>
-      <w:r>
-        <w:rPr>
-          <w:b w:val="0"/>
-        </w:rPr>
-        <w:t>1. Prioritise repair</w:t>
-      </w:r>
-    </w:p>
-    <w:p>
-      <w:pPr>
-        <w:spacing w:line="336" w:lineRule="auto" w:after="180"/>
-        <w:shd w:fill="F4F9FC"/>
-      </w:pPr>
-      <w:r>
-        <w:rPr>
-          <w:b w:val="0"/>
-        </w:rPr>
-        <w:t>2. Total count</w:t>
-      </w:r>
-    </w:p>
-    <w:p>
-      <w:pPr>
-        <w:spacing w:line="336" w:lineRule="auto" w:after="180"/>
-        <w:shd w:fill="F4F9FC"/>
-      </w:pPr>
-      <w:r>
-        <w:rPr>
-          <w:b w:val="0"/>
-        </w:rPr>
-        <w:t>3. Find weak slices</w:t>
-      </w:r>
-    </w:p>
-    <w:p>
-      <w:pPr>
-        <w:spacing w:line="336" w:lineRule="auto" w:after="180"/>
-        <w:shd w:fill="F4F9FC"/>
-      </w:pPr>
-      <w:r>
-        <w:rPr>
-          <w:b w:val="0"/>
-        </w:rPr>
-        <w:t>4. Overall rate</w:t>
+        <w:t>Repair a missing building block</w:t>
       </w:r>
     </w:p>
     <w:p>
@@ -6058,32 +7040,7 @@
         <w:pStyle w:val="Heading3"/>
       </w:pPr>
       <w:r>
-        <w:t>My selected conclusion, deciding fact and explanation</w:t>
-      </w:r>
-    </w:p>
-    <w:p>
-      <w:r>
-        <w:t>________________________________________________________________</w:t>
-      </w:r>
-    </w:p>
-    <w:p>
-      <w:r>
-        <w:t>________________________________________________________________</w:t>
-      </w:r>
-    </w:p>
-    <w:p>
-      <w:r>
-        <w:t>________________________________________________________________</w:t>
-      </w:r>
-    </w:p>
-    <w:p>
-      <w:r>
-        <w:t>________________________________________________________________</w:t>
-      </w:r>
-    </w:p>
-    <w:p>
-      <w:r>
-        <w:t>________________________________________________________________</w:t>
+        <w:t>Predict, run and debug</w:t>
       </w:r>
     </w:p>
     <w:p>
@@ -6091,484 +7048,25 @@
         <w:pStyle w:val="Heading3"/>
       </w:pPr>
       <w:r>
-        <w:t>Hint · try first</w:t>
-      </w:r>
-    </w:p>
-    <w:p>
-      <w:pPr>
-        <w:spacing w:line="336" w:lineRule="auto" w:after="180"/>
-        <w:shd w:fill="F1F6F8"/>
-      </w:pPr>
-      <w:r>
-        <w:rPr>
-          <w:b w:val="0"/>
-        </w:rPr>
-        <w:t>Hint if needed: Read the steps in the pictorial case. Match the supplied detail to the stage that performs or records it.</w:t>
-      </w:r>
-    </w:p>
-    <w:p>
-      <w:pPr>
-        <w:pStyle w:val="Heading3"/>
-      </w:pPr>
-      <w:r>
-        <w:t>Feedback · compare after trying</w:t>
-      </w:r>
-    </w:p>
-    <w:p>
-      <w:pPr>
-        <w:spacing w:line="336" w:lineRule="auto" w:after="180"/>
-        <w:shd w:fill="F1F6FC"/>
-      </w:pPr>
-      <w:r>
-        <w:rPr>
-          <w:b w:val="0"/>
-        </w:rPr>
-        <w:t>After your attempt, compare with the supported explanation: Prioritise repair Inspect failed equality traces and any invalid-</w:t>
-      </w:r>
-      <w:r>
-        <w:rPr>
-          <w:b/>
-        </w:rPr>
-        <w:t>input</w:t>
-      </w:r>
-      <w:r>
-        <w:rPr>
-          <w:b w:val="0"/>
-        </w:rPr>
-        <w:t xml:space="preserve"> safety consequence, not only the total.</w:t>
-      </w:r>
-    </w:p>
-    <w:p>
-      <w:pPr>
-        <w:spacing w:line="336" w:lineRule="auto" w:after="180"/>
-        <w:shd w:fill="F1F6FC"/>
-      </w:pPr>
-      <w:r>
-        <w:rPr>
-          <w:b w:val="0"/>
-        </w:rPr>
-        <w:t>Varied tests expose behavior an ordinary demonstration misses. The overall result combines disjoint cases once each; overlapping labels would require unique-case accounting.</w:t>
-      </w:r>
-    </w:p>
-    <w:p>
-      <w:pPr>
-        <w:spacing w:line="336" w:lineRule="auto" w:after="180"/>
-        <w:shd w:fill="F1F6FC"/>
-      </w:pPr>
-      <w:r>
-        <w:rPr>
-          <w:b w:val="0"/>
-        </w:rPr>
-        <w:t xml:space="preserve">Prioritisation also depends on consequences: a malformed </w:t>
-      </w:r>
-      <w:r>
-        <w:rPr>
-          <w:b/>
-        </w:rPr>
-        <w:t>input</w:t>
-      </w:r>
-      <w:r>
-        <w:rPr>
-          <w:b w:val="0"/>
-        </w:rPr>
-        <w:t xml:space="preserve"> that triggers an unauthorised action can be more serious than a harmless tie-order failure. Retain each failed case and its expected </w:t>
-      </w:r>
-      <w:r>
-        <w:rPr>
-          <w:b/>
-        </w:rPr>
-        <w:t>output</w:t>
-      </w:r>
-      <w:r>
-        <w:rPr>
-          <w:b w:val="0"/>
-        </w:rPr>
-        <w:t>.</w:t>
-      </w:r>
-    </w:p>
-    <w:p>
-      <w:pPr>
-        <w:pStyle w:val="Heading3"/>
-      </w:pPr>
-      <w:r>
-        <w:t>Practice 2: explain the deciding evidence</w:t>
-      </w:r>
-    </w:p>
-    <w:p>
-      <w:pPr>
-        <w:pStyle w:val="Heading3"/>
-      </w:pPr>
-      <w:r>
-        <w:t>Changed case · predict first</w:t>
-      </w:r>
-    </w:p>
-    <w:p>
-      <w:pPr>
-        <w:spacing w:line="336" w:lineRule="auto" w:after="180"/>
-        <w:shd w:fill="F5F1FB"/>
-      </w:pPr>
-      <w:r>
-        <w:rPr>
-          <w:b w:val="0"/>
-        </w:rPr>
-        <w:t>Changed-case practice: Someone reports only the ordinary slice. Which conclusion is supported by the supplied facts?</w:t>
-      </w:r>
-    </w:p>
-    <w:p>
-      <w:pPr>
-        <w:spacing w:line="336" w:lineRule="auto" w:after="180"/>
-        <w:shd w:fill="F4F9FC"/>
-      </w:pPr>
-      <w:r>
-        <w:rPr>
-          <w:b w:val="0"/>
-        </w:rPr>
-        <w:t xml:space="preserve">1. This one example guarantees correct results for every future </w:t>
-      </w:r>
-      <w:r>
-        <w:rPr>
-          <w:b/>
-        </w:rPr>
-        <w:t>input</w:t>
-      </w:r>
-      <w:r>
-        <w:rPr>
-          <w:b w:val="0"/>
-        </w:rPr>
-        <w:t>.</w:t>
-      </w:r>
-    </w:p>
-    <w:p>
-      <w:pPr>
-        <w:spacing w:line="336" w:lineRule="auto" w:after="180"/>
-        <w:shd w:fill="F4F9FC"/>
-      </w:pPr>
-      <w:r>
-        <w:rPr>
-          <w:b w:val="0"/>
-        </w:rPr>
-        <w:t>2. The claim becomes 4/4 on ordinary cases, not 100% across all tests.</w:t>
-      </w:r>
-    </w:p>
-    <w:p>
-      <w:pPr>
-        <w:spacing w:line="336" w:lineRule="auto" w:after="180"/>
-        <w:shd w:fill="F4F9FC"/>
-      </w:pPr>
-      <w:r>
-        <w:rPr>
-          <w:b w:val="0"/>
-        </w:rPr>
-        <w:t xml:space="preserve">3. We can decide the result without examining the changed </w:t>
-      </w:r>
-      <w:r>
-        <w:rPr>
-          <w:b/>
-        </w:rPr>
-        <w:t>input</w:t>
-      </w:r>
-      <w:r>
-        <w:rPr>
-          <w:b w:val="0"/>
-        </w:rPr>
-        <w:t xml:space="preserve"> or the procedure.</w:t>
-      </w:r>
-    </w:p>
-    <w:p>
-      <w:pPr>
-        <w:pStyle w:val="Heading3"/>
-      </w:pPr>
-      <w:r>
-        <w:t>My selected conclusion, deciding fact and explanation</w:t>
-      </w:r>
-    </w:p>
-    <w:p>
-      <w:r>
-        <w:t>________________________________________________________________</w:t>
-      </w:r>
-    </w:p>
-    <w:p>
-      <w:r>
-        <w:t>________________________________________________________________</w:t>
-      </w:r>
-    </w:p>
-    <w:p>
-      <w:r>
-        <w:t>________________________________________________________________</w:t>
-      </w:r>
-    </w:p>
-    <w:p>
-      <w:r>
-        <w:t>________________________________________________________________</w:t>
-      </w:r>
-    </w:p>
-    <w:p>
-      <w:r>
-        <w:t>________________________________________________________________</w:t>
-      </w:r>
-    </w:p>
-    <w:p>
-      <w:pPr>
-        <w:pStyle w:val="Heading3"/>
-      </w:pPr>
-      <w:r>
-        <w:t>Hint · try first</w:t>
-      </w:r>
-    </w:p>
-    <w:p>
-      <w:pPr>
-        <w:spacing w:line="336" w:lineRule="auto" w:after="180"/>
-        <w:shd w:fill="F1F6F8"/>
-      </w:pPr>
-      <w:r>
-        <w:rPr>
-          <w:b w:val="0"/>
-        </w:rPr>
-        <w:t>Hint if needed: Use the changed condition and the deciding step in the pictorial trace. The answer must say what follows from those facts.</w:t>
-      </w:r>
-    </w:p>
-    <w:p>
-      <w:pPr>
-        <w:pStyle w:val="Heading3"/>
-      </w:pPr>
-      <w:r>
-        <w:t>Feedback · compare after trying</w:t>
-      </w:r>
-    </w:p>
-    <w:p>
-      <w:pPr>
-        <w:spacing w:line="336" w:lineRule="auto" w:after="180"/>
-        <w:shd w:fill="F1F6FC"/>
-      </w:pPr>
-      <w:r>
-        <w:rPr>
-          <w:b w:val="0"/>
-        </w:rPr>
-        <w:t>After your attempt, compare with the supported explanation: The claim becomes 4/4 on ordinary cases, not 100% across all tests. Eight nonordinary cases and their failures have been omitted.</w:t>
-      </w:r>
-    </w:p>
-    <w:p>
-      <w:pPr>
-        <w:pStyle w:val="Heading3"/>
-      </w:pPr>
-      <w:r>
-        <w:t>Repair a missing building block</w:t>
-      </w:r>
-    </w:p>
-    <w:p>
-      <w:pPr>
-        <w:spacing w:line="336" w:lineRule="auto" w:after="180"/>
-      </w:pPr>
-      <w:r>
-        <w:rPr>
-          <w:b w:val="0"/>
-        </w:rPr>
-        <w:t>Review Build the Recommender (ai-2/33). Goal: Implement a deterministic recommender. Short practice: Explain why B does not win after D is excluded even though it has fewer pages..</w:t>
-      </w:r>
-    </w:p>
-    <w:p>
-      <w:pPr>
-        <w:spacing w:line="336" w:lineRule="auto" w:after="180"/>
-      </w:pPr>
-      <w:r>
-        <w:rPr>
-          <w:b w:val="0"/>
-        </w:rPr>
-        <w:t>Return to this week and explain what you changed.</w:t>
-      </w:r>
-    </w:p>
-    <w:p>
-      <w:pPr>
-        <w:spacing w:line="336" w:lineRule="auto" w:after="180"/>
-      </w:pPr>
-      <w:r>
-        <w:rPr>
-          <w:b w:val="0"/>
-        </w:rPr>
-        <w:t xml:space="preserve">Review Permissions and Human Review (ai-2/31). Goal: Explain the </w:t>
-      </w:r>
-      <w:r>
-        <w:rPr>
-          <w:b/>
-        </w:rPr>
-        <w:t>mechanism</w:t>
-      </w:r>
-      <w:r>
-        <w:rPr>
-          <w:b w:val="0"/>
-        </w:rPr>
-        <w:t xml:space="preserve"> and terminology of least privilege and tool scopes. Short practice: Which proposal is allowed, and why is an authorised object alone insufficient?.</w:t>
-      </w:r>
-    </w:p>
-    <w:p>
-      <w:pPr>
-        <w:spacing w:line="336" w:lineRule="auto" w:after="180"/>
-      </w:pPr>
-      <w:r>
-        <w:rPr>
-          <w:b w:val="0"/>
-        </w:rPr>
-        <w:t>Return to this week and explain what you changed.</w:t>
-      </w:r>
-    </w:p>
-    <w:p>
-      <w:pPr>
-        <w:spacing w:line="336" w:lineRule="auto" w:after="180"/>
-      </w:pPr>
-      <w:r>
-        <w:rPr>
-          <w:b w:val="0"/>
-        </w:rPr>
-        <w:t xml:space="preserve">Review Prompt Experiments (ai-2/28). Goal: Explain the </w:t>
-      </w:r>
-      <w:r>
-        <w:rPr>
-          <w:b/>
-        </w:rPr>
-        <w:t>mechanism</w:t>
-      </w:r>
-      <w:r>
-        <w:rPr>
-          <w:b w:val="0"/>
-        </w:rPr>
-        <w:t xml:space="preserve"> and terminology of controlled prompt experiments. Short practice: Name the case P passes and Q fails, and explain why it matters..</w:t>
-      </w:r>
-    </w:p>
-    <w:p>
-      <w:pPr>
-        <w:spacing w:line="336" w:lineRule="auto" w:after="180"/>
-      </w:pPr>
-      <w:r>
-        <w:rPr>
-          <w:b w:val="0"/>
-        </w:rPr>
-        <w:t>Return to this week and explain what you changed.</w:t>
-      </w:r>
-    </w:p>
-    <w:p>
-      <w:pPr>
-        <w:pStyle w:val="Heading3"/>
-      </w:pPr>
-      <w:r>
-        <w:t>Predict, run and debug</w:t>
-      </w:r>
-    </w:p>
-    <w:p>
-      <w:pPr>
-        <w:spacing w:line="336" w:lineRule="auto" w:after="180"/>
-      </w:pPr>
-      <w:r>
-        <w:rPr>
-          <w:b w:val="0"/>
-        </w:rPr>
-        <w:t xml:space="preserve">The browser lab lets you edit the supported Python examples already included in this lesson. Predict first, run, inspect the actual </w:t>
-      </w:r>
-      <w:r>
-        <w:rPr>
-          <w:b/>
-        </w:rPr>
-        <w:t>output</w:t>
-      </w:r>
-      <w:r>
-        <w:rPr>
-          <w:b w:val="0"/>
-        </w:rPr>
-        <w:t xml:space="preserve"> or error, change one </w:t>
-      </w:r>
-      <w:r>
-        <w:rPr>
-          <w:b/>
-        </w:rPr>
-        <w:t>input</w:t>
-      </w:r>
-      <w:r>
-        <w:rPr>
-          <w:b w:val="0"/>
-        </w:rPr>
-        <w:t>, then run again.</w:t>
-      </w:r>
-    </w:p>
-    <w:p>
-      <w:pPr>
-        <w:spacing w:line="336" w:lineRule="auto" w:after="180"/>
-      </w:pPr>
-      <w:r>
-        <w:rPr>
-          <w:b w:val="0"/>
-        </w:rPr>
-        <w:t xml:space="preserve">Keep code, </w:t>
-      </w:r>
-      <w:r>
-        <w:rPr>
-          <w:b/>
-        </w:rPr>
-        <w:t>prediction</w:t>
-      </w:r>
-      <w:r>
-        <w:rPr>
-          <w:b w:val="0"/>
-        </w:rPr>
-        <w:t>s, actual results and a reasoned revision together. On paper, label your result as a trace rather than an execution.</w:t>
-      </w:r>
-    </w:p>
-    <w:p>
-      <w:pPr>
-        <w:pStyle w:val="Heading3"/>
-      </w:pPr>
-      <w:r>
         <w:t>Keep your completed work</w:t>
       </w:r>
     </w:p>
     <w:p>
       <w:pPr>
-        <w:spacing w:line="336" w:lineRule="auto" w:after="180"/>
-      </w:pPr>
-      <w:r>
-        <w:rPr>
-          <w:b w:val="0"/>
-        </w:rPr>
-        <w:t xml:space="preserve">Use Download completed work in the hosted lesson to export your answers, reflections, practice feedback and code-run </w:t>
-      </w:r>
-      <w:r>
-        <w:rPr>
-          <w:b/>
-        </w:rPr>
-        <w:t>evidence</w:t>
-      </w:r>
-      <w:r>
-        <w:rPr>
-          <w:b w:val="0"/>
-        </w:rPr>
-        <w:t>. Open the HTML copy to read or print it.</w:t>
-      </w:r>
-    </w:p>
-    <w:p>
-      <w:pPr>
-        <w:spacing w:line="336" w:lineRule="auto" w:after="180"/>
-      </w:pPr>
-      <w:r>
-        <w:rPr>
-          <w:b w:val="0"/>
-        </w:rPr>
-        <w:t>Drafts stay in this browser when storage is available; clear drafts on a shared device.</w:t>
-      </w:r>
-    </w:p>
-    <w:p>
-      <w:pPr>
         <w:pStyle w:val="Heading1"/>
       </w:pPr>
       <w:r>
-        <w:t>18. Visual concept journey</w:t>
-      </w:r>
-    </w:p>
-    <w:p>
-      <w:r>
-        <w:t>Explain each Test Diverse Users graphic using its labels, deciding evidence and relevant limitation.</w:t>
-      </w:r>
-    </w:p>
-    <w:p>
-      <w:pPr>
-        <w:pStyle w:val="Heading3"/>
+        <w:t>18. Reference: the six-picture journey</w:t>
+      </w:r>
+    </w:p>
+    <w:p>
+      <w:r>
+        <w:t>Revisit the picture that serves the current question; key diagrams already sit beside the main explanation.</w:t>
+      </w:r>
+    </w:p>
+    <w:p>
+      <w:pPr>
+        <w:pStyle w:val="Heading2"/>
       </w:pPr>
       <w:r>
         <w:t>01. Test Diverse Users: the case</w:t>
@@ -6579,7 +7077,7 @@
         <w:drawing>
           <wp:inline xmlns:a="http://schemas.openxmlformats.org/drawingml/2006/main" xmlns:pic="http://schemas.openxmlformats.org/drawingml/2006/picture">
             <wp:extent cx="5486400" cy="2840736"/>
-            <wp:docPr id="23" name="Picture 23" descr="A fictional recommender is tested on distinct ordinary, equality, invalid-input and tie cases. Supplied facts: Recorded full passes: ordinary 4/4; equality 1/3; invalid 2/3; ties 1/2. Categories are disjoint and every case was run on the same frozen version with the same contract."/>
+            <wp:docPr id="29" name="Picture 29" descr="A fictional recommender is tested on distinct ordinary, equality, invalid-input and tie cases. Supplied facts: Recorded full passes: ordinary 4/4; equality 1/3; invalid 2/3; ties 1/2. Categories are disjoint and every case was run on the same frozen version with the same contract."/>
             <wp:cNvGraphicFramePr>
               <a:graphicFrameLocks noChangeAspect="1"/>
             </wp:cNvGraphicFramePr>
@@ -6591,7 +7089,7 @@
                     <pic:cNvPicPr/>
                   </pic:nvPicPr>
                   <pic:blipFill>
-                    <a:blip r:embed="rId30"/>
+                    <a:blip r:embed="rId32"/>
                     <a:stretch>
                       <a:fillRect/>
                     </a:stretch>
@@ -6647,7 +7145,6 @@
     <w:p>
       <w:pPr>
         <w:spacing w:line="336" w:lineRule="auto" w:after="180"/>
-        <w:shd w:fill="F5F1FB"/>
       </w:pPr>
       <w:r>
         <w:rPr>
@@ -6658,7 +7155,7 @@
     </w:p>
     <w:p>
       <w:pPr>
-        <w:pStyle w:val="Heading3"/>
+        <w:pStyle w:val="Heading2"/>
       </w:pPr>
       <w:r>
         <w:t>02. Follow the deciding steps</w:t>
@@ -6669,7 +7166,7 @@
         <w:drawing>
           <wp:inline xmlns:a="http://schemas.openxmlformats.org/drawingml/2006/main" xmlns:pic="http://schemas.openxmlformats.org/drawingml/2006/picture">
             <wp:extent cx="5486400" cy="4160520"/>
-            <wp:docPr id="24" name="Picture 24" descr="Total count: Passes 4+1+2+1=8; cases 4+3+3+2=12. → Overall rate: 8/12≈66.7% full passes. → Find weak slices: Equality 1/3; invalid 2/3; ties 1/2; ordinary 4/4. → Prioritise repair: Inspect failed equality traces and any invalid-input safety consequence, not only the total."/>
+            <wp:docPr id="30" name="Picture 30" descr="Total count: Passes 4+1+2+1=8; cases 4+3+3+2=12. → Overall rate: 8/12≈66.7% full passes. → Find weak slices: Equality 1/3; invalid 2/3; ties 1/2; ordinary 4/4. → Prioritise repair: Inspect failed equality traces and any invalid-input safety consequence, not only the total."/>
             <wp:cNvGraphicFramePr>
               <a:graphicFrameLocks noChangeAspect="1"/>
             </wp:cNvGraphicFramePr>
@@ -6681,7 +7178,7 @@
                     <pic:cNvPicPr/>
                   </pic:nvPicPr>
                   <pic:blipFill>
-                    <a:blip r:embed="rId31"/>
+                    <a:blip r:embed="rId17"/>
                     <a:stretch>
                       <a:fillRect/>
                     </a:stretch>
@@ -6726,7 +7223,6 @@
     <w:p>
       <w:pPr>
         <w:spacing w:line="336" w:lineRule="auto" w:after="180"/>
-        <w:shd w:fill="F5F1FB"/>
       </w:pPr>
       <w:r>
         <w:rPr>
@@ -6749,7 +7245,7 @@
     </w:p>
     <w:p>
       <w:pPr>
-        <w:pStyle w:val="Heading3"/>
+        <w:pStyle w:val="Heading2"/>
       </w:pPr>
       <w:r>
         <w:t>03. Disjoint evaluation categories</w:t>
@@ -6760,7 +7256,7 @@
         <w:drawing>
           <wp:inline xmlns:a="http://schemas.openxmlformats.org/drawingml/2006/main" xmlns:pic="http://schemas.openxmlformats.org/drawingml/2006/picture">
             <wp:extent cx="5486400" cy="3938016"/>
-            <wp:docPr id="25" name="Picture 25" descr="Disjoint evaluation categories. Ordinary: Full passes = 4, Cases run = 4. Equality: Full passes = 1, Cases run = 3. Invalid: Full passes = 2, Cases run = 3. Ties: Full passes = 1, Cases run = 2."/>
+            <wp:docPr id="31" name="Picture 31" descr="Disjoint evaluation categories. Ordinary: Full passes = 4, Cases run = 4. Equality: Full passes = 1, Cases run = 3. Invalid: Full passes = 2, Cases run = 3. Ties: Full passes = 1, Cases run = 2."/>
             <wp:cNvGraphicFramePr>
               <a:graphicFrameLocks noChangeAspect="1"/>
             </wp:cNvGraphicFramePr>
@@ -6772,7 +7268,7 @@
                     <pic:cNvPicPr/>
                   </pic:nvPicPr>
                   <pic:blipFill>
-                    <a:blip r:embed="rId32"/>
+                    <a:blip r:embed="rId33"/>
                     <a:stretch>
                       <a:fillRect/>
                     </a:stretch>
@@ -6805,7 +7301,6 @@
     <w:p>
       <w:pPr>
         <w:spacing w:line="336" w:lineRule="auto" w:after="180"/>
-        <w:shd w:fill="F5F1FB"/>
       </w:pPr>
       <w:r>
         <w:rPr>
@@ -6816,7 +7311,7 @@
     </w:p>
     <w:p>
       <w:pPr>
-        <w:pStyle w:val="Heading3"/>
+        <w:pStyle w:val="Heading2"/>
       </w:pPr>
       <w:r>
         <w:t>04. Change one thing. Trace what follows.</w:t>
@@ -6827,7 +7322,7 @@
         <w:drawing>
           <wp:inline xmlns:a="http://schemas.openxmlformats.org/drawingml/2006/main" xmlns:pic="http://schemas.openxmlformats.org/drawingml/2006/picture">
             <wp:extent cx="5486400" cy="3041904"/>
-            <wp:docPr id="26" name="Picture 26" descr="Original case: Inspect failed equality traces and any invalid-input safety consequence, not only the total. Changed condition: Someone reports only the ordinary slice. Expected result: The claim becomes 4/4 on ordinary cases, not 100% across all tests. Reason: Eight nonordinary cases and their failures have been omitted."/>
+            <wp:docPr id="32" name="Picture 32" descr="Original case: Inspect failed equality traces and any invalid-input safety consequence, not only the total. Changed condition: Someone reports only the ordinary slice. Expected result: The claim becomes 4/4 on ordinary cases, not 100% across all tests. Reason: Eight nonordinary cases and their failures have been omitted."/>
             <wp:cNvGraphicFramePr>
               <a:graphicFrameLocks noChangeAspect="1"/>
             </wp:cNvGraphicFramePr>
@@ -6839,7 +7334,7 @@
                     <pic:cNvPicPr/>
                   </pic:nvPicPr>
                   <pic:blipFill>
-                    <a:blip r:embed="rId33"/>
+                    <a:blip r:embed="rId18"/>
                     <a:stretch>
                       <a:fillRect/>
                     </a:stretch>
@@ -6895,7 +7390,6 @@
     <w:p>
       <w:pPr>
         <w:spacing w:line="336" w:lineRule="auto" w:after="180"/>
-        <w:shd w:fill="F5F1FB"/>
       </w:pPr>
       <w:r>
         <w:rPr>
@@ -6906,7 +7400,7 @@
     </w:p>
     <w:p>
       <w:pPr>
-        <w:pStyle w:val="Heading3"/>
+        <w:pStyle w:val="Heading2"/>
       </w:pPr>
       <w:r>
         <w:t>05. Connect the explanation to its limit</w:t>
@@ -6917,7 +7411,7 @@
         <w:drawing>
           <wp:inline xmlns:a="http://schemas.openxmlformats.org/drawingml/2006/main" xmlns:pic="http://schemas.openxmlformats.org/drawingml/2006/picture">
             <wp:extent cx="5486400" cy="2941320"/>
-            <wp:docPr id="27" name="Picture 27" descr="Varied tests expose behavior an ordinary demonstration misses. The overall result combines disjoint cases once each; overlapping labels would require unique-case accounting. Prioritisation also depends on consequences: a malformed input that triggers an unauthorised action can be more serious than a harmless tie-order failure. Retain each failed case and its expected output. Limit: Twelve designed cases describe this test suite, not an unbiased estimate of future usage accuracy."/>
+            <wp:docPr id="33" name="Picture 33" descr="Varied tests expose behavior an ordinary demonstration misses. The overall result combines disjoint cases once each; overlapping labels would require unique-case accounting. Prioritisation also depends on consequences: a malformed input that triggers an unauthorised action can be more serious than a harmless tie-order failure. Retain each failed case and its expected output. Limit: Twelve designed cases describe this test suite, not an unbiased estimate of future usage accuracy."/>
             <wp:cNvGraphicFramePr>
               <a:graphicFrameLocks noChangeAspect="1"/>
             </wp:cNvGraphicFramePr>
@@ -7008,7 +7502,6 @@
     <w:p>
       <w:pPr>
         <w:spacing w:line="336" w:lineRule="auto" w:after="180"/>
-        <w:shd w:fill="F5F1FB"/>
       </w:pPr>
       <w:r>
         <w:rPr>
@@ -7019,7 +7512,7 @@
     </w:p>
     <w:p>
       <w:pPr>
-        <w:pStyle w:val="Heading3"/>
+        <w:pStyle w:val="Heading2"/>
       </w:pPr>
       <w:r>
         <w:t>06. Make the idea visible in your project</w:t>
@@ -7030,7 +7523,7 @@
         <w:drawing>
           <wp:inline xmlns:a="http://schemas.openxmlformats.org/drawingml/2006/main" xmlns:pic="http://schemas.openxmlformats.org/drawingml/2006/picture">
             <wp:extent cx="5486400" cy="3380232"/>
-            <wp:docPr id="28" name="Picture 28" descr="Build a recommender evaluation matrix with routine, boundary, missing, invalid and tie cases, then add separately planned user-condition coverage. Draw your input, deciding step, result and limit. Supported question: Can these records establish performance for different user groups?"/>
+            <wp:docPr id="34" name="Picture 34" descr="Build a recommender evaluation matrix with routine, boundary, missing, invalid and tie cases, then add separately planned user-condition coverage. Draw your input, deciding step, result and limit. Supported question: Can these records establish performance for different user groups?"/>
             <wp:cNvGraphicFramePr>
               <a:graphicFrameLocks noChangeAspect="1"/>
             </wp:cNvGraphicFramePr>
@@ -7110,7 +7603,6 @@
     <w:p>
       <w:pPr>
         <w:spacing w:line="336" w:lineRule="auto" w:after="180"/>
-        <w:shd w:fill="F5F1FB"/>
       </w:pPr>
       <w:r>
         <w:rPr>
@@ -7129,6 +7621,62 @@
           <w:b w:val="0"/>
         </w:rPr>
         <w:t>.</w:t>
+      </w:r>
+    </w:p>
+    <w:p>
+      <w:pPr>
+        <w:pStyle w:val="Heading2"/>
+      </w:pPr>
+      <w:r>
+        <w:t>Earlier wording, alternatives and picture transcripts · reference / check after trying</w:t>
+      </w:r>
+    </w:p>
+    <w:p>
+      <w:pPr>
+        <w:pStyle w:val="Heading3"/>
+      </w:pPr>
+      <w:r>
+        <w:t>01. Test Diverse Users: the case</w:t>
+      </w:r>
+    </w:p>
+    <w:p>
+      <w:pPr>
+        <w:pStyle w:val="Heading3"/>
+      </w:pPr>
+      <w:r>
+        <w:t>02. Follow the deciding steps</w:t>
+      </w:r>
+    </w:p>
+    <w:p>
+      <w:pPr>
+        <w:pStyle w:val="Heading3"/>
+      </w:pPr>
+      <w:r>
+        <w:t>03. Disjoint evaluation categories</w:t>
+      </w:r>
+    </w:p>
+    <w:p>
+      <w:pPr>
+        <w:pStyle w:val="Heading3"/>
+      </w:pPr>
+      <w:r>
+        <w:t>04. Change one thing. Trace what follows.</w:t>
+      </w:r>
+    </w:p>
+    <w:p>
+      <w:pPr>
+        <w:pStyle w:val="Heading3"/>
+      </w:pPr>
+      <w:r>
+        <w:t>05. Connect the explanation to its limit</w:t>
+      </w:r>
+    </w:p>
+    <w:p>
+      <w:pPr>
+        <w:pStyle w:val="Heading3"/>
+      </w:pPr>
+      <w:r>
+        <w:t>06. Make the idea visible in your project</w:t>
       </w:r>
     </w:p>
     <w:sectPr>
